--- a/docs/ProjectDocumentation.docx
+++ b/docs/ProjectDocumentation.docx
@@ -129,25 +129,17 @@
           <w:rFonts w:ascii="Georgia" w:hAnsi="Georgia"/>
           <w:b/>
           <w:bCs/>
-        </w:rPr>
-      </w:pPr>
-      <w:proofErr w:type="spellStart"/>
-      <w:r>
-        <w:rPr>
-          <w:rFonts w:ascii="Georgia" w:hAnsi="Georgia"/>
-          <w:b/>
-          <w:bCs/>
-        </w:rPr>
-        <w:t>Student</w:t>
-      </w:r>
-      <w:proofErr w:type="spellEnd"/>
-      <w:r>
-        <w:rPr>
-          <w:rFonts w:ascii="Georgia" w:hAnsi="Georgia"/>
-          <w:b/>
-          <w:bCs/>
-        </w:rPr>
-        <w:t>:</w:t>
+          <w:lang w:val="en-US"/>
+        </w:rPr>
+      </w:pPr>
+      <w:r>
+        <w:rPr>
+          <w:rFonts w:ascii="Georgia" w:hAnsi="Georgia"/>
+          <w:b/>
+          <w:bCs/>
+          <w:lang w:val="en-US"/>
+        </w:rPr>
+        <w:t>Student:</w:t>
       </w:r>
     </w:p>
     <w:p>
@@ -156,11 +148,13 @@
         <w:jc w:val="center"/>
         <w:rPr>
           <w:rFonts w:ascii="Georgia" w:hAnsi="Georgia"/>
-        </w:rPr>
-      </w:pPr>
-      <w:r>
-        <w:rPr>
-          <w:rFonts w:ascii="Georgia" w:hAnsi="Georgia"/>
+          <w:lang w:val="en-US"/>
+        </w:rPr>
+      </w:pPr>
+      <w:r>
+        <w:rPr>
+          <w:rFonts w:ascii="Georgia" w:hAnsi="Georgia"/>
+          <w:lang w:val="en-US"/>
         </w:rPr>
         <w:t>Juan Sebastian Torres Pantoja</w:t>
       </w:r>
@@ -171,6 +165,7 @@
         <w:jc w:val="center"/>
         <w:rPr>
           <w:rFonts w:ascii="Georgia" w:hAnsi="Georgia"/>
+          <w:lang w:val="en-US"/>
         </w:rPr>
       </w:pPr>
     </w:p>
@@ -180,6 +175,7 @@
         <w:jc w:val="center"/>
         <w:rPr>
           <w:rFonts w:ascii="Georgia" w:hAnsi="Georgia"/>
+          <w:lang w:val="en-US"/>
         </w:rPr>
       </w:pPr>
     </w:p>
@@ -274,13 +270,11 @@
         <w:jc w:val="center"/>
         <w:rPr>
           <w:rFonts w:ascii="Georgia" w:hAnsi="Georgia"/>
-          <w:lang w:val="en-US"/>
-        </w:rPr>
-      </w:pPr>
-      <w:r>
-        <w:rPr>
-          <w:rFonts w:ascii="Georgia" w:hAnsi="Georgia"/>
-          <w:lang w:val="en-US"/>
+        </w:rPr>
+      </w:pPr>
+      <w:r>
+        <w:rPr>
+          <w:rFonts w:ascii="Georgia" w:hAnsi="Georgia"/>
         </w:rPr>
         <w:t>DATA ENGINEERING AND ARTIFICIAL INTELLIGENCE</w:t>
       </w:r>
@@ -291,7 +285,6 @@
         <w:jc w:val="center"/>
         <w:rPr>
           <w:rFonts w:ascii="Georgia" w:hAnsi="Georgia"/>
-          <w:lang w:val="en-US"/>
         </w:rPr>
       </w:pPr>
     </w:p>
@@ -301,7 +294,6 @@
         <w:jc w:val="center"/>
         <w:rPr>
           <w:rFonts w:ascii="Georgia" w:hAnsi="Georgia"/>
-          <w:lang w:val="en-US"/>
         </w:rPr>
       </w:pPr>
     </w:p>
@@ -311,7 +303,6 @@
         <w:jc w:val="center"/>
         <w:rPr>
           <w:rFonts w:ascii="Georgia" w:hAnsi="Georgia"/>
-          <w:lang w:val="en-US"/>
         </w:rPr>
       </w:pPr>
     </w:p>
@@ -321,7 +312,6 @@
         <w:jc w:val="center"/>
         <w:rPr>
           <w:rFonts w:ascii="Georgia" w:hAnsi="Georgia"/>
-          <w:lang w:val="en-US"/>
         </w:rPr>
       </w:pPr>
     </w:p>
@@ -346,13 +336,11 @@
         <w:jc w:val="center"/>
         <w:rPr>
           <w:rFonts w:ascii="Georgia" w:hAnsi="Georgia"/>
-          <w:lang w:val="en-US"/>
-        </w:rPr>
-      </w:pPr>
-      <w:r>
-        <w:rPr>
-          <w:rFonts w:ascii="Georgia" w:hAnsi="Georgia"/>
-          <w:lang w:val="en-US"/>
+        </w:rPr>
+      </w:pPr>
+      <w:r>
+        <w:rPr>
+          <w:rFonts w:ascii="Georgia" w:hAnsi="Georgia"/>
         </w:rPr>
         <w:t>Cali, Colombia</w:t>
       </w:r>
@@ -371,14 +359,7 @@
           <w:rFonts w:ascii="Georgia" w:hAnsi="Georgia"/>
           <w:lang w:val="en-US"/>
         </w:rPr>
-        <w:t>202</w:t>
-      </w:r>
-      <w:r>
-        <w:rPr>
-          <w:rFonts w:ascii="Georgia" w:hAnsi="Georgia"/>
-          <w:lang w:val="en-US"/>
-        </w:rPr>
-        <w:t>6</w:t>
+        <w:t>2026</w:t>
       </w:r>
     </w:p>
     <w:p>
@@ -3283,6 +3264,4153 @@
         </w:rPr>
       </w:pPr>
     </w:p>
+    <w:p>
+      <w:pPr>
+        <w:spacing w:line="360" w:lineRule="auto"/>
+        <w:jc w:val="both"/>
+        <w:rPr>
+          <w:rFonts w:ascii="Georgia" w:hAnsi="Georgia"/>
+          <w:lang w:val="en-US"/>
+        </w:rPr>
+      </w:pPr>
+    </w:p>
+    <w:p>
+      <w:pPr>
+        <w:spacing w:line="360" w:lineRule="auto"/>
+        <w:jc w:val="both"/>
+        <w:rPr>
+          <w:rFonts w:ascii="Georgia" w:hAnsi="Georgia"/>
+          <w:b/>
+          <w:bCs/>
+          <w:lang w:val="en-US"/>
+        </w:rPr>
+      </w:pPr>
+      <w:r>
+        <w:rPr>
+          <w:rFonts w:ascii="Georgia" w:hAnsi="Georgia"/>
+          <w:b/>
+          <w:bCs/>
+          <w:lang w:val="en-US"/>
+        </w:rPr>
+        <w:lastRenderedPageBreak/>
+        <w:t>6. Dimensional Data Model</w:t>
+      </w:r>
+    </w:p>
+    <w:p>
+      <w:pPr>
+        <w:spacing w:line="360" w:lineRule="auto"/>
+        <w:jc w:val="both"/>
+        <w:rPr>
+          <w:rFonts w:ascii="Georgia" w:hAnsi="Georgia"/>
+          <w:b/>
+          <w:bCs/>
+          <w:lang w:val="en-US"/>
+        </w:rPr>
+      </w:pPr>
+      <w:r>
+        <w:rPr>
+          <w:rFonts w:ascii="Georgia" w:hAnsi="Georgia"/>
+          <w:b/>
+          <w:bCs/>
+          <w:lang w:val="en-US"/>
+        </w:rPr>
+        <w:t>Step 1 — Business Process</w:t>
+      </w:r>
+    </w:p>
+    <w:p>
+      <w:pPr>
+        <w:spacing w:line="360" w:lineRule="auto"/>
+        <w:jc w:val="both"/>
+        <w:rPr>
+          <w:rFonts w:ascii="Georgia" w:hAnsi="Georgia"/>
+          <w:lang w:val="en-US"/>
+        </w:rPr>
+      </w:pPr>
+      <w:r>
+        <w:rPr>
+          <w:rFonts w:ascii="Georgia" w:hAnsi="Georgia"/>
+          <w:lang w:val="en-US"/>
+        </w:rPr>
+        <w:t xml:space="preserve">The business process being analyzed is the </w:t>
+      </w:r>
+      <w:r>
+        <w:rPr>
+          <w:rFonts w:ascii="Georgia" w:hAnsi="Georgia"/>
+          <w:b/>
+          <w:bCs/>
+          <w:lang w:val="en-US"/>
+        </w:rPr>
+        <w:t>candidate technical evaluation and hiring decision process</w:t>
+      </w:r>
+      <w:r>
+        <w:rPr>
+          <w:rFonts w:ascii="Georgia" w:hAnsi="Georgia"/>
+          <w:lang w:val="en-US"/>
+        </w:rPr>
+        <w:t>. Each time a candidate applies to a technical role, they are evaluated through two assessments (Code Challenge and Technical Interview), and the outcome of that evaluation determines whether the candidate is hired. This process was chosen because all five business requirements (R1–R5) revolve around measuring and comparing hiring outcomes across time, technology, candidate profile, and geography — all of which stem directly from individual application events.</w:t>
+      </w:r>
+    </w:p>
+    <w:p>
+      <w:pPr>
+        <w:spacing w:line="360" w:lineRule="auto"/>
+        <w:jc w:val="both"/>
+        <w:rPr>
+          <w:rFonts w:ascii="Georgia" w:hAnsi="Georgia"/>
+          <w:b/>
+          <w:bCs/>
+          <w:lang w:val="en-US"/>
+        </w:rPr>
+      </w:pPr>
+      <w:r>
+        <w:rPr>
+          <w:rFonts w:ascii="Georgia" w:hAnsi="Georgia"/>
+          <w:b/>
+          <w:bCs/>
+          <w:lang w:val="en-US"/>
+        </w:rPr>
+        <w:t>Step 2 — Grain</w:t>
+      </w:r>
+    </w:p>
+    <w:p>
+      <w:pPr>
+        <w:spacing w:line="360" w:lineRule="auto"/>
+        <w:ind w:left="708"/>
+        <w:jc w:val="both"/>
+        <w:rPr>
+          <w:rFonts w:ascii="Georgia" w:hAnsi="Georgia"/>
+          <w:lang w:val="en-US"/>
+        </w:rPr>
+      </w:pPr>
+      <w:r>
+        <w:rPr>
+          <w:rFonts w:ascii="Georgia" w:hAnsi="Georgia"/>
+          <w:b/>
+          <w:bCs/>
+          <w:lang w:val="en-US"/>
+        </w:rPr>
+        <w:t>“</w:t>
+      </w:r>
+      <w:r>
+        <w:rPr>
+          <w:rFonts w:ascii="Georgia" w:hAnsi="Georgia"/>
+          <w:i/>
+          <w:iCs/>
+          <w:lang w:val="en-US"/>
+        </w:rPr>
+        <w:t xml:space="preserve">One row in </w:t>
+      </w:r>
+      <w:proofErr w:type="spellStart"/>
+      <w:r>
+        <w:rPr>
+          <w:rFonts w:ascii="Georgia" w:hAnsi="Georgia"/>
+          <w:b/>
+          <w:bCs/>
+          <w:i/>
+          <w:iCs/>
+          <w:lang w:val="en-US"/>
+        </w:rPr>
+        <w:t>Fact_Application</w:t>
+      </w:r>
+      <w:proofErr w:type="spellEnd"/>
+      <w:r>
+        <w:rPr>
+          <w:rFonts w:ascii="Georgia" w:hAnsi="Georgia"/>
+          <w:i/>
+          <w:iCs/>
+          <w:lang w:val="en-US"/>
+        </w:rPr>
+        <w:t xml:space="preserve"> represents one candidate application, evaluated on a specific date, for a specific technology, resulting in a Code Challenge Score, a Technical Interview Score, and a derived hiring outcome.</w:t>
+      </w:r>
+      <w:r>
+        <w:rPr>
+          <w:rFonts w:ascii="Georgia" w:hAnsi="Georgia"/>
+          <w:i/>
+          <w:iCs/>
+          <w:lang w:val="en-US"/>
+        </w:rPr>
+        <w:t>”</w:t>
+      </w:r>
+    </w:p>
+    <w:p>
+      <w:pPr>
+        <w:spacing w:line="360" w:lineRule="auto"/>
+        <w:jc w:val="both"/>
+        <w:rPr>
+          <w:rFonts w:ascii="Georgia" w:hAnsi="Georgia"/>
+          <w:lang w:val="en-US"/>
+        </w:rPr>
+      </w:pPr>
+      <w:r>
+        <w:rPr>
+          <w:rFonts w:ascii="Georgia" w:hAnsi="Georgia"/>
+          <w:lang w:val="en-US"/>
+        </w:rPr>
+        <w:t>This grain is compatible with all five requirements: it preserves enough detail (date, technology, seniority/YOE, country, both scores, hired flag) to be aggregated in any direction R1–R5 require, without pre-aggregating information the business questions need to slice differently.</w:t>
+      </w:r>
+    </w:p>
+    <w:p>
+      <w:pPr>
+        <w:spacing w:line="360" w:lineRule="auto"/>
+        <w:jc w:val="both"/>
+        <w:rPr>
+          <w:rFonts w:ascii="Georgia" w:hAnsi="Georgia"/>
+          <w:b/>
+          <w:bCs/>
+        </w:rPr>
+      </w:pPr>
+      <w:r>
+        <w:rPr>
+          <w:rFonts w:ascii="Georgia" w:hAnsi="Georgia"/>
+          <w:b/>
+          <w:bCs/>
+        </w:rPr>
+        <w:t xml:space="preserve">Step 3 — </w:t>
+      </w:r>
+      <w:proofErr w:type="spellStart"/>
+      <w:r>
+        <w:rPr>
+          <w:rFonts w:ascii="Georgia" w:hAnsi="Georgia"/>
+          <w:b/>
+          <w:bCs/>
+        </w:rPr>
+        <w:t>Dimensions</w:t>
+      </w:r>
+      <w:proofErr w:type="spellEnd"/>
+    </w:p>
+    <w:tbl>
+      <w:tblPr>
+        <w:tblW w:w="0" w:type="auto"/>
+        <w:tblCellSpacing w:w="15" w:type="dxa"/>
+        <w:tblLayout w:type="fixed"/>
+        <w:tblCellMar>
+          <w:top w:w="15" w:type="dxa"/>
+          <w:left w:w="15" w:type="dxa"/>
+          <w:bottom w:w="15" w:type="dxa"/>
+          <w:right w:w="15" w:type="dxa"/>
+        </w:tblCellMar>
+        <w:tblLook w:val="04A0" w:firstRow="1" w:lastRow="0" w:firstColumn="1" w:lastColumn="0" w:noHBand="0" w:noVBand="1"/>
+      </w:tblPr>
+      <w:tblGrid>
+        <w:gridCol w:w="2422"/>
+        <w:gridCol w:w="2114"/>
+        <w:gridCol w:w="1843"/>
+        <w:gridCol w:w="1985"/>
+      </w:tblGrid>
+      <w:tr>
+        <w:trPr>
+          <w:trHeight w:val="728"/>
+          <w:tblHeader/>
+          <w:tblCellSpacing w:w="15" w:type="dxa"/>
+        </w:trPr>
+        <w:tc>
+          <w:tcPr>
+            <w:tcW w:w="2377" w:type="dxa"/>
+            <w:tcBorders>
+              <w:bottom w:val="single" w:sz="4" w:space="0" w:color="auto"/>
+            </w:tcBorders>
+            <w:vAlign w:val="center"/>
+            <w:hideMark/>
+          </w:tcPr>
+          <w:p>
+            <w:pPr>
+              <w:spacing w:line="360" w:lineRule="auto"/>
+              <w:jc w:val="center"/>
+              <w:rPr>
+                <w:rFonts w:ascii="Georgia" w:hAnsi="Georgia"/>
+                <w:b/>
+                <w:bCs/>
+              </w:rPr>
+            </w:pPr>
+            <w:proofErr w:type="spellStart"/>
+            <w:r>
+              <w:rPr>
+                <w:rFonts w:ascii="Georgia" w:hAnsi="Georgia"/>
+                <w:b/>
+                <w:bCs/>
+              </w:rPr>
+              <w:t>Dimension</w:t>
+            </w:r>
+            <w:proofErr w:type="spellEnd"/>
+          </w:p>
+        </w:tc>
+        <w:tc>
+          <w:tcPr>
+            <w:tcW w:w="2084" w:type="dxa"/>
+            <w:tcBorders>
+              <w:bottom w:val="single" w:sz="4" w:space="0" w:color="auto"/>
+            </w:tcBorders>
+            <w:vAlign w:val="center"/>
+            <w:hideMark/>
+          </w:tcPr>
+          <w:p>
+            <w:pPr>
+              <w:spacing w:line="360" w:lineRule="auto"/>
+              <w:rPr>
+                <w:rFonts w:ascii="Georgia" w:hAnsi="Georgia"/>
+                <w:b/>
+                <w:bCs/>
+              </w:rPr>
+            </w:pPr>
+            <w:proofErr w:type="spellStart"/>
+            <w:r>
+              <w:rPr>
+                <w:rFonts w:ascii="Georgia" w:hAnsi="Georgia"/>
+                <w:b/>
+                <w:bCs/>
+              </w:rPr>
+              <w:t>Purpose</w:t>
+            </w:r>
+            <w:proofErr w:type="spellEnd"/>
+          </w:p>
+        </w:tc>
+        <w:tc>
+          <w:tcPr>
+            <w:tcW w:w="1813" w:type="dxa"/>
+            <w:tcBorders>
+              <w:bottom w:val="single" w:sz="4" w:space="0" w:color="auto"/>
+            </w:tcBorders>
+            <w:vAlign w:val="center"/>
+            <w:hideMark/>
+          </w:tcPr>
+          <w:p>
+            <w:pPr>
+              <w:spacing w:line="360" w:lineRule="auto"/>
+              <w:rPr>
+                <w:rFonts w:ascii="Georgia" w:hAnsi="Georgia"/>
+                <w:b/>
+                <w:bCs/>
+              </w:rPr>
+            </w:pPr>
+            <w:proofErr w:type="spellStart"/>
+            <w:r>
+              <w:rPr>
+                <w:rFonts w:ascii="Georgia" w:hAnsi="Georgia"/>
+                <w:b/>
+                <w:bCs/>
+              </w:rPr>
+              <w:t>Main</w:t>
+            </w:r>
+            <w:proofErr w:type="spellEnd"/>
+            <w:r>
+              <w:rPr>
+                <w:rFonts w:ascii="Georgia" w:hAnsi="Georgia"/>
+                <w:b/>
+                <w:bCs/>
+              </w:rPr>
+              <w:t xml:space="preserve"> </w:t>
+            </w:r>
+            <w:proofErr w:type="spellStart"/>
+            <w:r>
+              <w:rPr>
+                <w:rFonts w:ascii="Georgia" w:hAnsi="Georgia"/>
+                <w:b/>
+                <w:bCs/>
+              </w:rPr>
+              <w:t>Attributes</w:t>
+            </w:r>
+            <w:proofErr w:type="spellEnd"/>
+          </w:p>
+        </w:tc>
+        <w:tc>
+          <w:tcPr>
+            <w:tcW w:w="1940" w:type="dxa"/>
+            <w:tcBorders>
+              <w:bottom w:val="single" w:sz="4" w:space="0" w:color="auto"/>
+            </w:tcBorders>
+            <w:vAlign w:val="center"/>
+            <w:hideMark/>
+          </w:tcPr>
+          <w:p>
+            <w:pPr>
+              <w:spacing w:line="360" w:lineRule="auto"/>
+              <w:jc w:val="center"/>
+              <w:rPr>
+                <w:rFonts w:ascii="Georgia" w:hAnsi="Georgia"/>
+                <w:b/>
+                <w:bCs/>
+              </w:rPr>
+            </w:pPr>
+            <w:proofErr w:type="spellStart"/>
+            <w:r>
+              <w:rPr>
+                <w:rFonts w:ascii="Georgia" w:hAnsi="Georgia"/>
+                <w:b/>
+                <w:bCs/>
+              </w:rPr>
+              <w:t>Requirement</w:t>
+            </w:r>
+            <w:proofErr w:type="spellEnd"/>
+            <w:r>
+              <w:rPr>
+                <w:rFonts w:ascii="Georgia" w:hAnsi="Georgia"/>
+                <w:b/>
+                <w:bCs/>
+              </w:rPr>
+              <w:t xml:space="preserve">(s) </w:t>
+            </w:r>
+            <w:proofErr w:type="spellStart"/>
+            <w:r>
+              <w:rPr>
+                <w:rFonts w:ascii="Georgia" w:hAnsi="Georgia"/>
+                <w:b/>
+                <w:bCs/>
+              </w:rPr>
+              <w:t>Supported</w:t>
+            </w:r>
+            <w:proofErr w:type="spellEnd"/>
+          </w:p>
+        </w:tc>
+      </w:tr>
+      <w:tr>
+        <w:trPr>
+          <w:trHeight w:val="1878"/>
+          <w:tblCellSpacing w:w="15" w:type="dxa"/>
+        </w:trPr>
+        <w:tc>
+          <w:tcPr>
+            <w:tcW w:w="2377" w:type="dxa"/>
+            <w:vAlign w:val="center"/>
+            <w:hideMark/>
+          </w:tcPr>
+          <w:p>
+            <w:pPr>
+              <w:spacing w:line="360" w:lineRule="auto"/>
+              <w:jc w:val="both"/>
+              <w:rPr>
+                <w:rFonts w:ascii="Georgia" w:hAnsi="Georgia"/>
+              </w:rPr>
+            </w:pPr>
+            <w:proofErr w:type="spellStart"/>
+            <w:r>
+              <w:rPr>
+                <w:rFonts w:ascii="Georgia" w:hAnsi="Georgia"/>
+              </w:rPr>
+              <w:t>Dim_Date</w:t>
+            </w:r>
+            <w:proofErr w:type="spellEnd"/>
+          </w:p>
+        </w:tc>
+        <w:tc>
+          <w:tcPr>
+            <w:tcW w:w="2084" w:type="dxa"/>
+            <w:vAlign w:val="center"/>
+            <w:hideMark/>
+          </w:tcPr>
+          <w:p>
+            <w:pPr>
+              <w:spacing w:line="360" w:lineRule="auto"/>
+              <w:rPr>
+                <w:rFonts w:ascii="Georgia" w:hAnsi="Georgia"/>
+                <w:lang w:val="en-US"/>
+              </w:rPr>
+            </w:pPr>
+            <w:r>
+              <w:rPr>
+                <w:rFonts w:ascii="Georgia" w:hAnsi="Georgia"/>
+                <w:lang w:val="en-US"/>
+              </w:rPr>
+              <w:t>Enables analysis of hiring behavior across time periods</w:t>
+            </w:r>
+          </w:p>
+        </w:tc>
+        <w:tc>
+          <w:tcPr>
+            <w:tcW w:w="1813" w:type="dxa"/>
+            <w:vAlign w:val="center"/>
+            <w:hideMark/>
+          </w:tcPr>
+          <w:p>
+            <w:pPr>
+              <w:spacing w:line="360" w:lineRule="auto"/>
+              <w:rPr>
+                <w:rFonts w:ascii="Georgia" w:hAnsi="Georgia"/>
+                <w:lang w:val="en-US"/>
+              </w:rPr>
+            </w:pPr>
+            <w:proofErr w:type="spellStart"/>
+            <w:r>
+              <w:rPr>
+                <w:rFonts w:ascii="Georgia" w:hAnsi="Georgia"/>
+                <w:lang w:val="en-US"/>
+              </w:rPr>
+              <w:t>date_key</w:t>
+            </w:r>
+            <w:proofErr w:type="spellEnd"/>
+            <w:r>
+              <w:rPr>
+                <w:rFonts w:ascii="Georgia" w:hAnsi="Georgia"/>
+                <w:lang w:val="en-US"/>
+              </w:rPr>
+              <w:t xml:space="preserve"> (PK), </w:t>
+            </w:r>
+            <w:proofErr w:type="spellStart"/>
+            <w:r>
+              <w:rPr>
+                <w:rFonts w:ascii="Georgia" w:hAnsi="Georgia"/>
+                <w:lang w:val="en-US"/>
+              </w:rPr>
+              <w:t>full_date</w:t>
+            </w:r>
+            <w:proofErr w:type="spellEnd"/>
+            <w:r>
+              <w:rPr>
+                <w:rFonts w:ascii="Georgia" w:hAnsi="Georgia"/>
+                <w:lang w:val="en-US"/>
+              </w:rPr>
+              <w:t xml:space="preserve">, year, quarter, month, </w:t>
+            </w:r>
+            <w:proofErr w:type="spellStart"/>
+            <w:r>
+              <w:rPr>
+                <w:rFonts w:ascii="Georgia" w:hAnsi="Georgia"/>
+                <w:lang w:val="en-US"/>
+              </w:rPr>
+              <w:t>month_name</w:t>
+            </w:r>
+            <w:proofErr w:type="spellEnd"/>
+            <w:r>
+              <w:rPr>
+                <w:rFonts w:ascii="Georgia" w:hAnsi="Georgia"/>
+                <w:lang w:val="en-US"/>
+              </w:rPr>
+              <w:t xml:space="preserve">, </w:t>
+            </w:r>
+            <w:proofErr w:type="spellStart"/>
+            <w:r>
+              <w:rPr>
+                <w:rFonts w:ascii="Georgia" w:hAnsi="Georgia"/>
+                <w:lang w:val="en-US"/>
+              </w:rPr>
+              <w:t>day_of_week</w:t>
+            </w:r>
+            <w:proofErr w:type="spellEnd"/>
+          </w:p>
+        </w:tc>
+        <w:tc>
+          <w:tcPr>
+            <w:tcW w:w="1940" w:type="dxa"/>
+            <w:vAlign w:val="center"/>
+            <w:hideMark/>
+          </w:tcPr>
+          <w:p>
+            <w:pPr>
+              <w:spacing w:line="360" w:lineRule="auto"/>
+              <w:rPr>
+                <w:rFonts w:ascii="Georgia" w:hAnsi="Georgia"/>
+              </w:rPr>
+            </w:pPr>
+            <w:r>
+              <w:rPr>
+                <w:rFonts w:ascii="Georgia" w:hAnsi="Georgia"/>
+              </w:rPr>
+              <w:t>R1</w:t>
+            </w:r>
+          </w:p>
+        </w:tc>
+      </w:tr>
+      <w:tr>
+        <w:trPr>
+          <w:tblCellSpacing w:w="15" w:type="dxa"/>
+        </w:trPr>
+        <w:tc>
+          <w:tcPr>
+            <w:tcW w:w="2377" w:type="dxa"/>
+            <w:vAlign w:val="center"/>
+            <w:hideMark/>
+          </w:tcPr>
+          <w:p>
+            <w:pPr>
+              <w:spacing w:line="360" w:lineRule="auto"/>
+              <w:jc w:val="both"/>
+              <w:rPr>
+                <w:rFonts w:ascii="Georgia" w:hAnsi="Georgia"/>
+              </w:rPr>
+            </w:pPr>
+            <w:proofErr w:type="spellStart"/>
+            <w:r>
+              <w:rPr>
+                <w:rFonts w:ascii="Georgia" w:hAnsi="Georgia"/>
+              </w:rPr>
+              <w:t>Dim_Technology</w:t>
+            </w:r>
+            <w:proofErr w:type="spellEnd"/>
+          </w:p>
+        </w:tc>
+        <w:tc>
+          <w:tcPr>
+            <w:tcW w:w="2084" w:type="dxa"/>
+            <w:vAlign w:val="center"/>
+            <w:hideMark/>
+          </w:tcPr>
+          <w:p>
+            <w:pPr>
+              <w:spacing w:line="360" w:lineRule="auto"/>
+              <w:rPr>
+                <w:rFonts w:ascii="Georgia" w:hAnsi="Georgia"/>
+                <w:lang w:val="en-US"/>
+              </w:rPr>
+            </w:pPr>
+            <w:r>
+              <w:rPr>
+                <w:rFonts w:ascii="Georgia" w:hAnsi="Georgia"/>
+                <w:lang w:val="en-US"/>
+              </w:rPr>
+              <w:t>Enables comparison of hiring outcomes across technical profiles</w:t>
+            </w:r>
+          </w:p>
+        </w:tc>
+        <w:tc>
+          <w:tcPr>
+            <w:tcW w:w="1813" w:type="dxa"/>
+            <w:vAlign w:val="center"/>
+            <w:hideMark/>
+          </w:tcPr>
+          <w:p>
+            <w:pPr>
+              <w:spacing w:line="360" w:lineRule="auto"/>
+              <w:rPr>
+                <w:rFonts w:ascii="Georgia" w:hAnsi="Georgia"/>
+                <w:lang w:val="en-US"/>
+              </w:rPr>
+            </w:pPr>
+            <w:proofErr w:type="spellStart"/>
+            <w:r>
+              <w:rPr>
+                <w:rFonts w:ascii="Georgia" w:hAnsi="Georgia"/>
+                <w:lang w:val="en-US"/>
+              </w:rPr>
+              <w:t>technology_key</w:t>
+            </w:r>
+            <w:proofErr w:type="spellEnd"/>
+            <w:r>
+              <w:rPr>
+                <w:rFonts w:ascii="Georgia" w:hAnsi="Georgia"/>
+                <w:lang w:val="en-US"/>
+              </w:rPr>
+              <w:t xml:space="preserve"> (PK), </w:t>
+            </w:r>
+            <w:proofErr w:type="spellStart"/>
+            <w:r>
+              <w:rPr>
+                <w:rFonts w:ascii="Georgia" w:hAnsi="Georgia"/>
+                <w:lang w:val="en-US"/>
+              </w:rPr>
+              <w:t>technology_name</w:t>
+            </w:r>
+            <w:proofErr w:type="spellEnd"/>
+          </w:p>
+        </w:tc>
+        <w:tc>
+          <w:tcPr>
+            <w:tcW w:w="1940" w:type="dxa"/>
+            <w:vAlign w:val="center"/>
+            <w:hideMark/>
+          </w:tcPr>
+          <w:p>
+            <w:pPr>
+              <w:spacing w:line="360" w:lineRule="auto"/>
+              <w:rPr>
+                <w:rFonts w:ascii="Georgia" w:hAnsi="Georgia"/>
+              </w:rPr>
+            </w:pPr>
+            <w:r>
+              <w:rPr>
+                <w:rFonts w:ascii="Georgia" w:hAnsi="Georgia"/>
+              </w:rPr>
+              <w:t>R2</w:t>
+            </w:r>
+          </w:p>
+        </w:tc>
+      </w:tr>
+      <w:tr>
+        <w:trPr>
+          <w:tblCellSpacing w:w="15" w:type="dxa"/>
+        </w:trPr>
+        <w:tc>
+          <w:tcPr>
+            <w:tcW w:w="2377" w:type="dxa"/>
+            <w:vAlign w:val="center"/>
+            <w:hideMark/>
+          </w:tcPr>
+          <w:p>
+            <w:pPr>
+              <w:spacing w:line="360" w:lineRule="auto"/>
+              <w:jc w:val="both"/>
+              <w:rPr>
+                <w:rFonts w:ascii="Georgia" w:hAnsi="Georgia"/>
+              </w:rPr>
+            </w:pPr>
+            <w:proofErr w:type="spellStart"/>
+            <w:r>
+              <w:rPr>
+                <w:rFonts w:ascii="Georgia" w:hAnsi="Georgia"/>
+              </w:rPr>
+              <w:lastRenderedPageBreak/>
+              <w:t>Dim_Candidate_Profile</w:t>
+            </w:r>
+            <w:proofErr w:type="spellEnd"/>
+          </w:p>
+        </w:tc>
+        <w:tc>
+          <w:tcPr>
+            <w:tcW w:w="2084" w:type="dxa"/>
+            <w:vAlign w:val="center"/>
+            <w:hideMark/>
+          </w:tcPr>
+          <w:p>
+            <w:pPr>
+              <w:spacing w:line="360" w:lineRule="auto"/>
+              <w:rPr>
+                <w:rFonts w:ascii="Georgia" w:hAnsi="Georgia"/>
+                <w:lang w:val="en-US"/>
+              </w:rPr>
+            </w:pPr>
+            <w:r>
+              <w:rPr>
+                <w:rFonts w:ascii="Georgia" w:hAnsi="Georgia"/>
+                <w:lang w:val="en-US"/>
+              </w:rPr>
+              <w:t>Enables analysis of hiring outcomes by seniority and experience level</w:t>
+            </w:r>
+          </w:p>
+        </w:tc>
+        <w:tc>
+          <w:tcPr>
+            <w:tcW w:w="1813" w:type="dxa"/>
+            <w:vAlign w:val="center"/>
+            <w:hideMark/>
+          </w:tcPr>
+          <w:p>
+            <w:pPr>
+              <w:spacing w:line="360" w:lineRule="auto"/>
+              <w:rPr>
+                <w:rFonts w:ascii="Georgia" w:hAnsi="Georgia"/>
+                <w:lang w:val="en-US"/>
+              </w:rPr>
+            </w:pPr>
+            <w:proofErr w:type="spellStart"/>
+            <w:r>
+              <w:rPr>
+                <w:rFonts w:ascii="Georgia" w:hAnsi="Georgia"/>
+                <w:lang w:val="en-US"/>
+              </w:rPr>
+              <w:t>profile_key</w:t>
+            </w:r>
+            <w:proofErr w:type="spellEnd"/>
+            <w:r>
+              <w:rPr>
+                <w:rFonts w:ascii="Georgia" w:hAnsi="Georgia"/>
+                <w:lang w:val="en-US"/>
+              </w:rPr>
+              <w:t xml:space="preserve"> (PK), seniority, </w:t>
+            </w:r>
+            <w:proofErr w:type="spellStart"/>
+            <w:r>
+              <w:rPr>
+                <w:rFonts w:ascii="Georgia" w:hAnsi="Georgia"/>
+                <w:lang w:val="en-US"/>
+              </w:rPr>
+              <w:t>yoe_range</w:t>
+            </w:r>
+            <w:proofErr w:type="spellEnd"/>
+          </w:p>
+        </w:tc>
+        <w:tc>
+          <w:tcPr>
+            <w:tcW w:w="1940" w:type="dxa"/>
+            <w:vAlign w:val="center"/>
+            <w:hideMark/>
+          </w:tcPr>
+          <w:p>
+            <w:pPr>
+              <w:spacing w:line="360" w:lineRule="auto"/>
+              <w:rPr>
+                <w:rFonts w:ascii="Georgia" w:hAnsi="Georgia"/>
+              </w:rPr>
+            </w:pPr>
+            <w:r>
+              <w:rPr>
+                <w:rFonts w:ascii="Georgia" w:hAnsi="Georgia"/>
+              </w:rPr>
+              <w:t>R3</w:t>
+            </w:r>
+          </w:p>
+        </w:tc>
+      </w:tr>
+      <w:tr>
+        <w:trPr>
+          <w:tblCellSpacing w:w="15" w:type="dxa"/>
+        </w:trPr>
+        <w:tc>
+          <w:tcPr>
+            <w:tcW w:w="2377" w:type="dxa"/>
+            <w:vAlign w:val="center"/>
+            <w:hideMark/>
+          </w:tcPr>
+          <w:p>
+            <w:pPr>
+              <w:spacing w:line="360" w:lineRule="auto"/>
+              <w:jc w:val="both"/>
+              <w:rPr>
+                <w:rFonts w:ascii="Georgia" w:hAnsi="Georgia"/>
+              </w:rPr>
+            </w:pPr>
+            <w:proofErr w:type="spellStart"/>
+            <w:r>
+              <w:rPr>
+                <w:rFonts w:ascii="Georgia" w:hAnsi="Georgia"/>
+              </w:rPr>
+              <w:t>Dim_Country</w:t>
+            </w:r>
+            <w:proofErr w:type="spellEnd"/>
+          </w:p>
+        </w:tc>
+        <w:tc>
+          <w:tcPr>
+            <w:tcW w:w="2084" w:type="dxa"/>
+            <w:vAlign w:val="center"/>
+            <w:hideMark/>
+          </w:tcPr>
+          <w:p>
+            <w:pPr>
+              <w:spacing w:line="360" w:lineRule="auto"/>
+              <w:rPr>
+                <w:rFonts w:ascii="Georgia" w:hAnsi="Georgia"/>
+                <w:lang w:val="en-US"/>
+              </w:rPr>
+            </w:pPr>
+            <w:r>
+              <w:rPr>
+                <w:rFonts w:ascii="Georgia" w:hAnsi="Georgia"/>
+                <w:lang w:val="en-US"/>
+              </w:rPr>
+              <w:t>Enables geographic comparison of recruitment volume and outcomes</w:t>
+            </w:r>
+          </w:p>
+        </w:tc>
+        <w:tc>
+          <w:tcPr>
+            <w:tcW w:w="1813" w:type="dxa"/>
+            <w:vAlign w:val="center"/>
+            <w:hideMark/>
+          </w:tcPr>
+          <w:p>
+            <w:pPr>
+              <w:spacing w:line="360" w:lineRule="auto"/>
+              <w:rPr>
+                <w:rFonts w:ascii="Georgia" w:hAnsi="Georgia"/>
+                <w:lang w:val="en-US"/>
+              </w:rPr>
+            </w:pPr>
+            <w:proofErr w:type="spellStart"/>
+            <w:r>
+              <w:rPr>
+                <w:rFonts w:ascii="Georgia" w:hAnsi="Georgia"/>
+                <w:lang w:val="en-US"/>
+              </w:rPr>
+              <w:t>country_key</w:t>
+            </w:r>
+            <w:proofErr w:type="spellEnd"/>
+            <w:r>
+              <w:rPr>
+                <w:rFonts w:ascii="Georgia" w:hAnsi="Georgia"/>
+                <w:lang w:val="en-US"/>
+              </w:rPr>
+              <w:t xml:space="preserve"> (PK), </w:t>
+            </w:r>
+            <w:proofErr w:type="spellStart"/>
+            <w:r>
+              <w:rPr>
+                <w:rFonts w:ascii="Georgia" w:hAnsi="Georgia"/>
+                <w:lang w:val="en-US"/>
+              </w:rPr>
+              <w:t>country_name</w:t>
+            </w:r>
+            <w:proofErr w:type="spellEnd"/>
+          </w:p>
+        </w:tc>
+        <w:tc>
+          <w:tcPr>
+            <w:tcW w:w="1940" w:type="dxa"/>
+            <w:vAlign w:val="center"/>
+            <w:hideMark/>
+          </w:tcPr>
+          <w:p>
+            <w:pPr>
+              <w:spacing w:line="360" w:lineRule="auto"/>
+              <w:rPr>
+                <w:rFonts w:ascii="Georgia" w:hAnsi="Georgia"/>
+              </w:rPr>
+            </w:pPr>
+            <w:r>
+              <w:rPr>
+                <w:rFonts w:ascii="Georgia" w:hAnsi="Georgia"/>
+              </w:rPr>
+              <w:t>R4</w:t>
+            </w:r>
+          </w:p>
+        </w:tc>
+      </w:tr>
+    </w:tbl>
+    <w:p>
+      <w:pPr>
+        <w:spacing w:line="360" w:lineRule="auto"/>
+        <w:jc w:val="both"/>
+        <w:rPr>
+          <w:rFonts w:ascii="Georgia" w:hAnsi="Georgia"/>
+          <w:lang w:val="en-US"/>
+        </w:rPr>
+      </w:pPr>
+      <w:r>
+        <w:rPr>
+          <w:rFonts w:ascii="Georgia" w:hAnsi="Georgia"/>
+          <w:b/>
+          <w:bCs/>
+          <w:lang w:val="en-US"/>
+        </w:rPr>
+        <w:t>Note</w:t>
+      </w:r>
+      <w:r>
+        <w:rPr>
+          <w:rFonts w:ascii="Georgia" w:hAnsi="Georgia"/>
+          <w:b/>
+          <w:bCs/>
+          <w:lang w:val="en-US"/>
+        </w:rPr>
+        <w:t>s</w:t>
+      </w:r>
+      <w:r>
+        <w:rPr>
+          <w:rFonts w:ascii="Georgia" w:hAnsi="Georgia"/>
+          <w:b/>
+          <w:bCs/>
+          <w:lang w:val="en-US"/>
+        </w:rPr>
+        <w:t>:</w:t>
+      </w:r>
+      <w:r>
+        <w:rPr>
+          <w:rFonts w:ascii="Georgia" w:hAnsi="Georgia"/>
+          <w:lang w:val="en-US"/>
+        </w:rPr>
+        <w:t xml:space="preserve"> </w:t>
+      </w:r>
+    </w:p>
+    <w:p>
+      <w:pPr>
+        <w:spacing w:line="360" w:lineRule="auto"/>
+        <w:jc w:val="both"/>
+        <w:rPr>
+          <w:rFonts w:ascii="Georgia" w:hAnsi="Georgia"/>
+          <w:lang w:val="en-US"/>
+        </w:rPr>
+      </w:pPr>
+      <w:proofErr w:type="spellStart"/>
+      <w:r>
+        <w:rPr>
+          <w:rFonts w:ascii="Georgia" w:hAnsi="Georgia"/>
+          <w:lang w:val="en-US"/>
+        </w:rPr>
+        <w:t>Dim_Candidate_Profile</w:t>
+      </w:r>
+      <w:proofErr w:type="spellEnd"/>
+      <w:r>
+        <w:rPr>
+          <w:rFonts w:ascii="Georgia" w:hAnsi="Georgia"/>
+          <w:lang w:val="en-US"/>
+        </w:rPr>
+        <w:t xml:space="preserve"> groups </w:t>
+      </w:r>
+      <w:r>
+        <w:rPr>
+          <w:rFonts w:ascii="Georgia" w:hAnsi="Georgia"/>
+          <w:b/>
+          <w:bCs/>
+          <w:lang w:val="en-US"/>
+        </w:rPr>
+        <w:t>Seniority</w:t>
+      </w:r>
+      <w:r>
+        <w:rPr>
+          <w:rFonts w:ascii="Georgia" w:hAnsi="Georgia"/>
+          <w:lang w:val="en-US"/>
+        </w:rPr>
+        <w:t xml:space="preserve"> and a derived </w:t>
+      </w:r>
+      <w:r>
+        <w:rPr>
+          <w:rFonts w:ascii="Georgia" w:hAnsi="Georgia"/>
+          <w:b/>
+          <w:bCs/>
+          <w:lang w:val="en-US"/>
+        </w:rPr>
+        <w:t>YOE range</w:t>
+      </w:r>
+      <w:r>
+        <w:rPr>
+          <w:rFonts w:ascii="Georgia" w:hAnsi="Georgia"/>
+          <w:lang w:val="en-US"/>
+        </w:rPr>
+        <w:t xml:space="preserve"> (e.g., 0–5, 6–10, 11–15, 16–20, 21–25, 26–30) into a single dimension, since both attributes describe the same conceptual entity — the candidate's professional profile — and R3 requires analyzing them together. </w:t>
+      </w:r>
+    </w:p>
+    <w:p>
+      <w:pPr>
+        <w:spacing w:line="360" w:lineRule="auto"/>
+        <w:jc w:val="both"/>
+        <w:rPr>
+          <w:rFonts w:ascii="Georgia" w:hAnsi="Georgia"/>
+          <w:lang w:val="en-US"/>
+        </w:rPr>
+      </w:pPr>
+      <w:r>
+        <w:rPr>
+          <w:rFonts w:ascii="Georgia" w:hAnsi="Georgia"/>
+          <w:lang w:val="en-US"/>
+        </w:rPr>
+        <w:t xml:space="preserve">No dimension was created purely from Name/Email/Country-as-identity, since personal identifiers add no analytical value and are excluded by design. </w:t>
+      </w:r>
+    </w:p>
+    <w:p>
+      <w:pPr>
+        <w:spacing w:line="360" w:lineRule="auto"/>
+        <w:jc w:val="both"/>
+        <w:rPr>
+          <w:rFonts w:ascii="Georgia" w:hAnsi="Georgia"/>
+          <w:lang w:val="en-US"/>
+        </w:rPr>
+      </w:pPr>
+      <w:r>
+        <w:rPr>
+          <w:rFonts w:ascii="Georgia" w:hAnsi="Georgia"/>
+          <w:lang w:val="en-US"/>
+        </w:rPr>
+        <w:t xml:space="preserve">R5 does not require its own dimension: it is answered directly from the measures already present in the fact table (Code Challenge Score, Technical Interview Score, </w:t>
+      </w:r>
+      <w:proofErr w:type="gramStart"/>
+      <w:r>
+        <w:rPr>
+          <w:rFonts w:ascii="Georgia" w:hAnsi="Georgia"/>
+          <w:lang w:val="en-US"/>
+        </w:rPr>
+        <w:t>Hired</w:t>
+      </w:r>
+      <w:proofErr w:type="gramEnd"/>
+      <w:r>
+        <w:rPr>
+          <w:rFonts w:ascii="Georgia" w:hAnsi="Georgia"/>
+          <w:lang w:val="en-US"/>
+        </w:rPr>
+        <w:t xml:space="preserve"> flag), sliced with no additional context needed.</w:t>
+      </w:r>
+    </w:p>
+    <w:p>
+      <w:pPr>
+        <w:spacing w:line="360" w:lineRule="auto"/>
+        <w:jc w:val="both"/>
+        <w:rPr>
+          <w:rFonts w:ascii="Georgia" w:hAnsi="Georgia"/>
+          <w:b/>
+          <w:bCs/>
+          <w:lang w:val="en-US"/>
+        </w:rPr>
+      </w:pPr>
+      <w:r>
+        <w:rPr>
+          <w:rFonts w:ascii="Georgia" w:hAnsi="Georgia"/>
+          <w:b/>
+          <w:bCs/>
+          <w:lang w:val="en-US"/>
+        </w:rPr>
+        <w:t>Step 4 — Facts and Measures</w:t>
+      </w:r>
+    </w:p>
+    <w:tbl>
+      <w:tblPr>
+        <w:tblW w:w="0" w:type="auto"/>
+        <w:tblCellSpacing w:w="15" w:type="dxa"/>
+        <w:tblLayout w:type="fixed"/>
+        <w:tblCellMar>
+          <w:top w:w="15" w:type="dxa"/>
+          <w:left w:w="15" w:type="dxa"/>
+          <w:bottom w:w="15" w:type="dxa"/>
+          <w:right w:w="15" w:type="dxa"/>
+        </w:tblCellMar>
+        <w:tblLook w:val="04A0" w:firstRow="1" w:lastRow="0" w:firstColumn="1" w:lastColumn="0" w:noHBand="0" w:noVBand="1"/>
+      </w:tblPr>
+      <w:tblGrid>
+        <w:gridCol w:w="1560"/>
+        <w:gridCol w:w="2551"/>
+        <w:gridCol w:w="2410"/>
+        <w:gridCol w:w="2317"/>
+      </w:tblGrid>
+      <w:tr>
+        <w:trPr>
+          <w:trHeight w:val="793"/>
+          <w:tblHeader/>
+          <w:tblCellSpacing w:w="15" w:type="dxa"/>
+        </w:trPr>
+        <w:tc>
+          <w:tcPr>
+            <w:tcW w:w="1515" w:type="dxa"/>
+            <w:tcBorders>
+              <w:bottom w:val="single" w:sz="4" w:space="0" w:color="auto"/>
+            </w:tcBorders>
+            <w:vAlign w:val="center"/>
+            <w:hideMark/>
+          </w:tcPr>
+          <w:p>
+            <w:pPr>
+              <w:spacing w:line="360" w:lineRule="auto"/>
+              <w:jc w:val="center"/>
+              <w:rPr>
+                <w:rFonts w:ascii="Georgia" w:hAnsi="Georgia"/>
+                <w:b/>
+                <w:bCs/>
+              </w:rPr>
+            </w:pPr>
+            <w:proofErr w:type="spellStart"/>
+            <w:r>
+              <w:rPr>
+                <w:rFonts w:ascii="Georgia" w:hAnsi="Georgia"/>
+                <w:b/>
+                <w:bCs/>
+              </w:rPr>
+              <w:t>Measure</w:t>
+            </w:r>
+            <w:proofErr w:type="spellEnd"/>
+          </w:p>
+        </w:tc>
+        <w:tc>
+          <w:tcPr>
+            <w:tcW w:w="2521" w:type="dxa"/>
+            <w:tcBorders>
+              <w:bottom w:val="single" w:sz="4" w:space="0" w:color="auto"/>
+            </w:tcBorders>
+            <w:vAlign w:val="center"/>
+            <w:hideMark/>
+          </w:tcPr>
+          <w:p>
+            <w:pPr>
+              <w:spacing w:line="360" w:lineRule="auto"/>
+              <w:jc w:val="center"/>
+              <w:rPr>
+                <w:rFonts w:ascii="Georgia" w:hAnsi="Georgia"/>
+                <w:b/>
+                <w:bCs/>
+              </w:rPr>
+            </w:pPr>
+            <w:proofErr w:type="spellStart"/>
+            <w:r>
+              <w:rPr>
+                <w:rFonts w:ascii="Georgia" w:hAnsi="Georgia"/>
+                <w:b/>
+                <w:bCs/>
+              </w:rPr>
+              <w:t>Meaning</w:t>
+            </w:r>
+            <w:proofErr w:type="spellEnd"/>
+          </w:p>
+        </w:tc>
+        <w:tc>
+          <w:tcPr>
+            <w:tcW w:w="2380" w:type="dxa"/>
+            <w:tcBorders>
+              <w:bottom w:val="single" w:sz="4" w:space="0" w:color="auto"/>
+            </w:tcBorders>
+            <w:vAlign w:val="center"/>
+            <w:hideMark/>
+          </w:tcPr>
+          <w:p>
+            <w:pPr>
+              <w:spacing w:line="360" w:lineRule="auto"/>
+              <w:jc w:val="center"/>
+              <w:rPr>
+                <w:rFonts w:ascii="Georgia" w:hAnsi="Georgia"/>
+                <w:b/>
+                <w:bCs/>
+              </w:rPr>
+            </w:pPr>
+            <w:proofErr w:type="spellStart"/>
+            <w:r>
+              <w:rPr>
+                <w:rFonts w:ascii="Georgia" w:hAnsi="Georgia"/>
+                <w:b/>
+                <w:bCs/>
+              </w:rPr>
+              <w:t>Source</w:t>
+            </w:r>
+            <w:proofErr w:type="spellEnd"/>
+            <w:r>
+              <w:rPr>
+                <w:rFonts w:ascii="Georgia" w:hAnsi="Georgia"/>
+                <w:b/>
+                <w:bCs/>
+              </w:rPr>
+              <w:t xml:space="preserve"> / </w:t>
+            </w:r>
+            <w:proofErr w:type="spellStart"/>
+            <w:r>
+              <w:rPr>
+                <w:rFonts w:ascii="Georgia" w:hAnsi="Georgia"/>
+                <w:b/>
+                <w:bCs/>
+              </w:rPr>
+              <w:t>Calculation</w:t>
+            </w:r>
+            <w:proofErr w:type="spellEnd"/>
+          </w:p>
+        </w:tc>
+        <w:tc>
+          <w:tcPr>
+            <w:tcW w:w="2272" w:type="dxa"/>
+            <w:tcBorders>
+              <w:bottom w:val="single" w:sz="4" w:space="0" w:color="auto"/>
+            </w:tcBorders>
+            <w:vAlign w:val="center"/>
+            <w:hideMark/>
+          </w:tcPr>
+          <w:p>
+            <w:pPr>
+              <w:spacing w:line="360" w:lineRule="auto"/>
+              <w:jc w:val="center"/>
+              <w:rPr>
+                <w:rFonts w:ascii="Georgia" w:hAnsi="Georgia"/>
+                <w:b/>
+                <w:bCs/>
+              </w:rPr>
+            </w:pPr>
+            <w:proofErr w:type="spellStart"/>
+            <w:r>
+              <w:rPr>
+                <w:rFonts w:ascii="Georgia" w:hAnsi="Georgia"/>
+                <w:b/>
+                <w:bCs/>
+              </w:rPr>
+              <w:t>Requirement</w:t>
+            </w:r>
+            <w:proofErr w:type="spellEnd"/>
+            <w:r>
+              <w:rPr>
+                <w:rFonts w:ascii="Georgia" w:hAnsi="Georgia"/>
+                <w:b/>
+                <w:bCs/>
+              </w:rPr>
+              <w:t xml:space="preserve">(s) </w:t>
+            </w:r>
+            <w:proofErr w:type="spellStart"/>
+            <w:r>
+              <w:rPr>
+                <w:rFonts w:ascii="Georgia" w:hAnsi="Georgia"/>
+                <w:b/>
+                <w:bCs/>
+              </w:rPr>
+              <w:t>Supported</w:t>
+            </w:r>
+            <w:proofErr w:type="spellEnd"/>
+          </w:p>
+        </w:tc>
+      </w:tr>
+      <w:tr>
+        <w:trPr>
+          <w:tblCellSpacing w:w="15" w:type="dxa"/>
+        </w:trPr>
+        <w:tc>
+          <w:tcPr>
+            <w:tcW w:w="1515" w:type="dxa"/>
+            <w:vAlign w:val="center"/>
+            <w:hideMark/>
+          </w:tcPr>
+          <w:p>
+            <w:pPr>
+              <w:spacing w:line="360" w:lineRule="auto"/>
+              <w:rPr>
+                <w:rFonts w:ascii="Georgia" w:hAnsi="Georgia"/>
+              </w:rPr>
+            </w:pPr>
+            <w:proofErr w:type="spellStart"/>
+            <w:r>
+              <w:rPr>
+                <w:rFonts w:ascii="Georgia" w:hAnsi="Georgia"/>
+              </w:rPr>
+              <w:t>code_challenge_score</w:t>
+            </w:r>
+            <w:proofErr w:type="spellEnd"/>
+          </w:p>
+        </w:tc>
+        <w:tc>
+          <w:tcPr>
+            <w:tcW w:w="2521" w:type="dxa"/>
+            <w:vAlign w:val="center"/>
+            <w:hideMark/>
+          </w:tcPr>
+          <w:p>
+            <w:pPr>
+              <w:spacing w:line="360" w:lineRule="auto"/>
+              <w:rPr>
+                <w:rFonts w:ascii="Georgia" w:hAnsi="Georgia"/>
+                <w:lang w:val="en-US"/>
+              </w:rPr>
+            </w:pPr>
+            <w:r>
+              <w:rPr>
+                <w:rFonts w:ascii="Georgia" w:hAnsi="Georgia"/>
+                <w:lang w:val="en-US"/>
+              </w:rPr>
+              <w:t>Candidate's Code Challenge assessment result (0–10)</w:t>
+            </w:r>
+          </w:p>
+        </w:tc>
+        <w:tc>
+          <w:tcPr>
+            <w:tcW w:w="2380" w:type="dxa"/>
+            <w:vAlign w:val="center"/>
+            <w:hideMark/>
+          </w:tcPr>
+          <w:p>
+            <w:pPr>
+              <w:spacing w:line="360" w:lineRule="auto"/>
+              <w:rPr>
+                <w:rFonts w:ascii="Georgia" w:hAnsi="Georgia"/>
+              </w:rPr>
+            </w:pPr>
+            <w:proofErr w:type="spellStart"/>
+            <w:r>
+              <w:rPr>
+                <w:rFonts w:ascii="Georgia" w:hAnsi="Georgia"/>
+              </w:rPr>
+              <w:t>Directly</w:t>
+            </w:r>
+            <w:proofErr w:type="spellEnd"/>
+            <w:r>
+              <w:rPr>
+                <w:rFonts w:ascii="Georgia" w:hAnsi="Georgia"/>
+              </w:rPr>
+              <w:t xml:space="preserve"> </w:t>
+            </w:r>
+            <w:proofErr w:type="spellStart"/>
+            <w:r>
+              <w:rPr>
+                <w:rFonts w:ascii="Georgia" w:hAnsi="Georgia"/>
+              </w:rPr>
+              <w:t>from</w:t>
+            </w:r>
+            <w:proofErr w:type="spellEnd"/>
+            <w:r>
+              <w:rPr>
+                <w:rFonts w:ascii="Georgia" w:hAnsi="Georgia"/>
+              </w:rPr>
+              <w:t xml:space="preserve"> </w:t>
+            </w:r>
+            <w:proofErr w:type="spellStart"/>
+            <w:r>
+              <w:rPr>
+                <w:rFonts w:ascii="Georgia" w:hAnsi="Georgia"/>
+              </w:rPr>
+              <w:t>source</w:t>
+            </w:r>
+            <w:proofErr w:type="spellEnd"/>
+            <w:r>
+              <w:rPr>
+                <w:rFonts w:ascii="Georgia" w:hAnsi="Georgia"/>
+              </w:rPr>
+              <w:t xml:space="preserve"> </w:t>
+            </w:r>
+            <w:proofErr w:type="spellStart"/>
+            <w:r>
+              <w:rPr>
+                <w:rFonts w:ascii="Georgia" w:hAnsi="Georgia"/>
+              </w:rPr>
+              <w:t>column</w:t>
+            </w:r>
+            <w:proofErr w:type="spellEnd"/>
+          </w:p>
+        </w:tc>
+        <w:tc>
+          <w:tcPr>
+            <w:tcW w:w="2272" w:type="dxa"/>
+            <w:vAlign w:val="center"/>
+            <w:hideMark/>
+          </w:tcPr>
+          <w:p>
+            <w:pPr>
+              <w:spacing w:line="360" w:lineRule="auto"/>
+              <w:rPr>
+                <w:rFonts w:ascii="Georgia" w:hAnsi="Georgia"/>
+              </w:rPr>
+            </w:pPr>
+            <w:r>
+              <w:rPr>
+                <w:rFonts w:ascii="Georgia" w:hAnsi="Georgia"/>
+              </w:rPr>
+              <w:t>R5</w:t>
+            </w:r>
+          </w:p>
+        </w:tc>
+      </w:tr>
+      <w:tr>
+        <w:trPr>
+          <w:tblCellSpacing w:w="15" w:type="dxa"/>
+        </w:trPr>
+        <w:tc>
+          <w:tcPr>
+            <w:tcW w:w="1515" w:type="dxa"/>
+            <w:vAlign w:val="center"/>
+            <w:hideMark/>
+          </w:tcPr>
+          <w:p>
+            <w:pPr>
+              <w:spacing w:line="360" w:lineRule="auto"/>
+              <w:rPr>
+                <w:rFonts w:ascii="Georgia" w:hAnsi="Georgia"/>
+              </w:rPr>
+            </w:pPr>
+            <w:proofErr w:type="spellStart"/>
+            <w:r>
+              <w:rPr>
+                <w:rFonts w:ascii="Georgia" w:hAnsi="Georgia"/>
+              </w:rPr>
+              <w:lastRenderedPageBreak/>
+              <w:t>technical_interview_score</w:t>
+            </w:r>
+            <w:proofErr w:type="spellEnd"/>
+          </w:p>
+        </w:tc>
+        <w:tc>
+          <w:tcPr>
+            <w:tcW w:w="2521" w:type="dxa"/>
+            <w:vAlign w:val="center"/>
+            <w:hideMark/>
+          </w:tcPr>
+          <w:p>
+            <w:pPr>
+              <w:spacing w:line="360" w:lineRule="auto"/>
+              <w:rPr>
+                <w:rFonts w:ascii="Georgia" w:hAnsi="Georgia"/>
+                <w:lang w:val="en-US"/>
+              </w:rPr>
+            </w:pPr>
+            <w:r>
+              <w:rPr>
+                <w:rFonts w:ascii="Georgia" w:hAnsi="Georgia"/>
+                <w:lang w:val="en-US"/>
+              </w:rPr>
+              <w:t>Candidate's Technical Interview assessment result (0–10)</w:t>
+            </w:r>
+          </w:p>
+        </w:tc>
+        <w:tc>
+          <w:tcPr>
+            <w:tcW w:w="2380" w:type="dxa"/>
+            <w:vAlign w:val="center"/>
+            <w:hideMark/>
+          </w:tcPr>
+          <w:p>
+            <w:pPr>
+              <w:spacing w:line="360" w:lineRule="auto"/>
+              <w:rPr>
+                <w:rFonts w:ascii="Georgia" w:hAnsi="Georgia"/>
+              </w:rPr>
+            </w:pPr>
+            <w:proofErr w:type="spellStart"/>
+            <w:r>
+              <w:rPr>
+                <w:rFonts w:ascii="Georgia" w:hAnsi="Georgia"/>
+              </w:rPr>
+              <w:t>Directly</w:t>
+            </w:r>
+            <w:proofErr w:type="spellEnd"/>
+            <w:r>
+              <w:rPr>
+                <w:rFonts w:ascii="Georgia" w:hAnsi="Georgia"/>
+              </w:rPr>
+              <w:t xml:space="preserve"> </w:t>
+            </w:r>
+            <w:proofErr w:type="spellStart"/>
+            <w:r>
+              <w:rPr>
+                <w:rFonts w:ascii="Georgia" w:hAnsi="Georgia"/>
+              </w:rPr>
+              <w:t>from</w:t>
+            </w:r>
+            <w:proofErr w:type="spellEnd"/>
+            <w:r>
+              <w:rPr>
+                <w:rFonts w:ascii="Georgia" w:hAnsi="Georgia"/>
+              </w:rPr>
+              <w:t xml:space="preserve"> </w:t>
+            </w:r>
+            <w:proofErr w:type="spellStart"/>
+            <w:r>
+              <w:rPr>
+                <w:rFonts w:ascii="Georgia" w:hAnsi="Georgia"/>
+              </w:rPr>
+              <w:t>source</w:t>
+            </w:r>
+            <w:proofErr w:type="spellEnd"/>
+            <w:r>
+              <w:rPr>
+                <w:rFonts w:ascii="Georgia" w:hAnsi="Georgia"/>
+              </w:rPr>
+              <w:t xml:space="preserve"> </w:t>
+            </w:r>
+            <w:proofErr w:type="spellStart"/>
+            <w:r>
+              <w:rPr>
+                <w:rFonts w:ascii="Georgia" w:hAnsi="Georgia"/>
+              </w:rPr>
+              <w:t>column</w:t>
+            </w:r>
+            <w:proofErr w:type="spellEnd"/>
+          </w:p>
+        </w:tc>
+        <w:tc>
+          <w:tcPr>
+            <w:tcW w:w="2272" w:type="dxa"/>
+            <w:vAlign w:val="center"/>
+            <w:hideMark/>
+          </w:tcPr>
+          <w:p>
+            <w:pPr>
+              <w:spacing w:line="360" w:lineRule="auto"/>
+              <w:rPr>
+                <w:rFonts w:ascii="Georgia" w:hAnsi="Georgia"/>
+              </w:rPr>
+            </w:pPr>
+            <w:r>
+              <w:rPr>
+                <w:rFonts w:ascii="Georgia" w:hAnsi="Georgia"/>
+              </w:rPr>
+              <w:t>R5</w:t>
+            </w:r>
+          </w:p>
+        </w:tc>
+      </w:tr>
+      <w:tr>
+        <w:trPr>
+          <w:tblCellSpacing w:w="15" w:type="dxa"/>
+        </w:trPr>
+        <w:tc>
+          <w:tcPr>
+            <w:tcW w:w="1515" w:type="dxa"/>
+            <w:vAlign w:val="center"/>
+            <w:hideMark/>
+          </w:tcPr>
+          <w:p>
+            <w:pPr>
+              <w:spacing w:line="360" w:lineRule="auto"/>
+              <w:rPr>
+                <w:rFonts w:ascii="Georgia" w:hAnsi="Georgia"/>
+              </w:rPr>
+            </w:pPr>
+            <w:proofErr w:type="spellStart"/>
+            <w:r>
+              <w:rPr>
+                <w:rFonts w:ascii="Georgia" w:hAnsi="Georgia"/>
+              </w:rPr>
+              <w:t>hired_flag</w:t>
+            </w:r>
+            <w:proofErr w:type="spellEnd"/>
+          </w:p>
+        </w:tc>
+        <w:tc>
+          <w:tcPr>
+            <w:tcW w:w="2521" w:type="dxa"/>
+            <w:vAlign w:val="center"/>
+            <w:hideMark/>
+          </w:tcPr>
+          <w:p>
+            <w:pPr>
+              <w:spacing w:line="360" w:lineRule="auto"/>
+              <w:rPr>
+                <w:rFonts w:ascii="Georgia" w:hAnsi="Georgia"/>
+                <w:lang w:val="en-US"/>
+              </w:rPr>
+            </w:pPr>
+            <w:r>
+              <w:rPr>
+                <w:rFonts w:ascii="Georgia" w:hAnsi="Georgia"/>
+                <w:lang w:val="en-US"/>
+              </w:rPr>
+              <w:t>Binary indicator (1/0) of whether the candidate was hired</w:t>
+            </w:r>
+          </w:p>
+        </w:tc>
+        <w:tc>
+          <w:tcPr>
+            <w:tcW w:w="2380" w:type="dxa"/>
+            <w:vAlign w:val="center"/>
+            <w:hideMark/>
+          </w:tcPr>
+          <w:p>
+            <w:pPr>
+              <w:spacing w:line="360" w:lineRule="auto"/>
+              <w:rPr>
+                <w:rFonts w:ascii="Georgia" w:hAnsi="Georgia"/>
+                <w:lang w:val="en-US"/>
+              </w:rPr>
+            </w:pPr>
+            <w:r>
+              <w:rPr>
+                <w:rFonts w:ascii="Georgia" w:hAnsi="Georgia"/>
+                <w:lang w:val="en-US"/>
+              </w:rPr>
+              <w:t xml:space="preserve">Derived: 1 if </w:t>
+            </w:r>
+            <w:proofErr w:type="spellStart"/>
+            <w:r>
+              <w:rPr>
+                <w:rFonts w:ascii="Georgia" w:hAnsi="Georgia"/>
+                <w:lang w:val="en-US"/>
+              </w:rPr>
+              <w:t>code_challenge_score</w:t>
+            </w:r>
+            <w:proofErr w:type="spellEnd"/>
+            <w:r>
+              <w:rPr>
+                <w:rFonts w:ascii="Georgia" w:hAnsi="Georgia"/>
+                <w:lang w:val="en-US"/>
+              </w:rPr>
+              <w:t xml:space="preserve"> ≥ 7 AND </w:t>
+            </w:r>
+            <w:proofErr w:type="spellStart"/>
+            <w:r>
+              <w:rPr>
+                <w:rFonts w:ascii="Georgia" w:hAnsi="Georgia"/>
+                <w:lang w:val="en-US"/>
+              </w:rPr>
+              <w:t>technical_interview_score</w:t>
+            </w:r>
+            <w:proofErr w:type="spellEnd"/>
+            <w:r>
+              <w:rPr>
+                <w:rFonts w:ascii="Georgia" w:hAnsi="Georgia"/>
+                <w:lang w:val="en-US"/>
+              </w:rPr>
+              <w:t xml:space="preserve"> ≥ 7, else 0</w:t>
+            </w:r>
+          </w:p>
+        </w:tc>
+        <w:tc>
+          <w:tcPr>
+            <w:tcW w:w="2272" w:type="dxa"/>
+            <w:vAlign w:val="center"/>
+            <w:hideMark/>
+          </w:tcPr>
+          <w:p>
+            <w:pPr>
+              <w:spacing w:line="360" w:lineRule="auto"/>
+              <w:rPr>
+                <w:rFonts w:ascii="Georgia" w:hAnsi="Georgia"/>
+              </w:rPr>
+            </w:pPr>
+            <w:r>
+              <w:rPr>
+                <w:rFonts w:ascii="Georgia" w:hAnsi="Georgia"/>
+              </w:rPr>
+              <w:t>R1, R2, R3, R4, R5</w:t>
+            </w:r>
+          </w:p>
+        </w:tc>
+      </w:tr>
+      <w:tr>
+        <w:trPr>
+          <w:tblCellSpacing w:w="15" w:type="dxa"/>
+        </w:trPr>
+        <w:tc>
+          <w:tcPr>
+            <w:tcW w:w="1515" w:type="dxa"/>
+            <w:vAlign w:val="center"/>
+            <w:hideMark/>
+          </w:tcPr>
+          <w:p>
+            <w:pPr>
+              <w:spacing w:line="360" w:lineRule="auto"/>
+              <w:rPr>
+                <w:rFonts w:ascii="Georgia" w:hAnsi="Georgia"/>
+              </w:rPr>
+            </w:pPr>
+            <w:proofErr w:type="spellStart"/>
+            <w:r>
+              <w:rPr>
+                <w:rFonts w:ascii="Georgia" w:hAnsi="Georgia"/>
+              </w:rPr>
+              <w:t>application_count</w:t>
+            </w:r>
+            <w:proofErr w:type="spellEnd"/>
+          </w:p>
+        </w:tc>
+        <w:tc>
+          <w:tcPr>
+            <w:tcW w:w="2521" w:type="dxa"/>
+            <w:vAlign w:val="center"/>
+            <w:hideMark/>
+          </w:tcPr>
+          <w:p>
+            <w:pPr>
+              <w:spacing w:line="360" w:lineRule="auto"/>
+              <w:rPr>
+                <w:rFonts w:ascii="Georgia" w:hAnsi="Georgia"/>
+                <w:lang w:val="en-US"/>
+              </w:rPr>
+            </w:pPr>
+            <w:r>
+              <w:rPr>
+                <w:rFonts w:ascii="Georgia" w:hAnsi="Georgia"/>
+                <w:lang w:val="en-US"/>
+              </w:rPr>
+              <w:t>Degenerate measure equal to 1 per row, used to count applications</w:t>
+            </w:r>
+          </w:p>
+        </w:tc>
+        <w:tc>
+          <w:tcPr>
+            <w:tcW w:w="2380" w:type="dxa"/>
+            <w:vAlign w:val="center"/>
+            <w:hideMark/>
+          </w:tcPr>
+          <w:p>
+            <w:pPr>
+              <w:spacing w:line="360" w:lineRule="auto"/>
+              <w:rPr>
+                <w:rFonts w:ascii="Georgia" w:hAnsi="Georgia"/>
+              </w:rPr>
+            </w:pPr>
+            <w:proofErr w:type="spellStart"/>
+            <w:r>
+              <w:rPr>
+                <w:rFonts w:ascii="Georgia" w:hAnsi="Georgia"/>
+              </w:rPr>
+              <w:t>Constant</w:t>
+            </w:r>
+            <w:proofErr w:type="spellEnd"/>
+            <w:r>
+              <w:rPr>
+                <w:rFonts w:ascii="Georgia" w:hAnsi="Georgia"/>
+              </w:rPr>
+              <w:t xml:space="preserve"> = 1</w:t>
+            </w:r>
+          </w:p>
+        </w:tc>
+        <w:tc>
+          <w:tcPr>
+            <w:tcW w:w="2272" w:type="dxa"/>
+            <w:vAlign w:val="center"/>
+            <w:hideMark/>
+          </w:tcPr>
+          <w:p>
+            <w:pPr>
+              <w:spacing w:line="360" w:lineRule="auto"/>
+              <w:rPr>
+                <w:rFonts w:ascii="Georgia" w:hAnsi="Georgia"/>
+              </w:rPr>
+            </w:pPr>
+            <w:r>
+              <w:rPr>
+                <w:rFonts w:ascii="Georgia" w:hAnsi="Georgia"/>
+              </w:rPr>
+              <w:t>R1, R2, R3, R4</w:t>
+            </w:r>
+          </w:p>
+        </w:tc>
+      </w:tr>
+    </w:tbl>
+    <w:p>
+      <w:pPr>
+        <w:spacing w:line="360" w:lineRule="auto"/>
+        <w:jc w:val="both"/>
+        <w:rPr>
+          <w:rFonts w:ascii="Georgia" w:hAnsi="Georgia"/>
+          <w:lang w:val="en-US"/>
+        </w:rPr>
+      </w:pPr>
+    </w:p>
+    <w:p>
+      <w:pPr>
+        <w:spacing w:line="360" w:lineRule="auto"/>
+        <w:jc w:val="both"/>
+        <w:rPr>
+          <w:rFonts w:ascii="Georgia" w:hAnsi="Georgia"/>
+          <w:lang w:val="en-US"/>
+        </w:rPr>
+      </w:pPr>
+      <w:r>
+        <w:rPr>
+          <w:rFonts w:ascii="Georgia" w:hAnsi="Georgia"/>
+          <w:lang w:val="en-US"/>
+        </w:rPr>
+        <w:t>Not every numeric field is additive</w:t>
+      </w:r>
+      <w:r>
+        <w:rPr>
+          <w:rFonts w:ascii="Georgia" w:hAnsi="Georgia"/>
+          <w:lang w:val="en-US"/>
+        </w:rPr>
+        <w:t xml:space="preserve"> (</w:t>
+      </w:r>
+      <w:r>
+        <w:rPr>
+          <w:rFonts w:ascii="Georgia" w:hAnsi="Georgia"/>
+          <w:lang w:val="en-US"/>
+        </w:rPr>
+        <w:t>The total value is correct no matter how you group or filter the data.</w:t>
+      </w:r>
+      <w:r>
+        <w:rPr>
+          <w:rFonts w:ascii="Georgia" w:hAnsi="Georgia"/>
+          <w:lang w:val="en-US"/>
+        </w:rPr>
+        <w:t xml:space="preserve">) </w:t>
+      </w:r>
+      <w:r>
+        <w:rPr>
+          <w:rFonts w:ascii="Georgia" w:hAnsi="Georgia"/>
+          <w:lang w:val="en-US"/>
+        </w:rPr>
+        <w:t xml:space="preserve">in the same way: </w:t>
+      </w:r>
+      <w:proofErr w:type="spellStart"/>
+      <w:r>
+        <w:rPr>
+          <w:rFonts w:ascii="Georgia" w:hAnsi="Georgia"/>
+          <w:lang w:val="en-US"/>
+        </w:rPr>
+        <w:t>code_challenge_score</w:t>
+      </w:r>
+      <w:proofErr w:type="spellEnd"/>
+      <w:r>
+        <w:rPr>
+          <w:rFonts w:ascii="Georgia" w:hAnsi="Georgia"/>
+          <w:lang w:val="en-US"/>
+        </w:rPr>
+        <w:t xml:space="preserve"> and </w:t>
+      </w:r>
+      <w:proofErr w:type="spellStart"/>
+      <w:r>
+        <w:rPr>
+          <w:rFonts w:ascii="Georgia" w:hAnsi="Georgia"/>
+          <w:lang w:val="en-US"/>
+        </w:rPr>
+        <w:t>technical_interview_score</w:t>
+      </w:r>
+      <w:proofErr w:type="spellEnd"/>
+      <w:r>
+        <w:rPr>
+          <w:rFonts w:ascii="Georgia" w:hAnsi="Georgia"/>
+          <w:lang w:val="en-US"/>
+        </w:rPr>
+        <w:t xml:space="preserve"> </w:t>
+      </w:r>
+      <w:proofErr w:type="gramStart"/>
+      <w:r>
+        <w:rPr>
+          <w:rFonts w:ascii="Georgia" w:hAnsi="Georgia"/>
+          <w:lang w:val="en-US"/>
+        </w:rPr>
+        <w:t>are</w:t>
+      </w:r>
+      <w:proofErr w:type="gramEnd"/>
+      <w:r>
+        <w:rPr>
+          <w:rFonts w:ascii="Georgia" w:hAnsi="Georgia"/>
+          <w:lang w:val="en-US"/>
+        </w:rPr>
+        <w:t xml:space="preserve"> meaningful when </w:t>
+      </w:r>
+      <w:r>
+        <w:rPr>
+          <w:rFonts w:ascii="Georgia" w:hAnsi="Georgia"/>
+          <w:b/>
+          <w:bCs/>
+          <w:lang w:val="en-US"/>
+        </w:rPr>
+        <w:t>averaged</w:t>
+      </w:r>
+      <w:r>
+        <w:rPr>
+          <w:rFonts w:ascii="Georgia" w:hAnsi="Georgia"/>
+          <w:lang w:val="en-US"/>
+        </w:rPr>
+        <w:t xml:space="preserve"> (to compare score levels across groups) but not when summed across candidates, since a sum of scores has no business meaning. </w:t>
+      </w:r>
+      <w:proofErr w:type="spellStart"/>
+      <w:r>
+        <w:rPr>
+          <w:rFonts w:ascii="Georgia" w:hAnsi="Georgia"/>
+          <w:lang w:val="en-US"/>
+        </w:rPr>
+        <w:t>hired_flag</w:t>
+      </w:r>
+      <w:proofErr w:type="spellEnd"/>
+      <w:r>
+        <w:rPr>
+          <w:rFonts w:ascii="Georgia" w:hAnsi="Georgia"/>
+          <w:lang w:val="en-US"/>
+        </w:rPr>
+        <w:t xml:space="preserve"> and </w:t>
+      </w:r>
+      <w:proofErr w:type="spellStart"/>
+      <w:r>
+        <w:rPr>
+          <w:rFonts w:ascii="Georgia" w:hAnsi="Georgia"/>
+          <w:lang w:val="en-US"/>
+        </w:rPr>
+        <w:t>application_count</w:t>
+      </w:r>
+      <w:proofErr w:type="spellEnd"/>
+      <w:r>
+        <w:rPr>
+          <w:rFonts w:ascii="Georgia" w:hAnsi="Georgia"/>
+          <w:lang w:val="en-US"/>
+        </w:rPr>
+        <w:t xml:space="preserve">, in contrast, are fully additive — they can be summed and then combined (sum of </w:t>
+      </w:r>
+      <w:proofErr w:type="spellStart"/>
+      <w:r>
+        <w:rPr>
+          <w:rFonts w:ascii="Georgia" w:hAnsi="Georgia"/>
+          <w:lang w:val="en-US"/>
+        </w:rPr>
+        <w:t>hired_flag</w:t>
+      </w:r>
+      <w:proofErr w:type="spellEnd"/>
+      <w:r>
+        <w:rPr>
+          <w:rFonts w:ascii="Georgia" w:hAnsi="Georgia"/>
+          <w:lang w:val="en-US"/>
+        </w:rPr>
+        <w:t xml:space="preserve"> ÷ sum of </w:t>
+      </w:r>
+      <w:proofErr w:type="spellStart"/>
+      <w:r>
+        <w:rPr>
+          <w:rFonts w:ascii="Georgia" w:hAnsi="Georgia"/>
+          <w:lang w:val="en-US"/>
+        </w:rPr>
+        <w:t>application_count</w:t>
+      </w:r>
+      <w:proofErr w:type="spellEnd"/>
+      <w:r>
+        <w:rPr>
+          <w:rFonts w:ascii="Georgia" w:hAnsi="Georgia"/>
+          <w:lang w:val="en-US"/>
+        </w:rPr>
+        <w:t>) to compute hiring rates at any level of aggregation.</w:t>
+      </w:r>
+    </w:p>
+    <w:p>
+      <w:pPr>
+        <w:spacing w:line="360" w:lineRule="auto"/>
+        <w:jc w:val="both"/>
+        <w:rPr>
+          <w:rFonts w:ascii="Georgia" w:hAnsi="Georgia"/>
+          <w:lang w:val="en-US"/>
+        </w:rPr>
+      </w:pPr>
+    </w:p>
+    <w:p>
+      <w:pPr>
+        <w:spacing w:line="360" w:lineRule="auto"/>
+        <w:jc w:val="both"/>
+        <w:rPr>
+          <w:rFonts w:ascii="Georgia" w:hAnsi="Georgia"/>
+          <w:b/>
+          <w:bCs/>
+        </w:rPr>
+      </w:pPr>
+      <w:r>
+        <w:rPr>
+          <w:rFonts w:ascii="Georgia" w:hAnsi="Georgia"/>
+          <w:b/>
+          <w:bCs/>
+        </w:rPr>
+        <w:t xml:space="preserve">Step 5 — </w:t>
+      </w:r>
+      <w:proofErr w:type="spellStart"/>
+      <w:r>
+        <w:rPr>
+          <w:rFonts w:ascii="Georgia" w:hAnsi="Georgia"/>
+          <w:b/>
+          <w:bCs/>
+        </w:rPr>
+        <w:t>Star</w:t>
+      </w:r>
+      <w:proofErr w:type="spellEnd"/>
+      <w:r>
+        <w:rPr>
+          <w:rFonts w:ascii="Georgia" w:hAnsi="Georgia"/>
+          <w:b/>
+          <w:bCs/>
+        </w:rPr>
+        <w:t xml:space="preserve"> </w:t>
+      </w:r>
+      <w:proofErr w:type="spellStart"/>
+      <w:r>
+        <w:rPr>
+          <w:rFonts w:ascii="Georgia" w:hAnsi="Georgia"/>
+          <w:b/>
+          <w:bCs/>
+        </w:rPr>
+        <w:t>Schema</w:t>
+      </w:r>
+      <w:proofErr w:type="spellEnd"/>
+    </w:p>
+    <w:p>
+      <w:pPr>
+        <w:numPr>
+          <w:ilvl w:val="0"/>
+          <w:numId w:val="9"/>
+        </w:numPr>
+        <w:spacing w:line="360" w:lineRule="auto"/>
+        <w:jc w:val="both"/>
+        <w:rPr>
+          <w:rFonts w:ascii="Georgia" w:hAnsi="Georgia"/>
+          <w:lang w:val="en-US"/>
+        </w:rPr>
+      </w:pPr>
+      <w:r>
+        <w:rPr>
+          <w:rFonts w:ascii="Georgia" w:hAnsi="Georgia"/>
+          <w:b/>
+          <w:bCs/>
+          <w:lang w:val="en-US"/>
+        </w:rPr>
+        <w:t>Fact table:</w:t>
+      </w:r>
+      <w:r>
+        <w:rPr>
+          <w:rFonts w:ascii="Georgia" w:hAnsi="Georgia"/>
+          <w:lang w:val="en-US"/>
+        </w:rPr>
+        <w:t xml:space="preserve"> </w:t>
+      </w:r>
+      <w:proofErr w:type="spellStart"/>
+      <w:r>
+        <w:rPr>
+          <w:rFonts w:ascii="Georgia" w:hAnsi="Georgia"/>
+          <w:lang w:val="en-US"/>
+        </w:rPr>
+        <w:t>Fact_Application</w:t>
+      </w:r>
+      <w:proofErr w:type="spellEnd"/>
+      <w:r>
+        <w:rPr>
+          <w:rFonts w:ascii="Georgia" w:hAnsi="Georgia"/>
+          <w:lang w:val="en-US"/>
+        </w:rPr>
+        <w:t xml:space="preserve"> — primary key </w:t>
+      </w:r>
+      <w:proofErr w:type="spellStart"/>
+      <w:r>
+        <w:rPr>
+          <w:rFonts w:ascii="Georgia" w:hAnsi="Georgia"/>
+          <w:lang w:val="en-US"/>
+        </w:rPr>
+        <w:t>application_key</w:t>
+      </w:r>
+      <w:proofErr w:type="spellEnd"/>
+      <w:r>
+        <w:rPr>
+          <w:rFonts w:ascii="Georgia" w:hAnsi="Georgia"/>
+          <w:lang w:val="en-US"/>
+        </w:rPr>
+        <w:t xml:space="preserve"> (surrogate); foreign keys </w:t>
+      </w:r>
+      <w:proofErr w:type="spellStart"/>
+      <w:r>
+        <w:rPr>
+          <w:rFonts w:ascii="Georgia" w:hAnsi="Georgia"/>
+          <w:lang w:val="en-US"/>
+        </w:rPr>
+        <w:t>date_key</w:t>
+      </w:r>
+      <w:proofErr w:type="spellEnd"/>
+      <w:r>
+        <w:rPr>
+          <w:rFonts w:ascii="Georgia" w:hAnsi="Georgia"/>
+          <w:lang w:val="en-US"/>
+        </w:rPr>
+        <w:t xml:space="preserve">, </w:t>
+      </w:r>
+      <w:proofErr w:type="spellStart"/>
+      <w:r>
+        <w:rPr>
+          <w:rFonts w:ascii="Georgia" w:hAnsi="Georgia"/>
+          <w:lang w:val="en-US"/>
+        </w:rPr>
+        <w:t>technology_key</w:t>
+      </w:r>
+      <w:proofErr w:type="spellEnd"/>
+      <w:r>
+        <w:rPr>
+          <w:rFonts w:ascii="Georgia" w:hAnsi="Georgia"/>
+          <w:lang w:val="en-US"/>
+        </w:rPr>
+        <w:t xml:space="preserve">, </w:t>
+      </w:r>
+      <w:proofErr w:type="spellStart"/>
+      <w:r>
+        <w:rPr>
+          <w:rFonts w:ascii="Georgia" w:hAnsi="Georgia"/>
+          <w:lang w:val="en-US"/>
+        </w:rPr>
+        <w:t>profile_key</w:t>
+      </w:r>
+      <w:proofErr w:type="spellEnd"/>
+      <w:r>
+        <w:rPr>
+          <w:rFonts w:ascii="Georgia" w:hAnsi="Georgia"/>
+          <w:lang w:val="en-US"/>
+        </w:rPr>
+        <w:t xml:space="preserve">, </w:t>
+      </w:r>
+      <w:proofErr w:type="spellStart"/>
+      <w:r>
+        <w:rPr>
+          <w:rFonts w:ascii="Georgia" w:hAnsi="Georgia"/>
+          <w:lang w:val="en-US"/>
+        </w:rPr>
+        <w:t>country_key</w:t>
+      </w:r>
+      <w:proofErr w:type="spellEnd"/>
+      <w:r>
+        <w:rPr>
+          <w:rFonts w:ascii="Georgia" w:hAnsi="Georgia"/>
+          <w:lang w:val="en-US"/>
+        </w:rPr>
+        <w:t xml:space="preserve">; measures </w:t>
+      </w:r>
+      <w:proofErr w:type="spellStart"/>
+      <w:r>
+        <w:rPr>
+          <w:rFonts w:ascii="Georgia" w:hAnsi="Georgia"/>
+          <w:lang w:val="en-US"/>
+        </w:rPr>
+        <w:t>code_challenge_score</w:t>
+      </w:r>
+      <w:proofErr w:type="spellEnd"/>
+      <w:r>
+        <w:rPr>
+          <w:rFonts w:ascii="Georgia" w:hAnsi="Georgia"/>
+          <w:lang w:val="en-US"/>
+        </w:rPr>
+        <w:t xml:space="preserve">, </w:t>
+      </w:r>
+      <w:proofErr w:type="spellStart"/>
+      <w:r>
+        <w:rPr>
+          <w:rFonts w:ascii="Georgia" w:hAnsi="Georgia"/>
+          <w:lang w:val="en-US"/>
+        </w:rPr>
+        <w:t>technical_interview_score</w:t>
+      </w:r>
+      <w:proofErr w:type="spellEnd"/>
+      <w:r>
+        <w:rPr>
+          <w:rFonts w:ascii="Georgia" w:hAnsi="Georgia"/>
+          <w:lang w:val="en-US"/>
+        </w:rPr>
+        <w:t xml:space="preserve">, </w:t>
+      </w:r>
+      <w:proofErr w:type="spellStart"/>
+      <w:r>
+        <w:rPr>
+          <w:rFonts w:ascii="Georgia" w:hAnsi="Georgia"/>
+          <w:lang w:val="en-US"/>
+        </w:rPr>
+        <w:t>hired_flag</w:t>
+      </w:r>
+      <w:proofErr w:type="spellEnd"/>
+      <w:r>
+        <w:rPr>
+          <w:rFonts w:ascii="Georgia" w:hAnsi="Georgia"/>
+          <w:lang w:val="en-US"/>
+        </w:rPr>
+        <w:t xml:space="preserve">, </w:t>
+      </w:r>
+      <w:proofErr w:type="spellStart"/>
+      <w:r>
+        <w:rPr>
+          <w:rFonts w:ascii="Georgia" w:hAnsi="Georgia"/>
+          <w:lang w:val="en-US"/>
+        </w:rPr>
+        <w:t>application_count</w:t>
+      </w:r>
+      <w:proofErr w:type="spellEnd"/>
+      <w:r>
+        <w:rPr>
+          <w:rFonts w:ascii="Georgia" w:hAnsi="Georgia"/>
+          <w:lang w:val="en-US"/>
+        </w:rPr>
+        <w:t>.</w:t>
+      </w:r>
+    </w:p>
+    <w:p>
+      <w:pPr>
+        <w:numPr>
+          <w:ilvl w:val="0"/>
+          <w:numId w:val="9"/>
+        </w:numPr>
+        <w:spacing w:line="360" w:lineRule="auto"/>
+        <w:jc w:val="both"/>
+        <w:rPr>
+          <w:rFonts w:ascii="Georgia" w:hAnsi="Georgia"/>
+          <w:lang w:val="en-US"/>
+        </w:rPr>
+      </w:pPr>
+      <w:r>
+        <w:rPr>
+          <w:rFonts w:ascii="Georgia" w:hAnsi="Georgia"/>
+          <w:b/>
+          <w:bCs/>
+          <w:lang w:val="en-US"/>
+        </w:rPr>
+        <w:t>Dimension tables:</w:t>
+      </w:r>
+      <w:r>
+        <w:rPr>
+          <w:rFonts w:ascii="Georgia" w:hAnsi="Georgia"/>
+          <w:lang w:val="en-US"/>
+        </w:rPr>
+        <w:t xml:space="preserve"> </w:t>
+      </w:r>
+      <w:proofErr w:type="spellStart"/>
+      <w:r>
+        <w:rPr>
+          <w:rFonts w:ascii="Georgia" w:hAnsi="Georgia"/>
+          <w:lang w:val="en-US"/>
+        </w:rPr>
+        <w:t>Dim_Date</w:t>
+      </w:r>
+      <w:proofErr w:type="spellEnd"/>
+      <w:r>
+        <w:rPr>
+          <w:rFonts w:ascii="Georgia" w:hAnsi="Georgia"/>
+          <w:lang w:val="en-US"/>
+        </w:rPr>
+        <w:t xml:space="preserve">, </w:t>
+      </w:r>
+      <w:proofErr w:type="spellStart"/>
+      <w:r>
+        <w:rPr>
+          <w:rFonts w:ascii="Georgia" w:hAnsi="Georgia"/>
+          <w:lang w:val="en-US"/>
+        </w:rPr>
+        <w:t>Dim_Technology</w:t>
+      </w:r>
+      <w:proofErr w:type="spellEnd"/>
+      <w:r>
+        <w:rPr>
+          <w:rFonts w:ascii="Georgia" w:hAnsi="Georgia"/>
+          <w:lang w:val="en-US"/>
+        </w:rPr>
+        <w:t xml:space="preserve">, </w:t>
+      </w:r>
+      <w:proofErr w:type="spellStart"/>
+      <w:r>
+        <w:rPr>
+          <w:rFonts w:ascii="Georgia" w:hAnsi="Georgia"/>
+          <w:lang w:val="en-US"/>
+        </w:rPr>
+        <w:t>Dim_Candidate_Profile</w:t>
+      </w:r>
+      <w:proofErr w:type="spellEnd"/>
+      <w:r>
+        <w:rPr>
+          <w:rFonts w:ascii="Georgia" w:hAnsi="Georgia"/>
+          <w:lang w:val="en-US"/>
+        </w:rPr>
+        <w:t xml:space="preserve">, </w:t>
+      </w:r>
+      <w:proofErr w:type="spellStart"/>
+      <w:r>
+        <w:rPr>
+          <w:rFonts w:ascii="Georgia" w:hAnsi="Georgia"/>
+          <w:lang w:val="en-US"/>
+        </w:rPr>
+        <w:t>Dim_Country</w:t>
+      </w:r>
+      <w:proofErr w:type="spellEnd"/>
+      <w:r>
+        <w:rPr>
+          <w:rFonts w:ascii="Georgia" w:hAnsi="Georgia"/>
+          <w:lang w:val="en-US"/>
+        </w:rPr>
+        <w:t xml:space="preserve"> — each with its own surrogate primary key, generated during the ETL process (not the natural source values).</w:t>
+      </w:r>
+    </w:p>
+    <w:p>
+      <w:pPr>
+        <w:spacing w:line="360" w:lineRule="auto"/>
+        <w:jc w:val="both"/>
+        <w:rPr>
+          <w:rFonts w:ascii="Georgia" w:hAnsi="Georgia"/>
+          <w:lang w:val="en-US"/>
+        </w:rPr>
+      </w:pPr>
+    </w:p>
+    <w:p>
+      <w:pPr>
+        <w:spacing w:line="360" w:lineRule="auto"/>
+        <w:jc w:val="both"/>
+        <w:rPr>
+          <w:rFonts w:ascii="Georgia" w:hAnsi="Georgia"/>
+          <w:b/>
+          <w:bCs/>
+        </w:rPr>
+      </w:pPr>
+      <w:r>
+        <w:rPr>
+          <w:rFonts w:ascii="Georgia" w:hAnsi="Georgia"/>
+          <w:b/>
+          <w:bCs/>
+        </w:rPr>
+        <w:lastRenderedPageBreak/>
+        <w:t xml:space="preserve">Step 6 — </w:t>
+      </w:r>
+      <w:proofErr w:type="spellStart"/>
+      <w:r>
+        <w:rPr>
+          <w:rFonts w:ascii="Georgia" w:hAnsi="Georgia"/>
+          <w:b/>
+          <w:bCs/>
+        </w:rPr>
+        <w:t>Validation</w:t>
+      </w:r>
+      <w:proofErr w:type="spellEnd"/>
+      <w:r>
+        <w:rPr>
+          <w:rFonts w:ascii="Georgia" w:hAnsi="Georgia"/>
+          <w:b/>
+          <w:bCs/>
+        </w:rPr>
+        <w:t xml:space="preserve"> </w:t>
+      </w:r>
+      <w:proofErr w:type="spellStart"/>
+      <w:r>
+        <w:rPr>
+          <w:rFonts w:ascii="Georgia" w:hAnsi="Georgia"/>
+          <w:b/>
+          <w:bCs/>
+        </w:rPr>
+        <w:t>Against</w:t>
+      </w:r>
+      <w:proofErr w:type="spellEnd"/>
+      <w:r>
+        <w:rPr>
+          <w:rFonts w:ascii="Georgia" w:hAnsi="Georgia"/>
+          <w:b/>
+          <w:bCs/>
+        </w:rPr>
+        <w:t xml:space="preserve"> </w:t>
+      </w:r>
+      <w:proofErr w:type="spellStart"/>
+      <w:r>
+        <w:rPr>
+          <w:rFonts w:ascii="Georgia" w:hAnsi="Georgia"/>
+          <w:b/>
+          <w:bCs/>
+        </w:rPr>
+        <w:t>Requirements</w:t>
+      </w:r>
+      <w:proofErr w:type="spellEnd"/>
+    </w:p>
+    <w:tbl>
+      <w:tblPr>
+        <w:tblW w:w="0" w:type="auto"/>
+        <w:tblCellSpacing w:w="15" w:type="dxa"/>
+        <w:tblCellMar>
+          <w:top w:w="15" w:type="dxa"/>
+          <w:left w:w="15" w:type="dxa"/>
+          <w:bottom w:w="15" w:type="dxa"/>
+          <w:right w:w="15" w:type="dxa"/>
+        </w:tblCellMar>
+        <w:tblLook w:val="04A0" w:firstRow="1" w:lastRow="0" w:firstColumn="1" w:lastColumn="0" w:noHBand="0" w:noVBand="1"/>
+      </w:tblPr>
+      <w:tblGrid>
+        <w:gridCol w:w="1673"/>
+        <w:gridCol w:w="3005"/>
+        <w:gridCol w:w="2769"/>
+        <w:gridCol w:w="1391"/>
+      </w:tblGrid>
+      <w:tr>
+        <w:trPr>
+          <w:tblHeader/>
+          <w:tblCellSpacing w:w="15" w:type="dxa"/>
+        </w:trPr>
+        <w:tc>
+          <w:tcPr>
+            <w:tcW w:w="1628" w:type="dxa"/>
+            <w:tcBorders>
+              <w:bottom w:val="single" w:sz="4" w:space="0" w:color="auto"/>
+            </w:tcBorders>
+            <w:vAlign w:val="center"/>
+            <w:hideMark/>
+          </w:tcPr>
+          <w:p>
+            <w:pPr>
+              <w:spacing w:line="360" w:lineRule="auto"/>
+              <w:jc w:val="both"/>
+              <w:rPr>
+                <w:rFonts w:ascii="Georgia" w:hAnsi="Georgia"/>
+                <w:b/>
+                <w:bCs/>
+              </w:rPr>
+            </w:pPr>
+            <w:proofErr w:type="spellStart"/>
+            <w:r>
+              <w:rPr>
+                <w:rFonts w:ascii="Georgia" w:hAnsi="Georgia"/>
+                <w:b/>
+                <w:bCs/>
+              </w:rPr>
+              <w:t>Requirement</w:t>
+            </w:r>
+            <w:proofErr w:type="spellEnd"/>
+          </w:p>
+        </w:tc>
+        <w:tc>
+          <w:tcPr>
+            <w:tcW w:w="2975" w:type="dxa"/>
+            <w:tcBorders>
+              <w:bottom w:val="single" w:sz="4" w:space="0" w:color="auto"/>
+            </w:tcBorders>
+            <w:vAlign w:val="center"/>
+            <w:hideMark/>
+          </w:tcPr>
+          <w:p>
+            <w:pPr>
+              <w:spacing w:line="360" w:lineRule="auto"/>
+              <w:jc w:val="both"/>
+              <w:rPr>
+                <w:rFonts w:ascii="Georgia" w:hAnsi="Georgia"/>
+                <w:b/>
+                <w:bCs/>
+              </w:rPr>
+            </w:pPr>
+            <w:proofErr w:type="spellStart"/>
+            <w:r>
+              <w:rPr>
+                <w:rFonts w:ascii="Georgia" w:hAnsi="Georgia"/>
+                <w:b/>
+                <w:bCs/>
+              </w:rPr>
+              <w:t>Dimension</w:t>
+            </w:r>
+            <w:proofErr w:type="spellEnd"/>
+            <w:r>
+              <w:rPr>
+                <w:rFonts w:ascii="Georgia" w:hAnsi="Georgia"/>
+                <w:b/>
+                <w:bCs/>
+              </w:rPr>
+              <w:t xml:space="preserve">(s) </w:t>
+            </w:r>
+            <w:proofErr w:type="spellStart"/>
+            <w:r>
+              <w:rPr>
+                <w:rFonts w:ascii="Georgia" w:hAnsi="Georgia"/>
+                <w:b/>
+                <w:bCs/>
+              </w:rPr>
+              <w:t>Required</w:t>
+            </w:r>
+            <w:proofErr w:type="spellEnd"/>
+          </w:p>
+        </w:tc>
+        <w:tc>
+          <w:tcPr>
+            <w:tcW w:w="2739" w:type="dxa"/>
+            <w:tcBorders>
+              <w:bottom w:val="single" w:sz="4" w:space="0" w:color="auto"/>
+            </w:tcBorders>
+            <w:vAlign w:val="center"/>
+            <w:hideMark/>
+          </w:tcPr>
+          <w:p>
+            <w:pPr>
+              <w:spacing w:line="360" w:lineRule="auto"/>
+              <w:jc w:val="both"/>
+              <w:rPr>
+                <w:rFonts w:ascii="Georgia" w:hAnsi="Georgia"/>
+                <w:b/>
+                <w:bCs/>
+              </w:rPr>
+            </w:pPr>
+            <w:proofErr w:type="spellStart"/>
+            <w:r>
+              <w:rPr>
+                <w:rFonts w:ascii="Georgia" w:hAnsi="Georgia"/>
+                <w:b/>
+                <w:bCs/>
+              </w:rPr>
+              <w:t>Measure</w:t>
+            </w:r>
+            <w:proofErr w:type="spellEnd"/>
+            <w:r>
+              <w:rPr>
+                <w:rFonts w:ascii="Georgia" w:hAnsi="Georgia"/>
+                <w:b/>
+                <w:bCs/>
+              </w:rPr>
+              <w:t xml:space="preserve">(s) </w:t>
+            </w:r>
+            <w:proofErr w:type="spellStart"/>
+            <w:r>
+              <w:rPr>
+                <w:rFonts w:ascii="Georgia" w:hAnsi="Georgia"/>
+                <w:b/>
+                <w:bCs/>
+              </w:rPr>
+              <w:t>Required</w:t>
+            </w:r>
+            <w:proofErr w:type="spellEnd"/>
+          </w:p>
+        </w:tc>
+        <w:tc>
+          <w:tcPr>
+            <w:tcW w:w="0" w:type="auto"/>
+            <w:tcBorders>
+              <w:bottom w:val="single" w:sz="4" w:space="0" w:color="auto"/>
+            </w:tcBorders>
+            <w:vAlign w:val="center"/>
+            <w:hideMark/>
+          </w:tcPr>
+          <w:p>
+            <w:pPr>
+              <w:spacing w:line="360" w:lineRule="auto"/>
+              <w:jc w:val="both"/>
+              <w:rPr>
+                <w:rFonts w:ascii="Georgia" w:hAnsi="Georgia"/>
+                <w:b/>
+                <w:bCs/>
+              </w:rPr>
+            </w:pPr>
+            <w:proofErr w:type="spellStart"/>
+            <w:r>
+              <w:rPr>
+                <w:rFonts w:ascii="Georgia" w:hAnsi="Georgia"/>
+                <w:b/>
+                <w:bCs/>
+              </w:rPr>
+              <w:t>Supported</w:t>
+            </w:r>
+            <w:proofErr w:type="spellEnd"/>
+            <w:r>
+              <w:rPr>
+                <w:rFonts w:ascii="Georgia" w:hAnsi="Georgia"/>
+                <w:b/>
+                <w:bCs/>
+              </w:rPr>
+              <w:t>?</w:t>
+            </w:r>
+          </w:p>
+        </w:tc>
+      </w:tr>
+      <w:tr>
+        <w:trPr>
+          <w:tblCellSpacing w:w="15" w:type="dxa"/>
+        </w:trPr>
+        <w:tc>
+          <w:tcPr>
+            <w:tcW w:w="1628" w:type="dxa"/>
+            <w:vAlign w:val="center"/>
+            <w:hideMark/>
+          </w:tcPr>
+          <w:p>
+            <w:pPr>
+              <w:spacing w:line="360" w:lineRule="auto"/>
+              <w:jc w:val="both"/>
+              <w:rPr>
+                <w:rFonts w:ascii="Georgia" w:hAnsi="Georgia"/>
+              </w:rPr>
+            </w:pPr>
+            <w:r>
+              <w:rPr>
+                <w:rFonts w:ascii="Georgia" w:hAnsi="Georgia"/>
+              </w:rPr>
+              <w:t>R1</w:t>
+            </w:r>
+          </w:p>
+        </w:tc>
+        <w:tc>
+          <w:tcPr>
+            <w:tcW w:w="2975" w:type="dxa"/>
+            <w:vAlign w:val="center"/>
+            <w:hideMark/>
+          </w:tcPr>
+          <w:p>
+            <w:pPr>
+              <w:spacing w:line="360" w:lineRule="auto"/>
+              <w:jc w:val="both"/>
+              <w:rPr>
+                <w:rFonts w:ascii="Georgia" w:hAnsi="Georgia"/>
+              </w:rPr>
+            </w:pPr>
+            <w:proofErr w:type="spellStart"/>
+            <w:r>
+              <w:rPr>
+                <w:rFonts w:ascii="Georgia" w:hAnsi="Georgia"/>
+              </w:rPr>
+              <w:t>Dim_Date</w:t>
+            </w:r>
+            <w:proofErr w:type="spellEnd"/>
+          </w:p>
+        </w:tc>
+        <w:tc>
+          <w:tcPr>
+            <w:tcW w:w="2739" w:type="dxa"/>
+            <w:vAlign w:val="center"/>
+            <w:hideMark/>
+          </w:tcPr>
+          <w:p>
+            <w:pPr>
+              <w:spacing w:line="360" w:lineRule="auto"/>
+              <w:jc w:val="both"/>
+              <w:rPr>
+                <w:rFonts w:ascii="Georgia" w:hAnsi="Georgia"/>
+              </w:rPr>
+            </w:pPr>
+            <w:proofErr w:type="spellStart"/>
+            <w:r>
+              <w:rPr>
+                <w:rFonts w:ascii="Georgia" w:hAnsi="Georgia"/>
+              </w:rPr>
+              <w:t>hired_flag</w:t>
+            </w:r>
+            <w:proofErr w:type="spellEnd"/>
+            <w:r>
+              <w:rPr>
+                <w:rFonts w:ascii="Georgia" w:hAnsi="Georgia"/>
+              </w:rPr>
+              <w:t xml:space="preserve">, </w:t>
+            </w:r>
+            <w:proofErr w:type="spellStart"/>
+            <w:r>
+              <w:rPr>
+                <w:rFonts w:ascii="Georgia" w:hAnsi="Georgia"/>
+              </w:rPr>
+              <w:t>application_count</w:t>
+            </w:r>
+            <w:proofErr w:type="spellEnd"/>
+          </w:p>
+        </w:tc>
+        <w:tc>
+          <w:tcPr>
+            <w:tcW w:w="0" w:type="auto"/>
+            <w:vAlign w:val="center"/>
+            <w:hideMark/>
+          </w:tcPr>
+          <w:p>
+            <w:pPr>
+              <w:spacing w:line="360" w:lineRule="auto"/>
+              <w:jc w:val="both"/>
+              <w:rPr>
+                <w:rFonts w:ascii="Georgia" w:hAnsi="Georgia"/>
+              </w:rPr>
+            </w:pPr>
+            <w:r>
+              <w:rPr>
+                <w:rFonts w:ascii="Georgia" w:hAnsi="Georgia"/>
+              </w:rPr>
+              <w:t>Yes</w:t>
+            </w:r>
+          </w:p>
+        </w:tc>
+      </w:tr>
+      <w:tr>
+        <w:trPr>
+          <w:tblCellSpacing w:w="15" w:type="dxa"/>
+        </w:trPr>
+        <w:tc>
+          <w:tcPr>
+            <w:tcW w:w="1628" w:type="dxa"/>
+            <w:vAlign w:val="center"/>
+            <w:hideMark/>
+          </w:tcPr>
+          <w:p>
+            <w:pPr>
+              <w:spacing w:line="360" w:lineRule="auto"/>
+              <w:jc w:val="both"/>
+              <w:rPr>
+                <w:rFonts w:ascii="Georgia" w:hAnsi="Georgia"/>
+              </w:rPr>
+            </w:pPr>
+            <w:r>
+              <w:rPr>
+                <w:rFonts w:ascii="Georgia" w:hAnsi="Georgia"/>
+              </w:rPr>
+              <w:t>R2</w:t>
+            </w:r>
+          </w:p>
+        </w:tc>
+        <w:tc>
+          <w:tcPr>
+            <w:tcW w:w="2975" w:type="dxa"/>
+            <w:vAlign w:val="center"/>
+            <w:hideMark/>
+          </w:tcPr>
+          <w:p>
+            <w:pPr>
+              <w:spacing w:line="360" w:lineRule="auto"/>
+              <w:jc w:val="both"/>
+              <w:rPr>
+                <w:rFonts w:ascii="Georgia" w:hAnsi="Georgia"/>
+              </w:rPr>
+            </w:pPr>
+            <w:proofErr w:type="spellStart"/>
+            <w:r>
+              <w:rPr>
+                <w:rFonts w:ascii="Georgia" w:hAnsi="Georgia"/>
+              </w:rPr>
+              <w:t>Dim_Technology</w:t>
+            </w:r>
+            <w:proofErr w:type="spellEnd"/>
+          </w:p>
+        </w:tc>
+        <w:tc>
+          <w:tcPr>
+            <w:tcW w:w="2739" w:type="dxa"/>
+            <w:vAlign w:val="center"/>
+            <w:hideMark/>
+          </w:tcPr>
+          <w:p>
+            <w:pPr>
+              <w:spacing w:line="360" w:lineRule="auto"/>
+              <w:jc w:val="both"/>
+              <w:rPr>
+                <w:rFonts w:ascii="Georgia" w:hAnsi="Georgia"/>
+              </w:rPr>
+            </w:pPr>
+            <w:proofErr w:type="spellStart"/>
+            <w:r>
+              <w:rPr>
+                <w:rFonts w:ascii="Georgia" w:hAnsi="Georgia"/>
+              </w:rPr>
+              <w:t>hired_flag</w:t>
+            </w:r>
+            <w:proofErr w:type="spellEnd"/>
+            <w:r>
+              <w:rPr>
+                <w:rFonts w:ascii="Georgia" w:hAnsi="Georgia"/>
+              </w:rPr>
+              <w:t xml:space="preserve">, </w:t>
+            </w:r>
+            <w:proofErr w:type="spellStart"/>
+            <w:r>
+              <w:rPr>
+                <w:rFonts w:ascii="Georgia" w:hAnsi="Georgia"/>
+              </w:rPr>
+              <w:t>application_count</w:t>
+            </w:r>
+            <w:proofErr w:type="spellEnd"/>
+          </w:p>
+        </w:tc>
+        <w:tc>
+          <w:tcPr>
+            <w:tcW w:w="0" w:type="auto"/>
+            <w:vAlign w:val="center"/>
+            <w:hideMark/>
+          </w:tcPr>
+          <w:p>
+            <w:pPr>
+              <w:spacing w:line="360" w:lineRule="auto"/>
+              <w:jc w:val="both"/>
+              <w:rPr>
+                <w:rFonts w:ascii="Georgia" w:hAnsi="Georgia"/>
+              </w:rPr>
+            </w:pPr>
+            <w:r>
+              <w:rPr>
+                <w:rFonts w:ascii="Georgia" w:hAnsi="Georgia"/>
+              </w:rPr>
+              <w:t>Yes</w:t>
+            </w:r>
+          </w:p>
+        </w:tc>
+      </w:tr>
+      <w:tr>
+        <w:trPr>
+          <w:tblCellSpacing w:w="15" w:type="dxa"/>
+        </w:trPr>
+        <w:tc>
+          <w:tcPr>
+            <w:tcW w:w="1628" w:type="dxa"/>
+            <w:vAlign w:val="center"/>
+            <w:hideMark/>
+          </w:tcPr>
+          <w:p>
+            <w:pPr>
+              <w:spacing w:line="360" w:lineRule="auto"/>
+              <w:jc w:val="both"/>
+              <w:rPr>
+                <w:rFonts w:ascii="Georgia" w:hAnsi="Georgia"/>
+              </w:rPr>
+            </w:pPr>
+            <w:r>
+              <w:rPr>
+                <w:rFonts w:ascii="Georgia" w:hAnsi="Georgia"/>
+              </w:rPr>
+              <w:t>R3</w:t>
+            </w:r>
+          </w:p>
+        </w:tc>
+        <w:tc>
+          <w:tcPr>
+            <w:tcW w:w="2975" w:type="dxa"/>
+            <w:vAlign w:val="center"/>
+            <w:hideMark/>
+          </w:tcPr>
+          <w:p>
+            <w:pPr>
+              <w:spacing w:line="360" w:lineRule="auto"/>
+              <w:jc w:val="both"/>
+              <w:rPr>
+                <w:rFonts w:ascii="Georgia" w:hAnsi="Georgia"/>
+              </w:rPr>
+            </w:pPr>
+            <w:proofErr w:type="spellStart"/>
+            <w:r>
+              <w:rPr>
+                <w:rFonts w:ascii="Georgia" w:hAnsi="Georgia"/>
+              </w:rPr>
+              <w:t>Dim_Candidate_Profile</w:t>
+            </w:r>
+            <w:proofErr w:type="spellEnd"/>
+          </w:p>
+        </w:tc>
+        <w:tc>
+          <w:tcPr>
+            <w:tcW w:w="2739" w:type="dxa"/>
+            <w:vAlign w:val="center"/>
+            <w:hideMark/>
+          </w:tcPr>
+          <w:p>
+            <w:pPr>
+              <w:spacing w:line="360" w:lineRule="auto"/>
+              <w:jc w:val="both"/>
+              <w:rPr>
+                <w:rFonts w:ascii="Georgia" w:hAnsi="Georgia"/>
+              </w:rPr>
+            </w:pPr>
+            <w:proofErr w:type="spellStart"/>
+            <w:r>
+              <w:rPr>
+                <w:rFonts w:ascii="Georgia" w:hAnsi="Georgia"/>
+              </w:rPr>
+              <w:t>hired_flag</w:t>
+            </w:r>
+            <w:proofErr w:type="spellEnd"/>
+            <w:r>
+              <w:rPr>
+                <w:rFonts w:ascii="Georgia" w:hAnsi="Georgia"/>
+              </w:rPr>
+              <w:t xml:space="preserve">, </w:t>
+            </w:r>
+            <w:proofErr w:type="spellStart"/>
+            <w:r>
+              <w:rPr>
+                <w:rFonts w:ascii="Georgia" w:hAnsi="Georgia"/>
+              </w:rPr>
+              <w:t>application_count</w:t>
+            </w:r>
+            <w:proofErr w:type="spellEnd"/>
+          </w:p>
+        </w:tc>
+        <w:tc>
+          <w:tcPr>
+            <w:tcW w:w="0" w:type="auto"/>
+            <w:vAlign w:val="center"/>
+            <w:hideMark/>
+          </w:tcPr>
+          <w:p>
+            <w:pPr>
+              <w:spacing w:line="360" w:lineRule="auto"/>
+              <w:jc w:val="both"/>
+              <w:rPr>
+                <w:rFonts w:ascii="Georgia" w:hAnsi="Georgia"/>
+              </w:rPr>
+            </w:pPr>
+            <w:r>
+              <w:rPr>
+                <w:rFonts w:ascii="Georgia" w:hAnsi="Georgia"/>
+              </w:rPr>
+              <w:t>Yes</w:t>
+            </w:r>
+          </w:p>
+        </w:tc>
+      </w:tr>
+      <w:tr>
+        <w:trPr>
+          <w:tblCellSpacing w:w="15" w:type="dxa"/>
+        </w:trPr>
+        <w:tc>
+          <w:tcPr>
+            <w:tcW w:w="1628" w:type="dxa"/>
+            <w:vAlign w:val="center"/>
+            <w:hideMark/>
+          </w:tcPr>
+          <w:p>
+            <w:pPr>
+              <w:spacing w:line="360" w:lineRule="auto"/>
+              <w:jc w:val="both"/>
+              <w:rPr>
+                <w:rFonts w:ascii="Georgia" w:hAnsi="Georgia"/>
+              </w:rPr>
+            </w:pPr>
+            <w:r>
+              <w:rPr>
+                <w:rFonts w:ascii="Georgia" w:hAnsi="Georgia"/>
+              </w:rPr>
+              <w:t>R4</w:t>
+            </w:r>
+          </w:p>
+        </w:tc>
+        <w:tc>
+          <w:tcPr>
+            <w:tcW w:w="2975" w:type="dxa"/>
+            <w:vAlign w:val="center"/>
+            <w:hideMark/>
+          </w:tcPr>
+          <w:p>
+            <w:pPr>
+              <w:spacing w:line="360" w:lineRule="auto"/>
+              <w:jc w:val="both"/>
+              <w:rPr>
+                <w:rFonts w:ascii="Georgia" w:hAnsi="Georgia"/>
+              </w:rPr>
+            </w:pPr>
+            <w:proofErr w:type="spellStart"/>
+            <w:r>
+              <w:rPr>
+                <w:rFonts w:ascii="Georgia" w:hAnsi="Georgia"/>
+              </w:rPr>
+              <w:t>Dim_Country</w:t>
+            </w:r>
+            <w:proofErr w:type="spellEnd"/>
+          </w:p>
+        </w:tc>
+        <w:tc>
+          <w:tcPr>
+            <w:tcW w:w="2739" w:type="dxa"/>
+            <w:vAlign w:val="center"/>
+            <w:hideMark/>
+          </w:tcPr>
+          <w:p>
+            <w:pPr>
+              <w:spacing w:line="360" w:lineRule="auto"/>
+              <w:jc w:val="both"/>
+              <w:rPr>
+                <w:rFonts w:ascii="Georgia" w:hAnsi="Georgia"/>
+              </w:rPr>
+            </w:pPr>
+            <w:proofErr w:type="spellStart"/>
+            <w:r>
+              <w:rPr>
+                <w:rFonts w:ascii="Georgia" w:hAnsi="Georgia"/>
+              </w:rPr>
+              <w:t>hired_flag</w:t>
+            </w:r>
+            <w:proofErr w:type="spellEnd"/>
+            <w:r>
+              <w:rPr>
+                <w:rFonts w:ascii="Georgia" w:hAnsi="Georgia"/>
+              </w:rPr>
+              <w:t xml:space="preserve">, </w:t>
+            </w:r>
+            <w:proofErr w:type="spellStart"/>
+            <w:r>
+              <w:rPr>
+                <w:rFonts w:ascii="Georgia" w:hAnsi="Georgia"/>
+              </w:rPr>
+              <w:t>application_count</w:t>
+            </w:r>
+            <w:proofErr w:type="spellEnd"/>
+          </w:p>
+        </w:tc>
+        <w:tc>
+          <w:tcPr>
+            <w:tcW w:w="0" w:type="auto"/>
+            <w:vAlign w:val="center"/>
+            <w:hideMark/>
+          </w:tcPr>
+          <w:p>
+            <w:pPr>
+              <w:spacing w:line="360" w:lineRule="auto"/>
+              <w:jc w:val="both"/>
+              <w:rPr>
+                <w:rFonts w:ascii="Georgia" w:hAnsi="Georgia"/>
+              </w:rPr>
+            </w:pPr>
+            <w:r>
+              <w:rPr>
+                <w:rFonts w:ascii="Georgia" w:hAnsi="Georgia"/>
+              </w:rPr>
+              <w:t>Yes</w:t>
+            </w:r>
+          </w:p>
+        </w:tc>
+      </w:tr>
+      <w:tr>
+        <w:trPr>
+          <w:tblCellSpacing w:w="15" w:type="dxa"/>
+        </w:trPr>
+        <w:tc>
+          <w:tcPr>
+            <w:tcW w:w="1628" w:type="dxa"/>
+            <w:vAlign w:val="center"/>
+            <w:hideMark/>
+          </w:tcPr>
+          <w:p>
+            <w:pPr>
+              <w:spacing w:line="360" w:lineRule="auto"/>
+              <w:jc w:val="both"/>
+              <w:rPr>
+                <w:rFonts w:ascii="Georgia" w:hAnsi="Georgia"/>
+              </w:rPr>
+            </w:pPr>
+            <w:r>
+              <w:rPr>
+                <w:rFonts w:ascii="Georgia" w:hAnsi="Georgia"/>
+              </w:rPr>
+              <w:t>R5</w:t>
+            </w:r>
+          </w:p>
+        </w:tc>
+        <w:tc>
+          <w:tcPr>
+            <w:tcW w:w="2975" w:type="dxa"/>
+            <w:vAlign w:val="center"/>
+            <w:hideMark/>
+          </w:tcPr>
+          <w:p>
+            <w:pPr>
+              <w:spacing w:line="360" w:lineRule="auto"/>
+              <w:jc w:val="both"/>
+              <w:rPr>
+                <w:rFonts w:ascii="Georgia" w:hAnsi="Georgia"/>
+              </w:rPr>
+            </w:pPr>
+            <w:r>
+              <w:rPr>
+                <w:rFonts w:ascii="Georgia" w:hAnsi="Georgia"/>
+              </w:rPr>
+              <w:t xml:space="preserve">— (uses </w:t>
+            </w:r>
+            <w:proofErr w:type="spellStart"/>
+            <w:r>
+              <w:rPr>
+                <w:rFonts w:ascii="Georgia" w:hAnsi="Georgia"/>
+              </w:rPr>
+              <w:t>fact</w:t>
+            </w:r>
+            <w:proofErr w:type="spellEnd"/>
+            <w:r>
+              <w:rPr>
+                <w:rFonts w:ascii="Georgia" w:hAnsi="Georgia"/>
+              </w:rPr>
+              <w:t xml:space="preserve"> table </w:t>
+            </w:r>
+            <w:proofErr w:type="spellStart"/>
+            <w:r>
+              <w:rPr>
+                <w:rFonts w:ascii="Georgia" w:hAnsi="Georgia"/>
+              </w:rPr>
+              <w:t>directly</w:t>
+            </w:r>
+            <w:proofErr w:type="spellEnd"/>
+            <w:r>
+              <w:rPr>
+                <w:rFonts w:ascii="Georgia" w:hAnsi="Georgia"/>
+              </w:rPr>
+              <w:t>)</w:t>
+            </w:r>
+          </w:p>
+        </w:tc>
+        <w:tc>
+          <w:tcPr>
+            <w:tcW w:w="2739" w:type="dxa"/>
+            <w:vAlign w:val="center"/>
+            <w:hideMark/>
+          </w:tcPr>
+          <w:p>
+            <w:pPr>
+              <w:spacing w:line="360" w:lineRule="auto"/>
+              <w:jc w:val="both"/>
+              <w:rPr>
+                <w:rFonts w:ascii="Georgia" w:hAnsi="Georgia"/>
+                <w:lang w:val="en-US"/>
+              </w:rPr>
+            </w:pPr>
+            <w:proofErr w:type="spellStart"/>
+            <w:r>
+              <w:rPr>
+                <w:rFonts w:ascii="Georgia" w:hAnsi="Georgia"/>
+                <w:lang w:val="en-US"/>
+              </w:rPr>
+              <w:t>code_challenge_score</w:t>
+            </w:r>
+            <w:proofErr w:type="spellEnd"/>
+            <w:r>
+              <w:rPr>
+                <w:rFonts w:ascii="Georgia" w:hAnsi="Georgia"/>
+                <w:lang w:val="en-US"/>
+              </w:rPr>
+              <w:t xml:space="preserve">, </w:t>
+            </w:r>
+            <w:proofErr w:type="spellStart"/>
+            <w:r>
+              <w:rPr>
+                <w:rFonts w:ascii="Georgia" w:hAnsi="Georgia"/>
+                <w:lang w:val="en-US"/>
+              </w:rPr>
+              <w:t>technical_interview_score</w:t>
+            </w:r>
+            <w:proofErr w:type="spellEnd"/>
+            <w:r>
+              <w:rPr>
+                <w:rFonts w:ascii="Georgia" w:hAnsi="Georgia"/>
+                <w:lang w:val="en-US"/>
+              </w:rPr>
+              <w:t xml:space="preserve">, </w:t>
+            </w:r>
+            <w:proofErr w:type="spellStart"/>
+            <w:r>
+              <w:rPr>
+                <w:rFonts w:ascii="Georgia" w:hAnsi="Georgia"/>
+                <w:lang w:val="en-US"/>
+              </w:rPr>
+              <w:t>hired_flag</w:t>
+            </w:r>
+            <w:proofErr w:type="spellEnd"/>
+          </w:p>
+        </w:tc>
+        <w:tc>
+          <w:tcPr>
+            <w:tcW w:w="0" w:type="auto"/>
+            <w:vAlign w:val="center"/>
+            <w:hideMark/>
+          </w:tcPr>
+          <w:p>
+            <w:pPr>
+              <w:spacing w:line="360" w:lineRule="auto"/>
+              <w:jc w:val="both"/>
+              <w:rPr>
+                <w:rFonts w:ascii="Georgia" w:hAnsi="Georgia"/>
+              </w:rPr>
+            </w:pPr>
+            <w:r>
+              <w:rPr>
+                <w:rFonts w:ascii="Georgia" w:hAnsi="Georgia"/>
+              </w:rPr>
+              <w:t>Yes</w:t>
+            </w:r>
+          </w:p>
+        </w:tc>
+      </w:tr>
+    </w:tbl>
+    <w:p>
+      <w:pPr>
+        <w:spacing w:line="360" w:lineRule="auto"/>
+        <w:jc w:val="both"/>
+        <w:rPr>
+          <w:rFonts w:ascii="Georgia" w:hAnsi="Georgia"/>
+          <w:lang w:val="en-US"/>
+        </w:rPr>
+      </w:pPr>
+      <w:r>
+        <w:rPr>
+          <w:rFonts w:ascii="Georgia" w:hAnsi="Georgia"/>
+          <w:lang w:val="en-US"/>
+        </w:rPr>
+        <w:t>All five business requirements are supported by the proposed model without requiring additional dimensions or measures.</w:t>
+      </w:r>
+    </w:p>
+    <w:p>
+      <w:pPr>
+        <w:spacing w:line="360" w:lineRule="auto"/>
+        <w:jc w:val="both"/>
+        <w:rPr>
+          <w:rFonts w:ascii="Georgia" w:hAnsi="Georgia"/>
+          <w:b/>
+          <w:bCs/>
+          <w:lang w:val="en-US"/>
+        </w:rPr>
+      </w:pPr>
+      <w:r>
+        <w:rPr>
+          <w:rFonts w:ascii="Georgia" w:hAnsi="Georgia"/>
+          <w:b/>
+          <w:bCs/>
+          <w:lang w:val="en-US"/>
+        </w:rPr>
+        <w:t>6.1 Diagram</w:t>
+      </w:r>
+    </w:p>
+    <w:p>
+      <w:pPr>
+        <w:spacing w:line="360" w:lineRule="auto"/>
+        <w:jc w:val="center"/>
+        <w:rPr>
+          <w:rFonts w:ascii="Georgia" w:hAnsi="Georgia"/>
+          <w:b/>
+          <w:bCs/>
+          <w:lang w:val="en-US"/>
+        </w:rPr>
+      </w:pPr>
+      <w:r>
+        <w:rPr>
+          <w:rFonts w:ascii="Georgia" w:hAnsi="Georgia"/>
+          <w:b/>
+          <w:bCs/>
+          <w:noProof/>
+          <w:lang w:val="en-US"/>
+        </w:rPr>
+        <w:drawing>
+          <wp:inline distT="0" distB="0" distL="0" distR="0" wp14:anchorId="5ED3D680" wp14:editId="24A023F5">
+            <wp:extent cx="4323467" cy="3275965"/>
+            <wp:effectExtent l="0" t="0" r="1270" b="635"/>
+            <wp:docPr id="1" name="Imagen 1" descr="Diagrama&#10;&#10;Descripción generada automáticamente"/>
+            <wp:cNvGraphicFramePr>
+              <a:graphicFrameLocks xmlns:a="http://schemas.openxmlformats.org/drawingml/2006/main" noChangeAspect="1"/>
+            </wp:cNvGraphicFramePr>
+            <a:graphic xmlns:a="http://schemas.openxmlformats.org/drawingml/2006/main">
+              <a:graphicData uri="http://schemas.openxmlformats.org/drawingml/2006/picture">
+                <pic:pic xmlns:pic="http://schemas.openxmlformats.org/drawingml/2006/picture">
+                  <pic:nvPicPr>
+                    <pic:cNvPr id="1" name="Imagen 1" descr="Diagrama&#10;&#10;Descripción generada automáticamente"/>
+                    <pic:cNvPicPr/>
+                  </pic:nvPicPr>
+                  <pic:blipFill rotWithShape="1">
+                    <a:blip r:embed="rId8">
+                      <a:extLst>
+                        <a:ext uri="{28A0092B-C50C-407E-A947-70E740481C1C}">
+                          <a14:useLocalDpi xmlns:a14="http://schemas.microsoft.com/office/drawing/2010/main" val="0"/>
+                        </a:ext>
+                      </a:extLst>
+                    </a:blip>
+                    <a:srcRect r="204" b="7051"/>
+                    <a:stretch/>
+                  </pic:blipFill>
+                  <pic:spPr bwMode="auto">
+                    <a:xfrm>
+                      <a:off x="0" y="0"/>
+                      <a:ext cx="4345511" cy="3292668"/>
+                    </a:xfrm>
+                    <a:prstGeom prst="rect">
+                      <a:avLst/>
+                    </a:prstGeom>
+                    <a:ln>
+                      <a:noFill/>
+                    </a:ln>
+                    <a:extLst>
+                      <a:ext uri="{53640926-AAD7-44D8-BBD7-CCE9431645EC}">
+                        <a14:shadowObscured xmlns:a14="http://schemas.microsoft.com/office/drawing/2010/main"/>
+                      </a:ext>
+                    </a:extLst>
+                  </pic:spPr>
+                </pic:pic>
+              </a:graphicData>
+            </a:graphic>
+          </wp:inline>
+        </w:drawing>
+      </w:r>
+    </w:p>
+    <w:p>
+      <w:pPr>
+        <w:spacing w:line="360" w:lineRule="auto"/>
+        <w:rPr>
+          <w:rFonts w:ascii="Georgia" w:hAnsi="Georgia"/>
+          <w:b/>
+          <w:bCs/>
+          <w:lang w:val="en-US"/>
+        </w:rPr>
+      </w:pPr>
+      <w:r>
+        <w:rPr>
+          <w:rFonts w:ascii="Georgia" w:hAnsi="Georgia"/>
+          <w:b/>
+          <w:bCs/>
+          <w:lang w:val="en-US"/>
+        </w:rPr>
+        <w:lastRenderedPageBreak/>
+        <w:t>7. ETL Process</w:t>
+      </w:r>
+    </w:p>
+    <w:p>
+      <w:pPr>
+        <w:spacing w:line="360" w:lineRule="auto"/>
+        <w:rPr>
+          <w:rFonts w:ascii="Georgia" w:hAnsi="Georgia"/>
+          <w:b/>
+          <w:bCs/>
+          <w:lang w:val="en-US"/>
+        </w:rPr>
+      </w:pPr>
+      <w:r>
+        <w:rPr>
+          <w:rFonts w:ascii="Georgia" w:hAnsi="Georgia"/>
+          <w:b/>
+          <w:bCs/>
+          <w:lang w:val="en-US"/>
+        </w:rPr>
+        <w:t>7.1 Extract</w:t>
+      </w:r>
+    </w:p>
+    <w:p>
+      <w:pPr>
+        <w:spacing w:line="360" w:lineRule="auto"/>
+        <w:rPr>
+          <w:rFonts w:ascii="Georgia" w:hAnsi="Georgia"/>
+          <w:lang w:val="en-US"/>
+        </w:rPr>
+      </w:pPr>
+      <w:r>
+        <w:rPr>
+          <w:rFonts w:ascii="Georgia" w:hAnsi="Georgia"/>
+          <w:lang w:val="en-US"/>
+        </w:rPr>
+        <w:t xml:space="preserve">The extraction stage reads data/raw/candidates.csv (semicolon-delimited) into a Pandas </w:t>
+      </w:r>
+      <w:proofErr w:type="spellStart"/>
+      <w:r>
+        <w:rPr>
+          <w:rFonts w:ascii="Georgia" w:hAnsi="Georgia"/>
+          <w:lang w:val="en-US"/>
+        </w:rPr>
+        <w:t>DataFrame</w:t>
+      </w:r>
+      <w:proofErr w:type="spellEnd"/>
+      <w:r>
+        <w:rPr>
+          <w:rFonts w:ascii="Georgia" w:hAnsi="Georgia"/>
+          <w:lang w:val="en-US"/>
+        </w:rPr>
+        <w:t>. The original source file is preserved untouched in the repository; no business transformations are applied at this stage — the raw data is simply loaded into memory as-is.</w:t>
+      </w:r>
+    </w:p>
+    <w:p>
+      <w:pPr>
+        <w:spacing w:line="360" w:lineRule="auto"/>
+        <w:rPr>
+          <w:rFonts w:ascii="Georgia" w:hAnsi="Georgia"/>
+          <w:b/>
+          <w:bCs/>
+          <w:lang w:val="en-US"/>
+        </w:rPr>
+      </w:pPr>
+      <w:r>
+        <w:rPr>
+          <w:rFonts w:ascii="Georgia" w:hAnsi="Georgia"/>
+          <w:b/>
+          <w:bCs/>
+          <w:lang w:val="en-US"/>
+        </w:rPr>
+        <w:t>7.2 Data Preparation</w:t>
+      </w:r>
+    </w:p>
+    <w:p>
+      <w:pPr>
+        <w:spacing w:line="360" w:lineRule="auto"/>
+        <w:rPr>
+          <w:rFonts w:ascii="Georgia" w:hAnsi="Georgia"/>
+          <w:lang w:val="en-US"/>
+        </w:rPr>
+      </w:pPr>
+      <w:r>
+        <w:rPr>
+          <w:rFonts w:ascii="Georgia" w:hAnsi="Georgia"/>
+          <w:lang w:val="en-US"/>
+        </w:rPr>
+        <w:t>The following preparation steps were applied, based on the findings of the initial data profiling (Task 1):</w:t>
+      </w:r>
+    </w:p>
+    <w:p>
+      <w:pPr>
+        <w:numPr>
+          <w:ilvl w:val="0"/>
+          <w:numId w:val="10"/>
+        </w:numPr>
+        <w:spacing w:line="360" w:lineRule="auto"/>
+        <w:rPr>
+          <w:rFonts w:ascii="Georgia" w:hAnsi="Georgia"/>
+          <w:lang w:val="en-US"/>
+        </w:rPr>
+      </w:pPr>
+      <w:r>
+        <w:rPr>
+          <w:rFonts w:ascii="Georgia" w:hAnsi="Georgia"/>
+          <w:lang w:val="en-US"/>
+        </w:rPr>
+        <w:t xml:space="preserve">Application Date was converted from string to a proper datetime type. Since profiling found 0 </w:t>
+      </w:r>
+      <w:proofErr w:type="spellStart"/>
+      <w:r>
+        <w:rPr>
+          <w:rFonts w:ascii="Georgia" w:hAnsi="Georgia"/>
+          <w:lang w:val="en-US"/>
+        </w:rPr>
+        <w:t>unparseable</w:t>
+      </w:r>
+      <w:proofErr w:type="spellEnd"/>
+      <w:r>
+        <w:rPr>
+          <w:rFonts w:ascii="Georgia" w:hAnsi="Georgia"/>
+          <w:lang w:val="en-US"/>
+        </w:rPr>
+        <w:t xml:space="preserve"> dates, this conversion resulted in no data loss.</w:t>
+      </w:r>
+    </w:p>
+    <w:p>
+      <w:pPr>
+        <w:numPr>
+          <w:ilvl w:val="0"/>
+          <w:numId w:val="10"/>
+        </w:numPr>
+        <w:spacing w:line="360" w:lineRule="auto"/>
+        <w:rPr>
+          <w:rFonts w:ascii="Georgia" w:hAnsi="Georgia"/>
+          <w:lang w:val="en-US"/>
+        </w:rPr>
+      </w:pPr>
+      <w:r>
+        <w:rPr>
+          <w:rFonts w:ascii="Georgia" w:hAnsi="Georgia"/>
+          <w:lang w:val="en-US"/>
+        </w:rPr>
+        <w:t>Text attributes later used as dimension values (Country, Seniority, Technology) were stripped of leading/trailing whitespace as a defensive measure, even though profiling had already confirmed no casing inconsistencies or typos.</w:t>
+      </w:r>
+    </w:p>
+    <w:p>
+      <w:pPr>
+        <w:numPr>
+          <w:ilvl w:val="0"/>
+          <w:numId w:val="10"/>
+        </w:numPr>
+        <w:spacing w:line="360" w:lineRule="auto"/>
+        <w:rPr>
+          <w:rFonts w:ascii="Georgia" w:hAnsi="Georgia"/>
+          <w:lang w:val="en-US"/>
+        </w:rPr>
+      </w:pPr>
+      <w:r>
+        <w:rPr>
+          <w:rFonts w:ascii="Georgia" w:hAnsi="Georgia"/>
+          <w:lang w:val="en-US"/>
+        </w:rPr>
+        <w:t xml:space="preserve">No rows were removed for missing </w:t>
+      </w:r>
+      <w:proofErr w:type="gramStart"/>
+      <w:r>
+        <w:rPr>
+          <w:rFonts w:ascii="Georgia" w:hAnsi="Georgia"/>
+          <w:lang w:val="en-US"/>
+        </w:rPr>
+        <w:t>values, since</w:t>
+      </w:r>
+      <w:proofErr w:type="gramEnd"/>
+      <w:r>
+        <w:rPr>
+          <w:rFonts w:ascii="Georgia" w:hAnsi="Georgia"/>
+          <w:lang w:val="en-US"/>
+        </w:rPr>
+        <w:t xml:space="preserve"> profiling confirmed 0 missing values across the entire dataset.</w:t>
+      </w:r>
+    </w:p>
+    <w:p>
+      <w:pPr>
+        <w:numPr>
+          <w:ilvl w:val="0"/>
+          <w:numId w:val="10"/>
+        </w:numPr>
+        <w:spacing w:line="360" w:lineRule="auto"/>
+        <w:rPr>
+          <w:rFonts w:ascii="Georgia" w:hAnsi="Georgia"/>
+          <w:lang w:val="en-US"/>
+        </w:rPr>
+      </w:pPr>
+      <w:r>
+        <w:rPr>
+          <w:rFonts w:ascii="Georgia" w:hAnsi="Georgia"/>
+          <w:lang w:val="en-US"/>
+        </w:rPr>
+        <w:t xml:space="preserve">The 167 duplicate email addresses identified during profiling were deliberately not removed. Because the declared grain of the fact table is </w:t>
+      </w:r>
+      <w:r>
+        <w:rPr>
+          <w:rFonts w:ascii="Georgia" w:hAnsi="Georgia"/>
+          <w:i/>
+          <w:iCs/>
+          <w:lang w:val="en-US"/>
+        </w:rPr>
+        <w:t>one application</w:t>
+      </w:r>
+      <w:r>
+        <w:rPr>
+          <w:rFonts w:ascii="Georgia" w:hAnsi="Georgia"/>
+          <w:lang w:val="en-US"/>
+        </w:rPr>
+        <w:t xml:space="preserve">, not </w:t>
+      </w:r>
+      <w:r>
+        <w:rPr>
+          <w:rFonts w:ascii="Georgia" w:hAnsi="Georgia"/>
+          <w:i/>
+          <w:iCs/>
+          <w:lang w:val="en-US"/>
+        </w:rPr>
+        <w:t>one unique candidate identity</w:t>
+      </w:r>
+      <w:r>
+        <w:rPr>
+          <w:rFonts w:ascii="Georgia" w:hAnsi="Georgia"/>
+          <w:lang w:val="en-US"/>
+        </w:rPr>
+        <w:t>, and no duplicates were found when checking First Name + Last Name + Email together, each of these rows still represents a distinct, valid application. This decision is documented here rather than silently dropping data.</w:t>
+      </w:r>
+    </w:p>
+    <w:p>
+      <w:pPr>
+        <w:spacing w:line="360" w:lineRule="auto"/>
+        <w:rPr>
+          <w:rFonts w:ascii="Georgia" w:hAnsi="Georgia"/>
+          <w:b/>
+          <w:bCs/>
+          <w:lang w:val="en-US"/>
+        </w:rPr>
+      </w:pPr>
+      <w:r>
+        <w:rPr>
+          <w:rFonts w:ascii="Georgia" w:hAnsi="Georgia"/>
+          <w:b/>
+          <w:bCs/>
+          <w:lang w:val="en-US"/>
+        </w:rPr>
+        <w:t>7.3 Business Transformation</w:t>
+      </w:r>
+    </w:p>
+    <w:p>
+      <w:pPr>
+        <w:spacing w:line="360" w:lineRule="auto"/>
+        <w:rPr>
+          <w:rFonts w:ascii="Georgia" w:hAnsi="Georgia"/>
+          <w:b/>
+          <w:bCs/>
+          <w:lang w:val="en-US"/>
+        </w:rPr>
+      </w:pPr>
+      <w:r>
+        <w:rPr>
+          <w:rFonts w:ascii="Georgia" w:hAnsi="Georgia"/>
+          <w:b/>
+          <w:bCs/>
+          <w:lang w:val="en-US"/>
+        </w:rPr>
+        <w:t>Two derived attributes were created at this stage:</w:t>
+      </w:r>
+    </w:p>
+    <w:p>
+      <w:pPr>
+        <w:numPr>
+          <w:ilvl w:val="0"/>
+          <w:numId w:val="11"/>
+        </w:numPr>
+        <w:spacing w:line="360" w:lineRule="auto"/>
+        <w:rPr>
+          <w:rFonts w:ascii="Georgia" w:hAnsi="Georgia"/>
+          <w:lang w:val="en-US"/>
+        </w:rPr>
+      </w:pPr>
+      <w:r>
+        <w:rPr>
+          <w:rFonts w:ascii="Georgia" w:hAnsi="Georgia"/>
+          <w:lang w:val="en-US"/>
+        </w:rPr>
+        <w:t xml:space="preserve">Hired </w:t>
+      </w:r>
+      <w:r>
+        <w:rPr>
+          <w:rFonts w:ascii="Georgia" w:hAnsi="Georgia"/>
+          <w:lang w:val="en-US"/>
+        </w:rPr>
+        <w:t>flag</w:t>
+      </w:r>
+      <w:r>
+        <w:rPr>
+          <w:rFonts w:ascii="Georgia" w:hAnsi="Georgia"/>
+          <w:lang w:val="en-US"/>
+        </w:rPr>
+        <w:t xml:space="preserve"> implements the business rule HIRED = (Code Challenge Score ≥ 7) AND (Technical Interview Score ≥ 7) as an integer (1 = HIRED, 0 = NOT HIRED), so it can be summed directly in later analytical queries. Applying this rule to the full dataset produced 6,698 hired candidates (13.40%), matching the figure obtained during profiling.</w:t>
+      </w:r>
+    </w:p>
+    <w:p>
+      <w:pPr>
+        <w:numPr>
+          <w:ilvl w:val="0"/>
+          <w:numId w:val="11"/>
+        </w:numPr>
+        <w:spacing w:line="360" w:lineRule="auto"/>
+        <w:rPr>
+          <w:rFonts w:ascii="Georgia" w:hAnsi="Georgia"/>
+          <w:lang w:val="en-US"/>
+        </w:rPr>
+      </w:pPr>
+      <w:proofErr w:type="spellStart"/>
+      <w:r>
+        <w:rPr>
+          <w:rFonts w:ascii="Georgia" w:hAnsi="Georgia"/>
+          <w:lang w:val="en-US"/>
+        </w:rPr>
+        <w:lastRenderedPageBreak/>
+        <w:t>YOE_</w:t>
+      </w:r>
+      <w:proofErr w:type="gramStart"/>
+      <w:r>
+        <w:rPr>
+          <w:rFonts w:ascii="Georgia" w:hAnsi="Georgia"/>
+          <w:lang w:val="en-US"/>
+        </w:rPr>
+        <w:t>Range</w:t>
+      </w:r>
+      <w:proofErr w:type="spellEnd"/>
+      <w:r>
+        <w:rPr>
+          <w:rFonts w:ascii="Georgia" w:hAnsi="Georgia"/>
+          <w:lang w:val="en-US"/>
+        </w:rPr>
+        <w:t>:</w:t>
+      </w:r>
+      <w:proofErr w:type="gramEnd"/>
+      <w:r>
+        <w:rPr>
+          <w:rFonts w:ascii="Georgia" w:hAnsi="Georgia"/>
+          <w:lang w:val="en-US"/>
+        </w:rPr>
+        <w:t xml:space="preserve"> buckets the continuous </w:t>
+      </w:r>
+      <w:r>
+        <w:rPr>
+          <w:rFonts w:ascii="Georgia" w:hAnsi="Georgia"/>
+          <w:i/>
+          <w:iCs/>
+          <w:lang w:val="en-US"/>
+        </w:rPr>
+        <w:t>Years of Experience</w:t>
+      </w:r>
+      <w:r>
+        <w:rPr>
+          <w:rFonts w:ascii="Georgia" w:hAnsi="Georgia"/>
+          <w:lang w:val="en-US"/>
+        </w:rPr>
+        <w:t xml:space="preserve"> attribute into 5-year ranges (0–5, 6–10, 11–15, 16–20, 21–25, 26–30). This derived attribute is required by </w:t>
+      </w:r>
+      <w:proofErr w:type="spellStart"/>
+      <w:r>
+        <w:rPr>
+          <w:rFonts w:ascii="Georgia" w:hAnsi="Georgia"/>
+          <w:lang w:val="en-US"/>
+        </w:rPr>
+        <w:t>Dim_Candidate_Profile</w:t>
+      </w:r>
+      <w:proofErr w:type="spellEnd"/>
+      <w:r>
+        <w:rPr>
+          <w:rFonts w:ascii="Georgia" w:hAnsi="Georgia"/>
+          <w:lang w:val="en-US"/>
+        </w:rPr>
+        <w:t xml:space="preserve"> so that R3 can compare candidate profiles as meaningful groups rather than 31 individual YOE values.</w:t>
+      </w:r>
+    </w:p>
+    <w:p>
+      <w:pPr>
+        <w:spacing w:line="360" w:lineRule="auto"/>
+        <w:rPr>
+          <w:rFonts w:ascii="Georgia" w:hAnsi="Georgia"/>
+          <w:lang w:val="en-US"/>
+        </w:rPr>
+      </w:pPr>
+      <w:r>
+        <w:rPr>
+          <w:rFonts w:ascii="Georgia" w:hAnsi="Georgia"/>
+          <w:lang w:val="en-US"/>
+        </w:rPr>
+        <w:t>No additional transformations were created beyond what R1–R5 require.</w:t>
+      </w:r>
+    </w:p>
+    <w:p>
+      <w:pPr>
+        <w:spacing w:line="360" w:lineRule="auto"/>
+        <w:rPr>
+          <w:rFonts w:ascii="Georgia" w:hAnsi="Georgia"/>
+          <w:b/>
+          <w:bCs/>
+          <w:lang w:val="en-US"/>
+        </w:rPr>
+      </w:pPr>
+      <w:r>
+        <w:rPr>
+          <w:rFonts w:ascii="Georgia" w:hAnsi="Georgia"/>
+          <w:b/>
+          <w:bCs/>
+          <w:lang w:val="en-US"/>
+        </w:rPr>
+        <w:t>8. Dimensional Transformation</w:t>
+      </w:r>
+    </w:p>
+    <w:p>
+      <w:pPr>
+        <w:spacing w:line="360" w:lineRule="auto"/>
+        <w:rPr>
+          <w:rFonts w:ascii="Georgia" w:hAnsi="Georgia"/>
+          <w:lang w:val="en-US"/>
+        </w:rPr>
+      </w:pPr>
+      <w:r>
+        <w:rPr>
+          <w:rFonts w:ascii="Georgia" w:hAnsi="Georgia"/>
+          <w:lang w:val="en-US"/>
+        </w:rPr>
+        <w:t xml:space="preserve">Following the conceptual flow </w:t>
+      </w:r>
+      <w:r>
+        <w:rPr>
+          <w:rFonts w:ascii="Georgia" w:hAnsi="Georgia"/>
+          <w:i/>
+          <w:iCs/>
+          <w:lang w:val="en-US"/>
+        </w:rPr>
+        <w:t xml:space="preserve">Prepared Candidate Data </w:t>
+      </w:r>
+      <w:r>
+        <w:rPr>
+          <w:rFonts w:ascii="Times New Roman" w:hAnsi="Times New Roman" w:cs="Times New Roman"/>
+          <w:i/>
+          <w:iCs/>
+          <w:lang w:val="en-US"/>
+        </w:rPr>
+        <w:t>→</w:t>
+      </w:r>
+      <w:r>
+        <w:rPr>
+          <w:rFonts w:ascii="Georgia" w:hAnsi="Georgia"/>
+          <w:i/>
+          <w:iCs/>
+          <w:lang w:val="en-US"/>
+        </w:rPr>
+        <w:t xml:space="preserve"> Dimension Records </w:t>
+      </w:r>
+      <w:r>
+        <w:rPr>
+          <w:rFonts w:ascii="Times New Roman" w:hAnsi="Times New Roman" w:cs="Times New Roman"/>
+          <w:i/>
+          <w:iCs/>
+          <w:lang w:val="en-US"/>
+        </w:rPr>
+        <w:t>→</w:t>
+      </w:r>
+      <w:r>
+        <w:rPr>
+          <w:rFonts w:ascii="Georgia" w:hAnsi="Georgia"/>
+          <w:i/>
+          <w:iCs/>
+          <w:lang w:val="en-US"/>
+        </w:rPr>
+        <w:t xml:space="preserve"> Surrogate Keys </w:t>
+      </w:r>
+      <w:r>
+        <w:rPr>
+          <w:rFonts w:ascii="Times New Roman" w:hAnsi="Times New Roman" w:cs="Times New Roman"/>
+          <w:i/>
+          <w:iCs/>
+          <w:lang w:val="en-US"/>
+        </w:rPr>
+        <w:t>→</w:t>
+      </w:r>
+      <w:r>
+        <w:rPr>
+          <w:rFonts w:ascii="Georgia" w:hAnsi="Georgia"/>
+          <w:i/>
+          <w:iCs/>
+          <w:lang w:val="en-US"/>
+        </w:rPr>
+        <w:t xml:space="preserve"> Key Mapping </w:t>
+      </w:r>
+      <w:r>
+        <w:rPr>
+          <w:rFonts w:ascii="Times New Roman" w:hAnsi="Times New Roman" w:cs="Times New Roman"/>
+          <w:i/>
+          <w:iCs/>
+          <w:lang w:val="en-US"/>
+        </w:rPr>
+        <w:t>→</w:t>
+      </w:r>
+      <w:r>
+        <w:rPr>
+          <w:rFonts w:ascii="Georgia" w:hAnsi="Georgia"/>
+          <w:i/>
+          <w:iCs/>
+          <w:lang w:val="en-US"/>
+        </w:rPr>
+        <w:t xml:space="preserve"> Fact Table</w:t>
+      </w:r>
+      <w:r>
+        <w:rPr>
+          <w:rFonts w:ascii="Georgia" w:hAnsi="Georgia"/>
+          <w:lang w:val="en-US"/>
+        </w:rPr>
+        <w:t xml:space="preserve">, the </w:t>
+      </w:r>
+      <w:r>
+        <w:rPr>
+          <w:rFonts w:ascii="Georgia" w:hAnsi="Georgia"/>
+          <w:lang w:val="en-US"/>
+        </w:rPr>
+        <w:t>four-dimension</w:t>
+      </w:r>
+      <w:r>
+        <w:rPr>
+          <w:rFonts w:ascii="Georgia" w:hAnsi="Georgia"/>
+          <w:lang w:val="en-US"/>
+        </w:rPr>
+        <w:t xml:space="preserve"> tables and the fact table were built directly from the prepared dataset:</w:t>
+      </w:r>
+    </w:p>
+    <w:p>
+      <w:pPr>
+        <w:numPr>
+          <w:ilvl w:val="0"/>
+          <w:numId w:val="12"/>
+        </w:numPr>
+        <w:spacing w:line="360" w:lineRule="auto"/>
+        <w:rPr>
+          <w:rFonts w:ascii="Georgia" w:hAnsi="Georgia"/>
+          <w:lang w:val="en-US"/>
+        </w:rPr>
+      </w:pPr>
+      <w:proofErr w:type="spellStart"/>
+      <w:r>
+        <w:rPr>
+          <w:rFonts w:ascii="Georgia" w:hAnsi="Georgia"/>
+          <w:lang w:val="en-US"/>
+        </w:rPr>
+        <w:t>Dim_Date</w:t>
+      </w:r>
+      <w:proofErr w:type="spellEnd"/>
+      <w:r>
+        <w:rPr>
+          <w:rFonts w:ascii="Georgia" w:hAnsi="Georgia"/>
+          <w:lang w:val="en-US"/>
+        </w:rPr>
+        <w:t xml:space="preserve">: 1,646 unique application dates, each assigned a sequential surrogate </w:t>
+      </w:r>
+      <w:proofErr w:type="spellStart"/>
+      <w:r>
+        <w:rPr>
+          <w:rFonts w:ascii="Georgia" w:hAnsi="Georgia"/>
+          <w:lang w:val="en-US"/>
+        </w:rPr>
+        <w:t>date_key</w:t>
+      </w:r>
+      <w:proofErr w:type="spellEnd"/>
+      <w:r>
+        <w:rPr>
+          <w:rFonts w:ascii="Georgia" w:hAnsi="Georgia"/>
+          <w:lang w:val="en-US"/>
+        </w:rPr>
+        <w:t>, with year, quarter, month, month name, and day of week derived from the date.</w:t>
+      </w:r>
+    </w:p>
+    <w:p>
+      <w:pPr>
+        <w:numPr>
+          <w:ilvl w:val="0"/>
+          <w:numId w:val="12"/>
+        </w:numPr>
+        <w:spacing w:line="360" w:lineRule="auto"/>
+        <w:rPr>
+          <w:rFonts w:ascii="Georgia" w:hAnsi="Georgia"/>
+          <w:lang w:val="en-US"/>
+        </w:rPr>
+      </w:pPr>
+      <w:proofErr w:type="spellStart"/>
+      <w:r>
+        <w:rPr>
+          <w:rFonts w:ascii="Georgia" w:hAnsi="Georgia"/>
+          <w:lang w:val="en-US"/>
+        </w:rPr>
+        <w:t>Dim_Technology</w:t>
+      </w:r>
+      <w:proofErr w:type="spellEnd"/>
+      <w:r>
+        <w:rPr>
+          <w:rFonts w:ascii="Georgia" w:hAnsi="Georgia"/>
+          <w:lang w:val="en-US"/>
+        </w:rPr>
+        <w:t xml:space="preserve">: 24 unique technologies, each assigned a surrogate </w:t>
+      </w:r>
+      <w:proofErr w:type="spellStart"/>
+      <w:r>
+        <w:rPr>
+          <w:rFonts w:ascii="Georgia" w:hAnsi="Georgia"/>
+          <w:lang w:val="en-US"/>
+        </w:rPr>
+        <w:t>technology_key</w:t>
+      </w:r>
+      <w:proofErr w:type="spellEnd"/>
+      <w:r>
+        <w:rPr>
+          <w:rFonts w:ascii="Georgia" w:hAnsi="Georgia"/>
+          <w:lang w:val="en-US"/>
+        </w:rPr>
+        <w:t>.</w:t>
+      </w:r>
+    </w:p>
+    <w:p>
+      <w:pPr>
+        <w:numPr>
+          <w:ilvl w:val="0"/>
+          <w:numId w:val="12"/>
+        </w:numPr>
+        <w:spacing w:line="360" w:lineRule="auto"/>
+        <w:rPr>
+          <w:rFonts w:ascii="Georgia" w:hAnsi="Georgia"/>
+          <w:lang w:val="en-US"/>
+        </w:rPr>
+      </w:pPr>
+      <w:proofErr w:type="spellStart"/>
+      <w:r>
+        <w:rPr>
+          <w:rFonts w:ascii="Georgia" w:hAnsi="Georgia"/>
+          <w:lang w:val="en-US"/>
+        </w:rPr>
+        <w:t>Dim_Candidate_Profile</w:t>
+      </w:r>
+      <w:proofErr w:type="spellEnd"/>
+      <w:r>
+        <w:rPr>
+          <w:rFonts w:ascii="Georgia" w:hAnsi="Georgia"/>
+          <w:lang w:val="en-US"/>
+        </w:rPr>
+        <w:t xml:space="preserve">: 42 unique (Seniority, </w:t>
+      </w:r>
+      <w:proofErr w:type="spellStart"/>
+      <w:r>
+        <w:rPr>
+          <w:rFonts w:ascii="Georgia" w:hAnsi="Georgia"/>
+          <w:lang w:val="en-US"/>
+        </w:rPr>
+        <w:t>YOE_Range</w:t>
+      </w:r>
+      <w:proofErr w:type="spellEnd"/>
+      <w:r>
+        <w:rPr>
+          <w:rFonts w:ascii="Georgia" w:hAnsi="Georgia"/>
+          <w:lang w:val="en-US"/>
+        </w:rPr>
+        <w:t xml:space="preserve">) combinations, each assigned a surrogate </w:t>
+      </w:r>
+      <w:proofErr w:type="spellStart"/>
+      <w:r>
+        <w:rPr>
+          <w:rFonts w:ascii="Georgia" w:hAnsi="Georgia"/>
+          <w:lang w:val="en-US"/>
+        </w:rPr>
+        <w:t>profile_key</w:t>
+      </w:r>
+      <w:proofErr w:type="spellEnd"/>
+      <w:r>
+        <w:rPr>
+          <w:rFonts w:ascii="Georgia" w:hAnsi="Georgia"/>
+          <w:lang w:val="en-US"/>
+        </w:rPr>
+        <w:t>.</w:t>
+      </w:r>
+    </w:p>
+    <w:p>
+      <w:pPr>
+        <w:numPr>
+          <w:ilvl w:val="0"/>
+          <w:numId w:val="12"/>
+        </w:numPr>
+        <w:spacing w:line="360" w:lineRule="auto"/>
+        <w:rPr>
+          <w:rFonts w:ascii="Georgia" w:hAnsi="Georgia"/>
+          <w:lang w:val="en-US"/>
+        </w:rPr>
+      </w:pPr>
+      <w:proofErr w:type="spellStart"/>
+      <w:r>
+        <w:rPr>
+          <w:rFonts w:ascii="Georgia" w:hAnsi="Georgia"/>
+          <w:lang w:val="en-US"/>
+        </w:rPr>
+        <w:t>Dim_Country</w:t>
+      </w:r>
+      <w:proofErr w:type="spellEnd"/>
+      <w:r>
+        <w:rPr>
+          <w:rFonts w:ascii="Georgia" w:hAnsi="Georgia"/>
+          <w:lang w:val="en-US"/>
+        </w:rPr>
+        <w:t xml:space="preserve">: 244 unique countries, each assigned a surrogate </w:t>
+      </w:r>
+      <w:proofErr w:type="spellStart"/>
+      <w:r>
+        <w:rPr>
+          <w:rFonts w:ascii="Georgia" w:hAnsi="Georgia"/>
+          <w:lang w:val="en-US"/>
+        </w:rPr>
+        <w:t>country_key</w:t>
+      </w:r>
+      <w:proofErr w:type="spellEnd"/>
+      <w:r>
+        <w:rPr>
+          <w:rFonts w:ascii="Georgia" w:hAnsi="Georgia"/>
+          <w:lang w:val="en-US"/>
+        </w:rPr>
+        <w:t>.</w:t>
+      </w:r>
+    </w:p>
+    <w:p>
+      <w:pPr>
+        <w:numPr>
+          <w:ilvl w:val="0"/>
+          <w:numId w:val="12"/>
+        </w:numPr>
+        <w:spacing w:line="360" w:lineRule="auto"/>
+        <w:rPr>
+          <w:rFonts w:ascii="Georgia" w:hAnsi="Georgia"/>
+          <w:lang w:val="en-US"/>
+        </w:rPr>
+      </w:pPr>
+      <w:proofErr w:type="spellStart"/>
+      <w:r>
+        <w:rPr>
+          <w:rFonts w:ascii="Georgia" w:hAnsi="Georgia"/>
+          <w:lang w:val="en-US"/>
+        </w:rPr>
+        <w:t>Fact_Application</w:t>
+      </w:r>
+      <w:proofErr w:type="spellEnd"/>
+      <w:r>
+        <w:rPr>
+          <w:rFonts w:ascii="Georgia" w:hAnsi="Georgia"/>
+          <w:lang w:val="en-US"/>
+        </w:rPr>
+        <w:t xml:space="preserve">: 50,000 rows — one per candidate application — each mapped to its corresponding surrogate keys in the four dimensions, plus the measures </w:t>
+      </w:r>
+      <w:proofErr w:type="spellStart"/>
+      <w:r>
+        <w:rPr>
+          <w:rFonts w:ascii="Georgia" w:hAnsi="Georgia"/>
+          <w:lang w:val="en-US"/>
+        </w:rPr>
+        <w:t>code_challenge_score</w:t>
+      </w:r>
+      <w:proofErr w:type="spellEnd"/>
+      <w:r>
+        <w:rPr>
+          <w:rFonts w:ascii="Georgia" w:hAnsi="Georgia"/>
+          <w:lang w:val="en-US"/>
+        </w:rPr>
+        <w:t xml:space="preserve">, </w:t>
+      </w:r>
+      <w:proofErr w:type="spellStart"/>
+      <w:r>
+        <w:rPr>
+          <w:rFonts w:ascii="Georgia" w:hAnsi="Georgia"/>
+          <w:lang w:val="en-US"/>
+        </w:rPr>
+        <w:t>technical_interview_score</w:t>
+      </w:r>
+      <w:proofErr w:type="spellEnd"/>
+      <w:r>
+        <w:rPr>
+          <w:rFonts w:ascii="Georgia" w:hAnsi="Georgia"/>
+          <w:lang w:val="en-US"/>
+        </w:rPr>
+        <w:t xml:space="preserve">, </w:t>
+      </w:r>
+      <w:proofErr w:type="spellStart"/>
+      <w:r>
+        <w:rPr>
+          <w:rFonts w:ascii="Georgia" w:hAnsi="Georgia"/>
+          <w:lang w:val="en-US"/>
+        </w:rPr>
+        <w:t>hired_flag</w:t>
+      </w:r>
+      <w:proofErr w:type="spellEnd"/>
+      <w:r>
+        <w:rPr>
+          <w:rFonts w:ascii="Georgia" w:hAnsi="Georgia"/>
+          <w:lang w:val="en-US"/>
+        </w:rPr>
+        <w:t xml:space="preserve">, and the degenerate measure </w:t>
+      </w:r>
+      <w:proofErr w:type="spellStart"/>
+      <w:r>
+        <w:rPr>
+          <w:rFonts w:ascii="Georgia" w:hAnsi="Georgia"/>
+          <w:lang w:val="en-US"/>
+        </w:rPr>
+        <w:t>application_count</w:t>
+      </w:r>
+      <w:proofErr w:type="spellEnd"/>
+      <w:r>
+        <w:rPr>
+          <w:rFonts w:ascii="Georgia" w:hAnsi="Georgia"/>
+          <w:lang w:val="en-US"/>
+        </w:rPr>
+        <w:t xml:space="preserve"> (always 1).</w:t>
+      </w:r>
+    </w:p>
+    <w:p>
+      <w:pPr>
+        <w:spacing w:line="360" w:lineRule="auto"/>
+        <w:rPr>
+          <w:rFonts w:ascii="Georgia" w:hAnsi="Georgia"/>
+          <w:lang w:val="en-US"/>
+        </w:rPr>
+      </w:pPr>
+      <w:r>
+        <w:rPr>
+          <w:rFonts w:ascii="Georgia" w:hAnsi="Georgia"/>
+          <w:lang w:val="en-US"/>
+        </w:rPr>
+        <w:t>No natural source values (dates, technology names, country names) were used as primary keys — every dimension uses its own generated surrogate key, as required. The key-mapping step was validated programmatically: 0 fact rows failed to map to a valid dimension key, confirming full referential integrity before loading into the Data Warehouse.</w:t>
+      </w:r>
+    </w:p>
+    <w:p>
+      <w:pPr>
+        <w:spacing w:line="360" w:lineRule="auto"/>
+        <w:rPr>
+          <w:rFonts w:ascii="Georgia" w:hAnsi="Georgia"/>
+          <w:b/>
+          <w:bCs/>
+          <w:lang w:val="en-US"/>
+        </w:rPr>
+      </w:pPr>
+    </w:p>
+    <w:p>
+      <w:pPr>
+        <w:spacing w:line="360" w:lineRule="auto"/>
+        <w:jc w:val="both"/>
+        <w:rPr>
+          <w:rFonts w:ascii="Georgia" w:hAnsi="Georgia"/>
+          <w:lang w:val="en-US"/>
+        </w:rPr>
+      </w:pPr>
+    </w:p>
+    <w:p>
+      <w:pPr>
+        <w:spacing w:line="360" w:lineRule="auto"/>
+        <w:jc w:val="both"/>
+        <w:rPr>
+          <w:rFonts w:ascii="Georgia" w:hAnsi="Georgia"/>
+          <w:lang w:val="en-US"/>
+        </w:rPr>
+      </w:pPr>
+    </w:p>
     <w:sectPr>
       <w:pgSz w:w="12240" w:h="15840"/>
       <w:pgMar w:top="1417" w:right="1701" w:bottom="1417" w:left="1701" w:header="708" w:footer="708" w:gutter="0"/>
@@ -3495,6 +7623,304 @@
     </w:lvl>
   </w:abstractNum>
   <w:abstractNum w:abstractNumId="1" w15:restartNumberingAfterBreak="0">
+    <w:nsid w:val="1D7957DD"/>
+    <w:multiLevelType w:val="multilevel"/>
+    <w:tmpl w:val="11EA850A"/>
+    <w:lvl w:ilvl="0">
+      <w:start w:val="1"/>
+      <w:numFmt w:val="bullet"/>
+      <w:lvlText w:val=""/>
+      <w:lvlJc w:val="left"/>
+      <w:pPr>
+        <w:tabs>
+          <w:tab w:val="num" w:pos="720"/>
+        </w:tabs>
+        <w:ind w:left="720" w:hanging="360"/>
+      </w:pPr>
+      <w:rPr>
+        <w:rFonts w:ascii="Symbol" w:hAnsi="Symbol" w:hint="default"/>
+        <w:sz w:val="20"/>
+      </w:rPr>
+    </w:lvl>
+    <w:lvl w:ilvl="1" w:tentative="1">
+      <w:start w:val="1"/>
+      <w:numFmt w:val="bullet"/>
+      <w:lvlText w:val="o"/>
+      <w:lvlJc w:val="left"/>
+      <w:pPr>
+        <w:tabs>
+          <w:tab w:val="num" w:pos="1440"/>
+        </w:tabs>
+        <w:ind w:left="1440" w:hanging="360"/>
+      </w:pPr>
+      <w:rPr>
+        <w:rFonts w:ascii="Courier New" w:hAnsi="Courier New" w:hint="default"/>
+        <w:sz w:val="20"/>
+      </w:rPr>
+    </w:lvl>
+    <w:lvl w:ilvl="2" w:tentative="1">
+      <w:start w:val="1"/>
+      <w:numFmt w:val="bullet"/>
+      <w:lvlText w:val=""/>
+      <w:lvlJc w:val="left"/>
+      <w:pPr>
+        <w:tabs>
+          <w:tab w:val="num" w:pos="2160"/>
+        </w:tabs>
+        <w:ind w:left="2160" w:hanging="360"/>
+      </w:pPr>
+      <w:rPr>
+        <w:rFonts w:ascii="Wingdings" w:hAnsi="Wingdings" w:hint="default"/>
+        <w:sz w:val="20"/>
+      </w:rPr>
+    </w:lvl>
+    <w:lvl w:ilvl="3" w:tentative="1">
+      <w:start w:val="1"/>
+      <w:numFmt w:val="bullet"/>
+      <w:lvlText w:val=""/>
+      <w:lvlJc w:val="left"/>
+      <w:pPr>
+        <w:tabs>
+          <w:tab w:val="num" w:pos="2880"/>
+        </w:tabs>
+        <w:ind w:left="2880" w:hanging="360"/>
+      </w:pPr>
+      <w:rPr>
+        <w:rFonts w:ascii="Wingdings" w:hAnsi="Wingdings" w:hint="default"/>
+        <w:sz w:val="20"/>
+      </w:rPr>
+    </w:lvl>
+    <w:lvl w:ilvl="4" w:tentative="1">
+      <w:start w:val="1"/>
+      <w:numFmt w:val="bullet"/>
+      <w:lvlText w:val=""/>
+      <w:lvlJc w:val="left"/>
+      <w:pPr>
+        <w:tabs>
+          <w:tab w:val="num" w:pos="3600"/>
+        </w:tabs>
+        <w:ind w:left="3600" w:hanging="360"/>
+      </w:pPr>
+      <w:rPr>
+        <w:rFonts w:ascii="Wingdings" w:hAnsi="Wingdings" w:hint="default"/>
+        <w:sz w:val="20"/>
+      </w:rPr>
+    </w:lvl>
+    <w:lvl w:ilvl="5" w:tentative="1">
+      <w:start w:val="1"/>
+      <w:numFmt w:val="bullet"/>
+      <w:lvlText w:val=""/>
+      <w:lvlJc w:val="left"/>
+      <w:pPr>
+        <w:tabs>
+          <w:tab w:val="num" w:pos="4320"/>
+        </w:tabs>
+        <w:ind w:left="4320" w:hanging="360"/>
+      </w:pPr>
+      <w:rPr>
+        <w:rFonts w:ascii="Wingdings" w:hAnsi="Wingdings" w:hint="default"/>
+        <w:sz w:val="20"/>
+      </w:rPr>
+    </w:lvl>
+    <w:lvl w:ilvl="6" w:tentative="1">
+      <w:start w:val="1"/>
+      <w:numFmt w:val="bullet"/>
+      <w:lvlText w:val=""/>
+      <w:lvlJc w:val="left"/>
+      <w:pPr>
+        <w:tabs>
+          <w:tab w:val="num" w:pos="5040"/>
+        </w:tabs>
+        <w:ind w:left="5040" w:hanging="360"/>
+      </w:pPr>
+      <w:rPr>
+        <w:rFonts w:ascii="Wingdings" w:hAnsi="Wingdings" w:hint="default"/>
+        <w:sz w:val="20"/>
+      </w:rPr>
+    </w:lvl>
+    <w:lvl w:ilvl="7" w:tentative="1">
+      <w:start w:val="1"/>
+      <w:numFmt w:val="bullet"/>
+      <w:lvlText w:val=""/>
+      <w:lvlJc w:val="left"/>
+      <w:pPr>
+        <w:tabs>
+          <w:tab w:val="num" w:pos="5760"/>
+        </w:tabs>
+        <w:ind w:left="5760" w:hanging="360"/>
+      </w:pPr>
+      <w:rPr>
+        <w:rFonts w:ascii="Wingdings" w:hAnsi="Wingdings" w:hint="default"/>
+        <w:sz w:val="20"/>
+      </w:rPr>
+    </w:lvl>
+    <w:lvl w:ilvl="8" w:tentative="1">
+      <w:start w:val="1"/>
+      <w:numFmt w:val="bullet"/>
+      <w:lvlText w:val=""/>
+      <w:lvlJc w:val="left"/>
+      <w:pPr>
+        <w:tabs>
+          <w:tab w:val="num" w:pos="6480"/>
+        </w:tabs>
+        <w:ind w:left="6480" w:hanging="360"/>
+      </w:pPr>
+      <w:rPr>
+        <w:rFonts w:ascii="Wingdings" w:hAnsi="Wingdings" w:hint="default"/>
+        <w:sz w:val="20"/>
+      </w:rPr>
+    </w:lvl>
+  </w:abstractNum>
+  <w:abstractNum w:abstractNumId="2" w15:restartNumberingAfterBreak="0">
+    <w:nsid w:val="219F0F6D"/>
+    <w:multiLevelType w:val="multilevel"/>
+    <w:tmpl w:val="036A71AC"/>
+    <w:lvl w:ilvl="0">
+      <w:start w:val="1"/>
+      <w:numFmt w:val="bullet"/>
+      <w:lvlText w:val=""/>
+      <w:lvlJc w:val="left"/>
+      <w:pPr>
+        <w:tabs>
+          <w:tab w:val="num" w:pos="720"/>
+        </w:tabs>
+        <w:ind w:left="720" w:hanging="360"/>
+      </w:pPr>
+      <w:rPr>
+        <w:rFonts w:ascii="Symbol" w:hAnsi="Symbol" w:hint="default"/>
+        <w:sz w:val="20"/>
+      </w:rPr>
+    </w:lvl>
+    <w:lvl w:ilvl="1" w:tentative="1">
+      <w:start w:val="1"/>
+      <w:numFmt w:val="bullet"/>
+      <w:lvlText w:val="o"/>
+      <w:lvlJc w:val="left"/>
+      <w:pPr>
+        <w:tabs>
+          <w:tab w:val="num" w:pos="1440"/>
+        </w:tabs>
+        <w:ind w:left="1440" w:hanging="360"/>
+      </w:pPr>
+      <w:rPr>
+        <w:rFonts w:ascii="Courier New" w:hAnsi="Courier New" w:hint="default"/>
+        <w:sz w:val="20"/>
+      </w:rPr>
+    </w:lvl>
+    <w:lvl w:ilvl="2" w:tentative="1">
+      <w:start w:val="1"/>
+      <w:numFmt w:val="bullet"/>
+      <w:lvlText w:val=""/>
+      <w:lvlJc w:val="left"/>
+      <w:pPr>
+        <w:tabs>
+          <w:tab w:val="num" w:pos="2160"/>
+        </w:tabs>
+        <w:ind w:left="2160" w:hanging="360"/>
+      </w:pPr>
+      <w:rPr>
+        <w:rFonts w:ascii="Wingdings" w:hAnsi="Wingdings" w:hint="default"/>
+        <w:sz w:val="20"/>
+      </w:rPr>
+    </w:lvl>
+    <w:lvl w:ilvl="3" w:tentative="1">
+      <w:start w:val="1"/>
+      <w:numFmt w:val="bullet"/>
+      <w:lvlText w:val=""/>
+      <w:lvlJc w:val="left"/>
+      <w:pPr>
+        <w:tabs>
+          <w:tab w:val="num" w:pos="2880"/>
+        </w:tabs>
+        <w:ind w:left="2880" w:hanging="360"/>
+      </w:pPr>
+      <w:rPr>
+        <w:rFonts w:ascii="Wingdings" w:hAnsi="Wingdings" w:hint="default"/>
+        <w:sz w:val="20"/>
+      </w:rPr>
+    </w:lvl>
+    <w:lvl w:ilvl="4" w:tentative="1">
+      <w:start w:val="1"/>
+      <w:numFmt w:val="bullet"/>
+      <w:lvlText w:val=""/>
+      <w:lvlJc w:val="left"/>
+      <w:pPr>
+        <w:tabs>
+          <w:tab w:val="num" w:pos="3600"/>
+        </w:tabs>
+        <w:ind w:left="3600" w:hanging="360"/>
+      </w:pPr>
+      <w:rPr>
+        <w:rFonts w:ascii="Wingdings" w:hAnsi="Wingdings" w:hint="default"/>
+        <w:sz w:val="20"/>
+      </w:rPr>
+    </w:lvl>
+    <w:lvl w:ilvl="5" w:tentative="1">
+      <w:start w:val="1"/>
+      <w:numFmt w:val="bullet"/>
+      <w:lvlText w:val=""/>
+      <w:lvlJc w:val="left"/>
+      <w:pPr>
+        <w:tabs>
+          <w:tab w:val="num" w:pos="4320"/>
+        </w:tabs>
+        <w:ind w:left="4320" w:hanging="360"/>
+      </w:pPr>
+      <w:rPr>
+        <w:rFonts w:ascii="Wingdings" w:hAnsi="Wingdings" w:hint="default"/>
+        <w:sz w:val="20"/>
+      </w:rPr>
+    </w:lvl>
+    <w:lvl w:ilvl="6" w:tentative="1">
+      <w:start w:val="1"/>
+      <w:numFmt w:val="bullet"/>
+      <w:lvlText w:val=""/>
+      <w:lvlJc w:val="left"/>
+      <w:pPr>
+        <w:tabs>
+          <w:tab w:val="num" w:pos="5040"/>
+        </w:tabs>
+        <w:ind w:left="5040" w:hanging="360"/>
+      </w:pPr>
+      <w:rPr>
+        <w:rFonts w:ascii="Wingdings" w:hAnsi="Wingdings" w:hint="default"/>
+        <w:sz w:val="20"/>
+      </w:rPr>
+    </w:lvl>
+    <w:lvl w:ilvl="7" w:tentative="1">
+      <w:start w:val="1"/>
+      <w:numFmt w:val="bullet"/>
+      <w:lvlText w:val=""/>
+      <w:lvlJc w:val="left"/>
+      <w:pPr>
+        <w:tabs>
+          <w:tab w:val="num" w:pos="5760"/>
+        </w:tabs>
+        <w:ind w:left="5760" w:hanging="360"/>
+      </w:pPr>
+      <w:rPr>
+        <w:rFonts w:ascii="Wingdings" w:hAnsi="Wingdings" w:hint="default"/>
+        <w:sz w:val="20"/>
+      </w:rPr>
+    </w:lvl>
+    <w:lvl w:ilvl="8" w:tentative="1">
+      <w:start w:val="1"/>
+      <w:numFmt w:val="bullet"/>
+      <w:lvlText w:val=""/>
+      <w:lvlJc w:val="left"/>
+      <w:pPr>
+        <w:tabs>
+          <w:tab w:val="num" w:pos="6480"/>
+        </w:tabs>
+        <w:ind w:left="6480" w:hanging="360"/>
+      </w:pPr>
+      <w:rPr>
+        <w:rFonts w:ascii="Wingdings" w:hAnsi="Wingdings" w:hint="default"/>
+        <w:sz w:val="20"/>
+      </w:rPr>
+    </w:lvl>
+  </w:abstractNum>
+  <w:abstractNum w:abstractNumId="3" w15:restartNumberingAfterBreak="0">
     <w:nsid w:val="27B877BA"/>
     <w:multiLevelType w:val="multilevel"/>
     <w:tmpl w:val="F4447DD4"/>
@@ -3643,7 +8069,156 @@
       </w:rPr>
     </w:lvl>
   </w:abstractNum>
-  <w:abstractNum w:abstractNumId="2" w15:restartNumberingAfterBreak="0">
+  <w:abstractNum w:abstractNumId="4" w15:restartNumberingAfterBreak="0">
+    <w:nsid w:val="28C01651"/>
+    <w:multiLevelType w:val="multilevel"/>
+    <w:tmpl w:val="97E6E81A"/>
+    <w:lvl w:ilvl="0">
+      <w:start w:val="1"/>
+      <w:numFmt w:val="bullet"/>
+      <w:lvlText w:val=""/>
+      <w:lvlJc w:val="left"/>
+      <w:pPr>
+        <w:tabs>
+          <w:tab w:val="num" w:pos="720"/>
+        </w:tabs>
+        <w:ind w:left="720" w:hanging="360"/>
+      </w:pPr>
+      <w:rPr>
+        <w:rFonts w:ascii="Symbol" w:hAnsi="Symbol" w:hint="default"/>
+        <w:sz w:val="20"/>
+      </w:rPr>
+    </w:lvl>
+    <w:lvl w:ilvl="1" w:tentative="1">
+      <w:start w:val="1"/>
+      <w:numFmt w:val="bullet"/>
+      <w:lvlText w:val="o"/>
+      <w:lvlJc w:val="left"/>
+      <w:pPr>
+        <w:tabs>
+          <w:tab w:val="num" w:pos="1440"/>
+        </w:tabs>
+        <w:ind w:left="1440" w:hanging="360"/>
+      </w:pPr>
+      <w:rPr>
+        <w:rFonts w:ascii="Courier New" w:hAnsi="Courier New" w:hint="default"/>
+        <w:sz w:val="20"/>
+      </w:rPr>
+    </w:lvl>
+    <w:lvl w:ilvl="2" w:tentative="1">
+      <w:start w:val="1"/>
+      <w:numFmt w:val="bullet"/>
+      <w:lvlText w:val=""/>
+      <w:lvlJc w:val="left"/>
+      <w:pPr>
+        <w:tabs>
+          <w:tab w:val="num" w:pos="2160"/>
+        </w:tabs>
+        <w:ind w:left="2160" w:hanging="360"/>
+      </w:pPr>
+      <w:rPr>
+        <w:rFonts w:ascii="Wingdings" w:hAnsi="Wingdings" w:hint="default"/>
+        <w:sz w:val="20"/>
+      </w:rPr>
+    </w:lvl>
+    <w:lvl w:ilvl="3" w:tentative="1">
+      <w:start w:val="1"/>
+      <w:numFmt w:val="bullet"/>
+      <w:lvlText w:val=""/>
+      <w:lvlJc w:val="left"/>
+      <w:pPr>
+        <w:tabs>
+          <w:tab w:val="num" w:pos="2880"/>
+        </w:tabs>
+        <w:ind w:left="2880" w:hanging="360"/>
+      </w:pPr>
+      <w:rPr>
+        <w:rFonts w:ascii="Wingdings" w:hAnsi="Wingdings" w:hint="default"/>
+        <w:sz w:val="20"/>
+      </w:rPr>
+    </w:lvl>
+    <w:lvl w:ilvl="4" w:tentative="1">
+      <w:start w:val="1"/>
+      <w:numFmt w:val="bullet"/>
+      <w:lvlText w:val=""/>
+      <w:lvlJc w:val="left"/>
+      <w:pPr>
+        <w:tabs>
+          <w:tab w:val="num" w:pos="3600"/>
+        </w:tabs>
+        <w:ind w:left="3600" w:hanging="360"/>
+      </w:pPr>
+      <w:rPr>
+        <w:rFonts w:ascii="Wingdings" w:hAnsi="Wingdings" w:hint="default"/>
+        <w:sz w:val="20"/>
+      </w:rPr>
+    </w:lvl>
+    <w:lvl w:ilvl="5" w:tentative="1">
+      <w:start w:val="1"/>
+      <w:numFmt w:val="bullet"/>
+      <w:lvlText w:val=""/>
+      <w:lvlJc w:val="left"/>
+      <w:pPr>
+        <w:tabs>
+          <w:tab w:val="num" w:pos="4320"/>
+        </w:tabs>
+        <w:ind w:left="4320" w:hanging="360"/>
+      </w:pPr>
+      <w:rPr>
+        <w:rFonts w:ascii="Wingdings" w:hAnsi="Wingdings" w:hint="default"/>
+        <w:sz w:val="20"/>
+      </w:rPr>
+    </w:lvl>
+    <w:lvl w:ilvl="6" w:tentative="1">
+      <w:start w:val="1"/>
+      <w:numFmt w:val="bullet"/>
+      <w:lvlText w:val=""/>
+      <w:lvlJc w:val="left"/>
+      <w:pPr>
+        <w:tabs>
+          <w:tab w:val="num" w:pos="5040"/>
+        </w:tabs>
+        <w:ind w:left="5040" w:hanging="360"/>
+      </w:pPr>
+      <w:rPr>
+        <w:rFonts w:ascii="Wingdings" w:hAnsi="Wingdings" w:hint="default"/>
+        <w:sz w:val="20"/>
+      </w:rPr>
+    </w:lvl>
+    <w:lvl w:ilvl="7" w:tentative="1">
+      <w:start w:val="1"/>
+      <w:numFmt w:val="bullet"/>
+      <w:lvlText w:val=""/>
+      <w:lvlJc w:val="left"/>
+      <w:pPr>
+        <w:tabs>
+          <w:tab w:val="num" w:pos="5760"/>
+        </w:tabs>
+        <w:ind w:left="5760" w:hanging="360"/>
+      </w:pPr>
+      <w:rPr>
+        <w:rFonts w:ascii="Wingdings" w:hAnsi="Wingdings" w:hint="default"/>
+        <w:sz w:val="20"/>
+      </w:rPr>
+    </w:lvl>
+    <w:lvl w:ilvl="8" w:tentative="1">
+      <w:start w:val="1"/>
+      <w:numFmt w:val="bullet"/>
+      <w:lvlText w:val=""/>
+      <w:lvlJc w:val="left"/>
+      <w:pPr>
+        <w:tabs>
+          <w:tab w:val="num" w:pos="6480"/>
+        </w:tabs>
+        <w:ind w:left="6480" w:hanging="360"/>
+      </w:pPr>
+      <w:rPr>
+        <w:rFonts w:ascii="Wingdings" w:hAnsi="Wingdings" w:hint="default"/>
+        <w:sz w:val="20"/>
+      </w:rPr>
+    </w:lvl>
+  </w:abstractNum>
+  <w:abstractNum w:abstractNumId="5" w15:restartNumberingAfterBreak="0">
     <w:nsid w:val="31F3662A"/>
     <w:multiLevelType w:val="multilevel"/>
     <w:tmpl w:val="6632E388"/>
@@ -3792,7 +8367,7 @@
       </w:rPr>
     </w:lvl>
   </w:abstractNum>
-  <w:abstractNum w:abstractNumId="3" w15:restartNumberingAfterBreak="0">
+  <w:abstractNum w:abstractNumId="6" w15:restartNumberingAfterBreak="0">
     <w:nsid w:val="35B76AA2"/>
     <w:multiLevelType w:val="multilevel"/>
     <w:tmpl w:val="1E40EB46"/>
@@ -3941,7 +8516,156 @@
       </w:rPr>
     </w:lvl>
   </w:abstractNum>
-  <w:abstractNum w:abstractNumId="4" w15:restartNumberingAfterBreak="0">
+  <w:abstractNum w:abstractNumId="7" w15:restartNumberingAfterBreak="0">
+    <w:nsid w:val="39CC1073"/>
+    <w:multiLevelType w:val="multilevel"/>
+    <w:tmpl w:val="97D094E4"/>
+    <w:lvl w:ilvl="0">
+      <w:start w:val="1"/>
+      <w:numFmt w:val="bullet"/>
+      <w:lvlText w:val=""/>
+      <w:lvlJc w:val="left"/>
+      <w:pPr>
+        <w:tabs>
+          <w:tab w:val="num" w:pos="720"/>
+        </w:tabs>
+        <w:ind w:left="720" w:hanging="360"/>
+      </w:pPr>
+      <w:rPr>
+        <w:rFonts w:ascii="Symbol" w:hAnsi="Symbol" w:hint="default"/>
+        <w:sz w:val="20"/>
+      </w:rPr>
+    </w:lvl>
+    <w:lvl w:ilvl="1" w:tentative="1">
+      <w:start w:val="1"/>
+      <w:numFmt w:val="bullet"/>
+      <w:lvlText w:val="o"/>
+      <w:lvlJc w:val="left"/>
+      <w:pPr>
+        <w:tabs>
+          <w:tab w:val="num" w:pos="1440"/>
+        </w:tabs>
+        <w:ind w:left="1440" w:hanging="360"/>
+      </w:pPr>
+      <w:rPr>
+        <w:rFonts w:ascii="Courier New" w:hAnsi="Courier New" w:hint="default"/>
+        <w:sz w:val="20"/>
+      </w:rPr>
+    </w:lvl>
+    <w:lvl w:ilvl="2" w:tentative="1">
+      <w:start w:val="1"/>
+      <w:numFmt w:val="bullet"/>
+      <w:lvlText w:val=""/>
+      <w:lvlJc w:val="left"/>
+      <w:pPr>
+        <w:tabs>
+          <w:tab w:val="num" w:pos="2160"/>
+        </w:tabs>
+        <w:ind w:left="2160" w:hanging="360"/>
+      </w:pPr>
+      <w:rPr>
+        <w:rFonts w:ascii="Wingdings" w:hAnsi="Wingdings" w:hint="default"/>
+        <w:sz w:val="20"/>
+      </w:rPr>
+    </w:lvl>
+    <w:lvl w:ilvl="3" w:tentative="1">
+      <w:start w:val="1"/>
+      <w:numFmt w:val="bullet"/>
+      <w:lvlText w:val=""/>
+      <w:lvlJc w:val="left"/>
+      <w:pPr>
+        <w:tabs>
+          <w:tab w:val="num" w:pos="2880"/>
+        </w:tabs>
+        <w:ind w:left="2880" w:hanging="360"/>
+      </w:pPr>
+      <w:rPr>
+        <w:rFonts w:ascii="Wingdings" w:hAnsi="Wingdings" w:hint="default"/>
+        <w:sz w:val="20"/>
+      </w:rPr>
+    </w:lvl>
+    <w:lvl w:ilvl="4" w:tentative="1">
+      <w:start w:val="1"/>
+      <w:numFmt w:val="bullet"/>
+      <w:lvlText w:val=""/>
+      <w:lvlJc w:val="left"/>
+      <w:pPr>
+        <w:tabs>
+          <w:tab w:val="num" w:pos="3600"/>
+        </w:tabs>
+        <w:ind w:left="3600" w:hanging="360"/>
+      </w:pPr>
+      <w:rPr>
+        <w:rFonts w:ascii="Wingdings" w:hAnsi="Wingdings" w:hint="default"/>
+        <w:sz w:val="20"/>
+      </w:rPr>
+    </w:lvl>
+    <w:lvl w:ilvl="5" w:tentative="1">
+      <w:start w:val="1"/>
+      <w:numFmt w:val="bullet"/>
+      <w:lvlText w:val=""/>
+      <w:lvlJc w:val="left"/>
+      <w:pPr>
+        <w:tabs>
+          <w:tab w:val="num" w:pos="4320"/>
+        </w:tabs>
+        <w:ind w:left="4320" w:hanging="360"/>
+      </w:pPr>
+      <w:rPr>
+        <w:rFonts w:ascii="Wingdings" w:hAnsi="Wingdings" w:hint="default"/>
+        <w:sz w:val="20"/>
+      </w:rPr>
+    </w:lvl>
+    <w:lvl w:ilvl="6" w:tentative="1">
+      <w:start w:val="1"/>
+      <w:numFmt w:val="bullet"/>
+      <w:lvlText w:val=""/>
+      <w:lvlJc w:val="left"/>
+      <w:pPr>
+        <w:tabs>
+          <w:tab w:val="num" w:pos="5040"/>
+        </w:tabs>
+        <w:ind w:left="5040" w:hanging="360"/>
+      </w:pPr>
+      <w:rPr>
+        <w:rFonts w:ascii="Wingdings" w:hAnsi="Wingdings" w:hint="default"/>
+        <w:sz w:val="20"/>
+      </w:rPr>
+    </w:lvl>
+    <w:lvl w:ilvl="7" w:tentative="1">
+      <w:start w:val="1"/>
+      <w:numFmt w:val="bullet"/>
+      <w:lvlText w:val=""/>
+      <w:lvlJc w:val="left"/>
+      <w:pPr>
+        <w:tabs>
+          <w:tab w:val="num" w:pos="5760"/>
+        </w:tabs>
+        <w:ind w:left="5760" w:hanging="360"/>
+      </w:pPr>
+      <w:rPr>
+        <w:rFonts w:ascii="Wingdings" w:hAnsi="Wingdings" w:hint="default"/>
+        <w:sz w:val="20"/>
+      </w:rPr>
+    </w:lvl>
+    <w:lvl w:ilvl="8" w:tentative="1">
+      <w:start w:val="1"/>
+      <w:numFmt w:val="bullet"/>
+      <w:lvlText w:val=""/>
+      <w:lvlJc w:val="left"/>
+      <w:pPr>
+        <w:tabs>
+          <w:tab w:val="num" w:pos="6480"/>
+        </w:tabs>
+        <w:ind w:left="6480" w:hanging="360"/>
+      </w:pPr>
+      <w:rPr>
+        <w:rFonts w:ascii="Wingdings" w:hAnsi="Wingdings" w:hint="default"/>
+        <w:sz w:val="20"/>
+      </w:rPr>
+    </w:lvl>
+  </w:abstractNum>
+  <w:abstractNum w:abstractNumId="8" w15:restartNumberingAfterBreak="0">
     <w:nsid w:val="4D143CBE"/>
     <w:multiLevelType w:val="multilevel"/>
     <w:tmpl w:val="2CF2B7FE"/>
@@ -4090,7 +8814,7 @@
       </w:rPr>
     </w:lvl>
   </w:abstractNum>
-  <w:abstractNum w:abstractNumId="5" w15:restartNumberingAfterBreak="0">
+  <w:abstractNum w:abstractNumId="9" w15:restartNumberingAfterBreak="0">
     <w:nsid w:val="64671D16"/>
     <w:multiLevelType w:val="multilevel"/>
     <w:tmpl w:val="354896E6"/>
@@ -4239,7 +8963,7 @@
       </w:rPr>
     </w:lvl>
   </w:abstractNum>
-  <w:abstractNum w:abstractNumId="6" w15:restartNumberingAfterBreak="0">
+  <w:abstractNum w:abstractNumId="10" w15:restartNumberingAfterBreak="0">
     <w:nsid w:val="781A3DA4"/>
     <w:multiLevelType w:val="multilevel"/>
     <w:tmpl w:val="01102B66"/>
@@ -4352,7 +9076,7 @@
       </w:pPr>
     </w:lvl>
   </w:abstractNum>
-  <w:abstractNum w:abstractNumId="7" w15:restartNumberingAfterBreak="0">
+  <w:abstractNum w:abstractNumId="11" w15:restartNumberingAfterBreak="0">
     <w:nsid w:val="7B3855AD"/>
     <w:multiLevelType w:val="multilevel"/>
     <w:tmpl w:val="1D88412C"/>
@@ -4502,28 +9226,40 @@
     </w:lvl>
   </w:abstractNum>
   <w:num w:numId="1" w16cid:durableId="1592928995">
-    <w:abstractNumId w:val="7"/>
+    <w:abstractNumId w:val="11"/>
   </w:num>
   <w:num w:numId="2" w16cid:durableId="753479153">
     <w:abstractNumId w:val="0"/>
   </w:num>
   <w:num w:numId="3" w16cid:durableId="1340548582">
+    <w:abstractNumId w:val="6"/>
+  </w:num>
+  <w:num w:numId="4" w16cid:durableId="823660989">
+    <w:abstractNumId w:val="5"/>
+  </w:num>
+  <w:num w:numId="5" w16cid:durableId="1270039875">
     <w:abstractNumId w:val="3"/>
   </w:num>
-  <w:num w:numId="4" w16cid:durableId="823660989">
-    <w:abstractNumId w:val="2"/>
+  <w:num w:numId="6" w16cid:durableId="65346343">
+    <w:abstractNumId w:val="8"/>
   </w:num>
-  <w:num w:numId="5" w16cid:durableId="1270039875">
+  <w:num w:numId="7" w16cid:durableId="982343805">
+    <w:abstractNumId w:val="9"/>
+  </w:num>
+  <w:num w:numId="8" w16cid:durableId="948119427">
+    <w:abstractNumId w:val="10"/>
+  </w:num>
+  <w:num w:numId="9" w16cid:durableId="1831368915">
+    <w:abstractNumId w:val="4"/>
+  </w:num>
+  <w:num w:numId="10" w16cid:durableId="1182158656">
+    <w:abstractNumId w:val="7"/>
+  </w:num>
+  <w:num w:numId="11" w16cid:durableId="1005090824">
     <w:abstractNumId w:val="1"/>
   </w:num>
-  <w:num w:numId="6" w16cid:durableId="65346343">
-    <w:abstractNumId w:val="4"/>
-  </w:num>
-  <w:num w:numId="7" w16cid:durableId="982343805">
-    <w:abstractNumId w:val="5"/>
-  </w:num>
-  <w:num w:numId="8" w16cid:durableId="948119427">
-    <w:abstractNumId w:val="6"/>
+  <w:num w:numId="12" w16cid:durableId="542327428">
+    <w:abstractNumId w:val="2"/>
   </w:num>
 </w:numbering>
 </file>

--- a/docs/ProjectDocumentation.docx
+++ b/docs/ProjectDocumentation.docx
@@ -1062,7 +1062,7 @@
           </w:tcPr>
           <w:p>
             <w:pPr>
-              <w:spacing w:after="0" w:line="240" w:lineRule="auto"/>
+              <w:spacing w:after="0" w:line="360" w:lineRule="auto"/>
               <w:jc w:val="center"/>
               <w:rPr>
                 <w:rFonts w:ascii="Georgia" w:eastAsia="Times New Roman" w:hAnsi="Georgia" w:cs="Times New Roman"/>
@@ -1099,7 +1099,7 @@
           </w:tcPr>
           <w:p>
             <w:pPr>
-              <w:spacing w:after="0" w:line="240" w:lineRule="auto"/>
+              <w:spacing w:after="0" w:line="360" w:lineRule="auto"/>
               <w:jc w:val="center"/>
               <w:rPr>
                 <w:rFonts w:ascii="Georgia" w:eastAsia="Times New Roman" w:hAnsi="Georgia" w:cs="Times New Roman"/>
@@ -1147,7 +1147,7 @@
           </w:tcPr>
           <w:p>
             <w:pPr>
-              <w:spacing w:after="0" w:line="240" w:lineRule="auto"/>
+              <w:spacing w:after="0" w:line="360" w:lineRule="auto"/>
               <w:jc w:val="center"/>
               <w:rPr>
                 <w:rFonts w:ascii="Georgia" w:eastAsia="Times New Roman" w:hAnsi="Georgia" w:cs="Times New Roman"/>
@@ -1195,7 +1195,7 @@
           </w:tcPr>
           <w:p>
             <w:pPr>
-              <w:spacing w:after="0" w:line="240" w:lineRule="auto"/>
+              <w:spacing w:after="0" w:line="360" w:lineRule="auto"/>
               <w:jc w:val="center"/>
               <w:rPr>
                 <w:rFonts w:ascii="Georgia" w:eastAsia="Times New Roman" w:hAnsi="Georgia" w:cs="Times New Roman"/>
@@ -1269,7 +1269,7 @@
           </w:tcPr>
           <w:p>
             <w:pPr>
-              <w:spacing w:after="0" w:line="240" w:lineRule="auto"/>
+              <w:spacing w:after="0" w:line="360" w:lineRule="auto"/>
               <w:rPr>
                 <w:rFonts w:ascii="Georgia" w:eastAsia="Times New Roman" w:hAnsi="Georgia" w:cs="Times New Roman"/>
                 <w:kern w:val="0"/>
@@ -1296,7 +1296,7 @@
           </w:tcPr>
           <w:p>
             <w:pPr>
-              <w:spacing w:after="0" w:line="240" w:lineRule="auto"/>
+              <w:spacing w:after="0" w:line="360" w:lineRule="auto"/>
               <w:rPr>
                 <w:rFonts w:ascii="Georgia" w:eastAsia="Times New Roman" w:hAnsi="Georgia" w:cs="Times New Roman"/>
                 <w:kern w:val="0"/>
@@ -1323,7 +1323,7 @@
           </w:tcPr>
           <w:p>
             <w:pPr>
-              <w:spacing w:after="0" w:line="240" w:lineRule="auto"/>
+              <w:spacing w:after="0" w:line="360" w:lineRule="auto"/>
               <w:rPr>
                 <w:rFonts w:ascii="Georgia" w:eastAsia="Times New Roman" w:hAnsi="Georgia" w:cs="Times New Roman"/>
                 <w:kern w:val="0"/>
@@ -1401,7 +1401,7 @@
           </w:tcPr>
           <w:p>
             <w:pPr>
-              <w:spacing w:after="0" w:line="240" w:lineRule="auto"/>
+              <w:spacing w:after="0" w:line="360" w:lineRule="auto"/>
               <w:rPr>
                 <w:rFonts w:ascii="Georgia" w:eastAsia="Times New Roman" w:hAnsi="Georgia" w:cs="Times New Roman"/>
                 <w:kern w:val="0"/>
@@ -1433,7 +1433,7 @@
           </w:tcPr>
           <w:p>
             <w:pPr>
-              <w:spacing w:after="0" w:line="240" w:lineRule="auto"/>
+              <w:spacing w:after="0" w:line="360" w:lineRule="auto"/>
               <w:rPr>
                 <w:rFonts w:ascii="Georgia" w:eastAsia="Times New Roman" w:hAnsi="Georgia" w:cs="Times New Roman"/>
                 <w:kern w:val="0"/>
@@ -1460,7 +1460,7 @@
           </w:tcPr>
           <w:p>
             <w:pPr>
-              <w:spacing w:after="0" w:line="240" w:lineRule="auto"/>
+              <w:spacing w:after="0" w:line="360" w:lineRule="auto"/>
               <w:rPr>
                 <w:rFonts w:ascii="Georgia" w:eastAsia="Times New Roman" w:hAnsi="Georgia" w:cs="Times New Roman"/>
                 <w:kern w:val="0"/>
@@ -1487,7 +1487,7 @@
           </w:tcPr>
           <w:p>
             <w:pPr>
-              <w:spacing w:after="0" w:line="240" w:lineRule="auto"/>
+              <w:spacing w:after="0" w:line="360" w:lineRule="auto"/>
               <w:rPr>
                 <w:rFonts w:ascii="Georgia" w:eastAsia="Times New Roman" w:hAnsi="Georgia" w:cs="Times New Roman"/>
                 <w:kern w:val="0"/>
@@ -1565,7 +1565,7 @@
           </w:tcPr>
           <w:p>
             <w:pPr>
-              <w:spacing w:after="0" w:line="240" w:lineRule="auto"/>
+              <w:spacing w:after="0" w:line="360" w:lineRule="auto"/>
               <w:rPr>
                 <w:rFonts w:ascii="Georgia" w:eastAsia="Times New Roman" w:hAnsi="Georgia" w:cs="Times New Roman"/>
                 <w:kern w:val="0"/>
@@ -1597,7 +1597,7 @@
           </w:tcPr>
           <w:p>
             <w:pPr>
-              <w:spacing w:after="0" w:line="240" w:lineRule="auto"/>
+              <w:spacing w:after="0" w:line="360" w:lineRule="auto"/>
               <w:rPr>
                 <w:rFonts w:ascii="Georgia" w:eastAsia="Times New Roman" w:hAnsi="Georgia" w:cs="Times New Roman"/>
                 <w:kern w:val="0"/>
@@ -1624,7 +1624,7 @@
           </w:tcPr>
           <w:p>
             <w:pPr>
-              <w:spacing w:after="0" w:line="240" w:lineRule="auto"/>
+              <w:spacing w:after="0" w:line="360" w:lineRule="auto"/>
               <w:rPr>
                 <w:rFonts w:ascii="Georgia" w:eastAsia="Times New Roman" w:hAnsi="Georgia" w:cs="Times New Roman"/>
                 <w:kern w:val="0"/>
@@ -1651,7 +1651,7 @@
           </w:tcPr>
           <w:p>
             <w:pPr>
-              <w:spacing w:after="0" w:line="240" w:lineRule="auto"/>
+              <w:spacing w:after="0" w:line="360" w:lineRule="auto"/>
               <w:rPr>
                 <w:rFonts w:ascii="Georgia" w:eastAsia="Times New Roman" w:hAnsi="Georgia" w:cs="Times New Roman"/>
                 <w:kern w:val="0"/>
@@ -1729,7 +1729,7 @@
           </w:tcPr>
           <w:p>
             <w:pPr>
-              <w:spacing w:after="0" w:line="240" w:lineRule="auto"/>
+              <w:spacing w:after="0" w:line="360" w:lineRule="auto"/>
               <w:rPr>
                 <w:rFonts w:ascii="Georgia" w:eastAsia="Times New Roman" w:hAnsi="Georgia" w:cs="Times New Roman"/>
                 <w:kern w:val="0"/>
@@ -1761,7 +1761,7 @@
           </w:tcPr>
           <w:p>
             <w:pPr>
-              <w:spacing w:after="0" w:line="240" w:lineRule="auto"/>
+              <w:spacing w:after="0" w:line="360" w:lineRule="auto"/>
               <w:rPr>
                 <w:rFonts w:ascii="Georgia" w:eastAsia="Times New Roman" w:hAnsi="Georgia" w:cs="Times New Roman"/>
                 <w:kern w:val="0"/>
@@ -1788,7 +1788,7 @@
           </w:tcPr>
           <w:p>
             <w:pPr>
-              <w:spacing w:after="0" w:line="240" w:lineRule="auto"/>
+              <w:spacing w:after="0" w:line="360" w:lineRule="auto"/>
               <w:rPr>
                 <w:rFonts w:ascii="Georgia" w:eastAsia="Times New Roman" w:hAnsi="Georgia" w:cs="Times New Roman"/>
                 <w:kern w:val="0"/>
@@ -1815,7 +1815,7 @@
           </w:tcPr>
           <w:p>
             <w:pPr>
-              <w:spacing w:after="0" w:line="240" w:lineRule="auto"/>
+              <w:spacing w:after="0" w:line="360" w:lineRule="auto"/>
               <w:rPr>
                 <w:rFonts w:ascii="Georgia" w:eastAsia="Times New Roman" w:hAnsi="Georgia" w:cs="Times New Roman"/>
                 <w:kern w:val="0"/>
@@ -1882,7 +1882,7 @@
           </w:tcPr>
           <w:p>
             <w:pPr>
-              <w:spacing w:after="0" w:line="240" w:lineRule="auto"/>
+              <w:spacing w:after="0" w:line="360" w:lineRule="auto"/>
               <w:rPr>
                 <w:rFonts w:ascii="Georgia" w:eastAsia="Times New Roman" w:hAnsi="Georgia" w:cs="Times New Roman"/>
                 <w:kern w:val="0"/>
@@ -1914,7 +1914,7 @@
           </w:tcPr>
           <w:p>
             <w:pPr>
-              <w:spacing w:after="0" w:line="240" w:lineRule="auto"/>
+              <w:spacing w:after="0" w:line="360" w:lineRule="auto"/>
               <w:rPr>
                 <w:rFonts w:ascii="Georgia" w:eastAsia="Times New Roman" w:hAnsi="Georgia" w:cs="Times New Roman"/>
                 <w:kern w:val="0"/>
@@ -1941,7 +1941,7 @@
           </w:tcPr>
           <w:p>
             <w:pPr>
-              <w:spacing w:after="0" w:line="240" w:lineRule="auto"/>
+              <w:spacing w:after="0" w:line="360" w:lineRule="auto"/>
               <w:rPr>
                 <w:rFonts w:ascii="Georgia" w:eastAsia="Times New Roman" w:hAnsi="Georgia" w:cs="Times New Roman"/>
                 <w:kern w:val="0"/>
@@ -1968,7 +1968,7 @@
           </w:tcPr>
           <w:p>
             <w:pPr>
-              <w:spacing w:after="0" w:line="240" w:lineRule="auto"/>
+              <w:spacing w:after="0" w:line="360" w:lineRule="auto"/>
               <w:rPr>
                 <w:rFonts w:ascii="Georgia" w:eastAsia="Times New Roman" w:hAnsi="Georgia" w:cs="Times New Roman"/>
                 <w:kern w:val="0"/>
@@ -1995,7 +1995,7 @@
           </w:tcPr>
           <w:p>
             <w:pPr>
-              <w:spacing w:after="0" w:line="240" w:lineRule="auto"/>
+              <w:spacing w:after="0" w:line="360" w:lineRule="auto"/>
               <w:rPr>
                 <w:rFonts w:ascii="Georgia" w:eastAsia="Times New Roman" w:hAnsi="Georgia" w:cs="Times New Roman"/>
                 <w:kern w:val="0"/>
@@ -2095,6 +2095,7 @@
           <w:b/>
           <w:bCs/>
         </w:rPr>
+        <w:lastRenderedPageBreak/>
         <w:t>Structure</w:t>
       </w:r>
       <w:proofErr w:type="spellEnd"/>
@@ -2191,7 +2192,6 @@
           <w:rFonts w:ascii="Georgia" w:hAnsi="Georgia"/>
           <w:lang w:val="en-US"/>
         </w:rPr>
-        <w:lastRenderedPageBreak/>
         <w:t xml:space="preserve">Data types (as read): all text columns loaded as strings/object; </w:t>
       </w:r>
       <w:r>
@@ -2584,6 +2584,7 @@
           <w:b/>
           <w:bCs/>
         </w:rPr>
+        <w:lastRenderedPageBreak/>
         <w:t>Application</w:t>
       </w:r>
       <w:proofErr w:type="spellEnd"/>
@@ -2717,7 +2718,6 @@
           <w:b/>
           <w:bCs/>
         </w:rPr>
-        <w:lastRenderedPageBreak/>
         <w:t xml:space="preserve">Score </w:t>
       </w:r>
       <w:proofErr w:type="spellStart"/>
@@ -2974,16 +2974,6 @@
     <w:p>
       <w:pPr>
         <w:spacing w:line="360" w:lineRule="auto"/>
-        <w:jc w:val="both"/>
-        <w:rPr>
-          <w:rFonts w:ascii="Georgia" w:hAnsi="Georgia"/>
-          <w:lang w:val="en-US"/>
-        </w:rPr>
-      </w:pPr>
-    </w:p>
-    <w:p>
-      <w:pPr>
-        <w:spacing w:line="360" w:lineRule="auto"/>
         <w:rPr>
           <w:rFonts w:ascii="Georgia" w:hAnsi="Georgia"/>
           <w:lang w:val="en-US"/>
@@ -3088,17 +3078,6 @@
     <w:p>
       <w:pPr>
         <w:spacing w:line="360" w:lineRule="auto"/>
-        <w:ind w:left="720"/>
-        <w:jc w:val="both"/>
-        <w:rPr>
-          <w:rFonts w:ascii="Georgia" w:hAnsi="Georgia"/>
-          <w:lang w:val="en-US"/>
-        </w:rPr>
-      </w:pPr>
-    </w:p>
-    <w:p>
-      <w:pPr>
-        <w:spacing w:line="360" w:lineRule="auto"/>
         <w:jc w:val="both"/>
         <w:rPr>
           <w:rFonts w:ascii="Georgia" w:hAnsi="Georgia"/>
@@ -3251,28 +3230,15 @@
           <w:rFonts w:ascii="Georgia" w:hAnsi="Georgia"/>
           <w:lang w:val="en-US"/>
         </w:rPr>
-        <w:t>The overall hiring rate is relatively low (13.4%), which is an important baseline figure to keep in mind when interpreting later KPIs by technology, seniority, and country.</w:t>
-      </w:r>
-    </w:p>
-    <w:p>
-      <w:pPr>
-        <w:spacing w:line="360" w:lineRule="auto"/>
-        <w:jc w:val="both"/>
-        <w:rPr>
-          <w:rFonts w:ascii="Georgia" w:hAnsi="Georgia"/>
-          <w:lang w:val="en-US"/>
-        </w:rPr>
-      </w:pPr>
-    </w:p>
-    <w:p>
-      <w:pPr>
-        <w:spacing w:line="360" w:lineRule="auto"/>
-        <w:jc w:val="both"/>
-        <w:rPr>
-          <w:rFonts w:ascii="Georgia" w:hAnsi="Georgia"/>
-          <w:lang w:val="en-US"/>
-        </w:rPr>
-      </w:pPr>
+        <w:t>The overall hiring rate is relatively low (13.4%), which is an important baseline figure to keep in mind when interpreting later KPIs by technology, seniority, and country</w:t>
+      </w:r>
+      <w:r>
+        <w:rPr>
+          <w:rFonts w:ascii="Georgia" w:hAnsi="Georgia"/>
+          <w:lang w:val="en-US"/>
+        </w:rPr>
+        <w:t>.</w:t>
+      </w:r>
     </w:p>
     <w:p>
       <w:pPr>
@@ -3419,16 +3385,7 @@
           <w:iCs/>
           <w:lang w:val="en-US"/>
         </w:rPr>
-        <w:t xml:space="preserve"> represents one candidate application, evaluated on a specific date, for a specific technology, resulting in a Code Challenge Score, a Technical Interview Score, and a derived hiring outcome.</w:t>
-      </w:r>
-      <w:r>
-        <w:rPr>
-          <w:rFonts w:ascii="Georgia" w:hAnsi="Georgia"/>
-          <w:i/>
-          <w:iCs/>
-          <w:lang w:val="en-US"/>
-        </w:rPr>
-        <w:t>”</w:t>
+        <w:t xml:space="preserve"> represents one candidate application, evaluated on a specific date, for a specific technology, resulting in a Code Challenge Score, a Technical Interview Score, and a derived hiring outcome.”</w:t>
       </w:r>
     </w:p>
     <w:p>
@@ -5204,16 +5161,6 @@
         <w:jc w:val="both"/>
         <w:rPr>
           <w:rFonts w:ascii="Georgia" w:hAnsi="Georgia"/>
-          <w:lang w:val="en-US"/>
-        </w:rPr>
-      </w:pPr>
-    </w:p>
-    <w:p>
-      <w:pPr>
-        <w:spacing w:line="360" w:lineRule="auto"/>
-        <w:jc w:val="both"/>
-        <w:rPr>
-          <w:rFonts w:ascii="Georgia" w:hAnsi="Georgia"/>
           <w:b/>
           <w:bCs/>
         </w:rPr>
@@ -5538,6 +5485,16 @@
         </w:rPr>
         <w:t xml:space="preserve"> — each with its own surrogate primary key, generated during the ETL process (not the natural source values).</w:t>
       </w:r>
+    </w:p>
+    <w:p>
+      <w:pPr>
+        <w:spacing w:line="360" w:lineRule="auto"/>
+        <w:jc w:val="both"/>
+        <w:rPr>
+          <w:rFonts w:ascii="Georgia" w:hAnsi="Georgia"/>
+          <w:lang w:val="en-US"/>
+        </w:rPr>
+      </w:pPr>
     </w:p>
     <w:p>
       <w:pPr>
@@ -6467,7 +6424,7 @@
           <w:lang w:val="en-US"/>
         </w:rPr>
         <w:drawing>
-          <wp:inline distT="0" distB="0" distL="0" distR="0" wp14:anchorId="5ED3D680" wp14:editId="24A023F5">
+          <wp:inline distT="0" distB="0" distL="0" distR="0" wp14:anchorId="5ED3D680" wp14:editId="6381A52E">
             <wp:extent cx="4323467" cy="3275965"/>
             <wp:effectExtent l="0" t="0" r="1270" b="635"/>
             <wp:docPr id="1" name="Imagen 1" descr="Diagrama&#10;&#10;Descripción generada automáticamente"/>
@@ -6495,7 +6452,7 @@
                   <pic:spPr bwMode="auto">
                     <a:xfrm>
                       <a:off x="0" y="0"/>
-                      <a:ext cx="4345511" cy="3292668"/>
+                      <a:ext cx="4350456" cy="3296415"/>
                     </a:xfrm>
                     <a:prstGeom prst="rect">
                       <a:avLst/>
@@ -7390,6 +7347,8888 @@
           <w:lang w:val="en-US"/>
         </w:rPr>
       </w:pPr>
+      <w:r>
+        <w:rPr>
+          <w:rFonts w:ascii="Georgia" w:hAnsi="Georgia"/>
+          <w:b/>
+          <w:bCs/>
+          <w:lang w:val="en-US"/>
+        </w:rPr>
+        <w:t>9. Load the Data Warehouse</w:t>
+      </w:r>
+    </w:p>
+    <w:p>
+      <w:pPr>
+        <w:spacing w:line="360" w:lineRule="auto"/>
+        <w:rPr>
+          <w:rFonts w:ascii="Georgia" w:hAnsi="Georgia"/>
+          <w:b/>
+          <w:bCs/>
+          <w:lang w:val="en-US"/>
+        </w:rPr>
+      </w:pPr>
+      <w:r>
+        <w:rPr>
+          <w:rFonts w:ascii="Georgia" w:hAnsi="Georgia"/>
+          <w:b/>
+          <w:bCs/>
+          <w:lang w:val="en-US"/>
+        </w:rPr>
+        <w:t>9.1 Target Platform</w:t>
+      </w:r>
+    </w:p>
+    <w:p>
+      <w:pPr>
+        <w:spacing w:line="360" w:lineRule="auto"/>
+        <w:rPr>
+          <w:rFonts w:ascii="Georgia" w:hAnsi="Georgia"/>
+          <w:lang w:val="en-US"/>
+        </w:rPr>
+      </w:pPr>
+      <w:r>
+        <w:rPr>
+          <w:rFonts w:ascii="Georgia" w:hAnsi="Georgia"/>
+          <w:lang w:val="en-US"/>
+        </w:rPr>
+        <w:lastRenderedPageBreak/>
+        <w:t xml:space="preserve">MySQL, installed and run locally, was selected as the Data Warehouse engine for this workshop. The schema </w:t>
+      </w:r>
+      <w:proofErr w:type="spellStart"/>
+      <w:r>
+        <w:rPr>
+          <w:rFonts w:ascii="Georgia" w:hAnsi="Georgia"/>
+          <w:lang w:val="en-US"/>
+        </w:rPr>
+        <w:t>recruitment_dw</w:t>
+      </w:r>
+      <w:proofErr w:type="spellEnd"/>
+      <w:r>
+        <w:rPr>
+          <w:rFonts w:ascii="Georgia" w:hAnsi="Georgia"/>
+          <w:lang w:val="en-US"/>
+        </w:rPr>
+        <w:t xml:space="preserve"> is created with UTF-8 (utf8mb4) character encoding to safely support the full range of country names and text values present in the source data.</w:t>
+      </w:r>
+    </w:p>
+    <w:p>
+      <w:pPr>
+        <w:spacing w:line="360" w:lineRule="auto"/>
+        <w:rPr>
+          <w:rFonts w:ascii="Georgia" w:hAnsi="Georgia"/>
+          <w:b/>
+          <w:bCs/>
+          <w:lang w:val="en-US"/>
+        </w:rPr>
+      </w:pPr>
+      <w:r>
+        <w:rPr>
+          <w:rFonts w:ascii="Georgia" w:hAnsi="Georgia"/>
+          <w:b/>
+          <w:bCs/>
+          <w:lang w:val="en-US"/>
+        </w:rPr>
+        <w:t>9.2 Schema Creation</w:t>
+      </w:r>
+    </w:p>
+    <w:p>
+      <w:pPr>
+        <w:spacing w:line="360" w:lineRule="auto"/>
+        <w:rPr>
+          <w:rFonts w:ascii="Georgia" w:hAnsi="Georgia"/>
+          <w:lang w:val="en-US"/>
+        </w:rPr>
+      </w:pPr>
+      <w:r>
+        <w:rPr>
+          <w:rFonts w:ascii="Georgia" w:hAnsi="Georgia"/>
+          <w:lang w:val="en-US"/>
+        </w:rPr>
+        <w:t xml:space="preserve">The complete star schema was implemented in </w:t>
+      </w:r>
+      <w:proofErr w:type="spellStart"/>
+      <w:r>
+        <w:rPr>
+          <w:rFonts w:ascii="Georgia" w:hAnsi="Georgia"/>
+          <w:lang w:val="en-US"/>
+        </w:rPr>
+        <w:t>sql</w:t>
+      </w:r>
+      <w:proofErr w:type="spellEnd"/>
+      <w:r>
+        <w:rPr>
+          <w:rFonts w:ascii="Georgia" w:hAnsi="Georgia"/>
+          <w:lang w:val="en-US"/>
+        </w:rPr>
+        <w:t>/</w:t>
+      </w:r>
+      <w:proofErr w:type="spellStart"/>
+      <w:r>
+        <w:rPr>
+          <w:rFonts w:ascii="Georgia" w:hAnsi="Georgia"/>
+          <w:lang w:val="en-US"/>
+        </w:rPr>
+        <w:t>create_tables.sql</w:t>
+      </w:r>
+      <w:proofErr w:type="spellEnd"/>
+      <w:r>
+        <w:rPr>
+          <w:rFonts w:ascii="Georgia" w:hAnsi="Georgia"/>
+          <w:lang w:val="en-US"/>
+        </w:rPr>
+        <w:t xml:space="preserve">. Each dimension table uses its own surrogate key as the primary key — consistent with the dimensional model defined in Task 2 — and enforces uniqueness on its natural business attributes (e.g., a UNIQUE constraint on </w:t>
+      </w:r>
+      <w:proofErr w:type="spellStart"/>
+      <w:r>
+        <w:rPr>
+          <w:rFonts w:ascii="Georgia" w:hAnsi="Georgia"/>
+          <w:lang w:val="en-US"/>
+        </w:rPr>
+        <w:t>full_date</w:t>
+      </w:r>
+      <w:proofErr w:type="spellEnd"/>
+      <w:r>
+        <w:rPr>
+          <w:rFonts w:ascii="Georgia" w:hAnsi="Georgia"/>
+          <w:lang w:val="en-US"/>
+        </w:rPr>
+        <w:t xml:space="preserve"> in </w:t>
+      </w:r>
+      <w:proofErr w:type="spellStart"/>
+      <w:r>
+        <w:rPr>
+          <w:rFonts w:ascii="Georgia" w:hAnsi="Georgia"/>
+          <w:lang w:val="en-US"/>
+        </w:rPr>
+        <w:t>Dim_Date</w:t>
+      </w:r>
+      <w:proofErr w:type="spellEnd"/>
+      <w:r>
+        <w:rPr>
+          <w:rFonts w:ascii="Georgia" w:hAnsi="Georgia"/>
+          <w:lang w:val="en-US"/>
+        </w:rPr>
+        <w:t xml:space="preserve">, on </w:t>
+      </w:r>
+      <w:proofErr w:type="spellStart"/>
+      <w:r>
+        <w:rPr>
+          <w:rFonts w:ascii="Georgia" w:hAnsi="Georgia"/>
+          <w:lang w:val="en-US"/>
+        </w:rPr>
+        <w:t>technology_name</w:t>
+      </w:r>
+      <w:proofErr w:type="spellEnd"/>
+      <w:r>
+        <w:rPr>
+          <w:rFonts w:ascii="Georgia" w:hAnsi="Georgia"/>
+          <w:lang w:val="en-US"/>
+        </w:rPr>
+        <w:t xml:space="preserve"> in </w:t>
+      </w:r>
+      <w:proofErr w:type="spellStart"/>
+      <w:r>
+        <w:rPr>
+          <w:rFonts w:ascii="Georgia" w:hAnsi="Georgia"/>
+          <w:lang w:val="en-US"/>
+        </w:rPr>
+        <w:t>Dim_Technology</w:t>
+      </w:r>
+      <w:proofErr w:type="spellEnd"/>
+      <w:r>
+        <w:rPr>
+          <w:rFonts w:ascii="Georgia" w:hAnsi="Georgia"/>
+          <w:lang w:val="en-US"/>
+        </w:rPr>
+        <w:t xml:space="preserve">, on the (seniority, </w:t>
+      </w:r>
+      <w:proofErr w:type="spellStart"/>
+      <w:r>
+        <w:rPr>
+          <w:rFonts w:ascii="Georgia" w:hAnsi="Georgia"/>
+          <w:lang w:val="en-US"/>
+        </w:rPr>
+        <w:t>yoe_range</w:t>
+      </w:r>
+      <w:proofErr w:type="spellEnd"/>
+      <w:r>
+        <w:rPr>
+          <w:rFonts w:ascii="Georgia" w:hAnsi="Georgia"/>
+          <w:lang w:val="en-US"/>
+        </w:rPr>
+        <w:t xml:space="preserve">) pair in </w:t>
+      </w:r>
+      <w:proofErr w:type="spellStart"/>
+      <w:r>
+        <w:rPr>
+          <w:rFonts w:ascii="Georgia" w:hAnsi="Georgia"/>
+          <w:lang w:val="en-US"/>
+        </w:rPr>
+        <w:t>Dim_Candidate_Profile</w:t>
+      </w:r>
+      <w:proofErr w:type="spellEnd"/>
+      <w:r>
+        <w:rPr>
+          <w:rFonts w:ascii="Georgia" w:hAnsi="Georgia"/>
+          <w:lang w:val="en-US"/>
+        </w:rPr>
+        <w:t xml:space="preserve">, and on </w:t>
+      </w:r>
+      <w:proofErr w:type="spellStart"/>
+      <w:r>
+        <w:rPr>
+          <w:rFonts w:ascii="Georgia" w:hAnsi="Georgia"/>
+          <w:lang w:val="en-US"/>
+        </w:rPr>
+        <w:t>country_name</w:t>
+      </w:r>
+      <w:proofErr w:type="spellEnd"/>
+      <w:r>
+        <w:rPr>
+          <w:rFonts w:ascii="Georgia" w:hAnsi="Georgia"/>
+          <w:lang w:val="en-US"/>
+        </w:rPr>
+        <w:t xml:space="preserve"> in </w:t>
+      </w:r>
+      <w:proofErr w:type="spellStart"/>
+      <w:r>
+        <w:rPr>
+          <w:rFonts w:ascii="Georgia" w:hAnsi="Georgia"/>
+          <w:lang w:val="en-US"/>
+        </w:rPr>
+        <w:t>Dim_Country</w:t>
+      </w:r>
+      <w:proofErr w:type="spellEnd"/>
+      <w:r>
+        <w:rPr>
+          <w:rFonts w:ascii="Georgia" w:hAnsi="Georgia"/>
+          <w:lang w:val="en-US"/>
+        </w:rPr>
+        <w:t>) to prevent duplicate dimension members.</w:t>
+      </w:r>
+    </w:p>
+    <w:p>
+      <w:pPr>
+        <w:spacing w:line="360" w:lineRule="auto"/>
+        <w:rPr>
+          <w:rFonts w:ascii="Georgia" w:hAnsi="Georgia"/>
+          <w:lang w:val="en-US"/>
+        </w:rPr>
+      </w:pPr>
+      <w:proofErr w:type="spellStart"/>
+      <w:r>
+        <w:rPr>
+          <w:rFonts w:ascii="Georgia" w:hAnsi="Georgia"/>
+          <w:lang w:val="en-US"/>
+        </w:rPr>
+        <w:t>Fact_Application</w:t>
+      </w:r>
+      <w:proofErr w:type="spellEnd"/>
+      <w:r>
+        <w:rPr>
+          <w:rFonts w:ascii="Georgia" w:hAnsi="Georgia"/>
+          <w:lang w:val="en-US"/>
+        </w:rPr>
+        <w:t xml:space="preserve"> declares FOREIGN KEY constraints against all </w:t>
+      </w:r>
+      <w:proofErr w:type="gramStart"/>
+      <w:r>
+        <w:rPr>
+          <w:rFonts w:ascii="Georgia" w:hAnsi="Georgia"/>
+          <w:lang w:val="en-US"/>
+        </w:rPr>
+        <w:t>four dimension</w:t>
+      </w:r>
+      <w:proofErr w:type="gramEnd"/>
+      <w:r>
+        <w:rPr>
+          <w:rFonts w:ascii="Georgia" w:hAnsi="Georgia"/>
+          <w:lang w:val="en-US"/>
+        </w:rPr>
+        <w:t xml:space="preserve"> tables (</w:t>
+      </w:r>
+      <w:proofErr w:type="spellStart"/>
+      <w:r>
+        <w:rPr>
+          <w:rFonts w:ascii="Georgia" w:hAnsi="Georgia"/>
+          <w:lang w:val="en-US"/>
+        </w:rPr>
+        <w:t>date_key</w:t>
+      </w:r>
+      <w:proofErr w:type="spellEnd"/>
+      <w:r>
+        <w:rPr>
+          <w:rFonts w:ascii="Georgia" w:hAnsi="Georgia"/>
+          <w:lang w:val="en-US"/>
+        </w:rPr>
+        <w:t xml:space="preserve">, </w:t>
+      </w:r>
+      <w:proofErr w:type="spellStart"/>
+      <w:r>
+        <w:rPr>
+          <w:rFonts w:ascii="Georgia" w:hAnsi="Georgia"/>
+          <w:lang w:val="en-US"/>
+        </w:rPr>
+        <w:t>technology_key</w:t>
+      </w:r>
+      <w:proofErr w:type="spellEnd"/>
+      <w:r>
+        <w:rPr>
+          <w:rFonts w:ascii="Georgia" w:hAnsi="Georgia"/>
+          <w:lang w:val="en-US"/>
+        </w:rPr>
+        <w:t xml:space="preserve">, </w:t>
+      </w:r>
+      <w:proofErr w:type="spellStart"/>
+      <w:r>
+        <w:rPr>
+          <w:rFonts w:ascii="Georgia" w:hAnsi="Georgia"/>
+          <w:lang w:val="en-US"/>
+        </w:rPr>
+        <w:t>profile_key</w:t>
+      </w:r>
+      <w:proofErr w:type="spellEnd"/>
+      <w:r>
+        <w:rPr>
+          <w:rFonts w:ascii="Georgia" w:hAnsi="Georgia"/>
+          <w:lang w:val="en-US"/>
+        </w:rPr>
+        <w:t xml:space="preserve">, </w:t>
+      </w:r>
+      <w:proofErr w:type="spellStart"/>
+      <w:r>
+        <w:rPr>
+          <w:rFonts w:ascii="Georgia" w:hAnsi="Georgia"/>
+          <w:lang w:val="en-US"/>
+        </w:rPr>
+        <w:t>country_key</w:t>
+      </w:r>
+      <w:proofErr w:type="spellEnd"/>
+      <w:r>
+        <w:rPr>
+          <w:rFonts w:ascii="Georgia" w:hAnsi="Georgia"/>
+          <w:lang w:val="en-US"/>
+        </w:rPr>
+        <w:t>), which enforces referential integrity directly at the database level: MySQL will reject any fact row that does not reference an existing, valid dimension member. Indexes were added on all four foreign key columns to support efficient joins in the analytical queries built in Task 6.</w:t>
+      </w:r>
+    </w:p>
+    <w:p>
+      <w:pPr>
+        <w:spacing w:line="360" w:lineRule="auto"/>
+        <w:rPr>
+          <w:rFonts w:ascii="Georgia" w:hAnsi="Georgia"/>
+          <w:b/>
+          <w:bCs/>
+          <w:lang w:val="en-US"/>
+        </w:rPr>
+      </w:pPr>
+      <w:r>
+        <w:rPr>
+          <w:rFonts w:ascii="Georgia" w:hAnsi="Georgia"/>
+          <w:b/>
+          <w:bCs/>
+          <w:lang w:val="en-US"/>
+        </w:rPr>
+        <w:t>9.3 Loading Process</w:t>
+      </w:r>
+    </w:p>
+    <w:p>
+      <w:pPr>
+        <w:spacing w:line="360" w:lineRule="auto"/>
+        <w:rPr>
+          <w:rFonts w:ascii="Georgia" w:hAnsi="Georgia"/>
+          <w:lang w:val="en-US"/>
+        </w:rPr>
+      </w:pPr>
+      <w:r>
+        <w:rPr>
+          <w:rFonts w:ascii="Georgia" w:hAnsi="Georgia"/>
+          <w:lang w:val="en-US"/>
+        </w:rPr>
+        <w:t>The load stage (</w:t>
+      </w:r>
+      <w:proofErr w:type="spellStart"/>
+      <w:r>
+        <w:rPr>
+          <w:rFonts w:ascii="Georgia" w:hAnsi="Georgia"/>
+          <w:lang w:val="en-US"/>
+        </w:rPr>
+        <w:t>src</w:t>
+      </w:r>
+      <w:proofErr w:type="spellEnd"/>
+      <w:r>
+        <w:rPr>
+          <w:rFonts w:ascii="Georgia" w:hAnsi="Georgia"/>
+          <w:lang w:val="en-US"/>
+        </w:rPr>
+        <w:t xml:space="preserve">/load.py) connects to the local MySQL instance using </w:t>
+      </w:r>
+      <w:proofErr w:type="spellStart"/>
+      <w:r>
+        <w:rPr>
+          <w:rFonts w:ascii="Georgia" w:hAnsi="Georgia"/>
+          <w:lang w:val="en-US"/>
+        </w:rPr>
+        <w:t>SQLAlchemy</w:t>
+      </w:r>
+      <w:proofErr w:type="spellEnd"/>
+      <w:r>
+        <w:rPr>
+          <w:rFonts w:ascii="Georgia" w:hAnsi="Georgia"/>
+          <w:lang w:val="en-US"/>
+        </w:rPr>
+        <w:t xml:space="preserve"> and the </w:t>
+      </w:r>
+      <w:proofErr w:type="spellStart"/>
+      <w:r>
+        <w:rPr>
+          <w:rFonts w:ascii="Georgia" w:hAnsi="Georgia"/>
+          <w:lang w:val="en-US"/>
+        </w:rPr>
+        <w:t>pymysql</w:t>
+      </w:r>
+      <w:proofErr w:type="spellEnd"/>
+      <w:r>
+        <w:rPr>
+          <w:rFonts w:ascii="Georgia" w:hAnsi="Georgia"/>
+          <w:lang w:val="en-US"/>
+        </w:rPr>
+        <w:t xml:space="preserve"> driver. Database credentials (host, port, user, password, database name) are read from a local .env file via python-</w:t>
+      </w:r>
+      <w:proofErr w:type="spellStart"/>
+      <w:r>
+        <w:rPr>
+          <w:rFonts w:ascii="Georgia" w:hAnsi="Georgia"/>
+          <w:lang w:val="en-US"/>
+        </w:rPr>
+        <w:t>dotenv</w:t>
+      </w:r>
+      <w:proofErr w:type="spellEnd"/>
+      <w:r>
+        <w:rPr>
+          <w:rFonts w:ascii="Georgia" w:hAnsi="Georgia"/>
+          <w:lang w:val="en-US"/>
+        </w:rPr>
+        <w:t xml:space="preserve"> and are never hardcoded in the source code, following standard credential-management practice.</w:t>
+      </w:r>
+    </w:p>
+    <w:p>
+      <w:pPr>
+        <w:spacing w:line="360" w:lineRule="auto"/>
+        <w:rPr>
+          <w:rFonts w:ascii="Georgia" w:hAnsi="Georgia"/>
+          <w:lang w:val="en-US"/>
+        </w:rPr>
+      </w:pPr>
+      <w:r>
+        <w:rPr>
+          <w:rFonts w:ascii="Georgia" w:hAnsi="Georgia"/>
+          <w:lang w:val="en-US"/>
+        </w:rPr>
+        <w:t>Tables are loaded strictly in the order required to satisfy referential integrity:</w:t>
+      </w:r>
+    </w:p>
+    <w:p>
+      <w:pPr>
+        <w:spacing w:line="360" w:lineRule="auto"/>
+        <w:rPr>
+          <w:rFonts w:ascii="Georgia" w:hAnsi="Georgia"/>
+        </w:rPr>
+      </w:pPr>
+      <w:proofErr w:type="spellStart"/>
+      <w:r>
+        <w:rPr>
+          <w:rFonts w:ascii="Georgia" w:hAnsi="Georgia"/>
+        </w:rPr>
+        <w:t>Dimensions</w:t>
+      </w:r>
+      <w:proofErr w:type="spellEnd"/>
+      <w:r>
+        <w:rPr>
+          <w:rFonts w:ascii="Georgia" w:hAnsi="Georgia"/>
+        </w:rPr>
+        <w:t xml:space="preserve"> </w:t>
+      </w:r>
+      <w:r>
+        <w:rPr>
+          <w:rFonts w:ascii="Times New Roman" w:hAnsi="Times New Roman" w:cs="Times New Roman"/>
+        </w:rPr>
+        <w:t>→</w:t>
+      </w:r>
+      <w:r>
+        <w:rPr>
+          <w:rFonts w:ascii="Georgia" w:hAnsi="Georgia"/>
+        </w:rPr>
+        <w:t xml:space="preserve"> </w:t>
+      </w:r>
+      <w:proofErr w:type="spellStart"/>
+      <w:r>
+        <w:rPr>
+          <w:rFonts w:ascii="Georgia" w:hAnsi="Georgia"/>
+        </w:rPr>
+        <w:t>Fact</w:t>
+      </w:r>
+      <w:proofErr w:type="spellEnd"/>
+      <w:r>
+        <w:rPr>
+          <w:rFonts w:ascii="Georgia" w:hAnsi="Georgia"/>
+        </w:rPr>
+        <w:t xml:space="preserve"> Table</w:t>
+      </w:r>
+    </w:p>
+    <w:p>
+      <w:pPr>
+        <w:numPr>
+          <w:ilvl w:val="0"/>
+          <w:numId w:val="13"/>
+        </w:numPr>
+        <w:spacing w:line="360" w:lineRule="auto"/>
+        <w:rPr>
+          <w:rFonts w:ascii="Georgia" w:hAnsi="Georgia"/>
+        </w:rPr>
+      </w:pPr>
+      <w:proofErr w:type="spellStart"/>
+      <w:r>
+        <w:rPr>
+          <w:rFonts w:ascii="Georgia" w:hAnsi="Georgia"/>
+        </w:rPr>
+        <w:t>dim_date</w:t>
+      </w:r>
+      <w:proofErr w:type="spellEnd"/>
+    </w:p>
+    <w:p>
+      <w:pPr>
+        <w:numPr>
+          <w:ilvl w:val="0"/>
+          <w:numId w:val="13"/>
+        </w:numPr>
+        <w:spacing w:line="360" w:lineRule="auto"/>
+        <w:rPr>
+          <w:rFonts w:ascii="Georgia" w:hAnsi="Georgia"/>
+        </w:rPr>
+      </w:pPr>
+      <w:proofErr w:type="spellStart"/>
+      <w:r>
+        <w:rPr>
+          <w:rFonts w:ascii="Georgia" w:hAnsi="Georgia"/>
+        </w:rPr>
+        <w:t>dim_technology</w:t>
+      </w:r>
+      <w:proofErr w:type="spellEnd"/>
+    </w:p>
+    <w:p>
+      <w:pPr>
+        <w:numPr>
+          <w:ilvl w:val="0"/>
+          <w:numId w:val="13"/>
+        </w:numPr>
+        <w:spacing w:line="360" w:lineRule="auto"/>
+        <w:rPr>
+          <w:rFonts w:ascii="Georgia" w:hAnsi="Georgia"/>
+        </w:rPr>
+      </w:pPr>
+      <w:proofErr w:type="spellStart"/>
+      <w:r>
+        <w:rPr>
+          <w:rFonts w:ascii="Georgia" w:hAnsi="Georgia"/>
+        </w:rPr>
+        <w:t>dim_candidate_profile</w:t>
+      </w:r>
+      <w:proofErr w:type="spellEnd"/>
+    </w:p>
+    <w:p>
+      <w:pPr>
+        <w:numPr>
+          <w:ilvl w:val="0"/>
+          <w:numId w:val="13"/>
+        </w:numPr>
+        <w:spacing w:line="360" w:lineRule="auto"/>
+        <w:rPr>
+          <w:rFonts w:ascii="Georgia" w:hAnsi="Georgia"/>
+        </w:rPr>
+      </w:pPr>
+      <w:proofErr w:type="spellStart"/>
+      <w:r>
+        <w:rPr>
+          <w:rFonts w:ascii="Georgia" w:hAnsi="Georgia"/>
+        </w:rPr>
+        <w:t>dim_country</w:t>
+      </w:r>
+      <w:proofErr w:type="spellEnd"/>
+    </w:p>
+    <w:p>
+      <w:pPr>
+        <w:numPr>
+          <w:ilvl w:val="0"/>
+          <w:numId w:val="13"/>
+        </w:numPr>
+        <w:spacing w:line="360" w:lineRule="auto"/>
+        <w:rPr>
+          <w:rFonts w:ascii="Georgia" w:hAnsi="Georgia"/>
+        </w:rPr>
+      </w:pPr>
+      <w:proofErr w:type="spellStart"/>
+      <w:r>
+        <w:rPr>
+          <w:rFonts w:ascii="Georgia" w:hAnsi="Georgia"/>
+        </w:rPr>
+        <w:t>fact_application</w:t>
+      </w:r>
+      <w:proofErr w:type="spellEnd"/>
+    </w:p>
+    <w:p>
+      <w:pPr>
+        <w:spacing w:line="360" w:lineRule="auto"/>
+        <w:rPr>
+          <w:rFonts w:ascii="Georgia" w:hAnsi="Georgia"/>
+          <w:lang w:val="en-US"/>
+        </w:rPr>
+      </w:pPr>
+      <w:r>
+        <w:rPr>
+          <w:rFonts w:ascii="Georgia" w:hAnsi="Georgia"/>
+          <w:lang w:val="en-US"/>
+        </w:rPr>
+        <w:lastRenderedPageBreak/>
+        <w:t>Loading the fact table last guarantees that every foreign key it references already exists in the corresponding dimension table at insert time.</w:t>
+      </w:r>
+    </w:p>
+    <w:p>
+      <w:pPr>
+        <w:spacing w:line="360" w:lineRule="auto"/>
+        <w:rPr>
+          <w:rFonts w:ascii="Georgia" w:hAnsi="Georgia"/>
+          <w:b/>
+          <w:bCs/>
+          <w:lang w:val="en-US"/>
+        </w:rPr>
+      </w:pPr>
+      <w:r>
+        <w:rPr>
+          <w:rFonts w:ascii="Georgia" w:hAnsi="Georgia"/>
+          <w:b/>
+          <w:bCs/>
+          <w:lang w:val="en-US"/>
+        </w:rPr>
+        <w:t>9.4 Load Validation</w:t>
+      </w:r>
+    </w:p>
+    <w:p>
+      <w:pPr>
+        <w:spacing w:line="360" w:lineRule="auto"/>
+        <w:rPr>
+          <w:rFonts w:ascii="Georgia" w:hAnsi="Georgia"/>
+          <w:lang w:val="en-US"/>
+        </w:rPr>
+      </w:pPr>
+      <w:r>
+        <w:rPr>
+          <w:rFonts w:ascii="Georgia" w:hAnsi="Georgia"/>
+          <w:lang w:val="en-US"/>
+        </w:rPr>
+        <w:t>After loading, the pipeline automatically validates the result in two ways:</w:t>
+      </w:r>
+    </w:p>
+    <w:p>
+      <w:pPr>
+        <w:numPr>
+          <w:ilvl w:val="0"/>
+          <w:numId w:val="14"/>
+        </w:numPr>
+        <w:spacing w:line="360" w:lineRule="auto"/>
+        <w:rPr>
+          <w:rFonts w:ascii="Georgia" w:hAnsi="Georgia"/>
+          <w:lang w:val="en-US"/>
+        </w:rPr>
+      </w:pPr>
+      <w:r>
+        <w:rPr>
+          <w:rFonts w:ascii="Georgia" w:hAnsi="Georgia"/>
+          <w:lang w:val="en-US"/>
+        </w:rPr>
+        <w:t>Row count validation: the number of rows loaded into each MySQL table is compared against the number of rows produced by the dimensional transformation stage (Task 4) for that same table, flagging any mismatch.</w:t>
+      </w:r>
+    </w:p>
+    <w:p>
+      <w:pPr>
+        <w:numPr>
+          <w:ilvl w:val="0"/>
+          <w:numId w:val="14"/>
+        </w:numPr>
+        <w:spacing w:line="360" w:lineRule="auto"/>
+        <w:rPr>
+          <w:rFonts w:ascii="Georgia" w:hAnsi="Georgia"/>
+          <w:lang w:val="en-US"/>
+        </w:rPr>
+      </w:pPr>
+      <w:r>
+        <w:rPr>
+          <w:rFonts w:ascii="Georgia" w:hAnsi="Georgia"/>
+          <w:lang w:val="en-US"/>
+        </w:rPr>
+        <w:t xml:space="preserve">Referential integrity validation: a query performs a LEFT JOIN from </w:t>
+      </w:r>
+      <w:proofErr w:type="spellStart"/>
+      <w:r>
+        <w:rPr>
+          <w:rFonts w:ascii="Georgia" w:hAnsi="Georgia"/>
+          <w:lang w:val="en-US"/>
+        </w:rPr>
+        <w:t>fact_application</w:t>
+      </w:r>
+      <w:proofErr w:type="spellEnd"/>
+      <w:r>
+        <w:rPr>
+          <w:rFonts w:ascii="Georgia" w:hAnsi="Georgia"/>
+          <w:lang w:val="en-US"/>
+        </w:rPr>
+        <w:t xml:space="preserve"> to all </w:t>
+      </w:r>
+      <w:r>
+        <w:rPr>
+          <w:rFonts w:ascii="Georgia" w:hAnsi="Georgia"/>
+          <w:lang w:val="en-US"/>
+        </w:rPr>
+        <w:t>four-dimension</w:t>
+      </w:r>
+      <w:r>
+        <w:rPr>
+          <w:rFonts w:ascii="Georgia" w:hAnsi="Georgia"/>
+          <w:lang w:val="en-US"/>
+        </w:rPr>
+        <w:t xml:space="preserve"> tables and counts rows where any of the four joins fails to match (NULL result). A result of zero confirms that every fact row correctly references a valid, existing dimension record — in addition to the protection already provided by the FOREIGN KEY constraints at the schema level.</w:t>
+      </w:r>
+    </w:p>
+    <w:p>
+      <w:pPr>
+        <w:spacing w:before="100" w:beforeAutospacing="1" w:after="100" w:afterAutospacing="1" w:line="360" w:lineRule="auto"/>
+        <w:rPr>
+          <w:rFonts w:ascii="Georgia" w:eastAsia="Times New Roman" w:hAnsi="Georgia" w:cs="Times New Roman"/>
+          <w:kern w:val="0"/>
+          <w:lang w:val="en-US" w:eastAsia="es-CO"/>
+          <w14:ligatures w14:val="none"/>
+        </w:rPr>
+      </w:pPr>
+      <w:r>
+        <w:rPr>
+          <w:rFonts w:ascii="Georgia" w:eastAsia="Times New Roman" w:hAnsi="Georgia" w:cs="Times New Roman"/>
+          <w:b/>
+          <w:bCs/>
+          <w:kern w:val="0"/>
+          <w:lang w:val="en-US" w:eastAsia="es-CO"/>
+          <w14:ligatures w14:val="none"/>
+        </w:rPr>
+        <w:t>Load Execution Results</w:t>
+      </w:r>
+    </w:p>
+    <w:p>
+      <w:pPr>
+        <w:spacing w:before="100" w:beforeAutospacing="1" w:after="100" w:afterAutospacing="1" w:line="360" w:lineRule="auto"/>
+        <w:rPr>
+          <w:rFonts w:ascii="Georgia" w:eastAsia="Times New Roman" w:hAnsi="Georgia" w:cs="Times New Roman"/>
+          <w:kern w:val="0"/>
+          <w:lang w:val="en-US" w:eastAsia="es-CO"/>
+          <w14:ligatures w14:val="none"/>
+        </w:rPr>
+      </w:pPr>
+      <w:r>
+        <w:rPr>
+          <w:rFonts w:ascii="Georgia" w:eastAsia="Times New Roman" w:hAnsi="Georgia" w:cs="Times New Roman"/>
+          <w:kern w:val="0"/>
+          <w:lang w:val="en-US" w:eastAsia="es-CO"/>
+          <w14:ligatures w14:val="none"/>
+        </w:rPr>
+        <w:t>The ETL pipeline was executed successfully against a local MySQL instance. All five tables loaded with row counts matching exactly the output of the dimensional transformation stage, and the referential integrity check confirmed zero invalid dimension references:</w:t>
+      </w:r>
+    </w:p>
+    <w:tbl>
+      <w:tblPr>
+        <w:tblW w:w="0" w:type="auto"/>
+        <w:jc w:val="center"/>
+        <w:tblCellSpacing w:w="15" w:type="dxa"/>
+        <w:tblLayout w:type="fixed"/>
+        <w:tblCellMar>
+          <w:top w:w="15" w:type="dxa"/>
+          <w:left w:w="15" w:type="dxa"/>
+          <w:bottom w:w="15" w:type="dxa"/>
+          <w:right w:w="15" w:type="dxa"/>
+        </w:tblCellMar>
+        <w:tblLook w:val="04A0" w:firstRow="1" w:lastRow="0" w:firstColumn="1" w:lastColumn="0" w:noHBand="0" w:noVBand="1"/>
+      </w:tblPr>
+      <w:tblGrid>
+        <w:gridCol w:w="2268"/>
+        <w:gridCol w:w="1418"/>
+        <w:gridCol w:w="1701"/>
+        <w:gridCol w:w="992"/>
+      </w:tblGrid>
+      <w:tr>
+        <w:trPr>
+          <w:tblHeader/>
+          <w:tblCellSpacing w:w="15" w:type="dxa"/>
+          <w:jc w:val="center"/>
+        </w:trPr>
+        <w:tc>
+          <w:tcPr>
+            <w:tcW w:w="2223" w:type="dxa"/>
+            <w:tcBorders>
+              <w:bottom w:val="single" w:sz="4" w:space="0" w:color="auto"/>
+            </w:tcBorders>
+            <w:vAlign w:val="center"/>
+            <w:hideMark/>
+          </w:tcPr>
+          <w:p>
+            <w:pPr>
+              <w:spacing w:after="0" w:line="360" w:lineRule="auto"/>
+              <w:rPr>
+                <w:rFonts w:ascii="Georgia" w:eastAsia="Times New Roman" w:hAnsi="Georgia" w:cs="Times New Roman"/>
+                <w:b/>
+                <w:bCs/>
+                <w:kern w:val="0"/>
+                <w:lang w:eastAsia="es-CO"/>
+                <w14:ligatures w14:val="none"/>
+              </w:rPr>
+            </w:pPr>
+            <w:r>
+              <w:rPr>
+                <w:rFonts w:ascii="Georgia" w:eastAsia="Times New Roman" w:hAnsi="Georgia" w:cs="Times New Roman"/>
+                <w:b/>
+                <w:bCs/>
+                <w:kern w:val="0"/>
+                <w:lang w:eastAsia="es-CO"/>
+                <w14:ligatures w14:val="none"/>
+              </w:rPr>
+              <w:t>Table</w:t>
+            </w:r>
+          </w:p>
+        </w:tc>
+        <w:tc>
+          <w:tcPr>
+            <w:tcW w:w="1388" w:type="dxa"/>
+            <w:tcBorders>
+              <w:bottom w:val="single" w:sz="4" w:space="0" w:color="auto"/>
+            </w:tcBorders>
+            <w:vAlign w:val="center"/>
+            <w:hideMark/>
+          </w:tcPr>
+          <w:p>
+            <w:pPr>
+              <w:spacing w:after="0" w:line="360" w:lineRule="auto"/>
+              <w:rPr>
+                <w:rFonts w:ascii="Georgia" w:eastAsia="Times New Roman" w:hAnsi="Georgia" w:cs="Times New Roman"/>
+                <w:b/>
+                <w:bCs/>
+                <w:kern w:val="0"/>
+                <w:lang w:eastAsia="es-CO"/>
+                <w14:ligatures w14:val="none"/>
+              </w:rPr>
+            </w:pPr>
+            <w:proofErr w:type="spellStart"/>
+            <w:r>
+              <w:rPr>
+                <w:rFonts w:ascii="Georgia" w:eastAsia="Times New Roman" w:hAnsi="Georgia" w:cs="Times New Roman"/>
+                <w:b/>
+                <w:bCs/>
+                <w:kern w:val="0"/>
+                <w:lang w:eastAsia="es-CO"/>
+                <w14:ligatures w14:val="none"/>
+              </w:rPr>
+              <w:t>Expected</w:t>
+            </w:r>
+            <w:proofErr w:type="spellEnd"/>
+          </w:p>
+        </w:tc>
+        <w:tc>
+          <w:tcPr>
+            <w:tcW w:w="1671" w:type="dxa"/>
+            <w:tcBorders>
+              <w:bottom w:val="single" w:sz="4" w:space="0" w:color="auto"/>
+            </w:tcBorders>
+            <w:vAlign w:val="center"/>
+            <w:hideMark/>
+          </w:tcPr>
+          <w:p>
+            <w:pPr>
+              <w:spacing w:after="0" w:line="360" w:lineRule="auto"/>
+              <w:rPr>
+                <w:rFonts w:ascii="Georgia" w:eastAsia="Times New Roman" w:hAnsi="Georgia" w:cs="Times New Roman"/>
+                <w:b/>
+                <w:bCs/>
+                <w:kern w:val="0"/>
+                <w:lang w:eastAsia="es-CO"/>
+                <w14:ligatures w14:val="none"/>
+              </w:rPr>
+            </w:pPr>
+            <w:proofErr w:type="spellStart"/>
+            <w:r>
+              <w:rPr>
+                <w:rFonts w:ascii="Georgia" w:eastAsia="Times New Roman" w:hAnsi="Georgia" w:cs="Times New Roman"/>
+                <w:b/>
+                <w:bCs/>
+                <w:kern w:val="0"/>
+                <w:lang w:eastAsia="es-CO"/>
+                <w14:ligatures w14:val="none"/>
+              </w:rPr>
+              <w:t>Loaded</w:t>
+            </w:r>
+            <w:proofErr w:type="spellEnd"/>
+          </w:p>
+        </w:tc>
+        <w:tc>
+          <w:tcPr>
+            <w:tcW w:w="947" w:type="dxa"/>
+            <w:tcBorders>
+              <w:bottom w:val="single" w:sz="4" w:space="0" w:color="auto"/>
+            </w:tcBorders>
+            <w:vAlign w:val="center"/>
+            <w:hideMark/>
+          </w:tcPr>
+          <w:p>
+            <w:pPr>
+              <w:spacing w:after="0" w:line="360" w:lineRule="auto"/>
+              <w:rPr>
+                <w:rFonts w:ascii="Georgia" w:eastAsia="Times New Roman" w:hAnsi="Georgia" w:cs="Times New Roman"/>
+                <w:b/>
+                <w:bCs/>
+                <w:kern w:val="0"/>
+                <w:lang w:eastAsia="es-CO"/>
+                <w14:ligatures w14:val="none"/>
+              </w:rPr>
+            </w:pPr>
+            <w:proofErr w:type="gramStart"/>
+            <w:r>
+              <w:rPr>
+                <w:rFonts w:ascii="Georgia" w:eastAsia="Times New Roman" w:hAnsi="Georgia" w:cs="Times New Roman"/>
+                <w:b/>
+                <w:bCs/>
+                <w:kern w:val="0"/>
+                <w:lang w:eastAsia="es-CO"/>
+                <w14:ligatures w14:val="none"/>
+              </w:rPr>
+              <w:t>Status</w:t>
+            </w:r>
+            <w:proofErr w:type="gramEnd"/>
+          </w:p>
+        </w:tc>
+      </w:tr>
+      <w:tr>
+        <w:trPr>
+          <w:tblCellSpacing w:w="15" w:type="dxa"/>
+          <w:jc w:val="center"/>
+        </w:trPr>
+        <w:tc>
+          <w:tcPr>
+            <w:tcW w:w="2223" w:type="dxa"/>
+            <w:vAlign w:val="center"/>
+            <w:hideMark/>
+          </w:tcPr>
+          <w:p>
+            <w:pPr>
+              <w:spacing w:after="0" w:line="360" w:lineRule="auto"/>
+              <w:rPr>
+                <w:rFonts w:ascii="Georgia" w:eastAsia="Times New Roman" w:hAnsi="Georgia" w:cs="Times New Roman"/>
+                <w:kern w:val="0"/>
+                <w:lang w:eastAsia="es-CO"/>
+                <w14:ligatures w14:val="none"/>
+              </w:rPr>
+            </w:pPr>
+            <w:proofErr w:type="spellStart"/>
+            <w:r>
+              <w:rPr>
+                <w:rFonts w:ascii="Georgia" w:eastAsia="Times New Roman" w:hAnsi="Georgia" w:cs="Courier New"/>
+                <w:kern w:val="0"/>
+                <w:lang w:eastAsia="es-CO"/>
+                <w14:ligatures w14:val="none"/>
+              </w:rPr>
+              <w:t>dim_date</w:t>
+            </w:r>
+            <w:proofErr w:type="spellEnd"/>
+          </w:p>
+        </w:tc>
+        <w:tc>
+          <w:tcPr>
+            <w:tcW w:w="1388" w:type="dxa"/>
+            <w:vAlign w:val="center"/>
+            <w:hideMark/>
+          </w:tcPr>
+          <w:p>
+            <w:pPr>
+              <w:spacing w:after="0" w:line="360" w:lineRule="auto"/>
+              <w:rPr>
+                <w:rFonts w:ascii="Georgia" w:eastAsia="Times New Roman" w:hAnsi="Georgia" w:cs="Times New Roman"/>
+                <w:kern w:val="0"/>
+                <w:lang w:eastAsia="es-CO"/>
+                <w14:ligatures w14:val="none"/>
+              </w:rPr>
+            </w:pPr>
+            <w:r>
+              <w:rPr>
+                <w:rFonts w:ascii="Georgia" w:eastAsia="Times New Roman" w:hAnsi="Georgia" w:cs="Times New Roman"/>
+                <w:kern w:val="0"/>
+                <w:lang w:eastAsia="es-CO"/>
+                <w14:ligatures w14:val="none"/>
+              </w:rPr>
+              <w:t>1,646</w:t>
+            </w:r>
+          </w:p>
+        </w:tc>
+        <w:tc>
+          <w:tcPr>
+            <w:tcW w:w="1671" w:type="dxa"/>
+            <w:vAlign w:val="center"/>
+            <w:hideMark/>
+          </w:tcPr>
+          <w:p>
+            <w:pPr>
+              <w:spacing w:after="0" w:line="360" w:lineRule="auto"/>
+              <w:rPr>
+                <w:rFonts w:ascii="Georgia" w:eastAsia="Times New Roman" w:hAnsi="Georgia" w:cs="Times New Roman"/>
+                <w:kern w:val="0"/>
+                <w:lang w:eastAsia="es-CO"/>
+                <w14:ligatures w14:val="none"/>
+              </w:rPr>
+            </w:pPr>
+            <w:r>
+              <w:rPr>
+                <w:rFonts w:ascii="Georgia" w:eastAsia="Times New Roman" w:hAnsi="Georgia" w:cs="Times New Roman"/>
+                <w:kern w:val="0"/>
+                <w:lang w:eastAsia="es-CO"/>
+                <w14:ligatures w14:val="none"/>
+              </w:rPr>
+              <w:t>1,646</w:t>
+            </w:r>
+          </w:p>
+        </w:tc>
+        <w:tc>
+          <w:tcPr>
+            <w:tcW w:w="947" w:type="dxa"/>
+            <w:vAlign w:val="center"/>
+            <w:hideMark/>
+          </w:tcPr>
+          <w:p>
+            <w:pPr>
+              <w:spacing w:after="0" w:line="360" w:lineRule="auto"/>
+              <w:rPr>
+                <w:rFonts w:ascii="Georgia" w:eastAsia="Times New Roman" w:hAnsi="Georgia" w:cs="Times New Roman"/>
+                <w:kern w:val="0"/>
+                <w:lang w:eastAsia="es-CO"/>
+                <w14:ligatures w14:val="none"/>
+              </w:rPr>
+            </w:pPr>
+            <w:r>
+              <w:rPr>
+                <w:rFonts w:ascii="Georgia" w:eastAsia="Times New Roman" w:hAnsi="Georgia" w:cs="Times New Roman"/>
+                <w:kern w:val="0"/>
+                <w:lang w:eastAsia="es-CO"/>
+                <w14:ligatures w14:val="none"/>
+              </w:rPr>
+              <w:t>OK</w:t>
+            </w:r>
+          </w:p>
+        </w:tc>
+      </w:tr>
+      <w:tr>
+        <w:trPr>
+          <w:tblCellSpacing w:w="15" w:type="dxa"/>
+          <w:jc w:val="center"/>
+        </w:trPr>
+        <w:tc>
+          <w:tcPr>
+            <w:tcW w:w="2223" w:type="dxa"/>
+            <w:vAlign w:val="center"/>
+            <w:hideMark/>
+          </w:tcPr>
+          <w:p>
+            <w:pPr>
+              <w:spacing w:after="0" w:line="360" w:lineRule="auto"/>
+              <w:rPr>
+                <w:rFonts w:ascii="Georgia" w:eastAsia="Times New Roman" w:hAnsi="Georgia" w:cs="Times New Roman"/>
+                <w:kern w:val="0"/>
+                <w:lang w:eastAsia="es-CO"/>
+                <w14:ligatures w14:val="none"/>
+              </w:rPr>
+            </w:pPr>
+            <w:proofErr w:type="spellStart"/>
+            <w:r>
+              <w:rPr>
+                <w:rFonts w:ascii="Georgia" w:eastAsia="Times New Roman" w:hAnsi="Georgia" w:cs="Courier New"/>
+                <w:kern w:val="0"/>
+                <w:lang w:eastAsia="es-CO"/>
+                <w14:ligatures w14:val="none"/>
+              </w:rPr>
+              <w:t>dim_technology</w:t>
+            </w:r>
+            <w:proofErr w:type="spellEnd"/>
+          </w:p>
+        </w:tc>
+        <w:tc>
+          <w:tcPr>
+            <w:tcW w:w="1388" w:type="dxa"/>
+            <w:vAlign w:val="center"/>
+            <w:hideMark/>
+          </w:tcPr>
+          <w:p>
+            <w:pPr>
+              <w:spacing w:after="0" w:line="360" w:lineRule="auto"/>
+              <w:rPr>
+                <w:rFonts w:ascii="Georgia" w:eastAsia="Times New Roman" w:hAnsi="Georgia" w:cs="Times New Roman"/>
+                <w:kern w:val="0"/>
+                <w:lang w:eastAsia="es-CO"/>
+                <w14:ligatures w14:val="none"/>
+              </w:rPr>
+            </w:pPr>
+            <w:r>
+              <w:rPr>
+                <w:rFonts w:ascii="Georgia" w:eastAsia="Times New Roman" w:hAnsi="Georgia" w:cs="Times New Roman"/>
+                <w:kern w:val="0"/>
+                <w:lang w:eastAsia="es-CO"/>
+                <w14:ligatures w14:val="none"/>
+              </w:rPr>
+              <w:t>24</w:t>
+            </w:r>
+          </w:p>
+        </w:tc>
+        <w:tc>
+          <w:tcPr>
+            <w:tcW w:w="1671" w:type="dxa"/>
+            <w:vAlign w:val="center"/>
+            <w:hideMark/>
+          </w:tcPr>
+          <w:p>
+            <w:pPr>
+              <w:spacing w:after="0" w:line="360" w:lineRule="auto"/>
+              <w:rPr>
+                <w:rFonts w:ascii="Georgia" w:eastAsia="Times New Roman" w:hAnsi="Georgia" w:cs="Times New Roman"/>
+                <w:kern w:val="0"/>
+                <w:lang w:eastAsia="es-CO"/>
+                <w14:ligatures w14:val="none"/>
+              </w:rPr>
+            </w:pPr>
+            <w:r>
+              <w:rPr>
+                <w:rFonts w:ascii="Georgia" w:eastAsia="Times New Roman" w:hAnsi="Georgia" w:cs="Times New Roman"/>
+                <w:kern w:val="0"/>
+                <w:lang w:eastAsia="es-CO"/>
+                <w14:ligatures w14:val="none"/>
+              </w:rPr>
+              <w:t>24</w:t>
+            </w:r>
+          </w:p>
+        </w:tc>
+        <w:tc>
+          <w:tcPr>
+            <w:tcW w:w="947" w:type="dxa"/>
+            <w:vAlign w:val="center"/>
+            <w:hideMark/>
+          </w:tcPr>
+          <w:p>
+            <w:pPr>
+              <w:spacing w:after="0" w:line="360" w:lineRule="auto"/>
+              <w:rPr>
+                <w:rFonts w:ascii="Georgia" w:eastAsia="Times New Roman" w:hAnsi="Georgia" w:cs="Times New Roman"/>
+                <w:kern w:val="0"/>
+                <w:lang w:eastAsia="es-CO"/>
+                <w14:ligatures w14:val="none"/>
+              </w:rPr>
+            </w:pPr>
+            <w:r>
+              <w:rPr>
+                <w:rFonts w:ascii="Georgia" w:eastAsia="Times New Roman" w:hAnsi="Georgia" w:cs="Times New Roman"/>
+                <w:kern w:val="0"/>
+                <w:lang w:eastAsia="es-CO"/>
+                <w14:ligatures w14:val="none"/>
+              </w:rPr>
+              <w:t>OK</w:t>
+            </w:r>
+          </w:p>
+        </w:tc>
+      </w:tr>
+      <w:tr>
+        <w:trPr>
+          <w:tblCellSpacing w:w="15" w:type="dxa"/>
+          <w:jc w:val="center"/>
+        </w:trPr>
+        <w:tc>
+          <w:tcPr>
+            <w:tcW w:w="2223" w:type="dxa"/>
+            <w:vAlign w:val="center"/>
+            <w:hideMark/>
+          </w:tcPr>
+          <w:p>
+            <w:pPr>
+              <w:spacing w:after="0" w:line="360" w:lineRule="auto"/>
+              <w:rPr>
+                <w:rFonts w:ascii="Georgia" w:eastAsia="Times New Roman" w:hAnsi="Georgia" w:cs="Times New Roman"/>
+                <w:kern w:val="0"/>
+                <w:lang w:eastAsia="es-CO"/>
+                <w14:ligatures w14:val="none"/>
+              </w:rPr>
+            </w:pPr>
+            <w:proofErr w:type="spellStart"/>
+            <w:r>
+              <w:rPr>
+                <w:rFonts w:ascii="Georgia" w:eastAsia="Times New Roman" w:hAnsi="Georgia" w:cs="Courier New"/>
+                <w:kern w:val="0"/>
+                <w:lang w:eastAsia="es-CO"/>
+                <w14:ligatures w14:val="none"/>
+              </w:rPr>
+              <w:t>dim_candidate_profile</w:t>
+            </w:r>
+            <w:proofErr w:type="spellEnd"/>
+          </w:p>
+        </w:tc>
+        <w:tc>
+          <w:tcPr>
+            <w:tcW w:w="1388" w:type="dxa"/>
+            <w:vAlign w:val="center"/>
+            <w:hideMark/>
+          </w:tcPr>
+          <w:p>
+            <w:pPr>
+              <w:spacing w:after="0" w:line="360" w:lineRule="auto"/>
+              <w:rPr>
+                <w:rFonts w:ascii="Georgia" w:eastAsia="Times New Roman" w:hAnsi="Georgia" w:cs="Times New Roman"/>
+                <w:kern w:val="0"/>
+                <w:lang w:eastAsia="es-CO"/>
+                <w14:ligatures w14:val="none"/>
+              </w:rPr>
+            </w:pPr>
+            <w:r>
+              <w:rPr>
+                <w:rFonts w:ascii="Georgia" w:eastAsia="Times New Roman" w:hAnsi="Georgia" w:cs="Times New Roman"/>
+                <w:kern w:val="0"/>
+                <w:lang w:eastAsia="es-CO"/>
+                <w14:ligatures w14:val="none"/>
+              </w:rPr>
+              <w:t>42</w:t>
+            </w:r>
+          </w:p>
+        </w:tc>
+        <w:tc>
+          <w:tcPr>
+            <w:tcW w:w="1671" w:type="dxa"/>
+            <w:vAlign w:val="center"/>
+            <w:hideMark/>
+          </w:tcPr>
+          <w:p>
+            <w:pPr>
+              <w:spacing w:after="0" w:line="360" w:lineRule="auto"/>
+              <w:rPr>
+                <w:rFonts w:ascii="Georgia" w:eastAsia="Times New Roman" w:hAnsi="Georgia" w:cs="Times New Roman"/>
+                <w:kern w:val="0"/>
+                <w:lang w:eastAsia="es-CO"/>
+                <w14:ligatures w14:val="none"/>
+              </w:rPr>
+            </w:pPr>
+            <w:r>
+              <w:rPr>
+                <w:rFonts w:ascii="Georgia" w:eastAsia="Times New Roman" w:hAnsi="Georgia" w:cs="Times New Roman"/>
+                <w:kern w:val="0"/>
+                <w:lang w:eastAsia="es-CO"/>
+                <w14:ligatures w14:val="none"/>
+              </w:rPr>
+              <w:t>42</w:t>
+            </w:r>
+          </w:p>
+        </w:tc>
+        <w:tc>
+          <w:tcPr>
+            <w:tcW w:w="947" w:type="dxa"/>
+            <w:vAlign w:val="center"/>
+            <w:hideMark/>
+          </w:tcPr>
+          <w:p>
+            <w:pPr>
+              <w:spacing w:after="0" w:line="360" w:lineRule="auto"/>
+              <w:rPr>
+                <w:rFonts w:ascii="Georgia" w:eastAsia="Times New Roman" w:hAnsi="Georgia" w:cs="Times New Roman"/>
+                <w:kern w:val="0"/>
+                <w:lang w:eastAsia="es-CO"/>
+                <w14:ligatures w14:val="none"/>
+              </w:rPr>
+            </w:pPr>
+            <w:r>
+              <w:rPr>
+                <w:rFonts w:ascii="Georgia" w:eastAsia="Times New Roman" w:hAnsi="Georgia" w:cs="Times New Roman"/>
+                <w:kern w:val="0"/>
+                <w:lang w:eastAsia="es-CO"/>
+                <w14:ligatures w14:val="none"/>
+              </w:rPr>
+              <w:t>OK</w:t>
+            </w:r>
+          </w:p>
+        </w:tc>
+      </w:tr>
+      <w:tr>
+        <w:trPr>
+          <w:tblCellSpacing w:w="15" w:type="dxa"/>
+          <w:jc w:val="center"/>
+        </w:trPr>
+        <w:tc>
+          <w:tcPr>
+            <w:tcW w:w="2223" w:type="dxa"/>
+            <w:vAlign w:val="center"/>
+            <w:hideMark/>
+          </w:tcPr>
+          <w:p>
+            <w:pPr>
+              <w:spacing w:after="0" w:line="360" w:lineRule="auto"/>
+              <w:rPr>
+                <w:rFonts w:ascii="Georgia" w:eastAsia="Times New Roman" w:hAnsi="Georgia" w:cs="Times New Roman"/>
+                <w:kern w:val="0"/>
+                <w:lang w:eastAsia="es-CO"/>
+                <w14:ligatures w14:val="none"/>
+              </w:rPr>
+            </w:pPr>
+            <w:proofErr w:type="spellStart"/>
+            <w:r>
+              <w:rPr>
+                <w:rFonts w:ascii="Georgia" w:eastAsia="Times New Roman" w:hAnsi="Georgia" w:cs="Courier New"/>
+                <w:kern w:val="0"/>
+                <w:lang w:eastAsia="es-CO"/>
+                <w14:ligatures w14:val="none"/>
+              </w:rPr>
+              <w:t>dim_country</w:t>
+            </w:r>
+            <w:proofErr w:type="spellEnd"/>
+          </w:p>
+        </w:tc>
+        <w:tc>
+          <w:tcPr>
+            <w:tcW w:w="1388" w:type="dxa"/>
+            <w:vAlign w:val="center"/>
+            <w:hideMark/>
+          </w:tcPr>
+          <w:p>
+            <w:pPr>
+              <w:spacing w:after="0" w:line="360" w:lineRule="auto"/>
+              <w:rPr>
+                <w:rFonts w:ascii="Georgia" w:eastAsia="Times New Roman" w:hAnsi="Georgia" w:cs="Times New Roman"/>
+                <w:kern w:val="0"/>
+                <w:lang w:eastAsia="es-CO"/>
+                <w14:ligatures w14:val="none"/>
+              </w:rPr>
+            </w:pPr>
+            <w:r>
+              <w:rPr>
+                <w:rFonts w:ascii="Georgia" w:eastAsia="Times New Roman" w:hAnsi="Georgia" w:cs="Times New Roman"/>
+                <w:kern w:val="0"/>
+                <w:lang w:eastAsia="es-CO"/>
+                <w14:ligatures w14:val="none"/>
+              </w:rPr>
+              <w:t>244</w:t>
+            </w:r>
+          </w:p>
+        </w:tc>
+        <w:tc>
+          <w:tcPr>
+            <w:tcW w:w="1671" w:type="dxa"/>
+            <w:vAlign w:val="center"/>
+            <w:hideMark/>
+          </w:tcPr>
+          <w:p>
+            <w:pPr>
+              <w:spacing w:after="0" w:line="360" w:lineRule="auto"/>
+              <w:rPr>
+                <w:rFonts w:ascii="Georgia" w:eastAsia="Times New Roman" w:hAnsi="Georgia" w:cs="Times New Roman"/>
+                <w:kern w:val="0"/>
+                <w:lang w:eastAsia="es-CO"/>
+                <w14:ligatures w14:val="none"/>
+              </w:rPr>
+            </w:pPr>
+            <w:r>
+              <w:rPr>
+                <w:rFonts w:ascii="Georgia" w:eastAsia="Times New Roman" w:hAnsi="Georgia" w:cs="Times New Roman"/>
+                <w:kern w:val="0"/>
+                <w:lang w:eastAsia="es-CO"/>
+                <w14:ligatures w14:val="none"/>
+              </w:rPr>
+              <w:t>244</w:t>
+            </w:r>
+          </w:p>
+        </w:tc>
+        <w:tc>
+          <w:tcPr>
+            <w:tcW w:w="947" w:type="dxa"/>
+            <w:vAlign w:val="center"/>
+            <w:hideMark/>
+          </w:tcPr>
+          <w:p>
+            <w:pPr>
+              <w:spacing w:after="0" w:line="360" w:lineRule="auto"/>
+              <w:rPr>
+                <w:rFonts w:ascii="Georgia" w:eastAsia="Times New Roman" w:hAnsi="Georgia" w:cs="Times New Roman"/>
+                <w:kern w:val="0"/>
+                <w:lang w:eastAsia="es-CO"/>
+                <w14:ligatures w14:val="none"/>
+              </w:rPr>
+            </w:pPr>
+            <w:r>
+              <w:rPr>
+                <w:rFonts w:ascii="Georgia" w:eastAsia="Times New Roman" w:hAnsi="Georgia" w:cs="Times New Roman"/>
+                <w:kern w:val="0"/>
+                <w:lang w:eastAsia="es-CO"/>
+                <w14:ligatures w14:val="none"/>
+              </w:rPr>
+              <w:t>OK</w:t>
+            </w:r>
+          </w:p>
+        </w:tc>
+      </w:tr>
+      <w:tr>
+        <w:trPr>
+          <w:tblCellSpacing w:w="15" w:type="dxa"/>
+          <w:jc w:val="center"/>
+        </w:trPr>
+        <w:tc>
+          <w:tcPr>
+            <w:tcW w:w="2223" w:type="dxa"/>
+            <w:vAlign w:val="center"/>
+            <w:hideMark/>
+          </w:tcPr>
+          <w:p>
+            <w:pPr>
+              <w:spacing w:after="0" w:line="360" w:lineRule="auto"/>
+              <w:rPr>
+                <w:rFonts w:ascii="Georgia" w:eastAsia="Times New Roman" w:hAnsi="Georgia" w:cs="Times New Roman"/>
+                <w:kern w:val="0"/>
+                <w:lang w:eastAsia="es-CO"/>
+                <w14:ligatures w14:val="none"/>
+              </w:rPr>
+            </w:pPr>
+            <w:proofErr w:type="spellStart"/>
+            <w:r>
+              <w:rPr>
+                <w:rFonts w:ascii="Georgia" w:eastAsia="Times New Roman" w:hAnsi="Georgia" w:cs="Courier New"/>
+                <w:kern w:val="0"/>
+                <w:lang w:eastAsia="es-CO"/>
+                <w14:ligatures w14:val="none"/>
+              </w:rPr>
+              <w:t>fact_application</w:t>
+            </w:r>
+            <w:proofErr w:type="spellEnd"/>
+          </w:p>
+        </w:tc>
+        <w:tc>
+          <w:tcPr>
+            <w:tcW w:w="1388" w:type="dxa"/>
+            <w:vAlign w:val="center"/>
+            <w:hideMark/>
+          </w:tcPr>
+          <w:p>
+            <w:pPr>
+              <w:spacing w:after="0" w:line="360" w:lineRule="auto"/>
+              <w:rPr>
+                <w:rFonts w:ascii="Georgia" w:eastAsia="Times New Roman" w:hAnsi="Georgia" w:cs="Times New Roman"/>
+                <w:kern w:val="0"/>
+                <w:lang w:eastAsia="es-CO"/>
+                <w14:ligatures w14:val="none"/>
+              </w:rPr>
+            </w:pPr>
+            <w:r>
+              <w:rPr>
+                <w:rFonts w:ascii="Georgia" w:eastAsia="Times New Roman" w:hAnsi="Georgia" w:cs="Times New Roman"/>
+                <w:kern w:val="0"/>
+                <w:lang w:eastAsia="es-CO"/>
+                <w14:ligatures w14:val="none"/>
+              </w:rPr>
+              <w:t>50,000</w:t>
+            </w:r>
+          </w:p>
+        </w:tc>
+        <w:tc>
+          <w:tcPr>
+            <w:tcW w:w="1671" w:type="dxa"/>
+            <w:vAlign w:val="center"/>
+            <w:hideMark/>
+          </w:tcPr>
+          <w:p>
+            <w:pPr>
+              <w:spacing w:after="0" w:line="360" w:lineRule="auto"/>
+              <w:rPr>
+                <w:rFonts w:ascii="Georgia" w:eastAsia="Times New Roman" w:hAnsi="Georgia" w:cs="Times New Roman"/>
+                <w:kern w:val="0"/>
+                <w:lang w:eastAsia="es-CO"/>
+                <w14:ligatures w14:val="none"/>
+              </w:rPr>
+            </w:pPr>
+            <w:r>
+              <w:rPr>
+                <w:rFonts w:ascii="Georgia" w:eastAsia="Times New Roman" w:hAnsi="Georgia" w:cs="Times New Roman"/>
+                <w:kern w:val="0"/>
+                <w:lang w:eastAsia="es-CO"/>
+                <w14:ligatures w14:val="none"/>
+              </w:rPr>
+              <w:t>50,000</w:t>
+            </w:r>
+          </w:p>
+        </w:tc>
+        <w:tc>
+          <w:tcPr>
+            <w:tcW w:w="947" w:type="dxa"/>
+            <w:vAlign w:val="center"/>
+            <w:hideMark/>
+          </w:tcPr>
+          <w:p>
+            <w:pPr>
+              <w:spacing w:after="0" w:line="360" w:lineRule="auto"/>
+              <w:rPr>
+                <w:rFonts w:ascii="Georgia" w:eastAsia="Times New Roman" w:hAnsi="Georgia" w:cs="Times New Roman"/>
+                <w:kern w:val="0"/>
+                <w:lang w:eastAsia="es-CO"/>
+                <w14:ligatures w14:val="none"/>
+              </w:rPr>
+            </w:pPr>
+            <w:r>
+              <w:rPr>
+                <w:rFonts w:ascii="Georgia" w:eastAsia="Times New Roman" w:hAnsi="Georgia" w:cs="Times New Roman"/>
+                <w:kern w:val="0"/>
+                <w:lang w:eastAsia="es-CO"/>
+                <w14:ligatures w14:val="none"/>
+              </w:rPr>
+              <w:t>OK</w:t>
+            </w:r>
+          </w:p>
+        </w:tc>
+      </w:tr>
+    </w:tbl>
+    <w:p>
+      <w:pPr>
+        <w:spacing w:before="100" w:beforeAutospacing="1" w:after="100" w:afterAutospacing="1" w:line="360" w:lineRule="auto"/>
+        <w:rPr>
+          <w:rFonts w:ascii="Georgia" w:eastAsia="Times New Roman" w:hAnsi="Georgia" w:cs="Times New Roman"/>
+          <w:kern w:val="0"/>
+          <w:lang w:val="en-US" w:eastAsia="es-CO"/>
+          <w14:ligatures w14:val="none"/>
+        </w:rPr>
+      </w:pPr>
+      <w:r>
+        <w:rPr>
+          <w:rFonts w:ascii="Georgia" w:eastAsia="Times New Roman" w:hAnsi="Georgia" w:cs="Times New Roman"/>
+          <w:b/>
+          <w:bCs/>
+          <w:kern w:val="0"/>
+          <w:lang w:val="en-US" w:eastAsia="es-CO"/>
+          <w14:ligatures w14:val="none"/>
+        </w:rPr>
+        <w:t>Fact rows with invalid dimension references: 0</w:t>
+      </w:r>
+    </w:p>
+    <w:p>
+      <w:pPr>
+        <w:spacing w:before="100" w:beforeAutospacing="1" w:after="100" w:afterAutospacing="1" w:line="360" w:lineRule="auto"/>
+        <w:rPr>
+          <w:rFonts w:ascii="Georgia" w:eastAsia="Times New Roman" w:hAnsi="Georgia" w:cs="Times New Roman"/>
+          <w:kern w:val="0"/>
+          <w:lang w:val="en-US" w:eastAsia="es-CO"/>
+          <w14:ligatures w14:val="none"/>
+        </w:rPr>
+      </w:pPr>
+      <w:r>
+        <w:rPr>
+          <w:rFonts w:ascii="Georgia" w:eastAsia="Times New Roman" w:hAnsi="Georgia" w:cs="Times New Roman"/>
+          <w:kern w:val="0"/>
+          <w:lang w:val="en-US" w:eastAsia="es-CO"/>
+          <w14:ligatures w14:val="none"/>
+        </w:rPr>
+        <w:t>This confirms the Data Warehouse was loaded correctly, with full referential integrity between the fact table and all four dimensions, satisfying the requirements</w:t>
+      </w:r>
+      <w:r>
+        <w:rPr>
+          <w:rFonts w:ascii="Georgia" w:eastAsia="Times New Roman" w:hAnsi="Georgia" w:cs="Times New Roman"/>
+          <w:kern w:val="0"/>
+          <w:lang w:val="en-US" w:eastAsia="es-CO"/>
+          <w14:ligatures w14:val="none"/>
+        </w:rPr>
+        <w:t>.</w:t>
+      </w:r>
+    </w:p>
+    <w:p>
+      <w:pPr>
+        <w:spacing w:before="100" w:beforeAutospacing="1" w:after="100" w:afterAutospacing="1" w:line="360" w:lineRule="auto"/>
+        <w:rPr>
+          <w:rFonts w:ascii="Georgia" w:eastAsia="Times New Roman" w:hAnsi="Georgia" w:cs="Times New Roman"/>
+          <w:kern w:val="0"/>
+          <w:lang w:val="en-US" w:eastAsia="es-CO"/>
+          <w14:ligatures w14:val="none"/>
+        </w:rPr>
+      </w:pPr>
+    </w:p>
+    <w:p>
+      <w:pPr>
+        <w:spacing w:before="100" w:beforeAutospacing="1" w:after="100" w:afterAutospacing="1" w:line="360" w:lineRule="auto"/>
+        <w:rPr>
+          <w:rFonts w:ascii="Georgia" w:eastAsia="Times New Roman" w:hAnsi="Georgia" w:cs="Times New Roman"/>
+          <w:b/>
+          <w:bCs/>
+          <w:kern w:val="0"/>
+          <w:lang w:val="en-US" w:eastAsia="es-CO"/>
+          <w14:ligatures w14:val="none"/>
+        </w:rPr>
+      </w:pPr>
+      <w:r>
+        <w:rPr>
+          <w:rFonts w:ascii="Georgia" w:eastAsia="Times New Roman" w:hAnsi="Georgia" w:cs="Times New Roman"/>
+          <w:b/>
+          <w:bCs/>
+          <w:kern w:val="0"/>
+          <w:lang w:val="en-US" w:eastAsia="es-CO"/>
+          <w14:ligatures w14:val="none"/>
+        </w:rPr>
+        <w:lastRenderedPageBreak/>
+        <w:t>10. Analytical Queries and KPIs</w:t>
+      </w:r>
+    </w:p>
+    <w:p>
+      <w:pPr>
+        <w:spacing w:before="100" w:beforeAutospacing="1" w:after="100" w:afterAutospacing="1" w:line="360" w:lineRule="auto"/>
+        <w:rPr>
+          <w:rFonts w:ascii="Georgia" w:eastAsia="Times New Roman" w:hAnsi="Georgia" w:cs="Times New Roman"/>
+          <w:kern w:val="0"/>
+          <w:lang w:val="en-US" w:eastAsia="es-CO"/>
+          <w14:ligatures w14:val="none"/>
+        </w:rPr>
+      </w:pPr>
+      <w:r>
+        <w:rPr>
+          <w:rFonts w:ascii="Georgia" w:eastAsia="Times New Roman" w:hAnsi="Georgia" w:cs="Times New Roman"/>
+          <w:kern w:val="0"/>
+          <w:lang w:val="en-US" w:eastAsia="es-CO"/>
+          <w14:ligatures w14:val="none"/>
+        </w:rPr>
+        <w:t>Once the Data Warehouse was fully loaded and validated</w:t>
+      </w:r>
+      <w:r>
+        <w:rPr>
+          <w:rFonts w:ascii="Georgia" w:eastAsia="Times New Roman" w:hAnsi="Georgia" w:cs="Times New Roman"/>
+          <w:kern w:val="0"/>
+          <w:lang w:val="en-US" w:eastAsia="es-CO"/>
+          <w14:ligatures w14:val="none"/>
+        </w:rPr>
+        <w:t xml:space="preserve">, </w:t>
+      </w:r>
+      <w:r>
+        <w:rPr>
+          <w:rFonts w:ascii="Georgia" w:eastAsia="Times New Roman" w:hAnsi="Georgia" w:cs="Times New Roman"/>
+          <w:kern w:val="0"/>
+          <w:lang w:val="en-US" w:eastAsia="es-CO"/>
+          <w14:ligatures w14:val="none"/>
+        </w:rPr>
+        <w:t xml:space="preserve">all analytical results presented in this section were generated directly from the Data Warehouse via SQL queries </w:t>
+      </w:r>
+      <w:r>
+        <w:rPr>
+          <w:rFonts w:ascii="Georgia" w:eastAsia="Times New Roman" w:hAnsi="Georgia" w:cs="Times New Roman"/>
+          <w:b/>
+          <w:bCs/>
+          <w:kern w:val="0"/>
+          <w:lang w:val="en-US" w:eastAsia="es-CO"/>
+          <w14:ligatures w14:val="none"/>
+        </w:rPr>
+        <w:t>(</w:t>
+      </w:r>
+      <w:proofErr w:type="spellStart"/>
+      <w:r>
+        <w:rPr>
+          <w:rFonts w:ascii="Georgia" w:eastAsia="Times New Roman" w:hAnsi="Georgia" w:cs="Times New Roman"/>
+          <w:b/>
+          <w:bCs/>
+          <w:kern w:val="0"/>
+          <w:lang w:val="en-US" w:eastAsia="es-CO"/>
+          <w14:ligatures w14:val="none"/>
+        </w:rPr>
+        <w:t>sql</w:t>
+      </w:r>
+      <w:proofErr w:type="spellEnd"/>
+      <w:r>
+        <w:rPr>
+          <w:rFonts w:ascii="Georgia" w:eastAsia="Times New Roman" w:hAnsi="Georgia" w:cs="Times New Roman"/>
+          <w:b/>
+          <w:bCs/>
+          <w:kern w:val="0"/>
+          <w:lang w:val="en-US" w:eastAsia="es-CO"/>
+          <w14:ligatures w14:val="none"/>
+        </w:rPr>
+        <w:t>/</w:t>
+      </w:r>
+      <w:proofErr w:type="spellStart"/>
+      <w:r>
+        <w:rPr>
+          <w:rFonts w:ascii="Georgia" w:eastAsia="Times New Roman" w:hAnsi="Georgia" w:cs="Times New Roman"/>
+          <w:b/>
+          <w:bCs/>
+          <w:kern w:val="0"/>
+          <w:lang w:val="en-US" w:eastAsia="es-CO"/>
+          <w14:ligatures w14:val="none"/>
+        </w:rPr>
+        <w:t>analytical_queries.sql</w:t>
+      </w:r>
+      <w:proofErr w:type="spellEnd"/>
+      <w:r>
+        <w:rPr>
+          <w:rFonts w:ascii="Georgia" w:eastAsia="Times New Roman" w:hAnsi="Georgia" w:cs="Times New Roman"/>
+          <w:b/>
+          <w:bCs/>
+          <w:kern w:val="0"/>
+          <w:lang w:val="en-US" w:eastAsia="es-CO"/>
+          <w14:ligatures w14:val="none"/>
+        </w:rPr>
+        <w:t>)</w:t>
+      </w:r>
+      <w:r>
+        <w:rPr>
+          <w:rFonts w:ascii="Georgia" w:eastAsia="Times New Roman" w:hAnsi="Georgia" w:cs="Times New Roman"/>
+          <w:kern w:val="0"/>
+          <w:lang w:val="en-US" w:eastAsia="es-CO"/>
+          <w14:ligatures w14:val="none"/>
+        </w:rPr>
+        <w:t>,</w:t>
+      </w:r>
+      <w:r>
+        <w:rPr>
+          <w:rFonts w:ascii="Georgia" w:eastAsia="Times New Roman" w:hAnsi="Georgia" w:cs="Times New Roman"/>
+          <w:kern w:val="0"/>
+          <w:lang w:val="en-US" w:eastAsia="es-CO"/>
+          <w14:ligatures w14:val="none"/>
+        </w:rPr>
+        <w:t xml:space="preserve"> executed in MySQL Workbench — never from the source CSV file or intermediate </w:t>
+      </w:r>
+      <w:proofErr w:type="spellStart"/>
+      <w:r>
+        <w:rPr>
+          <w:rFonts w:ascii="Georgia" w:eastAsia="Times New Roman" w:hAnsi="Georgia" w:cs="Times New Roman"/>
+          <w:kern w:val="0"/>
+          <w:lang w:val="en-US" w:eastAsia="es-CO"/>
+          <w14:ligatures w14:val="none"/>
+        </w:rPr>
+        <w:t>DataFrames</w:t>
+      </w:r>
+      <w:proofErr w:type="spellEnd"/>
+      <w:r>
+        <w:rPr>
+          <w:rFonts w:ascii="Georgia" w:eastAsia="Times New Roman" w:hAnsi="Georgia" w:cs="Times New Roman"/>
+          <w:kern w:val="0"/>
+          <w:lang w:val="en-US" w:eastAsia="es-CO"/>
+          <w14:ligatures w14:val="none"/>
+        </w:rPr>
+        <w:t xml:space="preserve">. </w:t>
+      </w:r>
+    </w:p>
+    <w:p>
+      <w:pPr>
+        <w:spacing w:before="100" w:beforeAutospacing="1" w:after="100" w:afterAutospacing="1" w:line="360" w:lineRule="auto"/>
+        <w:rPr>
+          <w:rFonts w:ascii="Georgia" w:eastAsia="Times New Roman" w:hAnsi="Georgia" w:cs="Times New Roman"/>
+          <w:kern w:val="0"/>
+          <w:lang w:val="en-US" w:eastAsia="es-CO"/>
+          <w14:ligatures w14:val="none"/>
+        </w:rPr>
+      </w:pPr>
+      <w:r>
+        <w:rPr>
+          <w:rFonts w:ascii="Georgia" w:eastAsia="Times New Roman" w:hAnsi="Georgia" w:cs="Times New Roman"/>
+          <w:kern w:val="0"/>
+          <w:lang w:val="en-US" w:eastAsia="es-CO"/>
+          <w14:ligatures w14:val="none"/>
+        </w:rPr>
+        <w:t>One analytical output is provided per business requirement, for a total of five.</w:t>
+      </w:r>
+    </w:p>
+    <w:p>
+      <w:pPr>
+        <w:spacing w:before="100" w:beforeAutospacing="1" w:after="100" w:afterAutospacing="1" w:line="360" w:lineRule="auto"/>
+        <w:rPr>
+          <w:rFonts w:ascii="Georgia" w:eastAsia="Times New Roman" w:hAnsi="Georgia" w:cs="Times New Roman"/>
+          <w:b/>
+          <w:bCs/>
+          <w:kern w:val="0"/>
+          <w:lang w:val="en-US" w:eastAsia="es-CO"/>
+          <w14:ligatures w14:val="none"/>
+        </w:rPr>
+      </w:pPr>
+      <w:r>
+        <w:rPr>
+          <w:rFonts w:ascii="Georgia" w:eastAsia="Times New Roman" w:hAnsi="Georgia" w:cs="Times New Roman"/>
+          <w:b/>
+          <w:bCs/>
+          <w:kern w:val="0"/>
+          <w:lang w:val="en-US" w:eastAsia="es-CO"/>
+          <w14:ligatures w14:val="none"/>
+        </w:rPr>
+        <w:t>R1 — Hiring Trends</w:t>
+      </w:r>
+    </w:p>
+    <w:p>
+      <w:pPr>
+        <w:spacing w:before="100" w:beforeAutospacing="1" w:after="100" w:afterAutospacing="1" w:line="360" w:lineRule="auto"/>
+        <w:rPr>
+          <w:rFonts w:ascii="Georgia" w:eastAsia="Times New Roman" w:hAnsi="Georgia" w:cs="Times New Roman"/>
+          <w:kern w:val="0"/>
+          <w:lang w:val="en-US" w:eastAsia="es-CO"/>
+          <w14:ligatures w14:val="none"/>
+        </w:rPr>
+      </w:pPr>
+      <w:r>
+        <w:rPr>
+          <w:rFonts w:ascii="Georgia" w:eastAsia="Times New Roman" w:hAnsi="Georgia" w:cs="Times New Roman"/>
+          <w:b/>
+          <w:bCs/>
+          <w:kern w:val="0"/>
+          <w:lang w:val="en-US" w:eastAsia="es-CO"/>
+          <w14:ligatures w14:val="none"/>
+        </w:rPr>
+        <w:t>Business Question:</w:t>
+      </w:r>
+      <w:r>
+        <w:rPr>
+          <w:rFonts w:ascii="Georgia" w:eastAsia="Times New Roman" w:hAnsi="Georgia" w:cs="Times New Roman"/>
+          <w:kern w:val="0"/>
+          <w:lang w:val="en-US" w:eastAsia="es-CO"/>
+          <w14:ligatures w14:val="none"/>
+        </w:rPr>
+        <w:t xml:space="preserve"> How do applications and hires change over time?</w:t>
+      </w:r>
+    </w:p>
+    <w:p>
+      <w:pPr>
+        <w:spacing w:before="100" w:beforeAutospacing="1" w:after="100" w:afterAutospacing="1" w:line="360" w:lineRule="auto"/>
+        <w:rPr>
+          <w:rFonts w:ascii="Georgia" w:eastAsia="Times New Roman" w:hAnsi="Georgia" w:cs="Times New Roman"/>
+          <w:kern w:val="0"/>
+          <w:lang w:val="en-US" w:eastAsia="es-CO"/>
+          <w14:ligatures w14:val="none"/>
+        </w:rPr>
+      </w:pPr>
+      <w:r>
+        <w:rPr>
+          <w:rFonts w:ascii="Georgia" w:eastAsia="Times New Roman" w:hAnsi="Georgia" w:cs="Times New Roman"/>
+          <w:b/>
+          <w:bCs/>
+          <w:kern w:val="0"/>
+          <w:lang w:val="en-US" w:eastAsia="es-CO"/>
+          <w14:ligatures w14:val="none"/>
+        </w:rPr>
+        <w:t>SQL Query:</w:t>
+      </w:r>
+    </w:p>
+    <w:p>
+      <w:pPr>
+        <w:spacing w:before="100" w:beforeAutospacing="1" w:after="100" w:afterAutospacing="1" w:line="360" w:lineRule="auto"/>
+        <w:rPr>
+          <w:rFonts w:ascii="Georgia" w:eastAsia="Times New Roman" w:hAnsi="Georgia" w:cs="Times New Roman"/>
+          <w:kern w:val="0"/>
+          <w:lang w:val="en-US" w:eastAsia="es-CO"/>
+          <w14:ligatures w14:val="none"/>
+        </w:rPr>
+      </w:pPr>
+      <w:proofErr w:type="spellStart"/>
+      <w:r>
+        <w:rPr>
+          <w:rFonts w:ascii="Georgia" w:eastAsia="Times New Roman" w:hAnsi="Georgia" w:cs="Times New Roman"/>
+          <w:kern w:val="0"/>
+          <w:lang w:val="en-US" w:eastAsia="es-CO"/>
+          <w14:ligatures w14:val="none"/>
+        </w:rPr>
+        <w:t>sql</w:t>
+      </w:r>
+      <w:proofErr w:type="spellEnd"/>
+    </w:p>
+    <w:p>
+      <w:pPr>
+        <w:spacing w:before="100" w:beforeAutospacing="1" w:after="100" w:afterAutospacing="1" w:line="360" w:lineRule="auto"/>
+        <w:rPr>
+          <w:rFonts w:ascii="Georgia" w:eastAsia="Times New Roman" w:hAnsi="Georgia" w:cs="Times New Roman"/>
+          <w:kern w:val="0"/>
+          <w:lang w:val="en-US" w:eastAsia="es-CO"/>
+          <w14:ligatures w14:val="none"/>
+        </w:rPr>
+      </w:pPr>
+      <w:r>
+        <w:rPr>
+          <w:rFonts w:ascii="Georgia" w:eastAsia="Times New Roman" w:hAnsi="Georgia" w:cs="Times New Roman"/>
+          <w:kern w:val="0"/>
+          <w:lang w:val="en-US" w:eastAsia="es-CO"/>
+          <w14:ligatures w14:val="none"/>
+        </w:rPr>
+        <w:t>SELECT</w:t>
+      </w:r>
+    </w:p>
+    <w:p>
+      <w:pPr>
+        <w:spacing w:before="100" w:beforeAutospacing="1" w:after="100" w:afterAutospacing="1" w:line="360" w:lineRule="auto"/>
+        <w:rPr>
+          <w:rFonts w:ascii="Georgia" w:eastAsia="Times New Roman" w:hAnsi="Georgia" w:cs="Times New Roman"/>
+          <w:kern w:val="0"/>
+          <w:lang w:val="en-US" w:eastAsia="es-CO"/>
+          <w14:ligatures w14:val="none"/>
+        </w:rPr>
+      </w:pPr>
+      <w:r>
+        <w:rPr>
+          <w:rFonts w:ascii="Georgia" w:eastAsia="Times New Roman" w:hAnsi="Georgia" w:cs="Times New Roman"/>
+          <w:kern w:val="0"/>
+          <w:lang w:val="en-US" w:eastAsia="es-CO"/>
+          <w14:ligatures w14:val="none"/>
+        </w:rPr>
+        <w:t xml:space="preserve">    </w:t>
+      </w:r>
+      <w:proofErr w:type="spellStart"/>
+      <w:r>
+        <w:rPr>
+          <w:rFonts w:ascii="Georgia" w:eastAsia="Times New Roman" w:hAnsi="Georgia" w:cs="Times New Roman"/>
+          <w:kern w:val="0"/>
+          <w:lang w:val="en-US" w:eastAsia="es-CO"/>
+          <w14:ligatures w14:val="none"/>
+        </w:rPr>
+        <w:t>d.year</w:t>
+      </w:r>
+      <w:proofErr w:type="spellEnd"/>
+      <w:r>
+        <w:rPr>
+          <w:rFonts w:ascii="Georgia" w:eastAsia="Times New Roman" w:hAnsi="Georgia" w:cs="Times New Roman"/>
+          <w:kern w:val="0"/>
+          <w:lang w:val="en-US" w:eastAsia="es-CO"/>
+          <w14:ligatures w14:val="none"/>
+        </w:rPr>
+        <w:t>,</w:t>
+      </w:r>
+    </w:p>
+    <w:p>
+      <w:pPr>
+        <w:spacing w:before="100" w:beforeAutospacing="1" w:after="100" w:afterAutospacing="1" w:line="360" w:lineRule="auto"/>
+        <w:rPr>
+          <w:rFonts w:ascii="Georgia" w:eastAsia="Times New Roman" w:hAnsi="Georgia" w:cs="Times New Roman"/>
+          <w:kern w:val="0"/>
+          <w:lang w:val="en-US" w:eastAsia="es-CO"/>
+          <w14:ligatures w14:val="none"/>
+        </w:rPr>
+      </w:pPr>
+      <w:r>
+        <w:rPr>
+          <w:rFonts w:ascii="Georgia" w:eastAsia="Times New Roman" w:hAnsi="Georgia" w:cs="Times New Roman"/>
+          <w:kern w:val="0"/>
+          <w:lang w:val="en-US" w:eastAsia="es-CO"/>
+          <w14:ligatures w14:val="none"/>
+        </w:rPr>
+        <w:t xml:space="preserve">    SUM(</w:t>
+      </w:r>
+      <w:proofErr w:type="spellStart"/>
+      <w:r>
+        <w:rPr>
+          <w:rFonts w:ascii="Georgia" w:eastAsia="Times New Roman" w:hAnsi="Georgia" w:cs="Times New Roman"/>
+          <w:kern w:val="0"/>
+          <w:lang w:val="en-US" w:eastAsia="es-CO"/>
+          <w14:ligatures w14:val="none"/>
+        </w:rPr>
+        <w:t>f.application_count</w:t>
+      </w:r>
+      <w:proofErr w:type="spellEnd"/>
+      <w:r>
+        <w:rPr>
+          <w:rFonts w:ascii="Georgia" w:eastAsia="Times New Roman" w:hAnsi="Georgia" w:cs="Times New Roman"/>
+          <w:kern w:val="0"/>
+          <w:lang w:val="en-US" w:eastAsia="es-CO"/>
+          <w14:ligatures w14:val="none"/>
+        </w:rPr>
+        <w:t xml:space="preserve">) AS </w:t>
+      </w:r>
+      <w:proofErr w:type="spellStart"/>
+      <w:r>
+        <w:rPr>
+          <w:rFonts w:ascii="Georgia" w:eastAsia="Times New Roman" w:hAnsi="Georgia" w:cs="Times New Roman"/>
+          <w:kern w:val="0"/>
+          <w:lang w:val="en-US" w:eastAsia="es-CO"/>
+          <w14:ligatures w14:val="none"/>
+        </w:rPr>
+        <w:t>total_applications</w:t>
+      </w:r>
+      <w:proofErr w:type="spellEnd"/>
+      <w:r>
+        <w:rPr>
+          <w:rFonts w:ascii="Georgia" w:eastAsia="Times New Roman" w:hAnsi="Georgia" w:cs="Times New Roman"/>
+          <w:kern w:val="0"/>
+          <w:lang w:val="en-US" w:eastAsia="es-CO"/>
+          <w14:ligatures w14:val="none"/>
+        </w:rPr>
+        <w:t>,</w:t>
+      </w:r>
+    </w:p>
+    <w:p>
+      <w:pPr>
+        <w:spacing w:before="100" w:beforeAutospacing="1" w:after="100" w:afterAutospacing="1" w:line="360" w:lineRule="auto"/>
+        <w:rPr>
+          <w:rFonts w:ascii="Georgia" w:eastAsia="Times New Roman" w:hAnsi="Georgia" w:cs="Times New Roman"/>
+          <w:kern w:val="0"/>
+          <w:lang w:val="en-US" w:eastAsia="es-CO"/>
+          <w14:ligatures w14:val="none"/>
+        </w:rPr>
+      </w:pPr>
+      <w:r>
+        <w:rPr>
+          <w:rFonts w:ascii="Georgia" w:eastAsia="Times New Roman" w:hAnsi="Georgia" w:cs="Times New Roman"/>
+          <w:kern w:val="0"/>
+          <w:lang w:val="en-US" w:eastAsia="es-CO"/>
+          <w14:ligatures w14:val="none"/>
+        </w:rPr>
+        <w:t xml:space="preserve">    SUM(</w:t>
+      </w:r>
+      <w:proofErr w:type="spellStart"/>
+      <w:proofErr w:type="gramStart"/>
+      <w:r>
+        <w:rPr>
+          <w:rFonts w:ascii="Georgia" w:eastAsia="Times New Roman" w:hAnsi="Georgia" w:cs="Times New Roman"/>
+          <w:kern w:val="0"/>
+          <w:lang w:val="en-US" w:eastAsia="es-CO"/>
+          <w14:ligatures w14:val="none"/>
+        </w:rPr>
+        <w:t>f.hired</w:t>
+      </w:r>
+      <w:proofErr w:type="gramEnd"/>
+      <w:r>
+        <w:rPr>
+          <w:rFonts w:ascii="Georgia" w:eastAsia="Times New Roman" w:hAnsi="Georgia" w:cs="Times New Roman"/>
+          <w:kern w:val="0"/>
+          <w:lang w:val="en-US" w:eastAsia="es-CO"/>
+          <w14:ligatures w14:val="none"/>
+        </w:rPr>
+        <w:t>_flag</w:t>
+      </w:r>
+      <w:proofErr w:type="spellEnd"/>
+      <w:r>
+        <w:rPr>
+          <w:rFonts w:ascii="Georgia" w:eastAsia="Times New Roman" w:hAnsi="Georgia" w:cs="Times New Roman"/>
+          <w:kern w:val="0"/>
+          <w:lang w:val="en-US" w:eastAsia="es-CO"/>
+          <w14:ligatures w14:val="none"/>
+        </w:rPr>
+        <w:t xml:space="preserve">)        AS </w:t>
+      </w:r>
+      <w:proofErr w:type="spellStart"/>
+      <w:r>
+        <w:rPr>
+          <w:rFonts w:ascii="Georgia" w:eastAsia="Times New Roman" w:hAnsi="Georgia" w:cs="Times New Roman"/>
+          <w:kern w:val="0"/>
+          <w:lang w:val="en-US" w:eastAsia="es-CO"/>
+          <w14:ligatures w14:val="none"/>
+        </w:rPr>
+        <w:t>total_hired</w:t>
+      </w:r>
+      <w:proofErr w:type="spellEnd"/>
+      <w:r>
+        <w:rPr>
+          <w:rFonts w:ascii="Georgia" w:eastAsia="Times New Roman" w:hAnsi="Georgia" w:cs="Times New Roman"/>
+          <w:kern w:val="0"/>
+          <w:lang w:val="en-US" w:eastAsia="es-CO"/>
+          <w14:ligatures w14:val="none"/>
+        </w:rPr>
+        <w:t>,</w:t>
+      </w:r>
+    </w:p>
+    <w:p>
+      <w:pPr>
+        <w:spacing w:before="100" w:beforeAutospacing="1" w:after="100" w:afterAutospacing="1" w:line="360" w:lineRule="auto"/>
+        <w:rPr>
+          <w:rFonts w:ascii="Georgia" w:eastAsia="Times New Roman" w:hAnsi="Georgia" w:cs="Times New Roman"/>
+          <w:kern w:val="0"/>
+          <w:lang w:val="en-US" w:eastAsia="es-CO"/>
+          <w14:ligatures w14:val="none"/>
+        </w:rPr>
+      </w:pPr>
+      <w:r>
+        <w:rPr>
+          <w:rFonts w:ascii="Georgia" w:eastAsia="Times New Roman" w:hAnsi="Georgia" w:cs="Times New Roman"/>
+          <w:kern w:val="0"/>
+          <w:lang w:val="en-US" w:eastAsia="es-CO"/>
+          <w14:ligatures w14:val="none"/>
+        </w:rPr>
+        <w:t xml:space="preserve">    ROUND(SUM(</w:t>
+      </w:r>
+      <w:proofErr w:type="spellStart"/>
+      <w:proofErr w:type="gramStart"/>
+      <w:r>
+        <w:rPr>
+          <w:rFonts w:ascii="Georgia" w:eastAsia="Times New Roman" w:hAnsi="Georgia" w:cs="Times New Roman"/>
+          <w:kern w:val="0"/>
+          <w:lang w:val="en-US" w:eastAsia="es-CO"/>
+          <w14:ligatures w14:val="none"/>
+        </w:rPr>
+        <w:t>f.hired</w:t>
+      </w:r>
+      <w:proofErr w:type="gramEnd"/>
+      <w:r>
+        <w:rPr>
+          <w:rFonts w:ascii="Georgia" w:eastAsia="Times New Roman" w:hAnsi="Georgia" w:cs="Times New Roman"/>
+          <w:kern w:val="0"/>
+          <w:lang w:val="en-US" w:eastAsia="es-CO"/>
+          <w14:ligatures w14:val="none"/>
+        </w:rPr>
+        <w:t>_flag</w:t>
+      </w:r>
+      <w:proofErr w:type="spellEnd"/>
+      <w:r>
+        <w:rPr>
+          <w:rFonts w:ascii="Georgia" w:eastAsia="Times New Roman" w:hAnsi="Georgia" w:cs="Times New Roman"/>
+          <w:kern w:val="0"/>
+          <w:lang w:val="en-US" w:eastAsia="es-CO"/>
+          <w14:ligatures w14:val="none"/>
+        </w:rPr>
+        <w:t>) / SUM(</w:t>
+      </w:r>
+      <w:proofErr w:type="spellStart"/>
+      <w:r>
+        <w:rPr>
+          <w:rFonts w:ascii="Georgia" w:eastAsia="Times New Roman" w:hAnsi="Georgia" w:cs="Times New Roman"/>
+          <w:kern w:val="0"/>
+          <w:lang w:val="en-US" w:eastAsia="es-CO"/>
+          <w14:ligatures w14:val="none"/>
+        </w:rPr>
+        <w:t>f.application_count</w:t>
+      </w:r>
+      <w:proofErr w:type="spellEnd"/>
+      <w:r>
+        <w:rPr>
+          <w:rFonts w:ascii="Georgia" w:eastAsia="Times New Roman" w:hAnsi="Georgia" w:cs="Times New Roman"/>
+          <w:kern w:val="0"/>
+          <w:lang w:val="en-US" w:eastAsia="es-CO"/>
+          <w14:ligatures w14:val="none"/>
+        </w:rPr>
+        <w:t xml:space="preserve">) * 100, 2) AS </w:t>
+      </w:r>
+      <w:proofErr w:type="spellStart"/>
+      <w:r>
+        <w:rPr>
+          <w:rFonts w:ascii="Georgia" w:eastAsia="Times New Roman" w:hAnsi="Georgia" w:cs="Times New Roman"/>
+          <w:kern w:val="0"/>
+          <w:lang w:val="en-US" w:eastAsia="es-CO"/>
+          <w14:ligatures w14:val="none"/>
+        </w:rPr>
+        <w:t>hiring_rate_pct</w:t>
+      </w:r>
+      <w:proofErr w:type="spellEnd"/>
+    </w:p>
+    <w:p>
+      <w:pPr>
+        <w:spacing w:before="100" w:beforeAutospacing="1" w:after="100" w:afterAutospacing="1" w:line="360" w:lineRule="auto"/>
+        <w:rPr>
+          <w:rFonts w:ascii="Georgia" w:eastAsia="Times New Roman" w:hAnsi="Georgia" w:cs="Times New Roman"/>
+          <w:kern w:val="0"/>
+          <w:lang w:val="en-US" w:eastAsia="es-CO"/>
+          <w14:ligatures w14:val="none"/>
+        </w:rPr>
+      </w:pPr>
+      <w:r>
+        <w:rPr>
+          <w:rFonts w:ascii="Georgia" w:eastAsia="Times New Roman" w:hAnsi="Georgia" w:cs="Times New Roman"/>
+          <w:kern w:val="0"/>
+          <w:lang w:val="en-US" w:eastAsia="es-CO"/>
+          <w14:ligatures w14:val="none"/>
+        </w:rPr>
+        <w:t xml:space="preserve">FROM </w:t>
+      </w:r>
+      <w:proofErr w:type="spellStart"/>
+      <w:r>
+        <w:rPr>
+          <w:rFonts w:ascii="Georgia" w:eastAsia="Times New Roman" w:hAnsi="Georgia" w:cs="Times New Roman"/>
+          <w:kern w:val="0"/>
+          <w:lang w:val="en-US" w:eastAsia="es-CO"/>
+          <w14:ligatures w14:val="none"/>
+        </w:rPr>
+        <w:t>fact_application</w:t>
+      </w:r>
+      <w:proofErr w:type="spellEnd"/>
+      <w:r>
+        <w:rPr>
+          <w:rFonts w:ascii="Georgia" w:eastAsia="Times New Roman" w:hAnsi="Georgia" w:cs="Times New Roman"/>
+          <w:kern w:val="0"/>
+          <w:lang w:val="en-US" w:eastAsia="es-CO"/>
+          <w14:ligatures w14:val="none"/>
+        </w:rPr>
+        <w:t xml:space="preserve"> f</w:t>
+      </w:r>
+    </w:p>
+    <w:p>
+      <w:pPr>
+        <w:spacing w:before="100" w:beforeAutospacing="1" w:after="100" w:afterAutospacing="1" w:line="360" w:lineRule="auto"/>
+        <w:rPr>
+          <w:rFonts w:ascii="Georgia" w:eastAsia="Times New Roman" w:hAnsi="Georgia" w:cs="Times New Roman"/>
+          <w:kern w:val="0"/>
+          <w:lang w:val="en-US" w:eastAsia="es-CO"/>
+          <w14:ligatures w14:val="none"/>
+        </w:rPr>
+      </w:pPr>
+      <w:r>
+        <w:rPr>
+          <w:rFonts w:ascii="Georgia" w:eastAsia="Times New Roman" w:hAnsi="Georgia" w:cs="Times New Roman"/>
+          <w:kern w:val="0"/>
+          <w:lang w:val="en-US" w:eastAsia="es-CO"/>
+          <w14:ligatures w14:val="none"/>
+        </w:rPr>
+        <w:t xml:space="preserve">JOIN </w:t>
+      </w:r>
+      <w:proofErr w:type="spellStart"/>
+      <w:r>
+        <w:rPr>
+          <w:rFonts w:ascii="Georgia" w:eastAsia="Times New Roman" w:hAnsi="Georgia" w:cs="Times New Roman"/>
+          <w:kern w:val="0"/>
+          <w:lang w:val="en-US" w:eastAsia="es-CO"/>
+          <w14:ligatures w14:val="none"/>
+        </w:rPr>
+        <w:t>dim_date</w:t>
+      </w:r>
+      <w:proofErr w:type="spellEnd"/>
+      <w:r>
+        <w:rPr>
+          <w:rFonts w:ascii="Georgia" w:eastAsia="Times New Roman" w:hAnsi="Georgia" w:cs="Times New Roman"/>
+          <w:kern w:val="0"/>
+          <w:lang w:val="en-US" w:eastAsia="es-CO"/>
+          <w14:ligatures w14:val="none"/>
+        </w:rPr>
+        <w:t xml:space="preserve"> d ON </w:t>
+      </w:r>
+      <w:proofErr w:type="spellStart"/>
+      <w:proofErr w:type="gramStart"/>
+      <w:r>
+        <w:rPr>
+          <w:rFonts w:ascii="Georgia" w:eastAsia="Times New Roman" w:hAnsi="Georgia" w:cs="Times New Roman"/>
+          <w:kern w:val="0"/>
+          <w:lang w:val="en-US" w:eastAsia="es-CO"/>
+          <w14:ligatures w14:val="none"/>
+        </w:rPr>
+        <w:t>f.date</w:t>
+      </w:r>
+      <w:proofErr w:type="gramEnd"/>
+      <w:r>
+        <w:rPr>
+          <w:rFonts w:ascii="Georgia" w:eastAsia="Times New Roman" w:hAnsi="Georgia" w:cs="Times New Roman"/>
+          <w:kern w:val="0"/>
+          <w:lang w:val="en-US" w:eastAsia="es-CO"/>
+          <w14:ligatures w14:val="none"/>
+        </w:rPr>
+        <w:t>_key</w:t>
+      </w:r>
+      <w:proofErr w:type="spellEnd"/>
+      <w:r>
+        <w:rPr>
+          <w:rFonts w:ascii="Georgia" w:eastAsia="Times New Roman" w:hAnsi="Georgia" w:cs="Times New Roman"/>
+          <w:kern w:val="0"/>
+          <w:lang w:val="en-US" w:eastAsia="es-CO"/>
+          <w14:ligatures w14:val="none"/>
+        </w:rPr>
+        <w:t xml:space="preserve"> = </w:t>
+      </w:r>
+      <w:proofErr w:type="spellStart"/>
+      <w:r>
+        <w:rPr>
+          <w:rFonts w:ascii="Georgia" w:eastAsia="Times New Roman" w:hAnsi="Georgia" w:cs="Times New Roman"/>
+          <w:kern w:val="0"/>
+          <w:lang w:val="en-US" w:eastAsia="es-CO"/>
+          <w14:ligatures w14:val="none"/>
+        </w:rPr>
+        <w:t>d.date_key</w:t>
+      </w:r>
+      <w:proofErr w:type="spellEnd"/>
+    </w:p>
+    <w:p>
+      <w:pPr>
+        <w:spacing w:before="100" w:beforeAutospacing="1" w:after="100" w:afterAutospacing="1" w:line="360" w:lineRule="auto"/>
+        <w:rPr>
+          <w:rFonts w:ascii="Georgia" w:eastAsia="Times New Roman" w:hAnsi="Georgia" w:cs="Times New Roman"/>
+          <w:kern w:val="0"/>
+          <w:lang w:val="en-US" w:eastAsia="es-CO"/>
+          <w14:ligatures w14:val="none"/>
+        </w:rPr>
+      </w:pPr>
+      <w:r>
+        <w:rPr>
+          <w:rFonts w:ascii="Georgia" w:eastAsia="Times New Roman" w:hAnsi="Georgia" w:cs="Times New Roman"/>
+          <w:kern w:val="0"/>
+          <w:lang w:val="en-US" w:eastAsia="es-CO"/>
+          <w14:ligatures w14:val="none"/>
+        </w:rPr>
+        <w:t xml:space="preserve">GROUP BY </w:t>
+      </w:r>
+      <w:proofErr w:type="spellStart"/>
+      <w:proofErr w:type="gramStart"/>
+      <w:r>
+        <w:rPr>
+          <w:rFonts w:ascii="Georgia" w:eastAsia="Times New Roman" w:hAnsi="Georgia" w:cs="Times New Roman"/>
+          <w:kern w:val="0"/>
+          <w:lang w:val="en-US" w:eastAsia="es-CO"/>
+          <w14:ligatures w14:val="none"/>
+        </w:rPr>
+        <w:t>d.year</w:t>
+      </w:r>
+      <w:proofErr w:type="spellEnd"/>
+      <w:proofErr w:type="gramEnd"/>
+    </w:p>
+    <w:p>
+      <w:pPr>
+        <w:spacing w:before="100" w:beforeAutospacing="1" w:after="100" w:afterAutospacing="1" w:line="360" w:lineRule="auto"/>
+        <w:rPr>
+          <w:rFonts w:ascii="Georgia" w:eastAsia="Times New Roman" w:hAnsi="Georgia" w:cs="Times New Roman"/>
+          <w:kern w:val="0"/>
+          <w:lang w:val="en-US" w:eastAsia="es-CO"/>
+          <w14:ligatures w14:val="none"/>
+        </w:rPr>
+      </w:pPr>
+      <w:r>
+        <w:rPr>
+          <w:rFonts w:ascii="Georgia" w:eastAsia="Times New Roman" w:hAnsi="Georgia" w:cs="Times New Roman"/>
+          <w:kern w:val="0"/>
+          <w:lang w:val="en-US" w:eastAsia="es-CO"/>
+          <w14:ligatures w14:val="none"/>
+        </w:rPr>
+        <w:t xml:space="preserve">ORDER BY </w:t>
+      </w:r>
+      <w:proofErr w:type="spellStart"/>
+      <w:proofErr w:type="gramStart"/>
+      <w:r>
+        <w:rPr>
+          <w:rFonts w:ascii="Georgia" w:eastAsia="Times New Roman" w:hAnsi="Georgia" w:cs="Times New Roman"/>
+          <w:kern w:val="0"/>
+          <w:lang w:val="en-US" w:eastAsia="es-CO"/>
+          <w14:ligatures w14:val="none"/>
+        </w:rPr>
+        <w:t>d.year</w:t>
+      </w:r>
+      <w:proofErr w:type="spellEnd"/>
+      <w:proofErr w:type="gramEnd"/>
+      <w:r>
+        <w:rPr>
+          <w:rFonts w:ascii="Georgia" w:eastAsia="Times New Roman" w:hAnsi="Georgia" w:cs="Times New Roman"/>
+          <w:kern w:val="0"/>
+          <w:lang w:val="en-US" w:eastAsia="es-CO"/>
+          <w14:ligatures w14:val="none"/>
+        </w:rPr>
+        <w:t>;</w:t>
+      </w:r>
+    </w:p>
+    <w:p>
+      <w:pPr>
+        <w:spacing w:before="100" w:beforeAutospacing="1" w:after="100" w:afterAutospacing="1" w:line="360" w:lineRule="auto"/>
+        <w:rPr>
+          <w:rFonts w:ascii="Georgia" w:eastAsia="Times New Roman" w:hAnsi="Georgia" w:cs="Times New Roman"/>
+          <w:kern w:val="0"/>
+          <w:lang w:val="en-US" w:eastAsia="es-CO"/>
+          <w14:ligatures w14:val="none"/>
+        </w:rPr>
+      </w:pPr>
+    </w:p>
+    <w:p>
+      <w:pPr>
+        <w:spacing w:before="100" w:beforeAutospacing="1" w:after="100" w:afterAutospacing="1" w:line="360" w:lineRule="auto"/>
+        <w:rPr>
+          <w:rFonts w:ascii="Georgia" w:eastAsia="Times New Roman" w:hAnsi="Georgia" w:cs="Times New Roman"/>
+          <w:kern w:val="0"/>
+          <w:lang w:val="en-US" w:eastAsia="es-CO"/>
+          <w14:ligatures w14:val="none"/>
+        </w:rPr>
+      </w:pPr>
+    </w:p>
+    <w:p>
+      <w:pPr>
+        <w:spacing w:before="100" w:beforeAutospacing="1" w:after="100" w:afterAutospacing="1" w:line="360" w:lineRule="auto"/>
+        <w:rPr>
+          <w:rFonts w:ascii="Georgia" w:eastAsia="Times New Roman" w:hAnsi="Georgia" w:cs="Times New Roman"/>
+          <w:kern w:val="0"/>
+          <w:lang w:eastAsia="es-CO"/>
+          <w14:ligatures w14:val="none"/>
+        </w:rPr>
+      </w:pPr>
+      <w:proofErr w:type="spellStart"/>
+      <w:r>
+        <w:rPr>
+          <w:rFonts w:ascii="Georgia" w:eastAsia="Times New Roman" w:hAnsi="Georgia" w:cs="Times New Roman"/>
+          <w:b/>
+          <w:bCs/>
+          <w:kern w:val="0"/>
+          <w:lang w:eastAsia="es-CO"/>
+          <w14:ligatures w14:val="none"/>
+        </w:rPr>
+        <w:lastRenderedPageBreak/>
+        <w:t>Result</w:t>
+      </w:r>
+      <w:proofErr w:type="spellEnd"/>
+      <w:r>
+        <w:rPr>
+          <w:rFonts w:ascii="Georgia" w:eastAsia="Times New Roman" w:hAnsi="Georgia" w:cs="Times New Roman"/>
+          <w:b/>
+          <w:bCs/>
+          <w:kern w:val="0"/>
+          <w:lang w:eastAsia="es-CO"/>
+          <w14:ligatures w14:val="none"/>
+        </w:rPr>
+        <w:t>:</w:t>
+      </w:r>
+    </w:p>
+    <w:tbl>
+      <w:tblPr>
+        <w:tblW w:w="0" w:type="auto"/>
+        <w:tblCellSpacing w:w="15" w:type="dxa"/>
+        <w:tblCellMar>
+          <w:top w:w="15" w:type="dxa"/>
+          <w:left w:w="15" w:type="dxa"/>
+          <w:bottom w:w="15" w:type="dxa"/>
+          <w:right w:w="15" w:type="dxa"/>
+        </w:tblCellMar>
+        <w:tblLook w:val="04A0" w:firstRow="1" w:lastRow="0" w:firstColumn="1" w:lastColumn="0" w:noHBand="0" w:noVBand="1"/>
+      </w:tblPr>
+      <w:tblGrid>
+        <w:gridCol w:w="2127"/>
+        <w:gridCol w:w="2268"/>
+        <w:gridCol w:w="1559"/>
+        <w:gridCol w:w="2268"/>
+      </w:tblGrid>
+      <w:tr>
+        <w:trPr>
+          <w:tblHeader/>
+          <w:tblCellSpacing w:w="15" w:type="dxa"/>
+        </w:trPr>
+        <w:tc>
+          <w:tcPr>
+            <w:tcW w:w="2082" w:type="dxa"/>
+            <w:vAlign w:val="center"/>
+            <w:hideMark/>
+          </w:tcPr>
+          <w:p>
+            <w:pPr>
+              <w:spacing w:before="100" w:beforeAutospacing="1" w:after="100" w:afterAutospacing="1" w:line="360" w:lineRule="auto"/>
+              <w:rPr>
+                <w:rFonts w:ascii="Georgia" w:eastAsia="Times New Roman" w:hAnsi="Georgia" w:cs="Times New Roman"/>
+                <w:b/>
+                <w:bCs/>
+                <w:kern w:val="0"/>
+                <w:lang w:eastAsia="es-CO"/>
+                <w14:ligatures w14:val="none"/>
+              </w:rPr>
+            </w:pPr>
+            <w:proofErr w:type="spellStart"/>
+            <w:r>
+              <w:rPr>
+                <w:rFonts w:ascii="Georgia" w:eastAsia="Times New Roman" w:hAnsi="Georgia" w:cs="Times New Roman"/>
+                <w:b/>
+                <w:bCs/>
+                <w:kern w:val="0"/>
+                <w:lang w:eastAsia="es-CO"/>
+                <w14:ligatures w14:val="none"/>
+              </w:rPr>
+              <w:t>year</w:t>
+            </w:r>
+            <w:proofErr w:type="spellEnd"/>
+          </w:p>
+        </w:tc>
+        <w:tc>
+          <w:tcPr>
+            <w:tcW w:w="2238" w:type="dxa"/>
+            <w:vAlign w:val="center"/>
+            <w:hideMark/>
+          </w:tcPr>
+          <w:p>
+            <w:pPr>
+              <w:spacing w:before="100" w:beforeAutospacing="1" w:after="100" w:afterAutospacing="1" w:line="360" w:lineRule="auto"/>
+              <w:rPr>
+                <w:rFonts w:ascii="Georgia" w:eastAsia="Times New Roman" w:hAnsi="Georgia" w:cs="Times New Roman"/>
+                <w:b/>
+                <w:bCs/>
+                <w:kern w:val="0"/>
+                <w:lang w:eastAsia="es-CO"/>
+                <w14:ligatures w14:val="none"/>
+              </w:rPr>
+            </w:pPr>
+            <w:proofErr w:type="spellStart"/>
+            <w:r>
+              <w:rPr>
+                <w:rFonts w:ascii="Georgia" w:eastAsia="Times New Roman" w:hAnsi="Georgia" w:cs="Times New Roman"/>
+                <w:b/>
+                <w:bCs/>
+                <w:kern w:val="0"/>
+                <w:lang w:eastAsia="es-CO"/>
+                <w14:ligatures w14:val="none"/>
+              </w:rPr>
+              <w:t>total_applications</w:t>
+            </w:r>
+            <w:proofErr w:type="spellEnd"/>
+          </w:p>
+        </w:tc>
+        <w:tc>
+          <w:tcPr>
+            <w:tcW w:w="1529" w:type="dxa"/>
+            <w:vAlign w:val="center"/>
+            <w:hideMark/>
+          </w:tcPr>
+          <w:p>
+            <w:pPr>
+              <w:spacing w:before="100" w:beforeAutospacing="1" w:after="100" w:afterAutospacing="1" w:line="360" w:lineRule="auto"/>
+              <w:rPr>
+                <w:rFonts w:ascii="Georgia" w:eastAsia="Times New Roman" w:hAnsi="Georgia" w:cs="Times New Roman"/>
+                <w:b/>
+                <w:bCs/>
+                <w:kern w:val="0"/>
+                <w:lang w:eastAsia="es-CO"/>
+                <w14:ligatures w14:val="none"/>
+              </w:rPr>
+            </w:pPr>
+            <w:proofErr w:type="spellStart"/>
+            <w:r>
+              <w:rPr>
+                <w:rFonts w:ascii="Georgia" w:eastAsia="Times New Roman" w:hAnsi="Georgia" w:cs="Times New Roman"/>
+                <w:b/>
+                <w:bCs/>
+                <w:kern w:val="0"/>
+                <w:lang w:eastAsia="es-CO"/>
+                <w14:ligatures w14:val="none"/>
+              </w:rPr>
+              <w:t>total_hired</w:t>
+            </w:r>
+            <w:proofErr w:type="spellEnd"/>
+          </w:p>
+        </w:tc>
+        <w:tc>
+          <w:tcPr>
+            <w:tcW w:w="2223" w:type="dxa"/>
+            <w:vAlign w:val="center"/>
+            <w:hideMark/>
+          </w:tcPr>
+          <w:p>
+            <w:pPr>
+              <w:spacing w:before="100" w:beforeAutospacing="1" w:after="100" w:afterAutospacing="1" w:line="360" w:lineRule="auto"/>
+              <w:rPr>
+                <w:rFonts w:ascii="Georgia" w:eastAsia="Times New Roman" w:hAnsi="Georgia" w:cs="Times New Roman"/>
+                <w:b/>
+                <w:bCs/>
+                <w:kern w:val="0"/>
+                <w:lang w:eastAsia="es-CO"/>
+                <w14:ligatures w14:val="none"/>
+              </w:rPr>
+            </w:pPr>
+            <w:proofErr w:type="spellStart"/>
+            <w:r>
+              <w:rPr>
+                <w:rFonts w:ascii="Georgia" w:eastAsia="Times New Roman" w:hAnsi="Georgia" w:cs="Times New Roman"/>
+                <w:b/>
+                <w:bCs/>
+                <w:kern w:val="0"/>
+                <w:lang w:eastAsia="es-CO"/>
+                <w14:ligatures w14:val="none"/>
+              </w:rPr>
+              <w:t>hiring_rate_pct</w:t>
+            </w:r>
+            <w:proofErr w:type="spellEnd"/>
+          </w:p>
+        </w:tc>
+      </w:tr>
+      <w:tr>
+        <w:trPr>
+          <w:tblCellSpacing w:w="15" w:type="dxa"/>
+        </w:trPr>
+        <w:tc>
+          <w:tcPr>
+            <w:tcW w:w="2082" w:type="dxa"/>
+            <w:vAlign w:val="center"/>
+            <w:hideMark/>
+          </w:tcPr>
+          <w:p>
+            <w:pPr>
+              <w:spacing w:before="100" w:beforeAutospacing="1" w:after="100" w:afterAutospacing="1" w:line="360" w:lineRule="auto"/>
+              <w:rPr>
+                <w:rFonts w:ascii="Georgia" w:eastAsia="Times New Roman" w:hAnsi="Georgia" w:cs="Times New Roman"/>
+                <w:kern w:val="0"/>
+                <w:lang w:eastAsia="es-CO"/>
+                <w14:ligatures w14:val="none"/>
+              </w:rPr>
+            </w:pPr>
+            <w:r>
+              <w:rPr>
+                <w:rFonts w:ascii="Georgia" w:eastAsia="Times New Roman" w:hAnsi="Georgia" w:cs="Times New Roman"/>
+                <w:kern w:val="0"/>
+                <w:lang w:eastAsia="es-CO"/>
+                <w14:ligatures w14:val="none"/>
+              </w:rPr>
+              <w:t>2018</w:t>
+            </w:r>
+          </w:p>
+        </w:tc>
+        <w:tc>
+          <w:tcPr>
+            <w:tcW w:w="2238" w:type="dxa"/>
+            <w:vAlign w:val="center"/>
+            <w:hideMark/>
+          </w:tcPr>
+          <w:p>
+            <w:pPr>
+              <w:spacing w:before="100" w:beforeAutospacing="1" w:after="100" w:afterAutospacing="1" w:line="360" w:lineRule="auto"/>
+              <w:rPr>
+                <w:rFonts w:ascii="Georgia" w:eastAsia="Times New Roman" w:hAnsi="Georgia" w:cs="Times New Roman"/>
+                <w:kern w:val="0"/>
+                <w:lang w:eastAsia="es-CO"/>
+                <w14:ligatures w14:val="none"/>
+              </w:rPr>
+            </w:pPr>
+            <w:r>
+              <w:rPr>
+                <w:rFonts w:ascii="Georgia" w:eastAsia="Times New Roman" w:hAnsi="Georgia" w:cs="Times New Roman"/>
+                <w:kern w:val="0"/>
+                <w:lang w:eastAsia="es-CO"/>
+                <w14:ligatures w14:val="none"/>
+              </w:rPr>
+              <w:t>11,061</w:t>
+            </w:r>
+          </w:p>
+        </w:tc>
+        <w:tc>
+          <w:tcPr>
+            <w:tcW w:w="1529" w:type="dxa"/>
+            <w:vAlign w:val="center"/>
+            <w:hideMark/>
+          </w:tcPr>
+          <w:p>
+            <w:pPr>
+              <w:spacing w:before="100" w:beforeAutospacing="1" w:after="100" w:afterAutospacing="1" w:line="360" w:lineRule="auto"/>
+              <w:rPr>
+                <w:rFonts w:ascii="Georgia" w:eastAsia="Times New Roman" w:hAnsi="Georgia" w:cs="Times New Roman"/>
+                <w:kern w:val="0"/>
+                <w:lang w:eastAsia="es-CO"/>
+                <w14:ligatures w14:val="none"/>
+              </w:rPr>
+            </w:pPr>
+            <w:r>
+              <w:rPr>
+                <w:rFonts w:ascii="Georgia" w:eastAsia="Times New Roman" w:hAnsi="Georgia" w:cs="Times New Roman"/>
+                <w:kern w:val="0"/>
+                <w:lang w:eastAsia="es-CO"/>
+                <w14:ligatures w14:val="none"/>
+              </w:rPr>
+              <w:t>1,409</w:t>
+            </w:r>
+          </w:p>
+        </w:tc>
+        <w:tc>
+          <w:tcPr>
+            <w:tcW w:w="2223" w:type="dxa"/>
+            <w:vAlign w:val="center"/>
+            <w:hideMark/>
+          </w:tcPr>
+          <w:p>
+            <w:pPr>
+              <w:spacing w:before="100" w:beforeAutospacing="1" w:after="100" w:afterAutospacing="1" w:line="360" w:lineRule="auto"/>
+              <w:rPr>
+                <w:rFonts w:ascii="Georgia" w:eastAsia="Times New Roman" w:hAnsi="Georgia" w:cs="Times New Roman"/>
+                <w:kern w:val="0"/>
+                <w:lang w:eastAsia="es-CO"/>
+                <w14:ligatures w14:val="none"/>
+              </w:rPr>
+            </w:pPr>
+            <w:r>
+              <w:rPr>
+                <w:rFonts w:ascii="Georgia" w:eastAsia="Times New Roman" w:hAnsi="Georgia" w:cs="Times New Roman"/>
+                <w:kern w:val="0"/>
+                <w:lang w:eastAsia="es-CO"/>
+                <w14:ligatures w14:val="none"/>
+              </w:rPr>
+              <w:t>12.74%</w:t>
+            </w:r>
+          </w:p>
+        </w:tc>
+      </w:tr>
+      <w:tr>
+        <w:trPr>
+          <w:tblCellSpacing w:w="15" w:type="dxa"/>
+        </w:trPr>
+        <w:tc>
+          <w:tcPr>
+            <w:tcW w:w="2082" w:type="dxa"/>
+            <w:vAlign w:val="center"/>
+            <w:hideMark/>
+          </w:tcPr>
+          <w:p>
+            <w:pPr>
+              <w:spacing w:before="100" w:beforeAutospacing="1" w:after="100" w:afterAutospacing="1" w:line="360" w:lineRule="auto"/>
+              <w:rPr>
+                <w:rFonts w:ascii="Georgia" w:eastAsia="Times New Roman" w:hAnsi="Georgia" w:cs="Times New Roman"/>
+                <w:kern w:val="0"/>
+                <w:lang w:eastAsia="es-CO"/>
+                <w14:ligatures w14:val="none"/>
+              </w:rPr>
+            </w:pPr>
+            <w:r>
+              <w:rPr>
+                <w:rFonts w:ascii="Georgia" w:eastAsia="Times New Roman" w:hAnsi="Georgia" w:cs="Times New Roman"/>
+                <w:kern w:val="0"/>
+                <w:lang w:eastAsia="es-CO"/>
+                <w14:ligatures w14:val="none"/>
+              </w:rPr>
+              <w:t>2019</w:t>
+            </w:r>
+          </w:p>
+        </w:tc>
+        <w:tc>
+          <w:tcPr>
+            <w:tcW w:w="2238" w:type="dxa"/>
+            <w:vAlign w:val="center"/>
+            <w:hideMark/>
+          </w:tcPr>
+          <w:p>
+            <w:pPr>
+              <w:spacing w:before="100" w:beforeAutospacing="1" w:after="100" w:afterAutospacing="1" w:line="360" w:lineRule="auto"/>
+              <w:rPr>
+                <w:rFonts w:ascii="Georgia" w:eastAsia="Times New Roman" w:hAnsi="Georgia" w:cs="Times New Roman"/>
+                <w:kern w:val="0"/>
+                <w:lang w:eastAsia="es-CO"/>
+                <w14:ligatures w14:val="none"/>
+              </w:rPr>
+            </w:pPr>
+            <w:r>
+              <w:rPr>
+                <w:rFonts w:ascii="Georgia" w:eastAsia="Times New Roman" w:hAnsi="Georgia" w:cs="Times New Roman"/>
+                <w:kern w:val="0"/>
+                <w:lang w:eastAsia="es-CO"/>
+                <w14:ligatures w14:val="none"/>
+              </w:rPr>
+              <w:t>11,009</w:t>
+            </w:r>
+          </w:p>
+        </w:tc>
+        <w:tc>
+          <w:tcPr>
+            <w:tcW w:w="1529" w:type="dxa"/>
+            <w:vAlign w:val="center"/>
+            <w:hideMark/>
+          </w:tcPr>
+          <w:p>
+            <w:pPr>
+              <w:spacing w:before="100" w:beforeAutospacing="1" w:after="100" w:afterAutospacing="1" w:line="360" w:lineRule="auto"/>
+              <w:rPr>
+                <w:rFonts w:ascii="Georgia" w:eastAsia="Times New Roman" w:hAnsi="Georgia" w:cs="Times New Roman"/>
+                <w:kern w:val="0"/>
+                <w:lang w:eastAsia="es-CO"/>
+                <w14:ligatures w14:val="none"/>
+              </w:rPr>
+            </w:pPr>
+            <w:r>
+              <w:rPr>
+                <w:rFonts w:ascii="Georgia" w:eastAsia="Times New Roman" w:hAnsi="Georgia" w:cs="Times New Roman"/>
+                <w:kern w:val="0"/>
+                <w:lang w:eastAsia="es-CO"/>
+                <w14:ligatures w14:val="none"/>
+              </w:rPr>
+              <w:t>1,524</w:t>
+            </w:r>
+          </w:p>
+        </w:tc>
+        <w:tc>
+          <w:tcPr>
+            <w:tcW w:w="2223" w:type="dxa"/>
+            <w:vAlign w:val="center"/>
+            <w:hideMark/>
+          </w:tcPr>
+          <w:p>
+            <w:pPr>
+              <w:spacing w:before="100" w:beforeAutospacing="1" w:after="100" w:afterAutospacing="1" w:line="360" w:lineRule="auto"/>
+              <w:rPr>
+                <w:rFonts w:ascii="Georgia" w:eastAsia="Times New Roman" w:hAnsi="Georgia" w:cs="Times New Roman"/>
+                <w:kern w:val="0"/>
+                <w:lang w:eastAsia="es-CO"/>
+                <w14:ligatures w14:val="none"/>
+              </w:rPr>
+            </w:pPr>
+            <w:r>
+              <w:rPr>
+                <w:rFonts w:ascii="Georgia" w:eastAsia="Times New Roman" w:hAnsi="Georgia" w:cs="Times New Roman"/>
+                <w:kern w:val="0"/>
+                <w:lang w:eastAsia="es-CO"/>
+                <w14:ligatures w14:val="none"/>
+              </w:rPr>
+              <w:t>13.84%</w:t>
+            </w:r>
+          </w:p>
+        </w:tc>
+      </w:tr>
+      <w:tr>
+        <w:trPr>
+          <w:tblCellSpacing w:w="15" w:type="dxa"/>
+        </w:trPr>
+        <w:tc>
+          <w:tcPr>
+            <w:tcW w:w="2082" w:type="dxa"/>
+            <w:vAlign w:val="center"/>
+            <w:hideMark/>
+          </w:tcPr>
+          <w:p>
+            <w:pPr>
+              <w:spacing w:before="100" w:beforeAutospacing="1" w:after="100" w:afterAutospacing="1" w:line="360" w:lineRule="auto"/>
+              <w:rPr>
+                <w:rFonts w:ascii="Georgia" w:eastAsia="Times New Roman" w:hAnsi="Georgia" w:cs="Times New Roman"/>
+                <w:kern w:val="0"/>
+                <w:lang w:eastAsia="es-CO"/>
+                <w14:ligatures w14:val="none"/>
+              </w:rPr>
+            </w:pPr>
+            <w:r>
+              <w:rPr>
+                <w:rFonts w:ascii="Georgia" w:eastAsia="Times New Roman" w:hAnsi="Georgia" w:cs="Times New Roman"/>
+                <w:kern w:val="0"/>
+                <w:lang w:eastAsia="es-CO"/>
+                <w14:ligatures w14:val="none"/>
+              </w:rPr>
+              <w:t>2020</w:t>
+            </w:r>
+          </w:p>
+        </w:tc>
+        <w:tc>
+          <w:tcPr>
+            <w:tcW w:w="2238" w:type="dxa"/>
+            <w:vAlign w:val="center"/>
+            <w:hideMark/>
+          </w:tcPr>
+          <w:p>
+            <w:pPr>
+              <w:spacing w:before="100" w:beforeAutospacing="1" w:after="100" w:afterAutospacing="1" w:line="360" w:lineRule="auto"/>
+              <w:rPr>
+                <w:rFonts w:ascii="Georgia" w:eastAsia="Times New Roman" w:hAnsi="Georgia" w:cs="Times New Roman"/>
+                <w:kern w:val="0"/>
+                <w:lang w:eastAsia="es-CO"/>
+                <w14:ligatures w14:val="none"/>
+              </w:rPr>
+            </w:pPr>
+            <w:r>
+              <w:rPr>
+                <w:rFonts w:ascii="Georgia" w:eastAsia="Times New Roman" w:hAnsi="Georgia" w:cs="Times New Roman"/>
+                <w:kern w:val="0"/>
+                <w:lang w:eastAsia="es-CO"/>
+                <w14:ligatures w14:val="none"/>
+              </w:rPr>
+              <w:t>11,237</w:t>
+            </w:r>
+          </w:p>
+        </w:tc>
+        <w:tc>
+          <w:tcPr>
+            <w:tcW w:w="1529" w:type="dxa"/>
+            <w:vAlign w:val="center"/>
+            <w:hideMark/>
+          </w:tcPr>
+          <w:p>
+            <w:pPr>
+              <w:spacing w:before="100" w:beforeAutospacing="1" w:after="100" w:afterAutospacing="1" w:line="360" w:lineRule="auto"/>
+              <w:rPr>
+                <w:rFonts w:ascii="Georgia" w:eastAsia="Times New Roman" w:hAnsi="Georgia" w:cs="Times New Roman"/>
+                <w:kern w:val="0"/>
+                <w:lang w:eastAsia="es-CO"/>
+                <w14:ligatures w14:val="none"/>
+              </w:rPr>
+            </w:pPr>
+            <w:r>
+              <w:rPr>
+                <w:rFonts w:ascii="Georgia" w:eastAsia="Times New Roman" w:hAnsi="Georgia" w:cs="Times New Roman"/>
+                <w:kern w:val="0"/>
+                <w:lang w:eastAsia="es-CO"/>
+                <w14:ligatures w14:val="none"/>
+              </w:rPr>
+              <w:t>1,485</w:t>
+            </w:r>
+          </w:p>
+        </w:tc>
+        <w:tc>
+          <w:tcPr>
+            <w:tcW w:w="2223" w:type="dxa"/>
+            <w:vAlign w:val="center"/>
+            <w:hideMark/>
+          </w:tcPr>
+          <w:p>
+            <w:pPr>
+              <w:spacing w:before="100" w:beforeAutospacing="1" w:after="100" w:afterAutospacing="1" w:line="360" w:lineRule="auto"/>
+              <w:rPr>
+                <w:rFonts w:ascii="Georgia" w:eastAsia="Times New Roman" w:hAnsi="Georgia" w:cs="Times New Roman"/>
+                <w:kern w:val="0"/>
+                <w:lang w:eastAsia="es-CO"/>
+                <w14:ligatures w14:val="none"/>
+              </w:rPr>
+            </w:pPr>
+            <w:r>
+              <w:rPr>
+                <w:rFonts w:ascii="Georgia" w:eastAsia="Times New Roman" w:hAnsi="Georgia" w:cs="Times New Roman"/>
+                <w:kern w:val="0"/>
+                <w:lang w:eastAsia="es-CO"/>
+                <w14:ligatures w14:val="none"/>
+              </w:rPr>
+              <w:t>13.22%</w:t>
+            </w:r>
+          </w:p>
+        </w:tc>
+      </w:tr>
+      <w:tr>
+        <w:trPr>
+          <w:tblCellSpacing w:w="15" w:type="dxa"/>
+        </w:trPr>
+        <w:tc>
+          <w:tcPr>
+            <w:tcW w:w="2082" w:type="dxa"/>
+            <w:vAlign w:val="center"/>
+            <w:hideMark/>
+          </w:tcPr>
+          <w:p>
+            <w:pPr>
+              <w:spacing w:before="100" w:beforeAutospacing="1" w:after="100" w:afterAutospacing="1" w:line="360" w:lineRule="auto"/>
+              <w:rPr>
+                <w:rFonts w:ascii="Georgia" w:eastAsia="Times New Roman" w:hAnsi="Georgia" w:cs="Times New Roman"/>
+                <w:kern w:val="0"/>
+                <w:lang w:eastAsia="es-CO"/>
+                <w14:ligatures w14:val="none"/>
+              </w:rPr>
+            </w:pPr>
+            <w:r>
+              <w:rPr>
+                <w:rFonts w:ascii="Georgia" w:eastAsia="Times New Roman" w:hAnsi="Georgia" w:cs="Times New Roman"/>
+                <w:kern w:val="0"/>
+                <w:lang w:eastAsia="es-CO"/>
+                <w14:ligatures w14:val="none"/>
+              </w:rPr>
+              <w:t>2021</w:t>
+            </w:r>
+          </w:p>
+        </w:tc>
+        <w:tc>
+          <w:tcPr>
+            <w:tcW w:w="2238" w:type="dxa"/>
+            <w:vAlign w:val="center"/>
+            <w:hideMark/>
+          </w:tcPr>
+          <w:p>
+            <w:pPr>
+              <w:spacing w:before="100" w:beforeAutospacing="1" w:after="100" w:afterAutospacing="1" w:line="360" w:lineRule="auto"/>
+              <w:rPr>
+                <w:rFonts w:ascii="Georgia" w:eastAsia="Times New Roman" w:hAnsi="Georgia" w:cs="Times New Roman"/>
+                <w:kern w:val="0"/>
+                <w:lang w:eastAsia="es-CO"/>
+                <w14:ligatures w14:val="none"/>
+              </w:rPr>
+            </w:pPr>
+            <w:r>
+              <w:rPr>
+                <w:rFonts w:ascii="Georgia" w:eastAsia="Times New Roman" w:hAnsi="Georgia" w:cs="Times New Roman"/>
+                <w:kern w:val="0"/>
+                <w:lang w:eastAsia="es-CO"/>
+                <w14:ligatures w14:val="none"/>
+              </w:rPr>
+              <w:t>11,051</w:t>
+            </w:r>
+          </w:p>
+        </w:tc>
+        <w:tc>
+          <w:tcPr>
+            <w:tcW w:w="1529" w:type="dxa"/>
+            <w:vAlign w:val="center"/>
+            <w:hideMark/>
+          </w:tcPr>
+          <w:p>
+            <w:pPr>
+              <w:spacing w:before="100" w:beforeAutospacing="1" w:after="100" w:afterAutospacing="1" w:line="360" w:lineRule="auto"/>
+              <w:rPr>
+                <w:rFonts w:ascii="Georgia" w:eastAsia="Times New Roman" w:hAnsi="Georgia" w:cs="Times New Roman"/>
+                <w:kern w:val="0"/>
+                <w:lang w:eastAsia="es-CO"/>
+                <w14:ligatures w14:val="none"/>
+              </w:rPr>
+            </w:pPr>
+            <w:r>
+              <w:rPr>
+                <w:rFonts w:ascii="Georgia" w:eastAsia="Times New Roman" w:hAnsi="Georgia" w:cs="Times New Roman"/>
+                <w:kern w:val="0"/>
+                <w:lang w:eastAsia="es-CO"/>
+                <w14:ligatures w14:val="none"/>
+              </w:rPr>
+              <w:t>1,485</w:t>
+            </w:r>
+          </w:p>
+        </w:tc>
+        <w:tc>
+          <w:tcPr>
+            <w:tcW w:w="2223" w:type="dxa"/>
+            <w:vAlign w:val="center"/>
+            <w:hideMark/>
+          </w:tcPr>
+          <w:p>
+            <w:pPr>
+              <w:spacing w:before="100" w:beforeAutospacing="1" w:after="100" w:afterAutospacing="1" w:line="360" w:lineRule="auto"/>
+              <w:rPr>
+                <w:rFonts w:ascii="Georgia" w:eastAsia="Times New Roman" w:hAnsi="Georgia" w:cs="Times New Roman"/>
+                <w:kern w:val="0"/>
+                <w:lang w:eastAsia="es-CO"/>
+                <w14:ligatures w14:val="none"/>
+              </w:rPr>
+            </w:pPr>
+            <w:r>
+              <w:rPr>
+                <w:rFonts w:ascii="Georgia" w:eastAsia="Times New Roman" w:hAnsi="Georgia" w:cs="Times New Roman"/>
+                <w:kern w:val="0"/>
+                <w:lang w:eastAsia="es-CO"/>
+                <w14:ligatures w14:val="none"/>
+              </w:rPr>
+              <w:t>13.44%</w:t>
+            </w:r>
+          </w:p>
+        </w:tc>
+      </w:tr>
+      <w:tr>
+        <w:trPr>
+          <w:tblCellSpacing w:w="15" w:type="dxa"/>
+        </w:trPr>
+        <w:tc>
+          <w:tcPr>
+            <w:tcW w:w="2082" w:type="dxa"/>
+            <w:vAlign w:val="center"/>
+            <w:hideMark/>
+          </w:tcPr>
+          <w:p>
+            <w:pPr>
+              <w:spacing w:before="100" w:beforeAutospacing="1" w:after="100" w:afterAutospacing="1" w:line="360" w:lineRule="auto"/>
+              <w:rPr>
+                <w:rFonts w:ascii="Georgia" w:eastAsia="Times New Roman" w:hAnsi="Georgia" w:cs="Times New Roman"/>
+                <w:kern w:val="0"/>
+                <w:lang w:eastAsia="es-CO"/>
+                <w14:ligatures w14:val="none"/>
+              </w:rPr>
+            </w:pPr>
+            <w:r>
+              <w:rPr>
+                <w:rFonts w:ascii="Georgia" w:eastAsia="Times New Roman" w:hAnsi="Georgia" w:cs="Times New Roman"/>
+                <w:kern w:val="0"/>
+                <w:lang w:eastAsia="es-CO"/>
+                <w14:ligatures w14:val="none"/>
+              </w:rPr>
+              <w:t>2022 (</w:t>
+            </w:r>
+            <w:proofErr w:type="spellStart"/>
+            <w:r>
+              <w:rPr>
+                <w:rFonts w:ascii="Georgia" w:eastAsia="Times New Roman" w:hAnsi="Georgia" w:cs="Times New Roman"/>
+                <w:kern w:val="0"/>
+                <w:lang w:eastAsia="es-CO"/>
+                <w14:ligatures w14:val="none"/>
+              </w:rPr>
+              <w:t>partial</w:t>
+            </w:r>
+            <w:proofErr w:type="spellEnd"/>
+            <w:r>
+              <w:rPr>
+                <w:rFonts w:ascii="Georgia" w:eastAsia="Times New Roman" w:hAnsi="Georgia" w:cs="Times New Roman"/>
+                <w:kern w:val="0"/>
+                <w:lang w:eastAsia="es-CO"/>
+                <w14:ligatures w14:val="none"/>
+              </w:rPr>
+              <w:t xml:space="preserve"> </w:t>
+            </w:r>
+            <w:proofErr w:type="spellStart"/>
+            <w:r>
+              <w:rPr>
+                <w:rFonts w:ascii="Georgia" w:eastAsia="Times New Roman" w:hAnsi="Georgia" w:cs="Times New Roman"/>
+                <w:kern w:val="0"/>
+                <w:lang w:eastAsia="es-CO"/>
+                <w14:ligatures w14:val="none"/>
+              </w:rPr>
+              <w:t>year</w:t>
+            </w:r>
+            <w:proofErr w:type="spellEnd"/>
+            <w:r>
+              <w:rPr>
+                <w:rFonts w:ascii="Georgia" w:eastAsia="Times New Roman" w:hAnsi="Georgia" w:cs="Times New Roman"/>
+                <w:kern w:val="0"/>
+                <w:lang w:eastAsia="es-CO"/>
+                <w14:ligatures w14:val="none"/>
+              </w:rPr>
+              <w:t>)</w:t>
+            </w:r>
+          </w:p>
+        </w:tc>
+        <w:tc>
+          <w:tcPr>
+            <w:tcW w:w="2238" w:type="dxa"/>
+            <w:vAlign w:val="center"/>
+            <w:hideMark/>
+          </w:tcPr>
+          <w:p>
+            <w:pPr>
+              <w:spacing w:before="100" w:beforeAutospacing="1" w:after="100" w:afterAutospacing="1" w:line="360" w:lineRule="auto"/>
+              <w:rPr>
+                <w:rFonts w:ascii="Georgia" w:eastAsia="Times New Roman" w:hAnsi="Georgia" w:cs="Times New Roman"/>
+                <w:kern w:val="0"/>
+                <w:lang w:eastAsia="es-CO"/>
+                <w14:ligatures w14:val="none"/>
+              </w:rPr>
+            </w:pPr>
+            <w:r>
+              <w:rPr>
+                <w:rFonts w:ascii="Georgia" w:eastAsia="Times New Roman" w:hAnsi="Georgia" w:cs="Times New Roman"/>
+                <w:kern w:val="0"/>
+                <w:lang w:eastAsia="es-CO"/>
+                <w14:ligatures w14:val="none"/>
+              </w:rPr>
+              <w:t>5,642</w:t>
+            </w:r>
+          </w:p>
+        </w:tc>
+        <w:tc>
+          <w:tcPr>
+            <w:tcW w:w="1529" w:type="dxa"/>
+            <w:vAlign w:val="center"/>
+            <w:hideMark/>
+          </w:tcPr>
+          <w:p>
+            <w:pPr>
+              <w:spacing w:before="100" w:beforeAutospacing="1" w:after="100" w:afterAutospacing="1" w:line="360" w:lineRule="auto"/>
+              <w:rPr>
+                <w:rFonts w:ascii="Georgia" w:eastAsia="Times New Roman" w:hAnsi="Georgia" w:cs="Times New Roman"/>
+                <w:kern w:val="0"/>
+                <w:lang w:eastAsia="es-CO"/>
+                <w14:ligatures w14:val="none"/>
+              </w:rPr>
+            </w:pPr>
+            <w:r>
+              <w:rPr>
+                <w:rFonts w:ascii="Georgia" w:eastAsia="Times New Roman" w:hAnsi="Georgia" w:cs="Times New Roman"/>
+                <w:kern w:val="0"/>
+                <w:lang w:eastAsia="es-CO"/>
+                <w14:ligatures w14:val="none"/>
+              </w:rPr>
+              <w:t>795</w:t>
+            </w:r>
+          </w:p>
+        </w:tc>
+        <w:tc>
+          <w:tcPr>
+            <w:tcW w:w="2223" w:type="dxa"/>
+            <w:vAlign w:val="center"/>
+            <w:hideMark/>
+          </w:tcPr>
+          <w:p>
+            <w:pPr>
+              <w:spacing w:before="100" w:beforeAutospacing="1" w:after="100" w:afterAutospacing="1" w:line="360" w:lineRule="auto"/>
+              <w:rPr>
+                <w:rFonts w:ascii="Georgia" w:eastAsia="Times New Roman" w:hAnsi="Georgia" w:cs="Times New Roman"/>
+                <w:kern w:val="0"/>
+                <w:lang w:eastAsia="es-CO"/>
+                <w14:ligatures w14:val="none"/>
+              </w:rPr>
+            </w:pPr>
+            <w:r>
+              <w:rPr>
+                <w:rFonts w:ascii="Georgia" w:eastAsia="Times New Roman" w:hAnsi="Georgia" w:cs="Times New Roman"/>
+                <w:kern w:val="0"/>
+                <w:lang w:eastAsia="es-CO"/>
+                <w14:ligatures w14:val="none"/>
+              </w:rPr>
+              <w:t>14.09%</w:t>
+            </w:r>
+          </w:p>
+        </w:tc>
+      </w:tr>
+    </w:tbl>
+    <w:p>
+      <w:pPr>
+        <w:spacing w:before="100" w:beforeAutospacing="1" w:after="100" w:afterAutospacing="1" w:line="360" w:lineRule="auto"/>
+        <w:rPr>
+          <w:rFonts w:ascii="Georgia" w:eastAsia="Times New Roman" w:hAnsi="Georgia" w:cs="Times New Roman"/>
+          <w:kern w:val="0"/>
+          <w:lang w:val="en-US" w:eastAsia="es-CO"/>
+          <w14:ligatures w14:val="none"/>
+        </w:rPr>
+      </w:pPr>
+      <w:r>
+        <w:rPr>
+          <w:rFonts w:ascii="Georgia" w:eastAsia="Times New Roman" w:hAnsi="Georgia" w:cs="Times New Roman"/>
+          <w:b/>
+          <w:bCs/>
+          <w:kern w:val="0"/>
+          <w:lang w:val="en-US" w:eastAsia="es-CO"/>
+          <w14:ligatures w14:val="none"/>
+        </w:rPr>
+        <w:t>Interpretation:</w:t>
+      </w:r>
+      <w:r>
+        <w:rPr>
+          <w:rFonts w:ascii="Georgia" w:eastAsia="Times New Roman" w:hAnsi="Georgia" w:cs="Times New Roman"/>
+          <w:kern w:val="0"/>
+          <w:lang w:val="en-US" w:eastAsia="es-CO"/>
+          <w14:ligatures w14:val="none"/>
+        </w:rPr>
+        <w:t xml:space="preserve"> The hiring rate has remained stable, fluctuating between 12.7% and 14.1% year over year, with no significant upward or downward trend. This indicates the recruitment process has produced consistent outcomes over time, rather than improving or deteriorating.</w:t>
+      </w:r>
+    </w:p>
+    <w:p>
+      <w:pPr>
+        <w:spacing w:before="100" w:beforeAutospacing="1" w:after="100" w:afterAutospacing="1" w:line="360" w:lineRule="auto"/>
+        <w:rPr>
+          <w:rFonts w:ascii="Georgia" w:eastAsia="Times New Roman" w:hAnsi="Georgia" w:cs="Times New Roman"/>
+          <w:b/>
+          <w:bCs/>
+          <w:kern w:val="0"/>
+          <w:lang w:val="en-US" w:eastAsia="es-CO"/>
+          <w14:ligatures w14:val="none"/>
+        </w:rPr>
+      </w:pPr>
+      <w:r>
+        <w:rPr>
+          <w:rFonts w:ascii="Georgia" w:eastAsia="Times New Roman" w:hAnsi="Georgia" w:cs="Times New Roman"/>
+          <w:b/>
+          <w:bCs/>
+          <w:kern w:val="0"/>
+          <w:lang w:val="en-US" w:eastAsia="es-CO"/>
+          <w14:ligatures w14:val="none"/>
+        </w:rPr>
+        <w:t>R2 — Technology Analysis</w:t>
+      </w:r>
+    </w:p>
+    <w:p>
+      <w:pPr>
+        <w:spacing w:before="100" w:beforeAutospacing="1" w:after="100" w:afterAutospacing="1" w:line="360" w:lineRule="auto"/>
+        <w:rPr>
+          <w:rFonts w:ascii="Georgia" w:eastAsia="Times New Roman" w:hAnsi="Georgia" w:cs="Times New Roman"/>
+          <w:kern w:val="0"/>
+          <w:lang w:val="en-US" w:eastAsia="es-CO"/>
+          <w14:ligatures w14:val="none"/>
+        </w:rPr>
+      </w:pPr>
+      <w:r>
+        <w:rPr>
+          <w:rFonts w:ascii="Georgia" w:eastAsia="Times New Roman" w:hAnsi="Georgia" w:cs="Times New Roman"/>
+          <w:b/>
+          <w:bCs/>
+          <w:kern w:val="0"/>
+          <w:lang w:val="en-US" w:eastAsia="es-CO"/>
+          <w14:ligatures w14:val="none"/>
+        </w:rPr>
+        <w:t>Business Question:</w:t>
+      </w:r>
+      <w:r>
+        <w:rPr>
+          <w:rFonts w:ascii="Georgia" w:eastAsia="Times New Roman" w:hAnsi="Georgia" w:cs="Times New Roman"/>
+          <w:kern w:val="0"/>
+          <w:lang w:val="en-US" w:eastAsia="es-CO"/>
+          <w14:ligatures w14:val="none"/>
+        </w:rPr>
+        <w:t xml:space="preserve"> Which technologies generate the most hired candidates, in number and proportion?</w:t>
+      </w:r>
+    </w:p>
+    <w:p>
+      <w:pPr>
+        <w:spacing w:before="100" w:beforeAutospacing="1" w:after="100" w:afterAutospacing="1" w:line="360" w:lineRule="auto"/>
+        <w:rPr>
+          <w:rFonts w:ascii="Georgia" w:eastAsia="Times New Roman" w:hAnsi="Georgia" w:cs="Times New Roman"/>
+          <w:kern w:val="0"/>
+          <w:lang w:val="en-US" w:eastAsia="es-CO"/>
+          <w14:ligatures w14:val="none"/>
+        </w:rPr>
+      </w:pPr>
+      <w:r>
+        <w:rPr>
+          <w:rFonts w:ascii="Georgia" w:eastAsia="Times New Roman" w:hAnsi="Georgia" w:cs="Times New Roman"/>
+          <w:b/>
+          <w:bCs/>
+          <w:kern w:val="0"/>
+          <w:lang w:val="en-US" w:eastAsia="es-CO"/>
+          <w14:ligatures w14:val="none"/>
+        </w:rPr>
+        <w:t>SQL Query:</w:t>
+      </w:r>
+    </w:p>
+    <w:p>
+      <w:pPr>
+        <w:spacing w:before="100" w:beforeAutospacing="1" w:after="100" w:afterAutospacing="1" w:line="360" w:lineRule="auto"/>
+        <w:rPr>
+          <w:rFonts w:ascii="Georgia" w:eastAsia="Times New Roman" w:hAnsi="Georgia" w:cs="Times New Roman"/>
+          <w:kern w:val="0"/>
+          <w:lang w:val="en-US" w:eastAsia="es-CO"/>
+          <w14:ligatures w14:val="none"/>
+        </w:rPr>
+      </w:pPr>
+      <w:proofErr w:type="spellStart"/>
+      <w:r>
+        <w:rPr>
+          <w:rFonts w:ascii="Georgia" w:eastAsia="Times New Roman" w:hAnsi="Georgia" w:cs="Times New Roman"/>
+          <w:kern w:val="0"/>
+          <w:lang w:val="en-US" w:eastAsia="es-CO"/>
+          <w14:ligatures w14:val="none"/>
+        </w:rPr>
+        <w:t>sql</w:t>
+      </w:r>
+      <w:proofErr w:type="spellEnd"/>
+    </w:p>
+    <w:p>
+      <w:pPr>
+        <w:spacing w:before="100" w:beforeAutospacing="1" w:after="100" w:afterAutospacing="1" w:line="360" w:lineRule="auto"/>
+        <w:rPr>
+          <w:rFonts w:ascii="Georgia" w:eastAsia="Times New Roman" w:hAnsi="Georgia" w:cs="Times New Roman"/>
+          <w:kern w:val="0"/>
+          <w:lang w:val="en-US" w:eastAsia="es-CO"/>
+          <w14:ligatures w14:val="none"/>
+        </w:rPr>
+      </w:pPr>
+      <w:r>
+        <w:rPr>
+          <w:rFonts w:ascii="Georgia" w:eastAsia="Times New Roman" w:hAnsi="Georgia" w:cs="Times New Roman"/>
+          <w:kern w:val="0"/>
+          <w:lang w:val="en-US" w:eastAsia="es-CO"/>
+          <w14:ligatures w14:val="none"/>
+        </w:rPr>
+        <w:t>SELECT</w:t>
+      </w:r>
+    </w:p>
+    <w:p>
+      <w:pPr>
+        <w:spacing w:before="100" w:beforeAutospacing="1" w:after="100" w:afterAutospacing="1" w:line="360" w:lineRule="auto"/>
+        <w:rPr>
+          <w:rFonts w:ascii="Georgia" w:eastAsia="Times New Roman" w:hAnsi="Georgia" w:cs="Times New Roman"/>
+          <w:kern w:val="0"/>
+          <w:lang w:val="en-US" w:eastAsia="es-CO"/>
+          <w14:ligatures w14:val="none"/>
+        </w:rPr>
+      </w:pPr>
+      <w:r>
+        <w:rPr>
+          <w:rFonts w:ascii="Georgia" w:eastAsia="Times New Roman" w:hAnsi="Georgia" w:cs="Times New Roman"/>
+          <w:kern w:val="0"/>
+          <w:lang w:val="en-US" w:eastAsia="es-CO"/>
+          <w14:ligatures w14:val="none"/>
+        </w:rPr>
+        <w:t xml:space="preserve">    </w:t>
+      </w:r>
+      <w:proofErr w:type="spellStart"/>
+      <w:proofErr w:type="gramStart"/>
+      <w:r>
+        <w:rPr>
+          <w:rFonts w:ascii="Georgia" w:eastAsia="Times New Roman" w:hAnsi="Georgia" w:cs="Times New Roman"/>
+          <w:kern w:val="0"/>
+          <w:lang w:val="en-US" w:eastAsia="es-CO"/>
+          <w14:ligatures w14:val="none"/>
+        </w:rPr>
+        <w:t>t.technology</w:t>
+      </w:r>
+      <w:proofErr w:type="gramEnd"/>
+      <w:r>
+        <w:rPr>
+          <w:rFonts w:ascii="Georgia" w:eastAsia="Times New Roman" w:hAnsi="Georgia" w:cs="Times New Roman"/>
+          <w:kern w:val="0"/>
+          <w:lang w:val="en-US" w:eastAsia="es-CO"/>
+          <w14:ligatures w14:val="none"/>
+        </w:rPr>
+        <w:t>_name</w:t>
+      </w:r>
+      <w:proofErr w:type="spellEnd"/>
+      <w:r>
+        <w:rPr>
+          <w:rFonts w:ascii="Georgia" w:eastAsia="Times New Roman" w:hAnsi="Georgia" w:cs="Times New Roman"/>
+          <w:kern w:val="0"/>
+          <w:lang w:val="en-US" w:eastAsia="es-CO"/>
+          <w14:ligatures w14:val="none"/>
+        </w:rPr>
+        <w:t>,</w:t>
+      </w:r>
+    </w:p>
+    <w:p>
+      <w:pPr>
+        <w:spacing w:before="100" w:beforeAutospacing="1" w:after="100" w:afterAutospacing="1" w:line="360" w:lineRule="auto"/>
+        <w:rPr>
+          <w:rFonts w:ascii="Georgia" w:eastAsia="Times New Roman" w:hAnsi="Georgia" w:cs="Times New Roman"/>
+          <w:kern w:val="0"/>
+          <w:lang w:val="en-US" w:eastAsia="es-CO"/>
+          <w14:ligatures w14:val="none"/>
+        </w:rPr>
+      </w:pPr>
+      <w:r>
+        <w:rPr>
+          <w:rFonts w:ascii="Georgia" w:eastAsia="Times New Roman" w:hAnsi="Georgia" w:cs="Times New Roman"/>
+          <w:kern w:val="0"/>
+          <w:lang w:val="en-US" w:eastAsia="es-CO"/>
+          <w14:ligatures w14:val="none"/>
+        </w:rPr>
+        <w:t xml:space="preserve">    SUM(</w:t>
+      </w:r>
+      <w:proofErr w:type="spellStart"/>
+      <w:r>
+        <w:rPr>
+          <w:rFonts w:ascii="Georgia" w:eastAsia="Times New Roman" w:hAnsi="Georgia" w:cs="Times New Roman"/>
+          <w:kern w:val="0"/>
+          <w:lang w:val="en-US" w:eastAsia="es-CO"/>
+          <w14:ligatures w14:val="none"/>
+        </w:rPr>
+        <w:t>f.application_count</w:t>
+      </w:r>
+      <w:proofErr w:type="spellEnd"/>
+      <w:r>
+        <w:rPr>
+          <w:rFonts w:ascii="Georgia" w:eastAsia="Times New Roman" w:hAnsi="Georgia" w:cs="Times New Roman"/>
+          <w:kern w:val="0"/>
+          <w:lang w:val="en-US" w:eastAsia="es-CO"/>
+          <w14:ligatures w14:val="none"/>
+        </w:rPr>
+        <w:t xml:space="preserve">) AS </w:t>
+      </w:r>
+      <w:proofErr w:type="spellStart"/>
+      <w:r>
+        <w:rPr>
+          <w:rFonts w:ascii="Georgia" w:eastAsia="Times New Roman" w:hAnsi="Georgia" w:cs="Times New Roman"/>
+          <w:kern w:val="0"/>
+          <w:lang w:val="en-US" w:eastAsia="es-CO"/>
+          <w14:ligatures w14:val="none"/>
+        </w:rPr>
+        <w:t>total_applications</w:t>
+      </w:r>
+      <w:proofErr w:type="spellEnd"/>
+      <w:r>
+        <w:rPr>
+          <w:rFonts w:ascii="Georgia" w:eastAsia="Times New Roman" w:hAnsi="Georgia" w:cs="Times New Roman"/>
+          <w:kern w:val="0"/>
+          <w:lang w:val="en-US" w:eastAsia="es-CO"/>
+          <w14:ligatures w14:val="none"/>
+        </w:rPr>
+        <w:t>,</w:t>
+      </w:r>
+    </w:p>
+    <w:p>
+      <w:pPr>
+        <w:spacing w:before="100" w:beforeAutospacing="1" w:after="100" w:afterAutospacing="1" w:line="360" w:lineRule="auto"/>
+        <w:rPr>
+          <w:rFonts w:ascii="Georgia" w:eastAsia="Times New Roman" w:hAnsi="Georgia" w:cs="Times New Roman"/>
+          <w:kern w:val="0"/>
+          <w:lang w:val="en-US" w:eastAsia="es-CO"/>
+          <w14:ligatures w14:val="none"/>
+        </w:rPr>
+      </w:pPr>
+      <w:r>
+        <w:rPr>
+          <w:rFonts w:ascii="Georgia" w:eastAsia="Times New Roman" w:hAnsi="Georgia" w:cs="Times New Roman"/>
+          <w:kern w:val="0"/>
+          <w:lang w:val="en-US" w:eastAsia="es-CO"/>
+          <w14:ligatures w14:val="none"/>
+        </w:rPr>
+        <w:t xml:space="preserve">    SUM(</w:t>
+      </w:r>
+      <w:proofErr w:type="spellStart"/>
+      <w:proofErr w:type="gramStart"/>
+      <w:r>
+        <w:rPr>
+          <w:rFonts w:ascii="Georgia" w:eastAsia="Times New Roman" w:hAnsi="Georgia" w:cs="Times New Roman"/>
+          <w:kern w:val="0"/>
+          <w:lang w:val="en-US" w:eastAsia="es-CO"/>
+          <w14:ligatures w14:val="none"/>
+        </w:rPr>
+        <w:t>f.hired</w:t>
+      </w:r>
+      <w:proofErr w:type="gramEnd"/>
+      <w:r>
+        <w:rPr>
+          <w:rFonts w:ascii="Georgia" w:eastAsia="Times New Roman" w:hAnsi="Georgia" w:cs="Times New Roman"/>
+          <w:kern w:val="0"/>
+          <w:lang w:val="en-US" w:eastAsia="es-CO"/>
+          <w14:ligatures w14:val="none"/>
+        </w:rPr>
+        <w:t>_flag</w:t>
+      </w:r>
+      <w:proofErr w:type="spellEnd"/>
+      <w:r>
+        <w:rPr>
+          <w:rFonts w:ascii="Georgia" w:eastAsia="Times New Roman" w:hAnsi="Georgia" w:cs="Times New Roman"/>
+          <w:kern w:val="0"/>
+          <w:lang w:val="en-US" w:eastAsia="es-CO"/>
+          <w14:ligatures w14:val="none"/>
+        </w:rPr>
+        <w:t xml:space="preserve">)        AS </w:t>
+      </w:r>
+      <w:proofErr w:type="spellStart"/>
+      <w:r>
+        <w:rPr>
+          <w:rFonts w:ascii="Georgia" w:eastAsia="Times New Roman" w:hAnsi="Georgia" w:cs="Times New Roman"/>
+          <w:kern w:val="0"/>
+          <w:lang w:val="en-US" w:eastAsia="es-CO"/>
+          <w14:ligatures w14:val="none"/>
+        </w:rPr>
+        <w:t>total_hired</w:t>
+      </w:r>
+      <w:proofErr w:type="spellEnd"/>
+      <w:r>
+        <w:rPr>
+          <w:rFonts w:ascii="Georgia" w:eastAsia="Times New Roman" w:hAnsi="Georgia" w:cs="Times New Roman"/>
+          <w:kern w:val="0"/>
+          <w:lang w:val="en-US" w:eastAsia="es-CO"/>
+          <w14:ligatures w14:val="none"/>
+        </w:rPr>
+        <w:t>,</w:t>
+      </w:r>
+    </w:p>
+    <w:p>
+      <w:pPr>
+        <w:spacing w:before="100" w:beforeAutospacing="1" w:after="100" w:afterAutospacing="1" w:line="360" w:lineRule="auto"/>
+        <w:rPr>
+          <w:rFonts w:ascii="Georgia" w:eastAsia="Times New Roman" w:hAnsi="Georgia" w:cs="Times New Roman"/>
+          <w:kern w:val="0"/>
+          <w:lang w:val="en-US" w:eastAsia="es-CO"/>
+          <w14:ligatures w14:val="none"/>
+        </w:rPr>
+      </w:pPr>
+      <w:r>
+        <w:rPr>
+          <w:rFonts w:ascii="Georgia" w:eastAsia="Times New Roman" w:hAnsi="Georgia" w:cs="Times New Roman"/>
+          <w:kern w:val="0"/>
+          <w:lang w:val="en-US" w:eastAsia="es-CO"/>
+          <w14:ligatures w14:val="none"/>
+        </w:rPr>
+        <w:t xml:space="preserve">    ROUND(SUM(</w:t>
+      </w:r>
+      <w:proofErr w:type="spellStart"/>
+      <w:proofErr w:type="gramStart"/>
+      <w:r>
+        <w:rPr>
+          <w:rFonts w:ascii="Georgia" w:eastAsia="Times New Roman" w:hAnsi="Georgia" w:cs="Times New Roman"/>
+          <w:kern w:val="0"/>
+          <w:lang w:val="en-US" w:eastAsia="es-CO"/>
+          <w14:ligatures w14:val="none"/>
+        </w:rPr>
+        <w:t>f.hired</w:t>
+      </w:r>
+      <w:proofErr w:type="gramEnd"/>
+      <w:r>
+        <w:rPr>
+          <w:rFonts w:ascii="Georgia" w:eastAsia="Times New Roman" w:hAnsi="Georgia" w:cs="Times New Roman"/>
+          <w:kern w:val="0"/>
+          <w:lang w:val="en-US" w:eastAsia="es-CO"/>
+          <w14:ligatures w14:val="none"/>
+        </w:rPr>
+        <w:t>_flag</w:t>
+      </w:r>
+      <w:proofErr w:type="spellEnd"/>
+      <w:r>
+        <w:rPr>
+          <w:rFonts w:ascii="Georgia" w:eastAsia="Times New Roman" w:hAnsi="Georgia" w:cs="Times New Roman"/>
+          <w:kern w:val="0"/>
+          <w:lang w:val="en-US" w:eastAsia="es-CO"/>
+          <w14:ligatures w14:val="none"/>
+        </w:rPr>
+        <w:t>) / SUM(</w:t>
+      </w:r>
+      <w:proofErr w:type="spellStart"/>
+      <w:r>
+        <w:rPr>
+          <w:rFonts w:ascii="Georgia" w:eastAsia="Times New Roman" w:hAnsi="Georgia" w:cs="Times New Roman"/>
+          <w:kern w:val="0"/>
+          <w:lang w:val="en-US" w:eastAsia="es-CO"/>
+          <w14:ligatures w14:val="none"/>
+        </w:rPr>
+        <w:t>f.application_count</w:t>
+      </w:r>
+      <w:proofErr w:type="spellEnd"/>
+      <w:r>
+        <w:rPr>
+          <w:rFonts w:ascii="Georgia" w:eastAsia="Times New Roman" w:hAnsi="Georgia" w:cs="Times New Roman"/>
+          <w:kern w:val="0"/>
+          <w:lang w:val="en-US" w:eastAsia="es-CO"/>
+          <w14:ligatures w14:val="none"/>
+        </w:rPr>
+        <w:t xml:space="preserve">) * 100, 2) AS </w:t>
+      </w:r>
+      <w:proofErr w:type="spellStart"/>
+      <w:r>
+        <w:rPr>
+          <w:rFonts w:ascii="Georgia" w:eastAsia="Times New Roman" w:hAnsi="Georgia" w:cs="Times New Roman"/>
+          <w:kern w:val="0"/>
+          <w:lang w:val="en-US" w:eastAsia="es-CO"/>
+          <w14:ligatures w14:val="none"/>
+        </w:rPr>
+        <w:t>hiring_rate_pct</w:t>
+      </w:r>
+      <w:proofErr w:type="spellEnd"/>
+    </w:p>
+    <w:p>
+      <w:pPr>
+        <w:spacing w:before="100" w:beforeAutospacing="1" w:after="100" w:afterAutospacing="1" w:line="360" w:lineRule="auto"/>
+        <w:rPr>
+          <w:rFonts w:ascii="Georgia" w:eastAsia="Times New Roman" w:hAnsi="Georgia" w:cs="Times New Roman"/>
+          <w:kern w:val="0"/>
+          <w:lang w:val="en-US" w:eastAsia="es-CO"/>
+          <w14:ligatures w14:val="none"/>
+        </w:rPr>
+      </w:pPr>
+      <w:r>
+        <w:rPr>
+          <w:rFonts w:ascii="Georgia" w:eastAsia="Times New Roman" w:hAnsi="Georgia" w:cs="Times New Roman"/>
+          <w:kern w:val="0"/>
+          <w:lang w:val="en-US" w:eastAsia="es-CO"/>
+          <w14:ligatures w14:val="none"/>
+        </w:rPr>
+        <w:t xml:space="preserve">FROM </w:t>
+      </w:r>
+      <w:proofErr w:type="spellStart"/>
+      <w:r>
+        <w:rPr>
+          <w:rFonts w:ascii="Georgia" w:eastAsia="Times New Roman" w:hAnsi="Georgia" w:cs="Times New Roman"/>
+          <w:kern w:val="0"/>
+          <w:lang w:val="en-US" w:eastAsia="es-CO"/>
+          <w14:ligatures w14:val="none"/>
+        </w:rPr>
+        <w:t>fact_application</w:t>
+      </w:r>
+      <w:proofErr w:type="spellEnd"/>
+      <w:r>
+        <w:rPr>
+          <w:rFonts w:ascii="Georgia" w:eastAsia="Times New Roman" w:hAnsi="Georgia" w:cs="Times New Roman"/>
+          <w:kern w:val="0"/>
+          <w:lang w:val="en-US" w:eastAsia="es-CO"/>
+          <w14:ligatures w14:val="none"/>
+        </w:rPr>
+        <w:t xml:space="preserve"> f</w:t>
+      </w:r>
+    </w:p>
+    <w:p>
+      <w:pPr>
+        <w:spacing w:before="100" w:beforeAutospacing="1" w:after="100" w:afterAutospacing="1" w:line="360" w:lineRule="auto"/>
+        <w:rPr>
+          <w:rFonts w:ascii="Georgia" w:eastAsia="Times New Roman" w:hAnsi="Georgia" w:cs="Times New Roman"/>
+          <w:kern w:val="0"/>
+          <w:lang w:val="en-US" w:eastAsia="es-CO"/>
+          <w14:ligatures w14:val="none"/>
+        </w:rPr>
+      </w:pPr>
+      <w:r>
+        <w:rPr>
+          <w:rFonts w:ascii="Georgia" w:eastAsia="Times New Roman" w:hAnsi="Georgia" w:cs="Times New Roman"/>
+          <w:kern w:val="0"/>
+          <w:lang w:val="en-US" w:eastAsia="es-CO"/>
+          <w14:ligatures w14:val="none"/>
+        </w:rPr>
+        <w:t xml:space="preserve">JOIN </w:t>
+      </w:r>
+      <w:proofErr w:type="spellStart"/>
+      <w:r>
+        <w:rPr>
+          <w:rFonts w:ascii="Georgia" w:eastAsia="Times New Roman" w:hAnsi="Georgia" w:cs="Times New Roman"/>
+          <w:kern w:val="0"/>
+          <w:lang w:val="en-US" w:eastAsia="es-CO"/>
+          <w14:ligatures w14:val="none"/>
+        </w:rPr>
+        <w:t>dim_technology</w:t>
+      </w:r>
+      <w:proofErr w:type="spellEnd"/>
+      <w:r>
+        <w:rPr>
+          <w:rFonts w:ascii="Georgia" w:eastAsia="Times New Roman" w:hAnsi="Georgia" w:cs="Times New Roman"/>
+          <w:kern w:val="0"/>
+          <w:lang w:val="en-US" w:eastAsia="es-CO"/>
+          <w14:ligatures w14:val="none"/>
+        </w:rPr>
+        <w:t xml:space="preserve"> t ON </w:t>
+      </w:r>
+      <w:proofErr w:type="spellStart"/>
+      <w:proofErr w:type="gramStart"/>
+      <w:r>
+        <w:rPr>
+          <w:rFonts w:ascii="Georgia" w:eastAsia="Times New Roman" w:hAnsi="Georgia" w:cs="Times New Roman"/>
+          <w:kern w:val="0"/>
+          <w:lang w:val="en-US" w:eastAsia="es-CO"/>
+          <w14:ligatures w14:val="none"/>
+        </w:rPr>
+        <w:t>f.technology</w:t>
+      </w:r>
+      <w:proofErr w:type="gramEnd"/>
+      <w:r>
+        <w:rPr>
+          <w:rFonts w:ascii="Georgia" w:eastAsia="Times New Roman" w:hAnsi="Georgia" w:cs="Times New Roman"/>
+          <w:kern w:val="0"/>
+          <w:lang w:val="en-US" w:eastAsia="es-CO"/>
+          <w14:ligatures w14:val="none"/>
+        </w:rPr>
+        <w:t>_key</w:t>
+      </w:r>
+      <w:proofErr w:type="spellEnd"/>
+      <w:r>
+        <w:rPr>
+          <w:rFonts w:ascii="Georgia" w:eastAsia="Times New Roman" w:hAnsi="Georgia" w:cs="Times New Roman"/>
+          <w:kern w:val="0"/>
+          <w:lang w:val="en-US" w:eastAsia="es-CO"/>
+          <w14:ligatures w14:val="none"/>
+        </w:rPr>
+        <w:t xml:space="preserve"> = </w:t>
+      </w:r>
+      <w:proofErr w:type="spellStart"/>
+      <w:r>
+        <w:rPr>
+          <w:rFonts w:ascii="Georgia" w:eastAsia="Times New Roman" w:hAnsi="Georgia" w:cs="Times New Roman"/>
+          <w:kern w:val="0"/>
+          <w:lang w:val="en-US" w:eastAsia="es-CO"/>
+          <w14:ligatures w14:val="none"/>
+        </w:rPr>
+        <w:t>t.technology_key</w:t>
+      </w:r>
+      <w:proofErr w:type="spellEnd"/>
+    </w:p>
+    <w:p>
+      <w:pPr>
+        <w:spacing w:before="100" w:beforeAutospacing="1" w:after="100" w:afterAutospacing="1" w:line="360" w:lineRule="auto"/>
+        <w:rPr>
+          <w:rFonts w:ascii="Georgia" w:eastAsia="Times New Roman" w:hAnsi="Georgia" w:cs="Times New Roman"/>
+          <w:kern w:val="0"/>
+          <w:lang w:val="en-US" w:eastAsia="es-CO"/>
+          <w14:ligatures w14:val="none"/>
+        </w:rPr>
+      </w:pPr>
+      <w:r>
+        <w:rPr>
+          <w:rFonts w:ascii="Georgia" w:eastAsia="Times New Roman" w:hAnsi="Georgia" w:cs="Times New Roman"/>
+          <w:kern w:val="0"/>
+          <w:lang w:val="en-US" w:eastAsia="es-CO"/>
+          <w14:ligatures w14:val="none"/>
+        </w:rPr>
+        <w:lastRenderedPageBreak/>
+        <w:t xml:space="preserve">GROUP BY </w:t>
+      </w:r>
+      <w:proofErr w:type="spellStart"/>
+      <w:proofErr w:type="gramStart"/>
+      <w:r>
+        <w:rPr>
+          <w:rFonts w:ascii="Georgia" w:eastAsia="Times New Roman" w:hAnsi="Georgia" w:cs="Times New Roman"/>
+          <w:kern w:val="0"/>
+          <w:lang w:val="en-US" w:eastAsia="es-CO"/>
+          <w14:ligatures w14:val="none"/>
+        </w:rPr>
+        <w:t>t.technology</w:t>
+      </w:r>
+      <w:proofErr w:type="gramEnd"/>
+      <w:r>
+        <w:rPr>
+          <w:rFonts w:ascii="Georgia" w:eastAsia="Times New Roman" w:hAnsi="Georgia" w:cs="Times New Roman"/>
+          <w:kern w:val="0"/>
+          <w:lang w:val="en-US" w:eastAsia="es-CO"/>
+          <w14:ligatures w14:val="none"/>
+        </w:rPr>
+        <w:t>_name</w:t>
+      </w:r>
+      <w:proofErr w:type="spellEnd"/>
+    </w:p>
+    <w:p>
+      <w:pPr>
+        <w:spacing w:before="100" w:beforeAutospacing="1" w:after="100" w:afterAutospacing="1" w:line="360" w:lineRule="auto"/>
+        <w:rPr>
+          <w:rFonts w:ascii="Georgia" w:eastAsia="Times New Roman" w:hAnsi="Georgia" w:cs="Times New Roman"/>
+          <w:kern w:val="0"/>
+          <w:lang w:val="en-US" w:eastAsia="es-CO"/>
+          <w14:ligatures w14:val="none"/>
+        </w:rPr>
+      </w:pPr>
+      <w:r>
+        <w:rPr>
+          <w:rFonts w:ascii="Georgia" w:eastAsia="Times New Roman" w:hAnsi="Georgia" w:cs="Times New Roman"/>
+          <w:kern w:val="0"/>
+          <w:lang w:val="en-US" w:eastAsia="es-CO"/>
+          <w14:ligatures w14:val="none"/>
+        </w:rPr>
+        <w:t xml:space="preserve">ORDER BY </w:t>
+      </w:r>
+      <w:proofErr w:type="spellStart"/>
+      <w:r>
+        <w:rPr>
+          <w:rFonts w:ascii="Georgia" w:eastAsia="Times New Roman" w:hAnsi="Georgia" w:cs="Times New Roman"/>
+          <w:kern w:val="0"/>
+          <w:lang w:val="en-US" w:eastAsia="es-CO"/>
+          <w14:ligatures w14:val="none"/>
+        </w:rPr>
+        <w:t>total_hired</w:t>
+      </w:r>
+      <w:proofErr w:type="spellEnd"/>
+      <w:r>
+        <w:rPr>
+          <w:rFonts w:ascii="Georgia" w:eastAsia="Times New Roman" w:hAnsi="Georgia" w:cs="Times New Roman"/>
+          <w:kern w:val="0"/>
+          <w:lang w:val="en-US" w:eastAsia="es-CO"/>
+          <w14:ligatures w14:val="none"/>
+        </w:rPr>
+        <w:t xml:space="preserve"> </w:t>
+      </w:r>
+      <w:proofErr w:type="gramStart"/>
+      <w:r>
+        <w:rPr>
+          <w:rFonts w:ascii="Georgia" w:eastAsia="Times New Roman" w:hAnsi="Georgia" w:cs="Times New Roman"/>
+          <w:kern w:val="0"/>
+          <w:lang w:val="en-US" w:eastAsia="es-CO"/>
+          <w14:ligatures w14:val="none"/>
+        </w:rPr>
+        <w:t>DESC</w:t>
+      </w:r>
+      <w:proofErr w:type="gramEnd"/>
+    </w:p>
+    <w:p>
+      <w:pPr>
+        <w:spacing w:before="100" w:beforeAutospacing="1" w:after="100" w:afterAutospacing="1" w:line="360" w:lineRule="auto"/>
+        <w:rPr>
+          <w:rFonts w:ascii="Georgia" w:eastAsia="Times New Roman" w:hAnsi="Georgia" w:cs="Times New Roman"/>
+          <w:kern w:val="0"/>
+          <w:lang w:eastAsia="es-CO"/>
+          <w14:ligatures w14:val="none"/>
+        </w:rPr>
+      </w:pPr>
+      <w:r>
+        <w:rPr>
+          <w:rFonts w:ascii="Georgia" w:eastAsia="Times New Roman" w:hAnsi="Georgia" w:cs="Times New Roman"/>
+          <w:kern w:val="0"/>
+          <w:lang w:eastAsia="es-CO"/>
+          <w14:ligatures w14:val="none"/>
+        </w:rPr>
+        <w:t>LIMIT 5;</w:t>
+      </w:r>
+    </w:p>
+    <w:p>
+      <w:pPr>
+        <w:spacing w:before="100" w:beforeAutospacing="1" w:after="100" w:afterAutospacing="1" w:line="360" w:lineRule="auto"/>
+        <w:rPr>
+          <w:rFonts w:ascii="Georgia" w:eastAsia="Times New Roman" w:hAnsi="Georgia" w:cs="Times New Roman"/>
+          <w:kern w:val="0"/>
+          <w:lang w:eastAsia="es-CO"/>
+          <w14:ligatures w14:val="none"/>
+        </w:rPr>
+      </w:pPr>
+      <w:proofErr w:type="spellStart"/>
+      <w:r>
+        <w:rPr>
+          <w:rFonts w:ascii="Georgia" w:eastAsia="Times New Roman" w:hAnsi="Georgia" w:cs="Times New Roman"/>
+          <w:b/>
+          <w:bCs/>
+          <w:kern w:val="0"/>
+          <w:lang w:eastAsia="es-CO"/>
+          <w14:ligatures w14:val="none"/>
+        </w:rPr>
+        <w:t>Result</w:t>
+      </w:r>
+      <w:proofErr w:type="spellEnd"/>
+      <w:r>
+        <w:rPr>
+          <w:rFonts w:ascii="Georgia" w:eastAsia="Times New Roman" w:hAnsi="Georgia" w:cs="Times New Roman"/>
+          <w:b/>
+          <w:bCs/>
+          <w:kern w:val="0"/>
+          <w:lang w:eastAsia="es-CO"/>
+          <w14:ligatures w14:val="none"/>
+        </w:rPr>
+        <w:t>:</w:t>
+      </w:r>
+    </w:p>
+    <w:tbl>
+      <w:tblPr>
+        <w:tblW w:w="0" w:type="auto"/>
+        <w:tblCellSpacing w:w="15" w:type="dxa"/>
+        <w:tblCellMar>
+          <w:top w:w="15" w:type="dxa"/>
+          <w:left w:w="15" w:type="dxa"/>
+          <w:bottom w:w="15" w:type="dxa"/>
+          <w:right w:w="15" w:type="dxa"/>
+        </w:tblCellMar>
+        <w:tblLook w:val="04A0" w:firstRow="1" w:lastRow="0" w:firstColumn="1" w:lastColumn="0" w:noHBand="0" w:noVBand="1"/>
+      </w:tblPr>
+      <w:tblGrid>
+        <w:gridCol w:w="3119"/>
+        <w:gridCol w:w="2268"/>
+        <w:gridCol w:w="1401"/>
+        <w:gridCol w:w="1891"/>
+      </w:tblGrid>
+      <w:tr>
+        <w:trPr>
+          <w:tblHeader/>
+          <w:tblCellSpacing w:w="15" w:type="dxa"/>
+        </w:trPr>
+        <w:tc>
+          <w:tcPr>
+            <w:tcW w:w="3074" w:type="dxa"/>
+            <w:tcBorders>
+              <w:bottom w:val="single" w:sz="4" w:space="0" w:color="auto"/>
+            </w:tcBorders>
+            <w:vAlign w:val="center"/>
+            <w:hideMark/>
+          </w:tcPr>
+          <w:p>
+            <w:pPr>
+              <w:spacing w:before="100" w:beforeAutospacing="1" w:after="100" w:afterAutospacing="1" w:line="360" w:lineRule="auto"/>
+              <w:rPr>
+                <w:rFonts w:ascii="Georgia" w:eastAsia="Times New Roman" w:hAnsi="Georgia" w:cs="Times New Roman"/>
+                <w:b/>
+                <w:bCs/>
+                <w:kern w:val="0"/>
+                <w:lang w:eastAsia="es-CO"/>
+                <w14:ligatures w14:val="none"/>
+              </w:rPr>
+            </w:pPr>
+            <w:proofErr w:type="spellStart"/>
+            <w:r>
+              <w:rPr>
+                <w:rFonts w:ascii="Georgia" w:eastAsia="Times New Roman" w:hAnsi="Georgia" w:cs="Times New Roman"/>
+                <w:b/>
+                <w:bCs/>
+                <w:kern w:val="0"/>
+                <w:lang w:eastAsia="es-CO"/>
+                <w14:ligatures w14:val="none"/>
+              </w:rPr>
+              <w:t>technology_name</w:t>
+            </w:r>
+            <w:proofErr w:type="spellEnd"/>
+          </w:p>
+        </w:tc>
+        <w:tc>
+          <w:tcPr>
+            <w:tcW w:w="2238" w:type="dxa"/>
+            <w:tcBorders>
+              <w:bottom w:val="single" w:sz="4" w:space="0" w:color="auto"/>
+            </w:tcBorders>
+            <w:vAlign w:val="center"/>
+            <w:hideMark/>
+          </w:tcPr>
+          <w:p>
+            <w:pPr>
+              <w:spacing w:before="100" w:beforeAutospacing="1" w:after="100" w:afterAutospacing="1" w:line="360" w:lineRule="auto"/>
+              <w:rPr>
+                <w:rFonts w:ascii="Georgia" w:eastAsia="Times New Roman" w:hAnsi="Georgia" w:cs="Times New Roman"/>
+                <w:b/>
+                <w:bCs/>
+                <w:kern w:val="0"/>
+                <w:lang w:eastAsia="es-CO"/>
+                <w14:ligatures w14:val="none"/>
+              </w:rPr>
+            </w:pPr>
+            <w:proofErr w:type="spellStart"/>
+            <w:r>
+              <w:rPr>
+                <w:rFonts w:ascii="Georgia" w:eastAsia="Times New Roman" w:hAnsi="Georgia" w:cs="Times New Roman"/>
+                <w:b/>
+                <w:bCs/>
+                <w:kern w:val="0"/>
+                <w:lang w:eastAsia="es-CO"/>
+                <w14:ligatures w14:val="none"/>
+              </w:rPr>
+              <w:t>total_applications</w:t>
+            </w:r>
+            <w:proofErr w:type="spellEnd"/>
+          </w:p>
+        </w:tc>
+        <w:tc>
+          <w:tcPr>
+            <w:tcW w:w="1371" w:type="dxa"/>
+            <w:tcBorders>
+              <w:bottom w:val="single" w:sz="4" w:space="0" w:color="auto"/>
+            </w:tcBorders>
+            <w:vAlign w:val="center"/>
+            <w:hideMark/>
+          </w:tcPr>
+          <w:p>
+            <w:pPr>
+              <w:spacing w:before="100" w:beforeAutospacing="1" w:after="100" w:afterAutospacing="1" w:line="360" w:lineRule="auto"/>
+              <w:rPr>
+                <w:rFonts w:ascii="Georgia" w:eastAsia="Times New Roman" w:hAnsi="Georgia" w:cs="Times New Roman"/>
+                <w:b/>
+                <w:bCs/>
+                <w:kern w:val="0"/>
+                <w:lang w:eastAsia="es-CO"/>
+                <w14:ligatures w14:val="none"/>
+              </w:rPr>
+            </w:pPr>
+            <w:proofErr w:type="spellStart"/>
+            <w:r>
+              <w:rPr>
+                <w:rFonts w:ascii="Georgia" w:eastAsia="Times New Roman" w:hAnsi="Georgia" w:cs="Times New Roman"/>
+                <w:b/>
+                <w:bCs/>
+                <w:kern w:val="0"/>
+                <w:lang w:eastAsia="es-CO"/>
+                <w14:ligatures w14:val="none"/>
+              </w:rPr>
+              <w:t>total_hired</w:t>
+            </w:r>
+            <w:proofErr w:type="spellEnd"/>
+          </w:p>
+        </w:tc>
+        <w:tc>
+          <w:tcPr>
+            <w:tcW w:w="1846" w:type="dxa"/>
+            <w:tcBorders>
+              <w:bottom w:val="single" w:sz="4" w:space="0" w:color="auto"/>
+            </w:tcBorders>
+            <w:vAlign w:val="center"/>
+            <w:hideMark/>
+          </w:tcPr>
+          <w:p>
+            <w:pPr>
+              <w:spacing w:before="100" w:beforeAutospacing="1" w:after="100" w:afterAutospacing="1" w:line="360" w:lineRule="auto"/>
+              <w:rPr>
+                <w:rFonts w:ascii="Georgia" w:eastAsia="Times New Roman" w:hAnsi="Georgia" w:cs="Times New Roman"/>
+                <w:b/>
+                <w:bCs/>
+                <w:kern w:val="0"/>
+                <w:lang w:eastAsia="es-CO"/>
+                <w14:ligatures w14:val="none"/>
+              </w:rPr>
+            </w:pPr>
+            <w:proofErr w:type="spellStart"/>
+            <w:r>
+              <w:rPr>
+                <w:rFonts w:ascii="Georgia" w:eastAsia="Times New Roman" w:hAnsi="Georgia" w:cs="Times New Roman"/>
+                <w:b/>
+                <w:bCs/>
+                <w:kern w:val="0"/>
+                <w:lang w:eastAsia="es-CO"/>
+                <w14:ligatures w14:val="none"/>
+              </w:rPr>
+              <w:t>hiring_rate_pct</w:t>
+            </w:r>
+            <w:proofErr w:type="spellEnd"/>
+          </w:p>
+        </w:tc>
+      </w:tr>
+      <w:tr>
+        <w:trPr>
+          <w:tblCellSpacing w:w="15" w:type="dxa"/>
+        </w:trPr>
+        <w:tc>
+          <w:tcPr>
+            <w:tcW w:w="3074" w:type="dxa"/>
+            <w:vAlign w:val="center"/>
+            <w:hideMark/>
+          </w:tcPr>
+          <w:p>
+            <w:pPr>
+              <w:spacing w:before="100" w:beforeAutospacing="1" w:after="100" w:afterAutospacing="1" w:line="360" w:lineRule="auto"/>
+              <w:rPr>
+                <w:rFonts w:ascii="Georgia" w:eastAsia="Times New Roman" w:hAnsi="Georgia" w:cs="Times New Roman"/>
+                <w:kern w:val="0"/>
+                <w:lang w:eastAsia="es-CO"/>
+                <w14:ligatures w14:val="none"/>
+              </w:rPr>
+            </w:pPr>
+            <w:proofErr w:type="spellStart"/>
+            <w:r>
+              <w:rPr>
+                <w:rFonts w:ascii="Georgia" w:eastAsia="Times New Roman" w:hAnsi="Georgia" w:cs="Times New Roman"/>
+                <w:kern w:val="0"/>
+                <w:lang w:eastAsia="es-CO"/>
+                <w14:ligatures w14:val="none"/>
+              </w:rPr>
+              <w:t>Game</w:t>
+            </w:r>
+            <w:proofErr w:type="spellEnd"/>
+            <w:r>
+              <w:rPr>
+                <w:rFonts w:ascii="Georgia" w:eastAsia="Times New Roman" w:hAnsi="Georgia" w:cs="Times New Roman"/>
+                <w:kern w:val="0"/>
+                <w:lang w:eastAsia="es-CO"/>
+                <w14:ligatures w14:val="none"/>
+              </w:rPr>
+              <w:t xml:space="preserve"> </w:t>
+            </w:r>
+            <w:proofErr w:type="spellStart"/>
+            <w:r>
+              <w:rPr>
+                <w:rFonts w:ascii="Georgia" w:eastAsia="Times New Roman" w:hAnsi="Georgia" w:cs="Times New Roman"/>
+                <w:kern w:val="0"/>
+                <w:lang w:eastAsia="es-CO"/>
+                <w14:ligatures w14:val="none"/>
+              </w:rPr>
+              <w:t>Development</w:t>
+            </w:r>
+            <w:proofErr w:type="spellEnd"/>
+          </w:p>
+        </w:tc>
+        <w:tc>
+          <w:tcPr>
+            <w:tcW w:w="2238" w:type="dxa"/>
+            <w:vAlign w:val="center"/>
+            <w:hideMark/>
+          </w:tcPr>
+          <w:p>
+            <w:pPr>
+              <w:spacing w:before="100" w:beforeAutospacing="1" w:after="100" w:afterAutospacing="1" w:line="360" w:lineRule="auto"/>
+              <w:rPr>
+                <w:rFonts w:ascii="Georgia" w:eastAsia="Times New Roman" w:hAnsi="Georgia" w:cs="Times New Roman"/>
+                <w:kern w:val="0"/>
+                <w:lang w:eastAsia="es-CO"/>
+                <w14:ligatures w14:val="none"/>
+              </w:rPr>
+            </w:pPr>
+            <w:r>
+              <w:rPr>
+                <w:rFonts w:ascii="Georgia" w:eastAsia="Times New Roman" w:hAnsi="Georgia" w:cs="Times New Roman"/>
+                <w:kern w:val="0"/>
+                <w:lang w:eastAsia="es-CO"/>
+                <w14:ligatures w14:val="none"/>
+              </w:rPr>
+              <w:t>3,818</w:t>
+            </w:r>
+          </w:p>
+        </w:tc>
+        <w:tc>
+          <w:tcPr>
+            <w:tcW w:w="1371" w:type="dxa"/>
+            <w:vAlign w:val="center"/>
+            <w:hideMark/>
+          </w:tcPr>
+          <w:p>
+            <w:pPr>
+              <w:spacing w:before="100" w:beforeAutospacing="1" w:after="100" w:afterAutospacing="1" w:line="360" w:lineRule="auto"/>
+              <w:rPr>
+                <w:rFonts w:ascii="Georgia" w:eastAsia="Times New Roman" w:hAnsi="Georgia" w:cs="Times New Roman"/>
+                <w:kern w:val="0"/>
+                <w:lang w:eastAsia="es-CO"/>
+                <w14:ligatures w14:val="none"/>
+              </w:rPr>
+            </w:pPr>
+            <w:r>
+              <w:rPr>
+                <w:rFonts w:ascii="Georgia" w:eastAsia="Times New Roman" w:hAnsi="Georgia" w:cs="Times New Roman"/>
+                <w:kern w:val="0"/>
+                <w:lang w:eastAsia="es-CO"/>
+                <w14:ligatures w14:val="none"/>
+              </w:rPr>
+              <w:t>519</w:t>
+            </w:r>
+          </w:p>
+        </w:tc>
+        <w:tc>
+          <w:tcPr>
+            <w:tcW w:w="1846" w:type="dxa"/>
+            <w:vAlign w:val="center"/>
+            <w:hideMark/>
+          </w:tcPr>
+          <w:p>
+            <w:pPr>
+              <w:spacing w:before="100" w:beforeAutospacing="1" w:after="100" w:afterAutospacing="1" w:line="360" w:lineRule="auto"/>
+              <w:rPr>
+                <w:rFonts w:ascii="Georgia" w:eastAsia="Times New Roman" w:hAnsi="Georgia" w:cs="Times New Roman"/>
+                <w:kern w:val="0"/>
+                <w:lang w:eastAsia="es-CO"/>
+                <w14:ligatures w14:val="none"/>
+              </w:rPr>
+            </w:pPr>
+            <w:r>
+              <w:rPr>
+                <w:rFonts w:ascii="Georgia" w:eastAsia="Times New Roman" w:hAnsi="Georgia" w:cs="Times New Roman"/>
+                <w:kern w:val="0"/>
+                <w:lang w:eastAsia="es-CO"/>
+                <w14:ligatures w14:val="none"/>
+              </w:rPr>
+              <w:t>13.59%</w:t>
+            </w:r>
+          </w:p>
+        </w:tc>
+      </w:tr>
+      <w:tr>
+        <w:trPr>
+          <w:tblCellSpacing w:w="15" w:type="dxa"/>
+        </w:trPr>
+        <w:tc>
+          <w:tcPr>
+            <w:tcW w:w="3074" w:type="dxa"/>
+            <w:vAlign w:val="center"/>
+            <w:hideMark/>
+          </w:tcPr>
+          <w:p>
+            <w:pPr>
+              <w:spacing w:before="100" w:beforeAutospacing="1" w:after="100" w:afterAutospacing="1" w:line="360" w:lineRule="auto"/>
+              <w:rPr>
+                <w:rFonts w:ascii="Georgia" w:eastAsia="Times New Roman" w:hAnsi="Georgia" w:cs="Times New Roman"/>
+                <w:kern w:val="0"/>
+                <w:lang w:eastAsia="es-CO"/>
+                <w14:ligatures w14:val="none"/>
+              </w:rPr>
+            </w:pPr>
+            <w:r>
+              <w:rPr>
+                <w:rFonts w:ascii="Georgia" w:eastAsia="Times New Roman" w:hAnsi="Georgia" w:cs="Times New Roman"/>
+                <w:kern w:val="0"/>
+                <w:lang w:eastAsia="es-CO"/>
+                <w14:ligatures w14:val="none"/>
+              </w:rPr>
+              <w:t>DevOps</w:t>
+            </w:r>
+          </w:p>
+        </w:tc>
+        <w:tc>
+          <w:tcPr>
+            <w:tcW w:w="2238" w:type="dxa"/>
+            <w:vAlign w:val="center"/>
+            <w:hideMark/>
+          </w:tcPr>
+          <w:p>
+            <w:pPr>
+              <w:spacing w:before="100" w:beforeAutospacing="1" w:after="100" w:afterAutospacing="1" w:line="360" w:lineRule="auto"/>
+              <w:rPr>
+                <w:rFonts w:ascii="Georgia" w:eastAsia="Times New Roman" w:hAnsi="Georgia" w:cs="Times New Roman"/>
+                <w:kern w:val="0"/>
+                <w:lang w:eastAsia="es-CO"/>
+                <w14:ligatures w14:val="none"/>
+              </w:rPr>
+            </w:pPr>
+            <w:r>
+              <w:rPr>
+                <w:rFonts w:ascii="Georgia" w:eastAsia="Times New Roman" w:hAnsi="Georgia" w:cs="Times New Roman"/>
+                <w:kern w:val="0"/>
+                <w:lang w:eastAsia="es-CO"/>
+                <w14:ligatures w14:val="none"/>
+              </w:rPr>
+              <w:t>3,808</w:t>
+            </w:r>
+          </w:p>
+        </w:tc>
+        <w:tc>
+          <w:tcPr>
+            <w:tcW w:w="1371" w:type="dxa"/>
+            <w:vAlign w:val="center"/>
+            <w:hideMark/>
+          </w:tcPr>
+          <w:p>
+            <w:pPr>
+              <w:spacing w:before="100" w:beforeAutospacing="1" w:after="100" w:afterAutospacing="1" w:line="360" w:lineRule="auto"/>
+              <w:rPr>
+                <w:rFonts w:ascii="Georgia" w:eastAsia="Times New Roman" w:hAnsi="Georgia" w:cs="Times New Roman"/>
+                <w:kern w:val="0"/>
+                <w:lang w:eastAsia="es-CO"/>
+                <w14:ligatures w14:val="none"/>
+              </w:rPr>
+            </w:pPr>
+            <w:r>
+              <w:rPr>
+                <w:rFonts w:ascii="Georgia" w:eastAsia="Times New Roman" w:hAnsi="Georgia" w:cs="Times New Roman"/>
+                <w:kern w:val="0"/>
+                <w:lang w:eastAsia="es-CO"/>
+                <w14:ligatures w14:val="none"/>
+              </w:rPr>
+              <w:t>495</w:t>
+            </w:r>
+          </w:p>
+        </w:tc>
+        <w:tc>
+          <w:tcPr>
+            <w:tcW w:w="1846" w:type="dxa"/>
+            <w:vAlign w:val="center"/>
+            <w:hideMark/>
+          </w:tcPr>
+          <w:p>
+            <w:pPr>
+              <w:spacing w:before="100" w:beforeAutospacing="1" w:after="100" w:afterAutospacing="1" w:line="360" w:lineRule="auto"/>
+              <w:rPr>
+                <w:rFonts w:ascii="Georgia" w:eastAsia="Times New Roman" w:hAnsi="Georgia" w:cs="Times New Roman"/>
+                <w:kern w:val="0"/>
+                <w:lang w:eastAsia="es-CO"/>
+                <w14:ligatures w14:val="none"/>
+              </w:rPr>
+            </w:pPr>
+            <w:r>
+              <w:rPr>
+                <w:rFonts w:ascii="Georgia" w:eastAsia="Times New Roman" w:hAnsi="Georgia" w:cs="Times New Roman"/>
+                <w:kern w:val="0"/>
+                <w:lang w:eastAsia="es-CO"/>
+                <w14:ligatures w14:val="none"/>
+              </w:rPr>
+              <w:t>13.00%</w:t>
+            </w:r>
+          </w:p>
+        </w:tc>
+      </w:tr>
+      <w:tr>
+        <w:trPr>
+          <w:tblCellSpacing w:w="15" w:type="dxa"/>
+        </w:trPr>
+        <w:tc>
+          <w:tcPr>
+            <w:tcW w:w="3074" w:type="dxa"/>
+            <w:vAlign w:val="center"/>
+            <w:hideMark/>
+          </w:tcPr>
+          <w:p>
+            <w:pPr>
+              <w:spacing w:before="100" w:beforeAutospacing="1" w:after="100" w:afterAutospacing="1" w:line="360" w:lineRule="auto"/>
+              <w:rPr>
+                <w:rFonts w:ascii="Georgia" w:eastAsia="Times New Roman" w:hAnsi="Georgia" w:cs="Times New Roman"/>
+                <w:kern w:val="0"/>
+                <w:lang w:eastAsia="es-CO"/>
+                <w14:ligatures w14:val="none"/>
+              </w:rPr>
+            </w:pPr>
+            <w:proofErr w:type="spellStart"/>
+            <w:r>
+              <w:rPr>
+                <w:rFonts w:ascii="Georgia" w:eastAsia="Times New Roman" w:hAnsi="Georgia" w:cs="Times New Roman"/>
+                <w:kern w:val="0"/>
+                <w:lang w:eastAsia="es-CO"/>
+                <w14:ligatures w14:val="none"/>
+              </w:rPr>
+              <w:t>System</w:t>
+            </w:r>
+            <w:proofErr w:type="spellEnd"/>
+            <w:r>
+              <w:rPr>
+                <w:rFonts w:ascii="Georgia" w:eastAsia="Times New Roman" w:hAnsi="Georgia" w:cs="Times New Roman"/>
+                <w:kern w:val="0"/>
+                <w:lang w:eastAsia="es-CO"/>
+                <w14:ligatures w14:val="none"/>
+              </w:rPr>
+              <w:t xml:space="preserve"> </w:t>
+            </w:r>
+            <w:proofErr w:type="spellStart"/>
+            <w:r>
+              <w:rPr>
+                <w:rFonts w:ascii="Georgia" w:eastAsia="Times New Roman" w:hAnsi="Georgia" w:cs="Times New Roman"/>
+                <w:kern w:val="0"/>
+                <w:lang w:eastAsia="es-CO"/>
+                <w14:ligatures w14:val="none"/>
+              </w:rPr>
+              <w:t>Administration</w:t>
+            </w:r>
+            <w:proofErr w:type="spellEnd"/>
+          </w:p>
+        </w:tc>
+        <w:tc>
+          <w:tcPr>
+            <w:tcW w:w="2238" w:type="dxa"/>
+            <w:vAlign w:val="center"/>
+            <w:hideMark/>
+          </w:tcPr>
+          <w:p>
+            <w:pPr>
+              <w:spacing w:before="100" w:beforeAutospacing="1" w:after="100" w:afterAutospacing="1" w:line="360" w:lineRule="auto"/>
+              <w:rPr>
+                <w:rFonts w:ascii="Georgia" w:eastAsia="Times New Roman" w:hAnsi="Georgia" w:cs="Times New Roman"/>
+                <w:kern w:val="0"/>
+                <w:lang w:eastAsia="es-CO"/>
+                <w14:ligatures w14:val="none"/>
+              </w:rPr>
+            </w:pPr>
+            <w:r>
+              <w:rPr>
+                <w:rFonts w:ascii="Georgia" w:eastAsia="Times New Roman" w:hAnsi="Georgia" w:cs="Times New Roman"/>
+                <w:kern w:val="0"/>
+                <w:lang w:eastAsia="es-CO"/>
+                <w14:ligatures w14:val="none"/>
+              </w:rPr>
+              <w:t>2,014</w:t>
+            </w:r>
+          </w:p>
+        </w:tc>
+        <w:tc>
+          <w:tcPr>
+            <w:tcW w:w="1371" w:type="dxa"/>
+            <w:vAlign w:val="center"/>
+            <w:hideMark/>
+          </w:tcPr>
+          <w:p>
+            <w:pPr>
+              <w:spacing w:before="100" w:beforeAutospacing="1" w:after="100" w:afterAutospacing="1" w:line="360" w:lineRule="auto"/>
+              <w:rPr>
+                <w:rFonts w:ascii="Georgia" w:eastAsia="Times New Roman" w:hAnsi="Georgia" w:cs="Times New Roman"/>
+                <w:kern w:val="0"/>
+                <w:lang w:eastAsia="es-CO"/>
+                <w14:ligatures w14:val="none"/>
+              </w:rPr>
+            </w:pPr>
+            <w:r>
+              <w:rPr>
+                <w:rFonts w:ascii="Georgia" w:eastAsia="Times New Roman" w:hAnsi="Georgia" w:cs="Times New Roman"/>
+                <w:kern w:val="0"/>
+                <w:lang w:eastAsia="es-CO"/>
+                <w14:ligatures w14:val="none"/>
+              </w:rPr>
+              <w:t>293</w:t>
+            </w:r>
+          </w:p>
+        </w:tc>
+        <w:tc>
+          <w:tcPr>
+            <w:tcW w:w="1846" w:type="dxa"/>
+            <w:vAlign w:val="center"/>
+            <w:hideMark/>
+          </w:tcPr>
+          <w:p>
+            <w:pPr>
+              <w:spacing w:before="100" w:beforeAutospacing="1" w:after="100" w:afterAutospacing="1" w:line="360" w:lineRule="auto"/>
+              <w:rPr>
+                <w:rFonts w:ascii="Georgia" w:eastAsia="Times New Roman" w:hAnsi="Georgia" w:cs="Times New Roman"/>
+                <w:kern w:val="0"/>
+                <w:lang w:eastAsia="es-CO"/>
+                <w14:ligatures w14:val="none"/>
+              </w:rPr>
+            </w:pPr>
+            <w:r>
+              <w:rPr>
+                <w:rFonts w:ascii="Georgia" w:eastAsia="Times New Roman" w:hAnsi="Georgia" w:cs="Times New Roman"/>
+                <w:kern w:val="0"/>
+                <w:lang w:eastAsia="es-CO"/>
+                <w14:ligatures w14:val="none"/>
+              </w:rPr>
+              <w:t>14.55%</w:t>
+            </w:r>
+          </w:p>
+        </w:tc>
+      </w:tr>
+      <w:tr>
+        <w:trPr>
+          <w:tblCellSpacing w:w="15" w:type="dxa"/>
+        </w:trPr>
+        <w:tc>
+          <w:tcPr>
+            <w:tcW w:w="3074" w:type="dxa"/>
+            <w:vAlign w:val="center"/>
+            <w:hideMark/>
+          </w:tcPr>
+          <w:p>
+            <w:pPr>
+              <w:spacing w:before="100" w:beforeAutospacing="1" w:after="100" w:afterAutospacing="1" w:line="360" w:lineRule="auto"/>
+              <w:rPr>
+                <w:rFonts w:ascii="Georgia" w:eastAsia="Times New Roman" w:hAnsi="Georgia" w:cs="Times New Roman"/>
+                <w:kern w:val="0"/>
+                <w:lang w:eastAsia="es-CO"/>
+                <w14:ligatures w14:val="none"/>
+              </w:rPr>
+            </w:pPr>
+            <w:proofErr w:type="spellStart"/>
+            <w:r>
+              <w:rPr>
+                <w:rFonts w:ascii="Georgia" w:eastAsia="Times New Roman" w:hAnsi="Georgia" w:cs="Times New Roman"/>
+                <w:kern w:val="0"/>
+                <w:lang w:eastAsia="es-CO"/>
+                <w14:ligatures w14:val="none"/>
+              </w:rPr>
+              <w:t>Development</w:t>
+            </w:r>
+            <w:proofErr w:type="spellEnd"/>
+            <w:r>
+              <w:rPr>
+                <w:rFonts w:ascii="Georgia" w:eastAsia="Times New Roman" w:hAnsi="Georgia" w:cs="Times New Roman"/>
+                <w:kern w:val="0"/>
+                <w:lang w:eastAsia="es-CO"/>
+                <w14:ligatures w14:val="none"/>
+              </w:rPr>
+              <w:t xml:space="preserve"> - CMS </w:t>
+            </w:r>
+            <w:proofErr w:type="spellStart"/>
+            <w:r>
+              <w:rPr>
+                <w:rFonts w:ascii="Georgia" w:eastAsia="Times New Roman" w:hAnsi="Georgia" w:cs="Times New Roman"/>
+                <w:kern w:val="0"/>
+                <w:lang w:eastAsia="es-CO"/>
+                <w14:ligatures w14:val="none"/>
+              </w:rPr>
+              <w:t>Backend</w:t>
+            </w:r>
+            <w:proofErr w:type="spellEnd"/>
+          </w:p>
+        </w:tc>
+        <w:tc>
+          <w:tcPr>
+            <w:tcW w:w="2238" w:type="dxa"/>
+            <w:vAlign w:val="center"/>
+            <w:hideMark/>
+          </w:tcPr>
+          <w:p>
+            <w:pPr>
+              <w:spacing w:before="100" w:beforeAutospacing="1" w:after="100" w:afterAutospacing="1" w:line="360" w:lineRule="auto"/>
+              <w:rPr>
+                <w:rFonts w:ascii="Georgia" w:eastAsia="Times New Roman" w:hAnsi="Georgia" w:cs="Times New Roman"/>
+                <w:kern w:val="0"/>
+                <w:lang w:eastAsia="es-CO"/>
+                <w14:ligatures w14:val="none"/>
+              </w:rPr>
+            </w:pPr>
+            <w:r>
+              <w:rPr>
+                <w:rFonts w:ascii="Georgia" w:eastAsia="Times New Roman" w:hAnsi="Georgia" w:cs="Times New Roman"/>
+                <w:kern w:val="0"/>
+                <w:lang w:eastAsia="es-CO"/>
+                <w14:ligatures w14:val="none"/>
+              </w:rPr>
+              <w:t>1,882</w:t>
+            </w:r>
+          </w:p>
+        </w:tc>
+        <w:tc>
+          <w:tcPr>
+            <w:tcW w:w="1371" w:type="dxa"/>
+            <w:vAlign w:val="center"/>
+            <w:hideMark/>
+          </w:tcPr>
+          <w:p>
+            <w:pPr>
+              <w:spacing w:before="100" w:beforeAutospacing="1" w:after="100" w:afterAutospacing="1" w:line="360" w:lineRule="auto"/>
+              <w:rPr>
+                <w:rFonts w:ascii="Georgia" w:eastAsia="Times New Roman" w:hAnsi="Georgia" w:cs="Times New Roman"/>
+                <w:kern w:val="0"/>
+                <w:lang w:eastAsia="es-CO"/>
+                <w14:ligatures w14:val="none"/>
+              </w:rPr>
+            </w:pPr>
+            <w:r>
+              <w:rPr>
+                <w:rFonts w:ascii="Georgia" w:eastAsia="Times New Roman" w:hAnsi="Georgia" w:cs="Times New Roman"/>
+                <w:kern w:val="0"/>
+                <w:lang w:eastAsia="es-CO"/>
+                <w14:ligatures w14:val="none"/>
+              </w:rPr>
+              <w:t>284</w:t>
+            </w:r>
+          </w:p>
+        </w:tc>
+        <w:tc>
+          <w:tcPr>
+            <w:tcW w:w="1846" w:type="dxa"/>
+            <w:vAlign w:val="center"/>
+            <w:hideMark/>
+          </w:tcPr>
+          <w:p>
+            <w:pPr>
+              <w:spacing w:before="100" w:beforeAutospacing="1" w:after="100" w:afterAutospacing="1" w:line="360" w:lineRule="auto"/>
+              <w:rPr>
+                <w:rFonts w:ascii="Georgia" w:eastAsia="Times New Roman" w:hAnsi="Georgia" w:cs="Times New Roman"/>
+                <w:kern w:val="0"/>
+                <w:lang w:eastAsia="es-CO"/>
+                <w14:ligatures w14:val="none"/>
+              </w:rPr>
+            </w:pPr>
+            <w:r>
+              <w:rPr>
+                <w:rFonts w:ascii="Georgia" w:eastAsia="Times New Roman" w:hAnsi="Georgia" w:cs="Times New Roman"/>
+                <w:kern w:val="0"/>
+                <w:lang w:eastAsia="es-CO"/>
+                <w14:ligatures w14:val="none"/>
+              </w:rPr>
+              <w:t>15.09%</w:t>
+            </w:r>
+          </w:p>
+        </w:tc>
+      </w:tr>
+      <w:tr>
+        <w:trPr>
+          <w:tblCellSpacing w:w="15" w:type="dxa"/>
+        </w:trPr>
+        <w:tc>
+          <w:tcPr>
+            <w:tcW w:w="3074" w:type="dxa"/>
+            <w:vAlign w:val="center"/>
+            <w:hideMark/>
+          </w:tcPr>
+          <w:p>
+            <w:pPr>
+              <w:spacing w:before="100" w:beforeAutospacing="1" w:after="100" w:afterAutospacing="1" w:line="360" w:lineRule="auto"/>
+              <w:rPr>
+                <w:rFonts w:ascii="Georgia" w:eastAsia="Times New Roman" w:hAnsi="Georgia" w:cs="Times New Roman"/>
+                <w:kern w:val="0"/>
+                <w:lang w:eastAsia="es-CO"/>
+                <w14:ligatures w14:val="none"/>
+              </w:rPr>
+            </w:pPr>
+            <w:proofErr w:type="spellStart"/>
+            <w:r>
+              <w:rPr>
+                <w:rFonts w:ascii="Georgia" w:eastAsia="Times New Roman" w:hAnsi="Georgia" w:cs="Times New Roman"/>
+                <w:kern w:val="0"/>
+                <w:lang w:eastAsia="es-CO"/>
+                <w14:ligatures w14:val="none"/>
+              </w:rPr>
+              <w:t>Database</w:t>
+            </w:r>
+            <w:proofErr w:type="spellEnd"/>
+            <w:r>
+              <w:rPr>
+                <w:rFonts w:ascii="Georgia" w:eastAsia="Times New Roman" w:hAnsi="Georgia" w:cs="Times New Roman"/>
+                <w:kern w:val="0"/>
+                <w:lang w:eastAsia="es-CO"/>
+                <w14:ligatures w14:val="none"/>
+              </w:rPr>
+              <w:t xml:space="preserve"> </w:t>
+            </w:r>
+            <w:proofErr w:type="spellStart"/>
+            <w:r>
+              <w:rPr>
+                <w:rFonts w:ascii="Georgia" w:eastAsia="Times New Roman" w:hAnsi="Georgia" w:cs="Times New Roman"/>
+                <w:kern w:val="0"/>
+                <w:lang w:eastAsia="es-CO"/>
+                <w14:ligatures w14:val="none"/>
+              </w:rPr>
+              <w:t>Administration</w:t>
+            </w:r>
+            <w:proofErr w:type="spellEnd"/>
+          </w:p>
+        </w:tc>
+        <w:tc>
+          <w:tcPr>
+            <w:tcW w:w="2238" w:type="dxa"/>
+            <w:vAlign w:val="center"/>
+            <w:hideMark/>
+          </w:tcPr>
+          <w:p>
+            <w:pPr>
+              <w:spacing w:before="100" w:beforeAutospacing="1" w:after="100" w:afterAutospacing="1" w:line="360" w:lineRule="auto"/>
+              <w:rPr>
+                <w:rFonts w:ascii="Georgia" w:eastAsia="Times New Roman" w:hAnsi="Georgia" w:cs="Times New Roman"/>
+                <w:kern w:val="0"/>
+                <w:lang w:eastAsia="es-CO"/>
+                <w14:ligatures w14:val="none"/>
+              </w:rPr>
+            </w:pPr>
+            <w:r>
+              <w:rPr>
+                <w:rFonts w:ascii="Georgia" w:eastAsia="Times New Roman" w:hAnsi="Georgia" w:cs="Times New Roman"/>
+                <w:kern w:val="0"/>
+                <w:lang w:eastAsia="es-CO"/>
+                <w14:ligatures w14:val="none"/>
+              </w:rPr>
+              <w:t>1,933</w:t>
+            </w:r>
+          </w:p>
+        </w:tc>
+        <w:tc>
+          <w:tcPr>
+            <w:tcW w:w="1371" w:type="dxa"/>
+            <w:vAlign w:val="center"/>
+            <w:hideMark/>
+          </w:tcPr>
+          <w:p>
+            <w:pPr>
+              <w:spacing w:before="100" w:beforeAutospacing="1" w:after="100" w:afterAutospacing="1" w:line="360" w:lineRule="auto"/>
+              <w:rPr>
+                <w:rFonts w:ascii="Georgia" w:eastAsia="Times New Roman" w:hAnsi="Georgia" w:cs="Times New Roman"/>
+                <w:kern w:val="0"/>
+                <w:lang w:eastAsia="es-CO"/>
+                <w14:ligatures w14:val="none"/>
+              </w:rPr>
+            </w:pPr>
+            <w:r>
+              <w:rPr>
+                <w:rFonts w:ascii="Georgia" w:eastAsia="Times New Roman" w:hAnsi="Georgia" w:cs="Times New Roman"/>
+                <w:kern w:val="0"/>
+                <w:lang w:eastAsia="es-CO"/>
+                <w14:ligatures w14:val="none"/>
+              </w:rPr>
+              <w:t>282</w:t>
+            </w:r>
+          </w:p>
+        </w:tc>
+        <w:tc>
+          <w:tcPr>
+            <w:tcW w:w="1846" w:type="dxa"/>
+            <w:vAlign w:val="center"/>
+            <w:hideMark/>
+          </w:tcPr>
+          <w:p>
+            <w:pPr>
+              <w:spacing w:before="100" w:beforeAutospacing="1" w:after="100" w:afterAutospacing="1" w:line="360" w:lineRule="auto"/>
+              <w:rPr>
+                <w:rFonts w:ascii="Georgia" w:eastAsia="Times New Roman" w:hAnsi="Georgia" w:cs="Times New Roman"/>
+                <w:kern w:val="0"/>
+                <w:lang w:eastAsia="es-CO"/>
+                <w14:ligatures w14:val="none"/>
+              </w:rPr>
+            </w:pPr>
+            <w:r>
+              <w:rPr>
+                <w:rFonts w:ascii="Georgia" w:eastAsia="Times New Roman" w:hAnsi="Georgia" w:cs="Times New Roman"/>
+                <w:kern w:val="0"/>
+                <w:lang w:eastAsia="es-CO"/>
+                <w14:ligatures w14:val="none"/>
+              </w:rPr>
+              <w:t>14.59%</w:t>
+            </w:r>
+          </w:p>
+        </w:tc>
+      </w:tr>
+    </w:tbl>
+    <w:p>
+      <w:pPr>
+        <w:spacing w:before="100" w:beforeAutospacing="1" w:after="100" w:afterAutospacing="1" w:line="360" w:lineRule="auto"/>
+        <w:rPr>
+          <w:rFonts w:ascii="Georgia" w:eastAsia="Times New Roman" w:hAnsi="Georgia" w:cs="Times New Roman"/>
+          <w:kern w:val="0"/>
+          <w:lang w:val="en-US" w:eastAsia="es-CO"/>
+          <w14:ligatures w14:val="none"/>
+        </w:rPr>
+      </w:pPr>
+      <w:r>
+        <w:rPr>
+          <w:rFonts w:ascii="Georgia" w:eastAsia="Times New Roman" w:hAnsi="Georgia" w:cs="Times New Roman"/>
+          <w:b/>
+          <w:bCs/>
+          <w:kern w:val="0"/>
+          <w:lang w:val="en-US" w:eastAsia="es-CO"/>
+          <w14:ligatures w14:val="none"/>
+        </w:rPr>
+        <w:t>Interpretation:</w:t>
+      </w:r>
+      <w:r>
+        <w:rPr>
+          <w:rFonts w:ascii="Georgia" w:eastAsia="Times New Roman" w:hAnsi="Georgia" w:cs="Times New Roman"/>
+          <w:kern w:val="0"/>
+          <w:lang w:val="en-US" w:eastAsia="es-CO"/>
+          <w14:ligatures w14:val="none"/>
+        </w:rPr>
+        <w:t xml:space="preserve"> Game Development and DevOps produce the highest absolute number of hires, driven mainly by application volume rather than a higher conversion rate. Development - CMS Backend, despite a smaller applicant pool, converts proportionally more applications into hires (15.09%), the highest rate among the top five.</w:t>
+      </w:r>
+    </w:p>
+    <w:p>
+      <w:pPr>
+        <w:spacing w:before="100" w:beforeAutospacing="1" w:after="100" w:afterAutospacing="1" w:line="360" w:lineRule="auto"/>
+        <w:rPr>
+          <w:rFonts w:ascii="Georgia" w:eastAsia="Times New Roman" w:hAnsi="Georgia" w:cs="Times New Roman"/>
+          <w:b/>
+          <w:bCs/>
+          <w:kern w:val="0"/>
+          <w:lang w:val="en-US" w:eastAsia="es-CO"/>
+          <w14:ligatures w14:val="none"/>
+        </w:rPr>
+      </w:pPr>
+      <w:r>
+        <w:rPr>
+          <w:rFonts w:ascii="Georgia" w:eastAsia="Times New Roman" w:hAnsi="Georgia" w:cs="Times New Roman"/>
+          <w:b/>
+          <w:bCs/>
+          <w:kern w:val="0"/>
+          <w:lang w:val="en-US" w:eastAsia="es-CO"/>
+          <w14:ligatures w14:val="none"/>
+        </w:rPr>
+        <w:t>R3 — Candidate Profile Analysis</w:t>
+      </w:r>
+    </w:p>
+    <w:p>
+      <w:pPr>
+        <w:spacing w:before="100" w:beforeAutospacing="1" w:after="100" w:afterAutospacing="1" w:line="360" w:lineRule="auto"/>
+        <w:rPr>
+          <w:rFonts w:ascii="Georgia" w:eastAsia="Times New Roman" w:hAnsi="Georgia" w:cs="Times New Roman"/>
+          <w:kern w:val="0"/>
+          <w:lang w:val="en-US" w:eastAsia="es-CO"/>
+          <w14:ligatures w14:val="none"/>
+        </w:rPr>
+      </w:pPr>
+      <w:r>
+        <w:rPr>
+          <w:rFonts w:ascii="Georgia" w:eastAsia="Times New Roman" w:hAnsi="Georgia" w:cs="Times New Roman"/>
+          <w:b/>
+          <w:bCs/>
+          <w:kern w:val="0"/>
+          <w:lang w:val="en-US" w:eastAsia="es-CO"/>
+          <w14:ligatures w14:val="none"/>
+        </w:rPr>
+        <w:t>Business Question:</w:t>
+      </w:r>
+      <w:r>
+        <w:rPr>
+          <w:rFonts w:ascii="Georgia" w:eastAsia="Times New Roman" w:hAnsi="Georgia" w:cs="Times New Roman"/>
+          <w:kern w:val="0"/>
+          <w:lang w:val="en-US" w:eastAsia="es-CO"/>
+          <w14:ligatures w14:val="none"/>
+        </w:rPr>
+        <w:t xml:space="preserve"> How does the hiring rate vary by seniority level and years of experience?</w:t>
+      </w:r>
+    </w:p>
+    <w:p>
+      <w:pPr>
+        <w:spacing w:before="100" w:beforeAutospacing="1" w:after="100" w:afterAutospacing="1" w:line="360" w:lineRule="auto"/>
+        <w:rPr>
+          <w:rFonts w:ascii="Georgia" w:eastAsia="Times New Roman" w:hAnsi="Georgia" w:cs="Times New Roman"/>
+          <w:kern w:val="0"/>
+          <w:lang w:val="en-US" w:eastAsia="es-CO"/>
+          <w14:ligatures w14:val="none"/>
+        </w:rPr>
+      </w:pPr>
+      <w:r>
+        <w:rPr>
+          <w:rFonts w:ascii="Georgia" w:eastAsia="Times New Roman" w:hAnsi="Georgia" w:cs="Times New Roman"/>
+          <w:b/>
+          <w:bCs/>
+          <w:kern w:val="0"/>
+          <w:lang w:val="en-US" w:eastAsia="es-CO"/>
+          <w14:ligatures w14:val="none"/>
+        </w:rPr>
+        <w:t>SQL Query:</w:t>
+      </w:r>
+    </w:p>
+    <w:p>
+      <w:pPr>
+        <w:spacing w:before="100" w:beforeAutospacing="1" w:after="100" w:afterAutospacing="1" w:line="360" w:lineRule="auto"/>
+        <w:rPr>
+          <w:rFonts w:ascii="Georgia" w:eastAsia="Times New Roman" w:hAnsi="Georgia" w:cs="Times New Roman"/>
+          <w:kern w:val="0"/>
+          <w:lang w:val="en-US" w:eastAsia="es-CO"/>
+          <w14:ligatures w14:val="none"/>
+        </w:rPr>
+      </w:pPr>
+      <w:proofErr w:type="spellStart"/>
+      <w:r>
+        <w:rPr>
+          <w:rFonts w:ascii="Georgia" w:eastAsia="Times New Roman" w:hAnsi="Georgia" w:cs="Times New Roman"/>
+          <w:kern w:val="0"/>
+          <w:lang w:val="en-US" w:eastAsia="es-CO"/>
+          <w14:ligatures w14:val="none"/>
+        </w:rPr>
+        <w:t>sql</w:t>
+      </w:r>
+      <w:proofErr w:type="spellEnd"/>
+    </w:p>
+    <w:p>
+      <w:pPr>
+        <w:spacing w:before="100" w:beforeAutospacing="1" w:after="100" w:afterAutospacing="1" w:line="360" w:lineRule="auto"/>
+        <w:rPr>
+          <w:rFonts w:ascii="Georgia" w:eastAsia="Times New Roman" w:hAnsi="Georgia" w:cs="Times New Roman"/>
+          <w:kern w:val="0"/>
+          <w:lang w:val="en-US" w:eastAsia="es-CO"/>
+          <w14:ligatures w14:val="none"/>
+        </w:rPr>
+      </w:pPr>
+      <w:r>
+        <w:rPr>
+          <w:rFonts w:ascii="Georgia" w:eastAsia="Times New Roman" w:hAnsi="Georgia" w:cs="Times New Roman"/>
+          <w:kern w:val="0"/>
+          <w:lang w:val="en-US" w:eastAsia="es-CO"/>
+          <w14:ligatures w14:val="none"/>
+        </w:rPr>
+        <w:t>SELECT</w:t>
+      </w:r>
+    </w:p>
+    <w:p>
+      <w:pPr>
+        <w:spacing w:before="100" w:beforeAutospacing="1" w:after="100" w:afterAutospacing="1" w:line="360" w:lineRule="auto"/>
+        <w:rPr>
+          <w:rFonts w:ascii="Georgia" w:eastAsia="Times New Roman" w:hAnsi="Georgia" w:cs="Times New Roman"/>
+          <w:kern w:val="0"/>
+          <w:lang w:val="en-US" w:eastAsia="es-CO"/>
+          <w14:ligatures w14:val="none"/>
+        </w:rPr>
+      </w:pPr>
+      <w:r>
+        <w:rPr>
+          <w:rFonts w:ascii="Georgia" w:eastAsia="Times New Roman" w:hAnsi="Georgia" w:cs="Times New Roman"/>
+          <w:kern w:val="0"/>
+          <w:lang w:val="en-US" w:eastAsia="es-CO"/>
+          <w14:ligatures w14:val="none"/>
+        </w:rPr>
+        <w:t xml:space="preserve">    </w:t>
+      </w:r>
+      <w:proofErr w:type="spellStart"/>
+      <w:proofErr w:type="gramStart"/>
+      <w:r>
+        <w:rPr>
+          <w:rFonts w:ascii="Georgia" w:eastAsia="Times New Roman" w:hAnsi="Georgia" w:cs="Times New Roman"/>
+          <w:kern w:val="0"/>
+          <w:lang w:val="en-US" w:eastAsia="es-CO"/>
+          <w14:ligatures w14:val="none"/>
+        </w:rPr>
+        <w:t>p.seniority</w:t>
+      </w:r>
+      <w:proofErr w:type="spellEnd"/>
+      <w:proofErr w:type="gramEnd"/>
+      <w:r>
+        <w:rPr>
+          <w:rFonts w:ascii="Georgia" w:eastAsia="Times New Roman" w:hAnsi="Georgia" w:cs="Times New Roman"/>
+          <w:kern w:val="0"/>
+          <w:lang w:val="en-US" w:eastAsia="es-CO"/>
+          <w14:ligatures w14:val="none"/>
+        </w:rPr>
+        <w:t>,</w:t>
+      </w:r>
+    </w:p>
+    <w:p>
+      <w:pPr>
+        <w:spacing w:before="100" w:beforeAutospacing="1" w:after="100" w:afterAutospacing="1" w:line="360" w:lineRule="auto"/>
+        <w:rPr>
+          <w:rFonts w:ascii="Georgia" w:eastAsia="Times New Roman" w:hAnsi="Georgia" w:cs="Times New Roman"/>
+          <w:kern w:val="0"/>
+          <w:lang w:eastAsia="es-CO"/>
+          <w14:ligatures w14:val="none"/>
+        </w:rPr>
+      </w:pPr>
+      <w:r>
+        <w:rPr>
+          <w:rFonts w:ascii="Georgia" w:eastAsia="Times New Roman" w:hAnsi="Georgia" w:cs="Times New Roman"/>
+          <w:kern w:val="0"/>
+          <w:lang w:val="en-US" w:eastAsia="es-CO"/>
+          <w14:ligatures w14:val="none"/>
+        </w:rPr>
+        <w:t xml:space="preserve">    </w:t>
+      </w:r>
+      <w:proofErr w:type="spellStart"/>
+      <w:r>
+        <w:rPr>
+          <w:rFonts w:ascii="Georgia" w:eastAsia="Times New Roman" w:hAnsi="Georgia" w:cs="Times New Roman"/>
+          <w:kern w:val="0"/>
+          <w:lang w:eastAsia="es-CO"/>
+          <w14:ligatures w14:val="none"/>
+        </w:rPr>
+        <w:t>p.yoe_range</w:t>
+      </w:r>
+      <w:proofErr w:type="spellEnd"/>
+      <w:r>
+        <w:rPr>
+          <w:rFonts w:ascii="Georgia" w:eastAsia="Times New Roman" w:hAnsi="Georgia" w:cs="Times New Roman"/>
+          <w:kern w:val="0"/>
+          <w:lang w:eastAsia="es-CO"/>
+          <w14:ligatures w14:val="none"/>
+        </w:rPr>
+        <w:t>,</w:t>
+      </w:r>
+    </w:p>
+    <w:p>
+      <w:pPr>
+        <w:spacing w:before="100" w:beforeAutospacing="1" w:after="100" w:afterAutospacing="1" w:line="360" w:lineRule="auto"/>
+        <w:rPr>
+          <w:rFonts w:ascii="Georgia" w:eastAsia="Times New Roman" w:hAnsi="Georgia" w:cs="Times New Roman"/>
+          <w:kern w:val="0"/>
+          <w:lang w:val="en-US" w:eastAsia="es-CO"/>
+          <w14:ligatures w14:val="none"/>
+        </w:rPr>
+      </w:pPr>
+      <w:r>
+        <w:rPr>
+          <w:rFonts w:ascii="Georgia" w:eastAsia="Times New Roman" w:hAnsi="Georgia" w:cs="Times New Roman"/>
+          <w:kern w:val="0"/>
+          <w:lang w:eastAsia="es-CO"/>
+          <w14:ligatures w14:val="none"/>
+        </w:rPr>
+        <w:t xml:space="preserve">    </w:t>
+      </w:r>
+      <w:r>
+        <w:rPr>
+          <w:rFonts w:ascii="Georgia" w:eastAsia="Times New Roman" w:hAnsi="Georgia" w:cs="Times New Roman"/>
+          <w:kern w:val="0"/>
+          <w:lang w:val="en-US" w:eastAsia="es-CO"/>
+          <w14:ligatures w14:val="none"/>
+        </w:rPr>
+        <w:t>SUM(</w:t>
+      </w:r>
+      <w:proofErr w:type="spellStart"/>
+      <w:r>
+        <w:rPr>
+          <w:rFonts w:ascii="Georgia" w:eastAsia="Times New Roman" w:hAnsi="Georgia" w:cs="Times New Roman"/>
+          <w:kern w:val="0"/>
+          <w:lang w:val="en-US" w:eastAsia="es-CO"/>
+          <w14:ligatures w14:val="none"/>
+        </w:rPr>
+        <w:t>f.application_count</w:t>
+      </w:r>
+      <w:proofErr w:type="spellEnd"/>
+      <w:r>
+        <w:rPr>
+          <w:rFonts w:ascii="Georgia" w:eastAsia="Times New Roman" w:hAnsi="Georgia" w:cs="Times New Roman"/>
+          <w:kern w:val="0"/>
+          <w:lang w:val="en-US" w:eastAsia="es-CO"/>
+          <w14:ligatures w14:val="none"/>
+        </w:rPr>
+        <w:t xml:space="preserve">) AS </w:t>
+      </w:r>
+      <w:proofErr w:type="spellStart"/>
+      <w:r>
+        <w:rPr>
+          <w:rFonts w:ascii="Georgia" w:eastAsia="Times New Roman" w:hAnsi="Georgia" w:cs="Times New Roman"/>
+          <w:kern w:val="0"/>
+          <w:lang w:val="en-US" w:eastAsia="es-CO"/>
+          <w14:ligatures w14:val="none"/>
+        </w:rPr>
+        <w:t>total_applications</w:t>
+      </w:r>
+      <w:proofErr w:type="spellEnd"/>
+      <w:r>
+        <w:rPr>
+          <w:rFonts w:ascii="Georgia" w:eastAsia="Times New Roman" w:hAnsi="Georgia" w:cs="Times New Roman"/>
+          <w:kern w:val="0"/>
+          <w:lang w:val="en-US" w:eastAsia="es-CO"/>
+          <w14:ligatures w14:val="none"/>
+        </w:rPr>
+        <w:t>,</w:t>
+      </w:r>
+    </w:p>
+    <w:p>
+      <w:pPr>
+        <w:spacing w:before="100" w:beforeAutospacing="1" w:after="100" w:afterAutospacing="1" w:line="360" w:lineRule="auto"/>
+        <w:rPr>
+          <w:rFonts w:ascii="Georgia" w:eastAsia="Times New Roman" w:hAnsi="Georgia" w:cs="Times New Roman"/>
+          <w:kern w:val="0"/>
+          <w:lang w:val="en-US" w:eastAsia="es-CO"/>
+          <w14:ligatures w14:val="none"/>
+        </w:rPr>
+      </w:pPr>
+      <w:r>
+        <w:rPr>
+          <w:rFonts w:ascii="Georgia" w:eastAsia="Times New Roman" w:hAnsi="Georgia" w:cs="Times New Roman"/>
+          <w:kern w:val="0"/>
+          <w:lang w:val="en-US" w:eastAsia="es-CO"/>
+          <w14:ligatures w14:val="none"/>
+        </w:rPr>
+        <w:lastRenderedPageBreak/>
+        <w:t xml:space="preserve">    SUM(</w:t>
+      </w:r>
+      <w:proofErr w:type="spellStart"/>
+      <w:proofErr w:type="gramStart"/>
+      <w:r>
+        <w:rPr>
+          <w:rFonts w:ascii="Georgia" w:eastAsia="Times New Roman" w:hAnsi="Georgia" w:cs="Times New Roman"/>
+          <w:kern w:val="0"/>
+          <w:lang w:val="en-US" w:eastAsia="es-CO"/>
+          <w14:ligatures w14:val="none"/>
+        </w:rPr>
+        <w:t>f.hired</w:t>
+      </w:r>
+      <w:proofErr w:type="gramEnd"/>
+      <w:r>
+        <w:rPr>
+          <w:rFonts w:ascii="Georgia" w:eastAsia="Times New Roman" w:hAnsi="Georgia" w:cs="Times New Roman"/>
+          <w:kern w:val="0"/>
+          <w:lang w:val="en-US" w:eastAsia="es-CO"/>
+          <w14:ligatures w14:val="none"/>
+        </w:rPr>
+        <w:t>_flag</w:t>
+      </w:r>
+      <w:proofErr w:type="spellEnd"/>
+      <w:r>
+        <w:rPr>
+          <w:rFonts w:ascii="Georgia" w:eastAsia="Times New Roman" w:hAnsi="Georgia" w:cs="Times New Roman"/>
+          <w:kern w:val="0"/>
+          <w:lang w:val="en-US" w:eastAsia="es-CO"/>
+          <w14:ligatures w14:val="none"/>
+        </w:rPr>
+        <w:t xml:space="preserve">)        AS </w:t>
+      </w:r>
+      <w:proofErr w:type="spellStart"/>
+      <w:r>
+        <w:rPr>
+          <w:rFonts w:ascii="Georgia" w:eastAsia="Times New Roman" w:hAnsi="Georgia" w:cs="Times New Roman"/>
+          <w:kern w:val="0"/>
+          <w:lang w:val="en-US" w:eastAsia="es-CO"/>
+          <w14:ligatures w14:val="none"/>
+        </w:rPr>
+        <w:t>total_hired</w:t>
+      </w:r>
+      <w:proofErr w:type="spellEnd"/>
+      <w:r>
+        <w:rPr>
+          <w:rFonts w:ascii="Georgia" w:eastAsia="Times New Roman" w:hAnsi="Georgia" w:cs="Times New Roman"/>
+          <w:kern w:val="0"/>
+          <w:lang w:val="en-US" w:eastAsia="es-CO"/>
+          <w14:ligatures w14:val="none"/>
+        </w:rPr>
+        <w:t>,</w:t>
+      </w:r>
+    </w:p>
+    <w:p>
+      <w:pPr>
+        <w:spacing w:before="100" w:beforeAutospacing="1" w:after="100" w:afterAutospacing="1" w:line="360" w:lineRule="auto"/>
+        <w:rPr>
+          <w:rFonts w:ascii="Georgia" w:eastAsia="Times New Roman" w:hAnsi="Georgia" w:cs="Times New Roman"/>
+          <w:kern w:val="0"/>
+          <w:lang w:val="en-US" w:eastAsia="es-CO"/>
+          <w14:ligatures w14:val="none"/>
+        </w:rPr>
+      </w:pPr>
+      <w:r>
+        <w:rPr>
+          <w:rFonts w:ascii="Georgia" w:eastAsia="Times New Roman" w:hAnsi="Georgia" w:cs="Times New Roman"/>
+          <w:kern w:val="0"/>
+          <w:lang w:val="en-US" w:eastAsia="es-CO"/>
+          <w14:ligatures w14:val="none"/>
+        </w:rPr>
+        <w:t xml:space="preserve">    ROUND(SUM(</w:t>
+      </w:r>
+      <w:proofErr w:type="spellStart"/>
+      <w:proofErr w:type="gramStart"/>
+      <w:r>
+        <w:rPr>
+          <w:rFonts w:ascii="Georgia" w:eastAsia="Times New Roman" w:hAnsi="Georgia" w:cs="Times New Roman"/>
+          <w:kern w:val="0"/>
+          <w:lang w:val="en-US" w:eastAsia="es-CO"/>
+          <w14:ligatures w14:val="none"/>
+        </w:rPr>
+        <w:t>f.hired</w:t>
+      </w:r>
+      <w:proofErr w:type="gramEnd"/>
+      <w:r>
+        <w:rPr>
+          <w:rFonts w:ascii="Georgia" w:eastAsia="Times New Roman" w:hAnsi="Georgia" w:cs="Times New Roman"/>
+          <w:kern w:val="0"/>
+          <w:lang w:val="en-US" w:eastAsia="es-CO"/>
+          <w14:ligatures w14:val="none"/>
+        </w:rPr>
+        <w:t>_flag</w:t>
+      </w:r>
+      <w:proofErr w:type="spellEnd"/>
+      <w:r>
+        <w:rPr>
+          <w:rFonts w:ascii="Georgia" w:eastAsia="Times New Roman" w:hAnsi="Georgia" w:cs="Times New Roman"/>
+          <w:kern w:val="0"/>
+          <w:lang w:val="en-US" w:eastAsia="es-CO"/>
+          <w14:ligatures w14:val="none"/>
+        </w:rPr>
+        <w:t>) / SUM(</w:t>
+      </w:r>
+      <w:proofErr w:type="spellStart"/>
+      <w:r>
+        <w:rPr>
+          <w:rFonts w:ascii="Georgia" w:eastAsia="Times New Roman" w:hAnsi="Georgia" w:cs="Times New Roman"/>
+          <w:kern w:val="0"/>
+          <w:lang w:val="en-US" w:eastAsia="es-CO"/>
+          <w14:ligatures w14:val="none"/>
+        </w:rPr>
+        <w:t>f.application_count</w:t>
+      </w:r>
+      <w:proofErr w:type="spellEnd"/>
+      <w:r>
+        <w:rPr>
+          <w:rFonts w:ascii="Georgia" w:eastAsia="Times New Roman" w:hAnsi="Georgia" w:cs="Times New Roman"/>
+          <w:kern w:val="0"/>
+          <w:lang w:val="en-US" w:eastAsia="es-CO"/>
+          <w14:ligatures w14:val="none"/>
+        </w:rPr>
+        <w:t xml:space="preserve">) * 100, 2) AS </w:t>
+      </w:r>
+      <w:proofErr w:type="spellStart"/>
+      <w:r>
+        <w:rPr>
+          <w:rFonts w:ascii="Georgia" w:eastAsia="Times New Roman" w:hAnsi="Georgia" w:cs="Times New Roman"/>
+          <w:kern w:val="0"/>
+          <w:lang w:val="en-US" w:eastAsia="es-CO"/>
+          <w14:ligatures w14:val="none"/>
+        </w:rPr>
+        <w:t>hiring_rate_pct</w:t>
+      </w:r>
+      <w:proofErr w:type="spellEnd"/>
+    </w:p>
+    <w:p>
+      <w:pPr>
+        <w:spacing w:before="100" w:beforeAutospacing="1" w:after="100" w:afterAutospacing="1" w:line="360" w:lineRule="auto"/>
+        <w:rPr>
+          <w:rFonts w:ascii="Georgia" w:eastAsia="Times New Roman" w:hAnsi="Georgia" w:cs="Times New Roman"/>
+          <w:kern w:val="0"/>
+          <w:lang w:val="en-US" w:eastAsia="es-CO"/>
+          <w14:ligatures w14:val="none"/>
+        </w:rPr>
+      </w:pPr>
+      <w:r>
+        <w:rPr>
+          <w:rFonts w:ascii="Georgia" w:eastAsia="Times New Roman" w:hAnsi="Georgia" w:cs="Times New Roman"/>
+          <w:kern w:val="0"/>
+          <w:lang w:val="en-US" w:eastAsia="es-CO"/>
+          <w14:ligatures w14:val="none"/>
+        </w:rPr>
+        <w:t xml:space="preserve">FROM </w:t>
+      </w:r>
+      <w:proofErr w:type="spellStart"/>
+      <w:r>
+        <w:rPr>
+          <w:rFonts w:ascii="Georgia" w:eastAsia="Times New Roman" w:hAnsi="Georgia" w:cs="Times New Roman"/>
+          <w:kern w:val="0"/>
+          <w:lang w:val="en-US" w:eastAsia="es-CO"/>
+          <w14:ligatures w14:val="none"/>
+        </w:rPr>
+        <w:t>fact_application</w:t>
+      </w:r>
+      <w:proofErr w:type="spellEnd"/>
+      <w:r>
+        <w:rPr>
+          <w:rFonts w:ascii="Georgia" w:eastAsia="Times New Roman" w:hAnsi="Georgia" w:cs="Times New Roman"/>
+          <w:kern w:val="0"/>
+          <w:lang w:val="en-US" w:eastAsia="es-CO"/>
+          <w14:ligatures w14:val="none"/>
+        </w:rPr>
+        <w:t xml:space="preserve"> f</w:t>
+      </w:r>
+    </w:p>
+    <w:p>
+      <w:pPr>
+        <w:spacing w:before="100" w:beforeAutospacing="1" w:after="100" w:afterAutospacing="1" w:line="360" w:lineRule="auto"/>
+        <w:rPr>
+          <w:rFonts w:ascii="Georgia" w:eastAsia="Times New Roman" w:hAnsi="Georgia" w:cs="Times New Roman"/>
+          <w:kern w:val="0"/>
+          <w:lang w:val="en-US" w:eastAsia="es-CO"/>
+          <w14:ligatures w14:val="none"/>
+        </w:rPr>
+      </w:pPr>
+      <w:r>
+        <w:rPr>
+          <w:rFonts w:ascii="Georgia" w:eastAsia="Times New Roman" w:hAnsi="Georgia" w:cs="Times New Roman"/>
+          <w:kern w:val="0"/>
+          <w:lang w:val="en-US" w:eastAsia="es-CO"/>
+          <w14:ligatures w14:val="none"/>
+        </w:rPr>
+        <w:t xml:space="preserve">JOIN </w:t>
+      </w:r>
+      <w:proofErr w:type="spellStart"/>
+      <w:r>
+        <w:rPr>
+          <w:rFonts w:ascii="Georgia" w:eastAsia="Times New Roman" w:hAnsi="Georgia" w:cs="Times New Roman"/>
+          <w:kern w:val="0"/>
+          <w:lang w:val="en-US" w:eastAsia="es-CO"/>
+          <w14:ligatures w14:val="none"/>
+        </w:rPr>
+        <w:t>dim_candidate_profile</w:t>
+      </w:r>
+      <w:proofErr w:type="spellEnd"/>
+      <w:r>
+        <w:rPr>
+          <w:rFonts w:ascii="Georgia" w:eastAsia="Times New Roman" w:hAnsi="Georgia" w:cs="Times New Roman"/>
+          <w:kern w:val="0"/>
+          <w:lang w:val="en-US" w:eastAsia="es-CO"/>
+          <w14:ligatures w14:val="none"/>
+        </w:rPr>
+        <w:t xml:space="preserve"> p ON </w:t>
+      </w:r>
+      <w:proofErr w:type="spellStart"/>
+      <w:proofErr w:type="gramStart"/>
+      <w:r>
+        <w:rPr>
+          <w:rFonts w:ascii="Georgia" w:eastAsia="Times New Roman" w:hAnsi="Georgia" w:cs="Times New Roman"/>
+          <w:kern w:val="0"/>
+          <w:lang w:val="en-US" w:eastAsia="es-CO"/>
+          <w14:ligatures w14:val="none"/>
+        </w:rPr>
+        <w:t>f.profile</w:t>
+      </w:r>
+      <w:proofErr w:type="gramEnd"/>
+      <w:r>
+        <w:rPr>
+          <w:rFonts w:ascii="Georgia" w:eastAsia="Times New Roman" w:hAnsi="Georgia" w:cs="Times New Roman"/>
+          <w:kern w:val="0"/>
+          <w:lang w:val="en-US" w:eastAsia="es-CO"/>
+          <w14:ligatures w14:val="none"/>
+        </w:rPr>
+        <w:t>_key</w:t>
+      </w:r>
+      <w:proofErr w:type="spellEnd"/>
+      <w:r>
+        <w:rPr>
+          <w:rFonts w:ascii="Georgia" w:eastAsia="Times New Roman" w:hAnsi="Georgia" w:cs="Times New Roman"/>
+          <w:kern w:val="0"/>
+          <w:lang w:val="en-US" w:eastAsia="es-CO"/>
+          <w14:ligatures w14:val="none"/>
+        </w:rPr>
+        <w:t xml:space="preserve"> = </w:t>
+      </w:r>
+      <w:proofErr w:type="spellStart"/>
+      <w:r>
+        <w:rPr>
+          <w:rFonts w:ascii="Georgia" w:eastAsia="Times New Roman" w:hAnsi="Georgia" w:cs="Times New Roman"/>
+          <w:kern w:val="0"/>
+          <w:lang w:val="en-US" w:eastAsia="es-CO"/>
+          <w14:ligatures w14:val="none"/>
+        </w:rPr>
+        <w:t>p.profile_key</w:t>
+      </w:r>
+      <w:proofErr w:type="spellEnd"/>
+    </w:p>
+    <w:p>
+      <w:pPr>
+        <w:spacing w:before="100" w:beforeAutospacing="1" w:after="100" w:afterAutospacing="1" w:line="360" w:lineRule="auto"/>
+        <w:rPr>
+          <w:rFonts w:ascii="Georgia" w:eastAsia="Times New Roman" w:hAnsi="Georgia" w:cs="Times New Roman"/>
+          <w:kern w:val="0"/>
+          <w:lang w:val="en-US" w:eastAsia="es-CO"/>
+          <w14:ligatures w14:val="none"/>
+        </w:rPr>
+      </w:pPr>
+      <w:r>
+        <w:rPr>
+          <w:rFonts w:ascii="Georgia" w:eastAsia="Times New Roman" w:hAnsi="Georgia" w:cs="Times New Roman"/>
+          <w:kern w:val="0"/>
+          <w:lang w:val="en-US" w:eastAsia="es-CO"/>
+          <w14:ligatures w14:val="none"/>
+        </w:rPr>
+        <w:t xml:space="preserve">GROUP BY </w:t>
+      </w:r>
+      <w:proofErr w:type="spellStart"/>
+      <w:proofErr w:type="gramStart"/>
+      <w:r>
+        <w:rPr>
+          <w:rFonts w:ascii="Georgia" w:eastAsia="Times New Roman" w:hAnsi="Georgia" w:cs="Times New Roman"/>
+          <w:kern w:val="0"/>
+          <w:lang w:val="en-US" w:eastAsia="es-CO"/>
+          <w14:ligatures w14:val="none"/>
+        </w:rPr>
+        <w:t>p.seniority</w:t>
+      </w:r>
+      <w:proofErr w:type="spellEnd"/>
+      <w:proofErr w:type="gramEnd"/>
+      <w:r>
+        <w:rPr>
+          <w:rFonts w:ascii="Georgia" w:eastAsia="Times New Roman" w:hAnsi="Georgia" w:cs="Times New Roman"/>
+          <w:kern w:val="0"/>
+          <w:lang w:val="en-US" w:eastAsia="es-CO"/>
+          <w14:ligatures w14:val="none"/>
+        </w:rPr>
+        <w:t xml:space="preserve">, </w:t>
+      </w:r>
+      <w:proofErr w:type="spellStart"/>
+      <w:r>
+        <w:rPr>
+          <w:rFonts w:ascii="Georgia" w:eastAsia="Times New Roman" w:hAnsi="Georgia" w:cs="Times New Roman"/>
+          <w:kern w:val="0"/>
+          <w:lang w:val="en-US" w:eastAsia="es-CO"/>
+          <w14:ligatures w14:val="none"/>
+        </w:rPr>
+        <w:t>p.yoe_range</w:t>
+      </w:r>
+      <w:proofErr w:type="spellEnd"/>
+    </w:p>
+    <w:p>
+      <w:pPr>
+        <w:spacing w:before="100" w:beforeAutospacing="1" w:after="100" w:afterAutospacing="1" w:line="360" w:lineRule="auto"/>
+        <w:rPr>
+          <w:rFonts w:ascii="Georgia" w:eastAsia="Times New Roman" w:hAnsi="Georgia" w:cs="Times New Roman"/>
+          <w:kern w:val="0"/>
+          <w:lang w:val="en-US" w:eastAsia="es-CO"/>
+          <w14:ligatures w14:val="none"/>
+        </w:rPr>
+      </w:pPr>
+      <w:r>
+        <w:rPr>
+          <w:rFonts w:ascii="Georgia" w:eastAsia="Times New Roman" w:hAnsi="Georgia" w:cs="Times New Roman"/>
+          <w:kern w:val="0"/>
+          <w:lang w:val="en-US" w:eastAsia="es-CO"/>
+          <w14:ligatures w14:val="none"/>
+        </w:rPr>
+        <w:t xml:space="preserve">ORDER BY </w:t>
+      </w:r>
+      <w:proofErr w:type="spellStart"/>
+      <w:r>
+        <w:rPr>
+          <w:rFonts w:ascii="Georgia" w:eastAsia="Times New Roman" w:hAnsi="Georgia" w:cs="Times New Roman"/>
+          <w:kern w:val="0"/>
+          <w:lang w:val="en-US" w:eastAsia="es-CO"/>
+          <w14:ligatures w14:val="none"/>
+        </w:rPr>
+        <w:t>hiring_rate_pct</w:t>
+      </w:r>
+      <w:proofErr w:type="spellEnd"/>
+      <w:r>
+        <w:rPr>
+          <w:rFonts w:ascii="Georgia" w:eastAsia="Times New Roman" w:hAnsi="Georgia" w:cs="Times New Roman"/>
+          <w:kern w:val="0"/>
+          <w:lang w:val="en-US" w:eastAsia="es-CO"/>
+          <w14:ligatures w14:val="none"/>
+        </w:rPr>
+        <w:t xml:space="preserve"> </w:t>
+      </w:r>
+      <w:proofErr w:type="gramStart"/>
+      <w:r>
+        <w:rPr>
+          <w:rFonts w:ascii="Georgia" w:eastAsia="Times New Roman" w:hAnsi="Georgia" w:cs="Times New Roman"/>
+          <w:kern w:val="0"/>
+          <w:lang w:val="en-US" w:eastAsia="es-CO"/>
+          <w14:ligatures w14:val="none"/>
+        </w:rPr>
+        <w:t>DESC</w:t>
+      </w:r>
+      <w:proofErr w:type="gramEnd"/>
+    </w:p>
+    <w:p>
+      <w:pPr>
+        <w:spacing w:before="100" w:beforeAutospacing="1" w:after="100" w:afterAutospacing="1" w:line="360" w:lineRule="auto"/>
+        <w:rPr>
+          <w:rFonts w:ascii="Georgia" w:eastAsia="Times New Roman" w:hAnsi="Georgia" w:cs="Times New Roman"/>
+          <w:kern w:val="0"/>
+          <w:lang w:eastAsia="es-CO"/>
+          <w14:ligatures w14:val="none"/>
+        </w:rPr>
+      </w:pPr>
+      <w:r>
+        <w:rPr>
+          <w:rFonts w:ascii="Georgia" w:eastAsia="Times New Roman" w:hAnsi="Georgia" w:cs="Times New Roman"/>
+          <w:kern w:val="0"/>
+          <w:lang w:eastAsia="es-CO"/>
+          <w14:ligatures w14:val="none"/>
+        </w:rPr>
+        <w:t>LIMIT 10;</w:t>
+      </w:r>
+    </w:p>
+    <w:p>
+      <w:pPr>
+        <w:spacing w:before="100" w:beforeAutospacing="1" w:after="100" w:afterAutospacing="1" w:line="360" w:lineRule="auto"/>
+        <w:rPr>
+          <w:rFonts w:ascii="Georgia" w:eastAsia="Times New Roman" w:hAnsi="Georgia" w:cs="Times New Roman"/>
+          <w:kern w:val="0"/>
+          <w:lang w:eastAsia="es-CO"/>
+          <w14:ligatures w14:val="none"/>
+        </w:rPr>
+      </w:pPr>
+      <w:proofErr w:type="spellStart"/>
+      <w:r>
+        <w:rPr>
+          <w:rFonts w:ascii="Georgia" w:eastAsia="Times New Roman" w:hAnsi="Georgia" w:cs="Times New Roman"/>
+          <w:b/>
+          <w:bCs/>
+          <w:kern w:val="0"/>
+          <w:lang w:eastAsia="es-CO"/>
+          <w14:ligatures w14:val="none"/>
+        </w:rPr>
+        <w:t>Result</w:t>
+      </w:r>
+      <w:proofErr w:type="spellEnd"/>
+      <w:r>
+        <w:rPr>
+          <w:rFonts w:ascii="Georgia" w:eastAsia="Times New Roman" w:hAnsi="Georgia" w:cs="Times New Roman"/>
+          <w:b/>
+          <w:bCs/>
+          <w:kern w:val="0"/>
+          <w:lang w:eastAsia="es-CO"/>
+          <w14:ligatures w14:val="none"/>
+        </w:rPr>
+        <w:t xml:space="preserve"> (top 5 </w:t>
+      </w:r>
+      <w:proofErr w:type="spellStart"/>
+      <w:r>
+        <w:rPr>
+          <w:rFonts w:ascii="Georgia" w:eastAsia="Times New Roman" w:hAnsi="Georgia" w:cs="Times New Roman"/>
+          <w:b/>
+          <w:bCs/>
+          <w:kern w:val="0"/>
+          <w:lang w:eastAsia="es-CO"/>
+          <w14:ligatures w14:val="none"/>
+        </w:rPr>
+        <w:t>of</w:t>
+      </w:r>
+      <w:proofErr w:type="spellEnd"/>
+      <w:r>
+        <w:rPr>
+          <w:rFonts w:ascii="Georgia" w:eastAsia="Times New Roman" w:hAnsi="Georgia" w:cs="Times New Roman"/>
+          <w:b/>
+          <w:bCs/>
+          <w:kern w:val="0"/>
+          <w:lang w:eastAsia="es-CO"/>
+          <w14:ligatures w14:val="none"/>
+        </w:rPr>
+        <w:t xml:space="preserve"> 10):</w:t>
+      </w:r>
+    </w:p>
+    <w:tbl>
+      <w:tblPr>
+        <w:tblW w:w="0" w:type="auto"/>
+        <w:tblCellSpacing w:w="15" w:type="dxa"/>
+        <w:tblCellMar>
+          <w:top w:w="15" w:type="dxa"/>
+          <w:left w:w="15" w:type="dxa"/>
+          <w:bottom w:w="15" w:type="dxa"/>
+          <w:right w:w="15" w:type="dxa"/>
+        </w:tblCellMar>
+        <w:tblLook w:val="04A0" w:firstRow="1" w:lastRow="0" w:firstColumn="1" w:lastColumn="0" w:noHBand="0" w:noVBand="1"/>
+      </w:tblPr>
+      <w:tblGrid>
+        <w:gridCol w:w="1276"/>
+        <w:gridCol w:w="1418"/>
+        <w:gridCol w:w="2268"/>
+        <w:gridCol w:w="1394"/>
+        <w:gridCol w:w="1891"/>
+      </w:tblGrid>
+      <w:tr>
+        <w:trPr>
+          <w:tblHeader/>
+          <w:tblCellSpacing w:w="15" w:type="dxa"/>
+        </w:trPr>
+        <w:tc>
+          <w:tcPr>
+            <w:tcW w:w="1231" w:type="dxa"/>
+            <w:tcBorders>
+              <w:bottom w:val="single" w:sz="4" w:space="0" w:color="auto"/>
+            </w:tcBorders>
+            <w:vAlign w:val="center"/>
+            <w:hideMark/>
+          </w:tcPr>
+          <w:p>
+            <w:pPr>
+              <w:spacing w:before="100" w:beforeAutospacing="1" w:after="100" w:afterAutospacing="1" w:line="360" w:lineRule="auto"/>
+              <w:rPr>
+                <w:rFonts w:ascii="Georgia" w:eastAsia="Times New Roman" w:hAnsi="Georgia" w:cs="Times New Roman"/>
+                <w:b/>
+                <w:bCs/>
+                <w:kern w:val="0"/>
+                <w:lang w:eastAsia="es-CO"/>
+                <w14:ligatures w14:val="none"/>
+              </w:rPr>
+            </w:pPr>
+            <w:proofErr w:type="spellStart"/>
+            <w:r>
+              <w:rPr>
+                <w:rFonts w:ascii="Georgia" w:eastAsia="Times New Roman" w:hAnsi="Georgia" w:cs="Times New Roman"/>
+                <w:b/>
+                <w:bCs/>
+                <w:kern w:val="0"/>
+                <w:lang w:eastAsia="es-CO"/>
+                <w14:ligatures w14:val="none"/>
+              </w:rPr>
+              <w:t>seniority</w:t>
+            </w:r>
+            <w:proofErr w:type="spellEnd"/>
+          </w:p>
+        </w:tc>
+        <w:tc>
+          <w:tcPr>
+            <w:tcW w:w="1388" w:type="dxa"/>
+            <w:tcBorders>
+              <w:bottom w:val="single" w:sz="4" w:space="0" w:color="auto"/>
+            </w:tcBorders>
+            <w:vAlign w:val="center"/>
+            <w:hideMark/>
+          </w:tcPr>
+          <w:p>
+            <w:pPr>
+              <w:spacing w:before="100" w:beforeAutospacing="1" w:after="100" w:afterAutospacing="1" w:line="360" w:lineRule="auto"/>
+              <w:rPr>
+                <w:rFonts w:ascii="Georgia" w:eastAsia="Times New Roman" w:hAnsi="Georgia" w:cs="Times New Roman"/>
+                <w:b/>
+                <w:bCs/>
+                <w:kern w:val="0"/>
+                <w:lang w:eastAsia="es-CO"/>
+                <w14:ligatures w14:val="none"/>
+              </w:rPr>
+            </w:pPr>
+            <w:proofErr w:type="spellStart"/>
+            <w:r>
+              <w:rPr>
+                <w:rFonts w:ascii="Georgia" w:eastAsia="Times New Roman" w:hAnsi="Georgia" w:cs="Times New Roman"/>
+                <w:b/>
+                <w:bCs/>
+                <w:kern w:val="0"/>
+                <w:lang w:eastAsia="es-CO"/>
+                <w14:ligatures w14:val="none"/>
+              </w:rPr>
+              <w:t>yoe_range</w:t>
+            </w:r>
+            <w:proofErr w:type="spellEnd"/>
+          </w:p>
+        </w:tc>
+        <w:tc>
+          <w:tcPr>
+            <w:tcW w:w="2238" w:type="dxa"/>
+            <w:tcBorders>
+              <w:bottom w:val="single" w:sz="4" w:space="0" w:color="auto"/>
+            </w:tcBorders>
+            <w:vAlign w:val="center"/>
+            <w:hideMark/>
+          </w:tcPr>
+          <w:p>
+            <w:pPr>
+              <w:spacing w:before="100" w:beforeAutospacing="1" w:after="100" w:afterAutospacing="1" w:line="360" w:lineRule="auto"/>
+              <w:rPr>
+                <w:rFonts w:ascii="Georgia" w:eastAsia="Times New Roman" w:hAnsi="Georgia" w:cs="Times New Roman"/>
+                <w:b/>
+                <w:bCs/>
+                <w:kern w:val="0"/>
+                <w:lang w:eastAsia="es-CO"/>
+                <w14:ligatures w14:val="none"/>
+              </w:rPr>
+            </w:pPr>
+            <w:proofErr w:type="spellStart"/>
+            <w:r>
+              <w:rPr>
+                <w:rFonts w:ascii="Georgia" w:eastAsia="Times New Roman" w:hAnsi="Georgia" w:cs="Times New Roman"/>
+                <w:b/>
+                <w:bCs/>
+                <w:kern w:val="0"/>
+                <w:lang w:eastAsia="es-CO"/>
+                <w14:ligatures w14:val="none"/>
+              </w:rPr>
+              <w:t>total_applications</w:t>
+            </w:r>
+            <w:proofErr w:type="spellEnd"/>
+          </w:p>
+        </w:tc>
+        <w:tc>
+          <w:tcPr>
+            <w:tcW w:w="1364" w:type="dxa"/>
+            <w:tcBorders>
+              <w:bottom w:val="single" w:sz="4" w:space="0" w:color="auto"/>
+            </w:tcBorders>
+            <w:vAlign w:val="center"/>
+            <w:hideMark/>
+          </w:tcPr>
+          <w:p>
+            <w:pPr>
+              <w:spacing w:before="100" w:beforeAutospacing="1" w:after="100" w:afterAutospacing="1" w:line="360" w:lineRule="auto"/>
+              <w:rPr>
+                <w:rFonts w:ascii="Georgia" w:eastAsia="Times New Roman" w:hAnsi="Georgia" w:cs="Times New Roman"/>
+                <w:b/>
+                <w:bCs/>
+                <w:kern w:val="0"/>
+                <w:lang w:eastAsia="es-CO"/>
+                <w14:ligatures w14:val="none"/>
+              </w:rPr>
+            </w:pPr>
+            <w:proofErr w:type="spellStart"/>
+            <w:r>
+              <w:rPr>
+                <w:rFonts w:ascii="Georgia" w:eastAsia="Times New Roman" w:hAnsi="Georgia" w:cs="Times New Roman"/>
+                <w:b/>
+                <w:bCs/>
+                <w:kern w:val="0"/>
+                <w:lang w:eastAsia="es-CO"/>
+                <w14:ligatures w14:val="none"/>
+              </w:rPr>
+              <w:t>total_hired</w:t>
+            </w:r>
+            <w:proofErr w:type="spellEnd"/>
+          </w:p>
+        </w:tc>
+        <w:tc>
+          <w:tcPr>
+            <w:tcW w:w="1846" w:type="dxa"/>
+            <w:tcBorders>
+              <w:bottom w:val="single" w:sz="4" w:space="0" w:color="auto"/>
+            </w:tcBorders>
+            <w:vAlign w:val="center"/>
+            <w:hideMark/>
+          </w:tcPr>
+          <w:p>
+            <w:pPr>
+              <w:spacing w:before="100" w:beforeAutospacing="1" w:after="100" w:afterAutospacing="1" w:line="360" w:lineRule="auto"/>
+              <w:rPr>
+                <w:rFonts w:ascii="Georgia" w:eastAsia="Times New Roman" w:hAnsi="Georgia" w:cs="Times New Roman"/>
+                <w:b/>
+                <w:bCs/>
+                <w:kern w:val="0"/>
+                <w:lang w:eastAsia="es-CO"/>
+                <w14:ligatures w14:val="none"/>
+              </w:rPr>
+            </w:pPr>
+            <w:proofErr w:type="spellStart"/>
+            <w:r>
+              <w:rPr>
+                <w:rFonts w:ascii="Georgia" w:eastAsia="Times New Roman" w:hAnsi="Georgia" w:cs="Times New Roman"/>
+                <w:b/>
+                <w:bCs/>
+                <w:kern w:val="0"/>
+                <w:lang w:eastAsia="es-CO"/>
+                <w14:ligatures w14:val="none"/>
+              </w:rPr>
+              <w:t>hiring_rate_pct</w:t>
+            </w:r>
+            <w:proofErr w:type="spellEnd"/>
+          </w:p>
+        </w:tc>
+      </w:tr>
+      <w:tr>
+        <w:trPr>
+          <w:tblCellSpacing w:w="15" w:type="dxa"/>
+        </w:trPr>
+        <w:tc>
+          <w:tcPr>
+            <w:tcW w:w="1231" w:type="dxa"/>
+            <w:vAlign w:val="center"/>
+            <w:hideMark/>
+          </w:tcPr>
+          <w:p>
+            <w:pPr>
+              <w:spacing w:before="100" w:beforeAutospacing="1" w:after="100" w:afterAutospacing="1" w:line="360" w:lineRule="auto"/>
+              <w:rPr>
+                <w:rFonts w:ascii="Georgia" w:eastAsia="Times New Roman" w:hAnsi="Georgia" w:cs="Times New Roman"/>
+                <w:kern w:val="0"/>
+                <w:lang w:eastAsia="es-CO"/>
+                <w14:ligatures w14:val="none"/>
+              </w:rPr>
+            </w:pPr>
+            <w:proofErr w:type="spellStart"/>
+            <w:r>
+              <w:rPr>
+                <w:rFonts w:ascii="Georgia" w:eastAsia="Times New Roman" w:hAnsi="Georgia" w:cs="Times New Roman"/>
+                <w:kern w:val="0"/>
+                <w:lang w:eastAsia="es-CO"/>
+                <w14:ligatures w14:val="none"/>
+              </w:rPr>
+              <w:t>Intern</w:t>
+            </w:r>
+            <w:proofErr w:type="spellEnd"/>
+          </w:p>
+        </w:tc>
+        <w:tc>
+          <w:tcPr>
+            <w:tcW w:w="1388" w:type="dxa"/>
+            <w:vAlign w:val="center"/>
+            <w:hideMark/>
+          </w:tcPr>
+          <w:p>
+            <w:pPr>
+              <w:spacing w:before="100" w:beforeAutospacing="1" w:after="100" w:afterAutospacing="1" w:line="360" w:lineRule="auto"/>
+              <w:rPr>
+                <w:rFonts w:ascii="Georgia" w:eastAsia="Times New Roman" w:hAnsi="Georgia" w:cs="Times New Roman"/>
+                <w:kern w:val="0"/>
+                <w:lang w:eastAsia="es-CO"/>
+                <w14:ligatures w14:val="none"/>
+              </w:rPr>
+            </w:pPr>
+            <w:r>
+              <w:rPr>
+                <w:rFonts w:ascii="Georgia" w:eastAsia="Times New Roman" w:hAnsi="Georgia" w:cs="Times New Roman"/>
+                <w:kern w:val="0"/>
+                <w:lang w:eastAsia="es-CO"/>
+                <w14:ligatures w14:val="none"/>
+              </w:rPr>
+              <w:t>0-5</w:t>
+            </w:r>
+          </w:p>
+        </w:tc>
+        <w:tc>
+          <w:tcPr>
+            <w:tcW w:w="2238" w:type="dxa"/>
+            <w:vAlign w:val="center"/>
+            <w:hideMark/>
+          </w:tcPr>
+          <w:p>
+            <w:pPr>
+              <w:spacing w:before="100" w:beforeAutospacing="1" w:after="100" w:afterAutospacing="1" w:line="360" w:lineRule="auto"/>
+              <w:rPr>
+                <w:rFonts w:ascii="Georgia" w:eastAsia="Times New Roman" w:hAnsi="Georgia" w:cs="Times New Roman"/>
+                <w:kern w:val="0"/>
+                <w:lang w:eastAsia="es-CO"/>
+                <w14:ligatures w14:val="none"/>
+              </w:rPr>
+            </w:pPr>
+            <w:r>
+              <w:rPr>
+                <w:rFonts w:ascii="Georgia" w:eastAsia="Times New Roman" w:hAnsi="Georgia" w:cs="Times New Roman"/>
+                <w:kern w:val="0"/>
+                <w:lang w:eastAsia="es-CO"/>
+                <w14:ligatures w14:val="none"/>
+              </w:rPr>
+              <w:t>1,281</w:t>
+            </w:r>
+          </w:p>
+        </w:tc>
+        <w:tc>
+          <w:tcPr>
+            <w:tcW w:w="1364" w:type="dxa"/>
+            <w:vAlign w:val="center"/>
+            <w:hideMark/>
+          </w:tcPr>
+          <w:p>
+            <w:pPr>
+              <w:spacing w:before="100" w:beforeAutospacing="1" w:after="100" w:afterAutospacing="1" w:line="360" w:lineRule="auto"/>
+              <w:rPr>
+                <w:rFonts w:ascii="Georgia" w:eastAsia="Times New Roman" w:hAnsi="Georgia" w:cs="Times New Roman"/>
+                <w:kern w:val="0"/>
+                <w:lang w:eastAsia="es-CO"/>
+                <w14:ligatures w14:val="none"/>
+              </w:rPr>
+            </w:pPr>
+            <w:r>
+              <w:rPr>
+                <w:rFonts w:ascii="Georgia" w:eastAsia="Times New Roman" w:hAnsi="Georgia" w:cs="Times New Roman"/>
+                <w:kern w:val="0"/>
+                <w:lang w:eastAsia="es-CO"/>
+                <w14:ligatures w14:val="none"/>
+              </w:rPr>
+              <w:t>198</w:t>
+            </w:r>
+          </w:p>
+        </w:tc>
+        <w:tc>
+          <w:tcPr>
+            <w:tcW w:w="1846" w:type="dxa"/>
+            <w:vAlign w:val="center"/>
+            <w:hideMark/>
+          </w:tcPr>
+          <w:p>
+            <w:pPr>
+              <w:spacing w:before="100" w:beforeAutospacing="1" w:after="100" w:afterAutospacing="1" w:line="360" w:lineRule="auto"/>
+              <w:rPr>
+                <w:rFonts w:ascii="Georgia" w:eastAsia="Times New Roman" w:hAnsi="Georgia" w:cs="Times New Roman"/>
+                <w:kern w:val="0"/>
+                <w:lang w:eastAsia="es-CO"/>
+                <w14:ligatures w14:val="none"/>
+              </w:rPr>
+            </w:pPr>
+            <w:r>
+              <w:rPr>
+                <w:rFonts w:ascii="Georgia" w:eastAsia="Times New Roman" w:hAnsi="Georgia" w:cs="Times New Roman"/>
+                <w:kern w:val="0"/>
+                <w:lang w:eastAsia="es-CO"/>
+                <w14:ligatures w14:val="none"/>
+              </w:rPr>
+              <w:t>15.46%</w:t>
+            </w:r>
+          </w:p>
+        </w:tc>
+      </w:tr>
+      <w:tr>
+        <w:trPr>
+          <w:tblCellSpacing w:w="15" w:type="dxa"/>
+        </w:trPr>
+        <w:tc>
+          <w:tcPr>
+            <w:tcW w:w="1231" w:type="dxa"/>
+            <w:vAlign w:val="center"/>
+            <w:hideMark/>
+          </w:tcPr>
+          <w:p>
+            <w:pPr>
+              <w:spacing w:before="100" w:beforeAutospacing="1" w:after="100" w:afterAutospacing="1" w:line="360" w:lineRule="auto"/>
+              <w:rPr>
+                <w:rFonts w:ascii="Georgia" w:eastAsia="Times New Roman" w:hAnsi="Georgia" w:cs="Times New Roman"/>
+                <w:kern w:val="0"/>
+                <w:lang w:eastAsia="es-CO"/>
+                <w14:ligatures w14:val="none"/>
+              </w:rPr>
+            </w:pPr>
+            <w:proofErr w:type="spellStart"/>
+            <w:r>
+              <w:rPr>
+                <w:rFonts w:ascii="Georgia" w:eastAsia="Times New Roman" w:hAnsi="Georgia" w:cs="Times New Roman"/>
+                <w:kern w:val="0"/>
+                <w:lang w:eastAsia="es-CO"/>
+                <w14:ligatures w14:val="none"/>
+              </w:rPr>
+              <w:t>Architect</w:t>
+            </w:r>
+            <w:proofErr w:type="spellEnd"/>
+          </w:p>
+        </w:tc>
+        <w:tc>
+          <w:tcPr>
+            <w:tcW w:w="1388" w:type="dxa"/>
+            <w:vAlign w:val="center"/>
+            <w:hideMark/>
+          </w:tcPr>
+          <w:p>
+            <w:pPr>
+              <w:spacing w:before="100" w:beforeAutospacing="1" w:after="100" w:afterAutospacing="1" w:line="360" w:lineRule="auto"/>
+              <w:rPr>
+                <w:rFonts w:ascii="Georgia" w:eastAsia="Times New Roman" w:hAnsi="Georgia" w:cs="Times New Roman"/>
+                <w:kern w:val="0"/>
+                <w:lang w:eastAsia="es-CO"/>
+                <w14:ligatures w14:val="none"/>
+              </w:rPr>
+            </w:pPr>
+            <w:r>
+              <w:rPr>
+                <w:rFonts w:ascii="Georgia" w:eastAsia="Times New Roman" w:hAnsi="Georgia" w:cs="Times New Roman"/>
+                <w:kern w:val="0"/>
+                <w:lang w:eastAsia="es-CO"/>
+                <w14:ligatures w14:val="none"/>
+              </w:rPr>
+              <w:t>11-15</w:t>
+            </w:r>
+          </w:p>
+        </w:tc>
+        <w:tc>
+          <w:tcPr>
+            <w:tcW w:w="2238" w:type="dxa"/>
+            <w:vAlign w:val="center"/>
+            <w:hideMark/>
+          </w:tcPr>
+          <w:p>
+            <w:pPr>
+              <w:spacing w:before="100" w:beforeAutospacing="1" w:after="100" w:afterAutospacing="1" w:line="360" w:lineRule="auto"/>
+              <w:rPr>
+                <w:rFonts w:ascii="Georgia" w:eastAsia="Times New Roman" w:hAnsi="Georgia" w:cs="Times New Roman"/>
+                <w:kern w:val="0"/>
+                <w:lang w:eastAsia="es-CO"/>
+                <w14:ligatures w14:val="none"/>
+              </w:rPr>
+            </w:pPr>
+            <w:r>
+              <w:rPr>
+                <w:rFonts w:ascii="Georgia" w:eastAsia="Times New Roman" w:hAnsi="Georgia" w:cs="Times New Roman"/>
+                <w:kern w:val="0"/>
+                <w:lang w:eastAsia="es-CO"/>
+                <w14:ligatures w14:val="none"/>
+              </w:rPr>
+              <w:t>1,181</w:t>
+            </w:r>
+          </w:p>
+        </w:tc>
+        <w:tc>
+          <w:tcPr>
+            <w:tcW w:w="1364" w:type="dxa"/>
+            <w:vAlign w:val="center"/>
+            <w:hideMark/>
+          </w:tcPr>
+          <w:p>
+            <w:pPr>
+              <w:spacing w:before="100" w:beforeAutospacing="1" w:after="100" w:afterAutospacing="1" w:line="360" w:lineRule="auto"/>
+              <w:rPr>
+                <w:rFonts w:ascii="Georgia" w:eastAsia="Times New Roman" w:hAnsi="Georgia" w:cs="Times New Roman"/>
+                <w:kern w:val="0"/>
+                <w:lang w:eastAsia="es-CO"/>
+                <w14:ligatures w14:val="none"/>
+              </w:rPr>
+            </w:pPr>
+            <w:r>
+              <w:rPr>
+                <w:rFonts w:ascii="Georgia" w:eastAsia="Times New Roman" w:hAnsi="Georgia" w:cs="Times New Roman"/>
+                <w:kern w:val="0"/>
+                <w:lang w:eastAsia="es-CO"/>
+                <w14:ligatures w14:val="none"/>
+              </w:rPr>
+              <w:t>174</w:t>
+            </w:r>
+          </w:p>
+        </w:tc>
+        <w:tc>
+          <w:tcPr>
+            <w:tcW w:w="1846" w:type="dxa"/>
+            <w:vAlign w:val="center"/>
+            <w:hideMark/>
+          </w:tcPr>
+          <w:p>
+            <w:pPr>
+              <w:spacing w:before="100" w:beforeAutospacing="1" w:after="100" w:afterAutospacing="1" w:line="360" w:lineRule="auto"/>
+              <w:rPr>
+                <w:rFonts w:ascii="Georgia" w:eastAsia="Times New Roman" w:hAnsi="Georgia" w:cs="Times New Roman"/>
+                <w:kern w:val="0"/>
+                <w:lang w:eastAsia="es-CO"/>
+                <w14:ligatures w14:val="none"/>
+              </w:rPr>
+            </w:pPr>
+            <w:r>
+              <w:rPr>
+                <w:rFonts w:ascii="Georgia" w:eastAsia="Times New Roman" w:hAnsi="Georgia" w:cs="Times New Roman"/>
+                <w:kern w:val="0"/>
+                <w:lang w:eastAsia="es-CO"/>
+                <w14:ligatures w14:val="none"/>
+              </w:rPr>
+              <w:t>14.73%</w:t>
+            </w:r>
+          </w:p>
+        </w:tc>
+      </w:tr>
+      <w:tr>
+        <w:trPr>
+          <w:tblCellSpacing w:w="15" w:type="dxa"/>
+        </w:trPr>
+        <w:tc>
+          <w:tcPr>
+            <w:tcW w:w="1231" w:type="dxa"/>
+            <w:vAlign w:val="center"/>
+            <w:hideMark/>
+          </w:tcPr>
+          <w:p>
+            <w:pPr>
+              <w:spacing w:before="100" w:beforeAutospacing="1" w:after="100" w:afterAutospacing="1" w:line="360" w:lineRule="auto"/>
+              <w:rPr>
+                <w:rFonts w:ascii="Georgia" w:eastAsia="Times New Roman" w:hAnsi="Georgia" w:cs="Times New Roman"/>
+                <w:kern w:val="0"/>
+                <w:lang w:eastAsia="es-CO"/>
+                <w14:ligatures w14:val="none"/>
+              </w:rPr>
+            </w:pPr>
+            <w:r>
+              <w:rPr>
+                <w:rFonts w:ascii="Georgia" w:eastAsia="Times New Roman" w:hAnsi="Georgia" w:cs="Times New Roman"/>
+                <w:kern w:val="0"/>
+                <w:lang w:eastAsia="es-CO"/>
+                <w14:ligatures w14:val="none"/>
+              </w:rPr>
+              <w:t>Junior</w:t>
+            </w:r>
+          </w:p>
+        </w:tc>
+        <w:tc>
+          <w:tcPr>
+            <w:tcW w:w="1388" w:type="dxa"/>
+            <w:vAlign w:val="center"/>
+            <w:hideMark/>
+          </w:tcPr>
+          <w:p>
+            <w:pPr>
+              <w:spacing w:before="100" w:beforeAutospacing="1" w:after="100" w:afterAutospacing="1" w:line="360" w:lineRule="auto"/>
+              <w:rPr>
+                <w:rFonts w:ascii="Georgia" w:eastAsia="Times New Roman" w:hAnsi="Georgia" w:cs="Times New Roman"/>
+                <w:kern w:val="0"/>
+                <w:lang w:eastAsia="es-CO"/>
+                <w14:ligatures w14:val="none"/>
+              </w:rPr>
+            </w:pPr>
+            <w:r>
+              <w:rPr>
+                <w:rFonts w:ascii="Georgia" w:eastAsia="Times New Roman" w:hAnsi="Georgia" w:cs="Times New Roman"/>
+                <w:kern w:val="0"/>
+                <w:lang w:eastAsia="es-CO"/>
+                <w14:ligatures w14:val="none"/>
+              </w:rPr>
+              <w:t>16-20</w:t>
+            </w:r>
+          </w:p>
+        </w:tc>
+        <w:tc>
+          <w:tcPr>
+            <w:tcW w:w="2238" w:type="dxa"/>
+            <w:vAlign w:val="center"/>
+            <w:hideMark/>
+          </w:tcPr>
+          <w:p>
+            <w:pPr>
+              <w:spacing w:before="100" w:beforeAutospacing="1" w:after="100" w:afterAutospacing="1" w:line="360" w:lineRule="auto"/>
+              <w:rPr>
+                <w:rFonts w:ascii="Georgia" w:eastAsia="Times New Roman" w:hAnsi="Georgia" w:cs="Times New Roman"/>
+                <w:kern w:val="0"/>
+                <w:lang w:eastAsia="es-CO"/>
+                <w14:ligatures w14:val="none"/>
+              </w:rPr>
+            </w:pPr>
+            <w:r>
+              <w:rPr>
+                <w:rFonts w:ascii="Georgia" w:eastAsia="Times New Roman" w:hAnsi="Georgia" w:cs="Times New Roman"/>
+                <w:kern w:val="0"/>
+                <w:lang w:eastAsia="es-CO"/>
+                <w14:ligatures w14:val="none"/>
+              </w:rPr>
+              <w:t>1,174</w:t>
+            </w:r>
+          </w:p>
+        </w:tc>
+        <w:tc>
+          <w:tcPr>
+            <w:tcW w:w="1364" w:type="dxa"/>
+            <w:vAlign w:val="center"/>
+            <w:hideMark/>
+          </w:tcPr>
+          <w:p>
+            <w:pPr>
+              <w:spacing w:before="100" w:beforeAutospacing="1" w:after="100" w:afterAutospacing="1" w:line="360" w:lineRule="auto"/>
+              <w:rPr>
+                <w:rFonts w:ascii="Georgia" w:eastAsia="Times New Roman" w:hAnsi="Georgia" w:cs="Times New Roman"/>
+                <w:kern w:val="0"/>
+                <w:lang w:eastAsia="es-CO"/>
+                <w14:ligatures w14:val="none"/>
+              </w:rPr>
+            </w:pPr>
+            <w:r>
+              <w:rPr>
+                <w:rFonts w:ascii="Georgia" w:eastAsia="Times New Roman" w:hAnsi="Georgia" w:cs="Times New Roman"/>
+                <w:kern w:val="0"/>
+                <w:lang w:eastAsia="es-CO"/>
+                <w14:ligatures w14:val="none"/>
+              </w:rPr>
+              <w:t>171</w:t>
+            </w:r>
+          </w:p>
+        </w:tc>
+        <w:tc>
+          <w:tcPr>
+            <w:tcW w:w="1846" w:type="dxa"/>
+            <w:vAlign w:val="center"/>
+            <w:hideMark/>
+          </w:tcPr>
+          <w:p>
+            <w:pPr>
+              <w:spacing w:before="100" w:beforeAutospacing="1" w:after="100" w:afterAutospacing="1" w:line="360" w:lineRule="auto"/>
+              <w:rPr>
+                <w:rFonts w:ascii="Georgia" w:eastAsia="Times New Roman" w:hAnsi="Georgia" w:cs="Times New Roman"/>
+                <w:kern w:val="0"/>
+                <w:lang w:eastAsia="es-CO"/>
+                <w14:ligatures w14:val="none"/>
+              </w:rPr>
+            </w:pPr>
+            <w:r>
+              <w:rPr>
+                <w:rFonts w:ascii="Georgia" w:eastAsia="Times New Roman" w:hAnsi="Georgia" w:cs="Times New Roman"/>
+                <w:kern w:val="0"/>
+                <w:lang w:eastAsia="es-CO"/>
+                <w14:ligatures w14:val="none"/>
+              </w:rPr>
+              <w:t>14.57%</w:t>
+            </w:r>
+          </w:p>
+        </w:tc>
+      </w:tr>
+      <w:tr>
+        <w:trPr>
+          <w:tblCellSpacing w:w="15" w:type="dxa"/>
+        </w:trPr>
+        <w:tc>
+          <w:tcPr>
+            <w:tcW w:w="1231" w:type="dxa"/>
+            <w:vAlign w:val="center"/>
+            <w:hideMark/>
+          </w:tcPr>
+          <w:p>
+            <w:pPr>
+              <w:spacing w:before="100" w:beforeAutospacing="1" w:after="100" w:afterAutospacing="1" w:line="360" w:lineRule="auto"/>
+              <w:rPr>
+                <w:rFonts w:ascii="Georgia" w:eastAsia="Times New Roman" w:hAnsi="Georgia" w:cs="Times New Roman"/>
+                <w:kern w:val="0"/>
+                <w:lang w:eastAsia="es-CO"/>
+                <w14:ligatures w14:val="none"/>
+              </w:rPr>
+            </w:pPr>
+            <w:r>
+              <w:rPr>
+                <w:rFonts w:ascii="Georgia" w:eastAsia="Times New Roman" w:hAnsi="Georgia" w:cs="Times New Roman"/>
+                <w:kern w:val="0"/>
+                <w:lang w:eastAsia="es-CO"/>
+                <w14:ligatures w14:val="none"/>
+              </w:rPr>
+              <w:t>Lead</w:t>
+            </w:r>
+          </w:p>
+        </w:tc>
+        <w:tc>
+          <w:tcPr>
+            <w:tcW w:w="1388" w:type="dxa"/>
+            <w:vAlign w:val="center"/>
+            <w:hideMark/>
+          </w:tcPr>
+          <w:p>
+            <w:pPr>
+              <w:spacing w:before="100" w:beforeAutospacing="1" w:after="100" w:afterAutospacing="1" w:line="360" w:lineRule="auto"/>
+              <w:rPr>
+                <w:rFonts w:ascii="Georgia" w:eastAsia="Times New Roman" w:hAnsi="Georgia" w:cs="Times New Roman"/>
+                <w:kern w:val="0"/>
+                <w:lang w:eastAsia="es-CO"/>
+                <w14:ligatures w14:val="none"/>
+              </w:rPr>
+            </w:pPr>
+            <w:r>
+              <w:rPr>
+                <w:rFonts w:ascii="Georgia" w:eastAsia="Times New Roman" w:hAnsi="Georgia" w:cs="Times New Roman"/>
+                <w:kern w:val="0"/>
+                <w:lang w:eastAsia="es-CO"/>
+                <w14:ligatures w14:val="none"/>
+              </w:rPr>
+              <w:t>11-15</w:t>
+            </w:r>
+          </w:p>
+        </w:tc>
+        <w:tc>
+          <w:tcPr>
+            <w:tcW w:w="2238" w:type="dxa"/>
+            <w:vAlign w:val="center"/>
+            <w:hideMark/>
+          </w:tcPr>
+          <w:p>
+            <w:pPr>
+              <w:spacing w:before="100" w:beforeAutospacing="1" w:after="100" w:afterAutospacing="1" w:line="360" w:lineRule="auto"/>
+              <w:rPr>
+                <w:rFonts w:ascii="Georgia" w:eastAsia="Times New Roman" w:hAnsi="Georgia" w:cs="Times New Roman"/>
+                <w:kern w:val="0"/>
+                <w:lang w:eastAsia="es-CO"/>
+                <w14:ligatures w14:val="none"/>
+              </w:rPr>
+            </w:pPr>
+            <w:r>
+              <w:rPr>
+                <w:rFonts w:ascii="Georgia" w:eastAsia="Times New Roman" w:hAnsi="Georgia" w:cs="Times New Roman"/>
+                <w:kern w:val="0"/>
+                <w:lang w:eastAsia="es-CO"/>
+                <w14:ligatures w14:val="none"/>
+              </w:rPr>
+              <w:t>1,163</w:t>
+            </w:r>
+          </w:p>
+        </w:tc>
+        <w:tc>
+          <w:tcPr>
+            <w:tcW w:w="1364" w:type="dxa"/>
+            <w:vAlign w:val="center"/>
+            <w:hideMark/>
+          </w:tcPr>
+          <w:p>
+            <w:pPr>
+              <w:spacing w:before="100" w:beforeAutospacing="1" w:after="100" w:afterAutospacing="1" w:line="360" w:lineRule="auto"/>
+              <w:rPr>
+                <w:rFonts w:ascii="Georgia" w:eastAsia="Times New Roman" w:hAnsi="Georgia" w:cs="Times New Roman"/>
+                <w:kern w:val="0"/>
+                <w:lang w:eastAsia="es-CO"/>
+                <w14:ligatures w14:val="none"/>
+              </w:rPr>
+            </w:pPr>
+            <w:r>
+              <w:rPr>
+                <w:rFonts w:ascii="Georgia" w:eastAsia="Times New Roman" w:hAnsi="Georgia" w:cs="Times New Roman"/>
+                <w:kern w:val="0"/>
+                <w:lang w:eastAsia="es-CO"/>
+                <w14:ligatures w14:val="none"/>
+              </w:rPr>
+              <w:t>168</w:t>
+            </w:r>
+          </w:p>
+        </w:tc>
+        <w:tc>
+          <w:tcPr>
+            <w:tcW w:w="1846" w:type="dxa"/>
+            <w:vAlign w:val="center"/>
+            <w:hideMark/>
+          </w:tcPr>
+          <w:p>
+            <w:pPr>
+              <w:spacing w:before="100" w:beforeAutospacing="1" w:after="100" w:afterAutospacing="1" w:line="360" w:lineRule="auto"/>
+              <w:rPr>
+                <w:rFonts w:ascii="Georgia" w:eastAsia="Times New Roman" w:hAnsi="Georgia" w:cs="Times New Roman"/>
+                <w:kern w:val="0"/>
+                <w:lang w:eastAsia="es-CO"/>
+                <w14:ligatures w14:val="none"/>
+              </w:rPr>
+            </w:pPr>
+            <w:r>
+              <w:rPr>
+                <w:rFonts w:ascii="Georgia" w:eastAsia="Times New Roman" w:hAnsi="Georgia" w:cs="Times New Roman"/>
+                <w:kern w:val="0"/>
+                <w:lang w:eastAsia="es-CO"/>
+                <w14:ligatures w14:val="none"/>
+              </w:rPr>
+              <w:t>14.45%</w:t>
+            </w:r>
+          </w:p>
+        </w:tc>
+      </w:tr>
+      <w:tr>
+        <w:trPr>
+          <w:tblCellSpacing w:w="15" w:type="dxa"/>
+        </w:trPr>
+        <w:tc>
+          <w:tcPr>
+            <w:tcW w:w="1231" w:type="dxa"/>
+            <w:vAlign w:val="center"/>
+            <w:hideMark/>
+          </w:tcPr>
+          <w:p>
+            <w:pPr>
+              <w:spacing w:before="100" w:beforeAutospacing="1" w:after="100" w:afterAutospacing="1" w:line="360" w:lineRule="auto"/>
+              <w:rPr>
+                <w:rFonts w:ascii="Georgia" w:eastAsia="Times New Roman" w:hAnsi="Georgia" w:cs="Times New Roman"/>
+                <w:kern w:val="0"/>
+                <w:lang w:eastAsia="es-CO"/>
+                <w14:ligatures w14:val="none"/>
+              </w:rPr>
+            </w:pPr>
+            <w:proofErr w:type="spellStart"/>
+            <w:r>
+              <w:rPr>
+                <w:rFonts w:ascii="Georgia" w:eastAsia="Times New Roman" w:hAnsi="Georgia" w:cs="Times New Roman"/>
+                <w:kern w:val="0"/>
+                <w:lang w:eastAsia="es-CO"/>
+                <w14:ligatures w14:val="none"/>
+              </w:rPr>
+              <w:t>Intern</w:t>
+            </w:r>
+            <w:proofErr w:type="spellEnd"/>
+          </w:p>
+        </w:tc>
+        <w:tc>
+          <w:tcPr>
+            <w:tcW w:w="1388" w:type="dxa"/>
+            <w:vAlign w:val="center"/>
+            <w:hideMark/>
+          </w:tcPr>
+          <w:p>
+            <w:pPr>
+              <w:spacing w:before="100" w:beforeAutospacing="1" w:after="100" w:afterAutospacing="1" w:line="360" w:lineRule="auto"/>
+              <w:rPr>
+                <w:rFonts w:ascii="Georgia" w:eastAsia="Times New Roman" w:hAnsi="Georgia" w:cs="Times New Roman"/>
+                <w:kern w:val="0"/>
+                <w:lang w:eastAsia="es-CO"/>
+                <w14:ligatures w14:val="none"/>
+              </w:rPr>
+            </w:pPr>
+            <w:r>
+              <w:rPr>
+                <w:rFonts w:ascii="Georgia" w:eastAsia="Times New Roman" w:hAnsi="Georgia" w:cs="Times New Roman"/>
+                <w:kern w:val="0"/>
+                <w:lang w:eastAsia="es-CO"/>
+                <w14:ligatures w14:val="none"/>
+              </w:rPr>
+              <w:t>16-20</w:t>
+            </w:r>
+          </w:p>
+        </w:tc>
+        <w:tc>
+          <w:tcPr>
+            <w:tcW w:w="2238" w:type="dxa"/>
+            <w:vAlign w:val="center"/>
+            <w:hideMark/>
+          </w:tcPr>
+          <w:p>
+            <w:pPr>
+              <w:spacing w:before="100" w:beforeAutospacing="1" w:after="100" w:afterAutospacing="1" w:line="360" w:lineRule="auto"/>
+              <w:rPr>
+                <w:rFonts w:ascii="Georgia" w:eastAsia="Times New Roman" w:hAnsi="Georgia" w:cs="Times New Roman"/>
+                <w:kern w:val="0"/>
+                <w:lang w:eastAsia="es-CO"/>
+                <w14:ligatures w14:val="none"/>
+              </w:rPr>
+            </w:pPr>
+            <w:r>
+              <w:rPr>
+                <w:rFonts w:ascii="Georgia" w:eastAsia="Times New Roman" w:hAnsi="Georgia" w:cs="Times New Roman"/>
+                <w:kern w:val="0"/>
+                <w:lang w:eastAsia="es-CO"/>
+                <w14:ligatures w14:val="none"/>
+              </w:rPr>
+              <w:t>1,251</w:t>
+            </w:r>
+          </w:p>
+        </w:tc>
+        <w:tc>
+          <w:tcPr>
+            <w:tcW w:w="1364" w:type="dxa"/>
+            <w:vAlign w:val="center"/>
+            <w:hideMark/>
+          </w:tcPr>
+          <w:p>
+            <w:pPr>
+              <w:spacing w:before="100" w:beforeAutospacing="1" w:after="100" w:afterAutospacing="1" w:line="360" w:lineRule="auto"/>
+              <w:rPr>
+                <w:rFonts w:ascii="Georgia" w:eastAsia="Times New Roman" w:hAnsi="Georgia" w:cs="Times New Roman"/>
+                <w:kern w:val="0"/>
+                <w:lang w:eastAsia="es-CO"/>
+                <w14:ligatures w14:val="none"/>
+              </w:rPr>
+            </w:pPr>
+            <w:r>
+              <w:rPr>
+                <w:rFonts w:ascii="Georgia" w:eastAsia="Times New Roman" w:hAnsi="Georgia" w:cs="Times New Roman"/>
+                <w:kern w:val="0"/>
+                <w:lang w:eastAsia="es-CO"/>
+                <w14:ligatures w14:val="none"/>
+              </w:rPr>
+              <w:t>180</w:t>
+            </w:r>
+          </w:p>
+        </w:tc>
+        <w:tc>
+          <w:tcPr>
+            <w:tcW w:w="1846" w:type="dxa"/>
+            <w:vAlign w:val="center"/>
+            <w:hideMark/>
+          </w:tcPr>
+          <w:p>
+            <w:pPr>
+              <w:spacing w:before="100" w:beforeAutospacing="1" w:after="100" w:afterAutospacing="1" w:line="360" w:lineRule="auto"/>
+              <w:rPr>
+                <w:rFonts w:ascii="Georgia" w:eastAsia="Times New Roman" w:hAnsi="Georgia" w:cs="Times New Roman"/>
+                <w:kern w:val="0"/>
+                <w:lang w:eastAsia="es-CO"/>
+                <w14:ligatures w14:val="none"/>
+              </w:rPr>
+            </w:pPr>
+            <w:r>
+              <w:rPr>
+                <w:rFonts w:ascii="Georgia" w:eastAsia="Times New Roman" w:hAnsi="Georgia" w:cs="Times New Roman"/>
+                <w:kern w:val="0"/>
+                <w:lang w:eastAsia="es-CO"/>
+                <w14:ligatures w14:val="none"/>
+              </w:rPr>
+              <w:t>14.39%</w:t>
+            </w:r>
+          </w:p>
+        </w:tc>
+      </w:tr>
+    </w:tbl>
+    <w:p>
+      <w:pPr>
+        <w:spacing w:before="100" w:beforeAutospacing="1" w:after="100" w:afterAutospacing="1" w:line="360" w:lineRule="auto"/>
+        <w:rPr>
+          <w:rFonts w:ascii="Georgia" w:eastAsia="Times New Roman" w:hAnsi="Georgia" w:cs="Times New Roman"/>
+          <w:kern w:val="0"/>
+          <w:lang w:val="en-US" w:eastAsia="es-CO"/>
+          <w14:ligatures w14:val="none"/>
+        </w:rPr>
+      </w:pPr>
+      <w:r>
+        <w:rPr>
+          <w:rFonts w:ascii="Georgia" w:eastAsia="Times New Roman" w:hAnsi="Georgia" w:cs="Times New Roman"/>
+          <w:b/>
+          <w:bCs/>
+          <w:kern w:val="0"/>
+          <w:lang w:val="en-US" w:eastAsia="es-CO"/>
+          <w14:ligatures w14:val="none"/>
+        </w:rPr>
+        <w:t>Interpretation:</w:t>
+      </w:r>
+      <w:r>
+        <w:rPr>
+          <w:rFonts w:ascii="Georgia" w:eastAsia="Times New Roman" w:hAnsi="Georgia" w:cs="Times New Roman"/>
+          <w:kern w:val="0"/>
+          <w:lang w:val="en-US" w:eastAsia="es-CO"/>
+          <w14:ligatures w14:val="none"/>
+        </w:rPr>
+        <w:t xml:space="preserve"> Seniority alone shows little variation in hiring rate (all levels cluster between 12.7% and 13.8% when aggregated). However, specific seniority/experience combinations — such as Intern with 0–5 years of experience — clearly outperform the overall average of 13.4%, suggesting hiring outcomes depend more on the specific profile combination than on seniority in isolation.</w:t>
+      </w:r>
+    </w:p>
+    <w:p>
+      <w:pPr>
+        <w:spacing w:before="100" w:beforeAutospacing="1" w:after="100" w:afterAutospacing="1" w:line="360" w:lineRule="auto"/>
+        <w:rPr>
+          <w:rFonts w:ascii="Georgia" w:eastAsia="Times New Roman" w:hAnsi="Georgia" w:cs="Times New Roman"/>
+          <w:kern w:val="0"/>
+          <w:lang w:val="en-US" w:eastAsia="es-CO"/>
+          <w14:ligatures w14:val="none"/>
+        </w:rPr>
+      </w:pPr>
+    </w:p>
+    <w:p>
+      <w:pPr>
+        <w:spacing w:before="100" w:beforeAutospacing="1" w:after="100" w:afterAutospacing="1" w:line="360" w:lineRule="auto"/>
+        <w:rPr>
+          <w:rFonts w:ascii="Georgia" w:eastAsia="Times New Roman" w:hAnsi="Georgia" w:cs="Times New Roman"/>
+          <w:kern w:val="0"/>
+          <w:lang w:val="en-US" w:eastAsia="es-CO"/>
+          <w14:ligatures w14:val="none"/>
+        </w:rPr>
+      </w:pPr>
+    </w:p>
+    <w:p>
+      <w:pPr>
+        <w:spacing w:before="100" w:beforeAutospacing="1" w:after="100" w:afterAutospacing="1" w:line="360" w:lineRule="auto"/>
+        <w:rPr>
+          <w:rFonts w:ascii="Georgia" w:eastAsia="Times New Roman" w:hAnsi="Georgia" w:cs="Times New Roman"/>
+          <w:kern w:val="0"/>
+          <w:lang w:val="en-US" w:eastAsia="es-CO"/>
+          <w14:ligatures w14:val="none"/>
+        </w:rPr>
+      </w:pPr>
+    </w:p>
+    <w:p>
+      <w:pPr>
+        <w:spacing w:before="100" w:beforeAutospacing="1" w:after="100" w:afterAutospacing="1" w:line="360" w:lineRule="auto"/>
+        <w:rPr>
+          <w:rFonts w:ascii="Georgia" w:eastAsia="Times New Roman" w:hAnsi="Georgia" w:cs="Times New Roman"/>
+          <w:kern w:val="0"/>
+          <w:lang w:val="en-US" w:eastAsia="es-CO"/>
+          <w14:ligatures w14:val="none"/>
+        </w:rPr>
+      </w:pPr>
+    </w:p>
+    <w:p>
+      <w:pPr>
+        <w:spacing w:before="100" w:beforeAutospacing="1" w:after="100" w:afterAutospacing="1" w:line="360" w:lineRule="auto"/>
+        <w:rPr>
+          <w:rFonts w:ascii="Georgia" w:eastAsia="Times New Roman" w:hAnsi="Georgia" w:cs="Times New Roman"/>
+          <w:b/>
+          <w:bCs/>
+          <w:kern w:val="0"/>
+          <w:lang w:val="en-US" w:eastAsia="es-CO"/>
+          <w14:ligatures w14:val="none"/>
+        </w:rPr>
+      </w:pPr>
+      <w:r>
+        <w:rPr>
+          <w:rFonts w:ascii="Georgia" w:eastAsia="Times New Roman" w:hAnsi="Georgia" w:cs="Times New Roman"/>
+          <w:b/>
+          <w:bCs/>
+          <w:kern w:val="0"/>
+          <w:lang w:val="en-US" w:eastAsia="es-CO"/>
+          <w14:ligatures w14:val="none"/>
+        </w:rPr>
+        <w:lastRenderedPageBreak/>
+        <w:t>R4 — Geographic Recruitment Analysis</w:t>
+      </w:r>
+    </w:p>
+    <w:p>
+      <w:pPr>
+        <w:spacing w:before="100" w:beforeAutospacing="1" w:after="100" w:afterAutospacing="1" w:line="360" w:lineRule="auto"/>
+        <w:rPr>
+          <w:rFonts w:ascii="Georgia" w:eastAsia="Times New Roman" w:hAnsi="Georgia" w:cs="Times New Roman"/>
+          <w:kern w:val="0"/>
+          <w:lang w:val="en-US" w:eastAsia="es-CO"/>
+          <w14:ligatures w14:val="none"/>
+        </w:rPr>
+      </w:pPr>
+      <w:r>
+        <w:rPr>
+          <w:rFonts w:ascii="Georgia" w:eastAsia="Times New Roman" w:hAnsi="Georgia" w:cs="Times New Roman"/>
+          <w:b/>
+          <w:bCs/>
+          <w:kern w:val="0"/>
+          <w:lang w:val="en-US" w:eastAsia="es-CO"/>
+          <w14:ligatures w14:val="none"/>
+        </w:rPr>
+        <w:t>Business Question:</w:t>
+      </w:r>
+      <w:r>
+        <w:rPr>
+          <w:rFonts w:ascii="Georgia" w:eastAsia="Times New Roman" w:hAnsi="Georgia" w:cs="Times New Roman"/>
+          <w:kern w:val="0"/>
+          <w:lang w:val="en-US" w:eastAsia="es-CO"/>
+          <w14:ligatures w14:val="none"/>
+        </w:rPr>
+        <w:t xml:space="preserve"> Which countries concentrate the most applications, and which show better or worse hiring rates?</w:t>
+      </w:r>
+    </w:p>
+    <w:p>
+      <w:pPr>
+        <w:spacing w:before="100" w:beforeAutospacing="1" w:after="100" w:afterAutospacing="1" w:line="360" w:lineRule="auto"/>
+        <w:rPr>
+          <w:rFonts w:ascii="Georgia" w:eastAsia="Times New Roman" w:hAnsi="Georgia" w:cs="Times New Roman"/>
+          <w:kern w:val="0"/>
+          <w:lang w:val="en-US" w:eastAsia="es-CO"/>
+          <w14:ligatures w14:val="none"/>
+        </w:rPr>
+      </w:pPr>
+      <w:r>
+        <w:rPr>
+          <w:rFonts w:ascii="Georgia" w:eastAsia="Times New Roman" w:hAnsi="Georgia" w:cs="Times New Roman"/>
+          <w:b/>
+          <w:bCs/>
+          <w:kern w:val="0"/>
+          <w:lang w:val="en-US" w:eastAsia="es-CO"/>
+          <w14:ligatures w14:val="none"/>
+        </w:rPr>
+        <w:t>SQL Query:</w:t>
+      </w:r>
+    </w:p>
+    <w:p>
+      <w:pPr>
+        <w:spacing w:before="100" w:beforeAutospacing="1" w:after="100" w:afterAutospacing="1" w:line="360" w:lineRule="auto"/>
+        <w:rPr>
+          <w:rFonts w:ascii="Georgia" w:eastAsia="Times New Roman" w:hAnsi="Georgia" w:cs="Times New Roman"/>
+          <w:kern w:val="0"/>
+          <w:lang w:val="en-US" w:eastAsia="es-CO"/>
+          <w14:ligatures w14:val="none"/>
+        </w:rPr>
+      </w:pPr>
+      <w:proofErr w:type="spellStart"/>
+      <w:r>
+        <w:rPr>
+          <w:rFonts w:ascii="Georgia" w:eastAsia="Times New Roman" w:hAnsi="Georgia" w:cs="Times New Roman"/>
+          <w:kern w:val="0"/>
+          <w:lang w:val="en-US" w:eastAsia="es-CO"/>
+          <w14:ligatures w14:val="none"/>
+        </w:rPr>
+        <w:t>sql</w:t>
+      </w:r>
+      <w:proofErr w:type="spellEnd"/>
+    </w:p>
+    <w:p>
+      <w:pPr>
+        <w:spacing w:before="100" w:beforeAutospacing="1" w:after="100" w:afterAutospacing="1" w:line="360" w:lineRule="auto"/>
+        <w:rPr>
+          <w:rFonts w:ascii="Georgia" w:eastAsia="Times New Roman" w:hAnsi="Georgia" w:cs="Times New Roman"/>
+          <w:kern w:val="0"/>
+          <w:lang w:val="en-US" w:eastAsia="es-CO"/>
+          <w14:ligatures w14:val="none"/>
+        </w:rPr>
+      </w:pPr>
+      <w:r>
+        <w:rPr>
+          <w:rFonts w:ascii="Georgia" w:eastAsia="Times New Roman" w:hAnsi="Georgia" w:cs="Times New Roman"/>
+          <w:kern w:val="0"/>
+          <w:lang w:val="en-US" w:eastAsia="es-CO"/>
+          <w14:ligatures w14:val="none"/>
+        </w:rPr>
+        <w:t>SELECT</w:t>
+      </w:r>
+    </w:p>
+    <w:p>
+      <w:pPr>
+        <w:spacing w:before="100" w:beforeAutospacing="1" w:after="100" w:afterAutospacing="1" w:line="360" w:lineRule="auto"/>
+        <w:rPr>
+          <w:rFonts w:ascii="Georgia" w:eastAsia="Times New Roman" w:hAnsi="Georgia" w:cs="Times New Roman"/>
+          <w:kern w:val="0"/>
+          <w:lang w:val="en-US" w:eastAsia="es-CO"/>
+          <w14:ligatures w14:val="none"/>
+        </w:rPr>
+      </w:pPr>
+      <w:r>
+        <w:rPr>
+          <w:rFonts w:ascii="Georgia" w:eastAsia="Times New Roman" w:hAnsi="Georgia" w:cs="Times New Roman"/>
+          <w:kern w:val="0"/>
+          <w:lang w:val="en-US" w:eastAsia="es-CO"/>
+          <w14:ligatures w14:val="none"/>
+        </w:rPr>
+        <w:t xml:space="preserve">    </w:t>
+      </w:r>
+      <w:proofErr w:type="spellStart"/>
+      <w:r>
+        <w:rPr>
+          <w:rFonts w:ascii="Georgia" w:eastAsia="Times New Roman" w:hAnsi="Georgia" w:cs="Times New Roman"/>
+          <w:kern w:val="0"/>
+          <w:lang w:val="en-US" w:eastAsia="es-CO"/>
+          <w14:ligatures w14:val="none"/>
+        </w:rPr>
+        <w:t>c.country_name</w:t>
+      </w:r>
+      <w:proofErr w:type="spellEnd"/>
+      <w:r>
+        <w:rPr>
+          <w:rFonts w:ascii="Georgia" w:eastAsia="Times New Roman" w:hAnsi="Georgia" w:cs="Times New Roman"/>
+          <w:kern w:val="0"/>
+          <w:lang w:val="en-US" w:eastAsia="es-CO"/>
+          <w14:ligatures w14:val="none"/>
+        </w:rPr>
+        <w:t>,</w:t>
+      </w:r>
+    </w:p>
+    <w:p>
+      <w:pPr>
+        <w:spacing w:before="100" w:beforeAutospacing="1" w:after="100" w:afterAutospacing="1" w:line="360" w:lineRule="auto"/>
+        <w:rPr>
+          <w:rFonts w:ascii="Georgia" w:eastAsia="Times New Roman" w:hAnsi="Georgia" w:cs="Times New Roman"/>
+          <w:kern w:val="0"/>
+          <w:lang w:val="en-US" w:eastAsia="es-CO"/>
+          <w14:ligatures w14:val="none"/>
+        </w:rPr>
+      </w:pPr>
+      <w:r>
+        <w:rPr>
+          <w:rFonts w:ascii="Georgia" w:eastAsia="Times New Roman" w:hAnsi="Georgia" w:cs="Times New Roman"/>
+          <w:kern w:val="0"/>
+          <w:lang w:val="en-US" w:eastAsia="es-CO"/>
+          <w14:ligatures w14:val="none"/>
+        </w:rPr>
+        <w:t xml:space="preserve">    SUM(</w:t>
+      </w:r>
+      <w:proofErr w:type="spellStart"/>
+      <w:r>
+        <w:rPr>
+          <w:rFonts w:ascii="Georgia" w:eastAsia="Times New Roman" w:hAnsi="Georgia" w:cs="Times New Roman"/>
+          <w:kern w:val="0"/>
+          <w:lang w:val="en-US" w:eastAsia="es-CO"/>
+          <w14:ligatures w14:val="none"/>
+        </w:rPr>
+        <w:t>f.application_count</w:t>
+      </w:r>
+      <w:proofErr w:type="spellEnd"/>
+      <w:r>
+        <w:rPr>
+          <w:rFonts w:ascii="Georgia" w:eastAsia="Times New Roman" w:hAnsi="Georgia" w:cs="Times New Roman"/>
+          <w:kern w:val="0"/>
+          <w:lang w:val="en-US" w:eastAsia="es-CO"/>
+          <w14:ligatures w14:val="none"/>
+        </w:rPr>
+        <w:t xml:space="preserve">) AS </w:t>
+      </w:r>
+      <w:proofErr w:type="spellStart"/>
+      <w:r>
+        <w:rPr>
+          <w:rFonts w:ascii="Georgia" w:eastAsia="Times New Roman" w:hAnsi="Georgia" w:cs="Times New Roman"/>
+          <w:kern w:val="0"/>
+          <w:lang w:val="en-US" w:eastAsia="es-CO"/>
+          <w14:ligatures w14:val="none"/>
+        </w:rPr>
+        <w:t>total_applications</w:t>
+      </w:r>
+      <w:proofErr w:type="spellEnd"/>
+      <w:r>
+        <w:rPr>
+          <w:rFonts w:ascii="Georgia" w:eastAsia="Times New Roman" w:hAnsi="Georgia" w:cs="Times New Roman"/>
+          <w:kern w:val="0"/>
+          <w:lang w:val="en-US" w:eastAsia="es-CO"/>
+          <w14:ligatures w14:val="none"/>
+        </w:rPr>
+        <w:t>,</w:t>
+      </w:r>
+    </w:p>
+    <w:p>
+      <w:pPr>
+        <w:spacing w:before="100" w:beforeAutospacing="1" w:after="100" w:afterAutospacing="1" w:line="360" w:lineRule="auto"/>
+        <w:rPr>
+          <w:rFonts w:ascii="Georgia" w:eastAsia="Times New Roman" w:hAnsi="Georgia" w:cs="Times New Roman"/>
+          <w:kern w:val="0"/>
+          <w:lang w:val="en-US" w:eastAsia="es-CO"/>
+          <w14:ligatures w14:val="none"/>
+        </w:rPr>
+      </w:pPr>
+      <w:r>
+        <w:rPr>
+          <w:rFonts w:ascii="Georgia" w:eastAsia="Times New Roman" w:hAnsi="Georgia" w:cs="Times New Roman"/>
+          <w:kern w:val="0"/>
+          <w:lang w:val="en-US" w:eastAsia="es-CO"/>
+          <w14:ligatures w14:val="none"/>
+        </w:rPr>
+        <w:t xml:space="preserve">    SUM(</w:t>
+      </w:r>
+      <w:proofErr w:type="spellStart"/>
+      <w:proofErr w:type="gramStart"/>
+      <w:r>
+        <w:rPr>
+          <w:rFonts w:ascii="Georgia" w:eastAsia="Times New Roman" w:hAnsi="Georgia" w:cs="Times New Roman"/>
+          <w:kern w:val="0"/>
+          <w:lang w:val="en-US" w:eastAsia="es-CO"/>
+          <w14:ligatures w14:val="none"/>
+        </w:rPr>
+        <w:t>f.hired</w:t>
+      </w:r>
+      <w:proofErr w:type="gramEnd"/>
+      <w:r>
+        <w:rPr>
+          <w:rFonts w:ascii="Georgia" w:eastAsia="Times New Roman" w:hAnsi="Georgia" w:cs="Times New Roman"/>
+          <w:kern w:val="0"/>
+          <w:lang w:val="en-US" w:eastAsia="es-CO"/>
+          <w14:ligatures w14:val="none"/>
+        </w:rPr>
+        <w:t>_flag</w:t>
+      </w:r>
+      <w:proofErr w:type="spellEnd"/>
+      <w:r>
+        <w:rPr>
+          <w:rFonts w:ascii="Georgia" w:eastAsia="Times New Roman" w:hAnsi="Georgia" w:cs="Times New Roman"/>
+          <w:kern w:val="0"/>
+          <w:lang w:val="en-US" w:eastAsia="es-CO"/>
+          <w14:ligatures w14:val="none"/>
+        </w:rPr>
+        <w:t xml:space="preserve">)        AS </w:t>
+      </w:r>
+      <w:proofErr w:type="spellStart"/>
+      <w:r>
+        <w:rPr>
+          <w:rFonts w:ascii="Georgia" w:eastAsia="Times New Roman" w:hAnsi="Georgia" w:cs="Times New Roman"/>
+          <w:kern w:val="0"/>
+          <w:lang w:val="en-US" w:eastAsia="es-CO"/>
+          <w14:ligatures w14:val="none"/>
+        </w:rPr>
+        <w:t>total_hired</w:t>
+      </w:r>
+      <w:proofErr w:type="spellEnd"/>
+      <w:r>
+        <w:rPr>
+          <w:rFonts w:ascii="Georgia" w:eastAsia="Times New Roman" w:hAnsi="Georgia" w:cs="Times New Roman"/>
+          <w:kern w:val="0"/>
+          <w:lang w:val="en-US" w:eastAsia="es-CO"/>
+          <w14:ligatures w14:val="none"/>
+        </w:rPr>
+        <w:t>,</w:t>
+      </w:r>
+    </w:p>
+    <w:p>
+      <w:pPr>
+        <w:spacing w:before="100" w:beforeAutospacing="1" w:after="100" w:afterAutospacing="1" w:line="360" w:lineRule="auto"/>
+        <w:rPr>
+          <w:rFonts w:ascii="Georgia" w:eastAsia="Times New Roman" w:hAnsi="Georgia" w:cs="Times New Roman"/>
+          <w:kern w:val="0"/>
+          <w:lang w:val="en-US" w:eastAsia="es-CO"/>
+          <w14:ligatures w14:val="none"/>
+        </w:rPr>
+      </w:pPr>
+      <w:r>
+        <w:rPr>
+          <w:rFonts w:ascii="Georgia" w:eastAsia="Times New Roman" w:hAnsi="Georgia" w:cs="Times New Roman"/>
+          <w:kern w:val="0"/>
+          <w:lang w:val="en-US" w:eastAsia="es-CO"/>
+          <w14:ligatures w14:val="none"/>
+        </w:rPr>
+        <w:t xml:space="preserve">    ROUND(SUM(</w:t>
+      </w:r>
+      <w:proofErr w:type="spellStart"/>
+      <w:proofErr w:type="gramStart"/>
+      <w:r>
+        <w:rPr>
+          <w:rFonts w:ascii="Georgia" w:eastAsia="Times New Roman" w:hAnsi="Georgia" w:cs="Times New Roman"/>
+          <w:kern w:val="0"/>
+          <w:lang w:val="en-US" w:eastAsia="es-CO"/>
+          <w14:ligatures w14:val="none"/>
+        </w:rPr>
+        <w:t>f.hired</w:t>
+      </w:r>
+      <w:proofErr w:type="gramEnd"/>
+      <w:r>
+        <w:rPr>
+          <w:rFonts w:ascii="Georgia" w:eastAsia="Times New Roman" w:hAnsi="Georgia" w:cs="Times New Roman"/>
+          <w:kern w:val="0"/>
+          <w:lang w:val="en-US" w:eastAsia="es-CO"/>
+          <w14:ligatures w14:val="none"/>
+        </w:rPr>
+        <w:t>_flag</w:t>
+      </w:r>
+      <w:proofErr w:type="spellEnd"/>
+      <w:r>
+        <w:rPr>
+          <w:rFonts w:ascii="Georgia" w:eastAsia="Times New Roman" w:hAnsi="Georgia" w:cs="Times New Roman"/>
+          <w:kern w:val="0"/>
+          <w:lang w:val="en-US" w:eastAsia="es-CO"/>
+          <w14:ligatures w14:val="none"/>
+        </w:rPr>
+        <w:t>) / SUM(</w:t>
+      </w:r>
+      <w:proofErr w:type="spellStart"/>
+      <w:r>
+        <w:rPr>
+          <w:rFonts w:ascii="Georgia" w:eastAsia="Times New Roman" w:hAnsi="Georgia" w:cs="Times New Roman"/>
+          <w:kern w:val="0"/>
+          <w:lang w:val="en-US" w:eastAsia="es-CO"/>
+          <w14:ligatures w14:val="none"/>
+        </w:rPr>
+        <w:t>f.application_count</w:t>
+      </w:r>
+      <w:proofErr w:type="spellEnd"/>
+      <w:r>
+        <w:rPr>
+          <w:rFonts w:ascii="Georgia" w:eastAsia="Times New Roman" w:hAnsi="Georgia" w:cs="Times New Roman"/>
+          <w:kern w:val="0"/>
+          <w:lang w:val="en-US" w:eastAsia="es-CO"/>
+          <w14:ligatures w14:val="none"/>
+        </w:rPr>
+        <w:t xml:space="preserve">) * 100, 2) AS </w:t>
+      </w:r>
+      <w:proofErr w:type="spellStart"/>
+      <w:r>
+        <w:rPr>
+          <w:rFonts w:ascii="Georgia" w:eastAsia="Times New Roman" w:hAnsi="Georgia" w:cs="Times New Roman"/>
+          <w:kern w:val="0"/>
+          <w:lang w:val="en-US" w:eastAsia="es-CO"/>
+          <w14:ligatures w14:val="none"/>
+        </w:rPr>
+        <w:t>hiring_rate_pct</w:t>
+      </w:r>
+      <w:proofErr w:type="spellEnd"/>
+    </w:p>
+    <w:p>
+      <w:pPr>
+        <w:spacing w:before="100" w:beforeAutospacing="1" w:after="100" w:afterAutospacing="1" w:line="360" w:lineRule="auto"/>
+        <w:rPr>
+          <w:rFonts w:ascii="Georgia" w:eastAsia="Times New Roman" w:hAnsi="Georgia" w:cs="Times New Roman"/>
+          <w:kern w:val="0"/>
+          <w:lang w:val="en-US" w:eastAsia="es-CO"/>
+          <w14:ligatures w14:val="none"/>
+        </w:rPr>
+      </w:pPr>
+      <w:r>
+        <w:rPr>
+          <w:rFonts w:ascii="Georgia" w:eastAsia="Times New Roman" w:hAnsi="Georgia" w:cs="Times New Roman"/>
+          <w:kern w:val="0"/>
+          <w:lang w:val="en-US" w:eastAsia="es-CO"/>
+          <w14:ligatures w14:val="none"/>
+        </w:rPr>
+        <w:t xml:space="preserve">FROM </w:t>
+      </w:r>
+      <w:proofErr w:type="spellStart"/>
+      <w:r>
+        <w:rPr>
+          <w:rFonts w:ascii="Georgia" w:eastAsia="Times New Roman" w:hAnsi="Georgia" w:cs="Times New Roman"/>
+          <w:kern w:val="0"/>
+          <w:lang w:val="en-US" w:eastAsia="es-CO"/>
+          <w14:ligatures w14:val="none"/>
+        </w:rPr>
+        <w:t>fact_application</w:t>
+      </w:r>
+      <w:proofErr w:type="spellEnd"/>
+      <w:r>
+        <w:rPr>
+          <w:rFonts w:ascii="Georgia" w:eastAsia="Times New Roman" w:hAnsi="Georgia" w:cs="Times New Roman"/>
+          <w:kern w:val="0"/>
+          <w:lang w:val="en-US" w:eastAsia="es-CO"/>
+          <w14:ligatures w14:val="none"/>
+        </w:rPr>
+        <w:t xml:space="preserve"> f</w:t>
+      </w:r>
+    </w:p>
+    <w:p>
+      <w:pPr>
+        <w:spacing w:before="100" w:beforeAutospacing="1" w:after="100" w:afterAutospacing="1" w:line="360" w:lineRule="auto"/>
+        <w:rPr>
+          <w:rFonts w:ascii="Georgia" w:eastAsia="Times New Roman" w:hAnsi="Georgia" w:cs="Times New Roman"/>
+          <w:kern w:val="0"/>
+          <w:lang w:val="en-US" w:eastAsia="es-CO"/>
+          <w14:ligatures w14:val="none"/>
+        </w:rPr>
+      </w:pPr>
+      <w:r>
+        <w:rPr>
+          <w:rFonts w:ascii="Georgia" w:eastAsia="Times New Roman" w:hAnsi="Georgia" w:cs="Times New Roman"/>
+          <w:kern w:val="0"/>
+          <w:lang w:val="en-US" w:eastAsia="es-CO"/>
+          <w14:ligatures w14:val="none"/>
+        </w:rPr>
+        <w:t xml:space="preserve">JOIN </w:t>
+      </w:r>
+      <w:proofErr w:type="spellStart"/>
+      <w:r>
+        <w:rPr>
+          <w:rFonts w:ascii="Georgia" w:eastAsia="Times New Roman" w:hAnsi="Georgia" w:cs="Times New Roman"/>
+          <w:kern w:val="0"/>
+          <w:lang w:val="en-US" w:eastAsia="es-CO"/>
+          <w14:ligatures w14:val="none"/>
+        </w:rPr>
+        <w:t>dim_country</w:t>
+      </w:r>
+      <w:proofErr w:type="spellEnd"/>
+      <w:r>
+        <w:rPr>
+          <w:rFonts w:ascii="Georgia" w:eastAsia="Times New Roman" w:hAnsi="Georgia" w:cs="Times New Roman"/>
+          <w:kern w:val="0"/>
+          <w:lang w:val="en-US" w:eastAsia="es-CO"/>
+          <w14:ligatures w14:val="none"/>
+        </w:rPr>
+        <w:t xml:space="preserve"> c ON </w:t>
+      </w:r>
+      <w:proofErr w:type="spellStart"/>
+      <w:proofErr w:type="gramStart"/>
+      <w:r>
+        <w:rPr>
+          <w:rFonts w:ascii="Georgia" w:eastAsia="Times New Roman" w:hAnsi="Georgia" w:cs="Times New Roman"/>
+          <w:kern w:val="0"/>
+          <w:lang w:val="en-US" w:eastAsia="es-CO"/>
+          <w14:ligatures w14:val="none"/>
+        </w:rPr>
+        <w:t>f.country</w:t>
+      </w:r>
+      <w:proofErr w:type="gramEnd"/>
+      <w:r>
+        <w:rPr>
+          <w:rFonts w:ascii="Georgia" w:eastAsia="Times New Roman" w:hAnsi="Georgia" w:cs="Times New Roman"/>
+          <w:kern w:val="0"/>
+          <w:lang w:val="en-US" w:eastAsia="es-CO"/>
+          <w14:ligatures w14:val="none"/>
+        </w:rPr>
+        <w:t>_key</w:t>
+      </w:r>
+      <w:proofErr w:type="spellEnd"/>
+      <w:r>
+        <w:rPr>
+          <w:rFonts w:ascii="Georgia" w:eastAsia="Times New Roman" w:hAnsi="Georgia" w:cs="Times New Roman"/>
+          <w:kern w:val="0"/>
+          <w:lang w:val="en-US" w:eastAsia="es-CO"/>
+          <w14:ligatures w14:val="none"/>
+        </w:rPr>
+        <w:t xml:space="preserve"> = </w:t>
+      </w:r>
+      <w:proofErr w:type="spellStart"/>
+      <w:r>
+        <w:rPr>
+          <w:rFonts w:ascii="Georgia" w:eastAsia="Times New Roman" w:hAnsi="Georgia" w:cs="Times New Roman"/>
+          <w:kern w:val="0"/>
+          <w:lang w:val="en-US" w:eastAsia="es-CO"/>
+          <w14:ligatures w14:val="none"/>
+        </w:rPr>
+        <w:t>c.country_key</w:t>
+      </w:r>
+      <w:proofErr w:type="spellEnd"/>
+    </w:p>
+    <w:p>
+      <w:pPr>
+        <w:spacing w:before="100" w:beforeAutospacing="1" w:after="100" w:afterAutospacing="1" w:line="360" w:lineRule="auto"/>
+        <w:rPr>
+          <w:rFonts w:ascii="Georgia" w:eastAsia="Times New Roman" w:hAnsi="Georgia" w:cs="Times New Roman"/>
+          <w:kern w:val="0"/>
+          <w:lang w:val="en-US" w:eastAsia="es-CO"/>
+          <w14:ligatures w14:val="none"/>
+        </w:rPr>
+      </w:pPr>
+      <w:r>
+        <w:rPr>
+          <w:rFonts w:ascii="Georgia" w:eastAsia="Times New Roman" w:hAnsi="Georgia" w:cs="Times New Roman"/>
+          <w:kern w:val="0"/>
+          <w:lang w:val="en-US" w:eastAsia="es-CO"/>
+          <w14:ligatures w14:val="none"/>
+        </w:rPr>
+        <w:t xml:space="preserve">GROUP BY </w:t>
+      </w:r>
+      <w:proofErr w:type="spellStart"/>
+      <w:proofErr w:type="gramStart"/>
+      <w:r>
+        <w:rPr>
+          <w:rFonts w:ascii="Georgia" w:eastAsia="Times New Roman" w:hAnsi="Georgia" w:cs="Times New Roman"/>
+          <w:kern w:val="0"/>
+          <w:lang w:val="en-US" w:eastAsia="es-CO"/>
+          <w14:ligatures w14:val="none"/>
+        </w:rPr>
+        <w:t>c.country</w:t>
+      </w:r>
+      <w:proofErr w:type="gramEnd"/>
+      <w:r>
+        <w:rPr>
+          <w:rFonts w:ascii="Georgia" w:eastAsia="Times New Roman" w:hAnsi="Georgia" w:cs="Times New Roman"/>
+          <w:kern w:val="0"/>
+          <w:lang w:val="en-US" w:eastAsia="es-CO"/>
+          <w14:ligatures w14:val="none"/>
+        </w:rPr>
+        <w:t>_name</w:t>
+      </w:r>
+      <w:proofErr w:type="spellEnd"/>
+    </w:p>
+    <w:p>
+      <w:pPr>
+        <w:spacing w:before="100" w:beforeAutospacing="1" w:after="100" w:afterAutospacing="1" w:line="360" w:lineRule="auto"/>
+        <w:rPr>
+          <w:rFonts w:ascii="Georgia" w:eastAsia="Times New Roman" w:hAnsi="Georgia" w:cs="Times New Roman"/>
+          <w:kern w:val="0"/>
+          <w:lang w:val="en-US" w:eastAsia="es-CO"/>
+          <w14:ligatures w14:val="none"/>
+        </w:rPr>
+      </w:pPr>
+      <w:r>
+        <w:rPr>
+          <w:rFonts w:ascii="Georgia" w:eastAsia="Times New Roman" w:hAnsi="Georgia" w:cs="Times New Roman"/>
+          <w:kern w:val="0"/>
+          <w:lang w:val="en-US" w:eastAsia="es-CO"/>
+          <w14:ligatures w14:val="none"/>
+        </w:rPr>
+        <w:t xml:space="preserve">ORDER BY </w:t>
+      </w:r>
+      <w:proofErr w:type="spellStart"/>
+      <w:r>
+        <w:rPr>
+          <w:rFonts w:ascii="Georgia" w:eastAsia="Times New Roman" w:hAnsi="Georgia" w:cs="Times New Roman"/>
+          <w:kern w:val="0"/>
+          <w:lang w:val="en-US" w:eastAsia="es-CO"/>
+          <w14:ligatures w14:val="none"/>
+        </w:rPr>
+        <w:t>total_applications</w:t>
+      </w:r>
+      <w:proofErr w:type="spellEnd"/>
+      <w:r>
+        <w:rPr>
+          <w:rFonts w:ascii="Georgia" w:eastAsia="Times New Roman" w:hAnsi="Georgia" w:cs="Times New Roman"/>
+          <w:kern w:val="0"/>
+          <w:lang w:val="en-US" w:eastAsia="es-CO"/>
+          <w14:ligatures w14:val="none"/>
+        </w:rPr>
+        <w:t xml:space="preserve"> DESC</w:t>
+      </w:r>
+    </w:p>
+    <w:p>
+      <w:pPr>
+        <w:spacing w:before="100" w:beforeAutospacing="1" w:after="100" w:afterAutospacing="1" w:line="360" w:lineRule="auto"/>
+        <w:rPr>
+          <w:rFonts w:ascii="Georgia" w:eastAsia="Times New Roman" w:hAnsi="Georgia" w:cs="Times New Roman"/>
+          <w:kern w:val="0"/>
+          <w:lang w:eastAsia="es-CO"/>
+          <w14:ligatures w14:val="none"/>
+        </w:rPr>
+      </w:pPr>
+      <w:r>
+        <w:rPr>
+          <w:rFonts w:ascii="Georgia" w:eastAsia="Times New Roman" w:hAnsi="Georgia" w:cs="Times New Roman"/>
+          <w:kern w:val="0"/>
+          <w:lang w:eastAsia="es-CO"/>
+          <w14:ligatures w14:val="none"/>
+        </w:rPr>
+        <w:t>LIMIT 10;</w:t>
+      </w:r>
+    </w:p>
+    <w:p>
+      <w:pPr>
+        <w:spacing w:before="100" w:beforeAutospacing="1" w:after="100" w:afterAutospacing="1" w:line="360" w:lineRule="auto"/>
+        <w:rPr>
+          <w:rFonts w:ascii="Georgia" w:eastAsia="Times New Roman" w:hAnsi="Georgia" w:cs="Times New Roman"/>
+          <w:kern w:val="0"/>
+          <w:lang w:eastAsia="es-CO"/>
+          <w14:ligatures w14:val="none"/>
+        </w:rPr>
+      </w:pPr>
+      <w:proofErr w:type="spellStart"/>
+      <w:r>
+        <w:rPr>
+          <w:rFonts w:ascii="Georgia" w:eastAsia="Times New Roman" w:hAnsi="Georgia" w:cs="Times New Roman"/>
+          <w:b/>
+          <w:bCs/>
+          <w:kern w:val="0"/>
+          <w:lang w:eastAsia="es-CO"/>
+          <w14:ligatures w14:val="none"/>
+        </w:rPr>
+        <w:t>Result</w:t>
+      </w:r>
+      <w:proofErr w:type="spellEnd"/>
+      <w:r>
+        <w:rPr>
+          <w:rFonts w:ascii="Georgia" w:eastAsia="Times New Roman" w:hAnsi="Georgia" w:cs="Times New Roman"/>
+          <w:b/>
+          <w:bCs/>
+          <w:kern w:val="0"/>
+          <w:lang w:eastAsia="es-CO"/>
+          <w14:ligatures w14:val="none"/>
+        </w:rPr>
+        <w:t xml:space="preserve"> (top 5 </w:t>
+      </w:r>
+      <w:proofErr w:type="spellStart"/>
+      <w:r>
+        <w:rPr>
+          <w:rFonts w:ascii="Georgia" w:eastAsia="Times New Roman" w:hAnsi="Georgia" w:cs="Times New Roman"/>
+          <w:b/>
+          <w:bCs/>
+          <w:kern w:val="0"/>
+          <w:lang w:eastAsia="es-CO"/>
+          <w14:ligatures w14:val="none"/>
+        </w:rPr>
+        <w:t>of</w:t>
+      </w:r>
+      <w:proofErr w:type="spellEnd"/>
+      <w:r>
+        <w:rPr>
+          <w:rFonts w:ascii="Georgia" w:eastAsia="Times New Roman" w:hAnsi="Georgia" w:cs="Times New Roman"/>
+          <w:b/>
+          <w:bCs/>
+          <w:kern w:val="0"/>
+          <w:lang w:eastAsia="es-CO"/>
+          <w14:ligatures w14:val="none"/>
+        </w:rPr>
+        <w:t xml:space="preserve"> 10):</w:t>
+      </w:r>
+    </w:p>
+    <w:tbl>
+      <w:tblPr>
+        <w:tblW w:w="0" w:type="auto"/>
+        <w:tblCellSpacing w:w="15" w:type="dxa"/>
+        <w:tblCellMar>
+          <w:top w:w="15" w:type="dxa"/>
+          <w:left w:w="15" w:type="dxa"/>
+          <w:bottom w:w="15" w:type="dxa"/>
+          <w:right w:w="15" w:type="dxa"/>
+        </w:tblCellMar>
+        <w:tblLook w:val="04A0" w:firstRow="1" w:lastRow="0" w:firstColumn="1" w:lastColumn="0" w:noHBand="0" w:noVBand="1"/>
+      </w:tblPr>
+      <w:tblGrid>
+        <w:gridCol w:w="3021"/>
+        <w:gridCol w:w="2224"/>
+        <w:gridCol w:w="1399"/>
+        <w:gridCol w:w="1891"/>
+      </w:tblGrid>
+      <w:tr>
+        <w:trPr>
+          <w:tblHeader/>
+          <w:tblCellSpacing w:w="15" w:type="dxa"/>
+        </w:trPr>
+        <w:tc>
+          <w:tcPr>
+            <w:tcW w:w="0" w:type="auto"/>
+            <w:tcBorders>
+              <w:bottom w:val="single" w:sz="4" w:space="0" w:color="auto"/>
+            </w:tcBorders>
+            <w:vAlign w:val="center"/>
+            <w:hideMark/>
+          </w:tcPr>
+          <w:p>
+            <w:pPr>
+              <w:spacing w:before="100" w:beforeAutospacing="1" w:after="100" w:afterAutospacing="1" w:line="360" w:lineRule="auto"/>
+              <w:rPr>
+                <w:rFonts w:ascii="Georgia" w:eastAsia="Times New Roman" w:hAnsi="Georgia" w:cs="Times New Roman"/>
+                <w:b/>
+                <w:bCs/>
+                <w:kern w:val="0"/>
+                <w:lang w:eastAsia="es-CO"/>
+                <w14:ligatures w14:val="none"/>
+              </w:rPr>
+            </w:pPr>
+            <w:proofErr w:type="spellStart"/>
+            <w:r>
+              <w:rPr>
+                <w:rFonts w:ascii="Georgia" w:eastAsia="Times New Roman" w:hAnsi="Georgia" w:cs="Times New Roman"/>
+                <w:b/>
+                <w:bCs/>
+                <w:kern w:val="0"/>
+                <w:lang w:eastAsia="es-CO"/>
+                <w14:ligatures w14:val="none"/>
+              </w:rPr>
+              <w:t>country_name</w:t>
+            </w:r>
+            <w:proofErr w:type="spellEnd"/>
+          </w:p>
+        </w:tc>
+        <w:tc>
+          <w:tcPr>
+            <w:tcW w:w="2194" w:type="dxa"/>
+            <w:tcBorders>
+              <w:bottom w:val="single" w:sz="4" w:space="0" w:color="auto"/>
+            </w:tcBorders>
+            <w:vAlign w:val="center"/>
+            <w:hideMark/>
+          </w:tcPr>
+          <w:p>
+            <w:pPr>
+              <w:spacing w:before="100" w:beforeAutospacing="1" w:after="100" w:afterAutospacing="1" w:line="360" w:lineRule="auto"/>
+              <w:rPr>
+                <w:rFonts w:ascii="Georgia" w:eastAsia="Times New Roman" w:hAnsi="Georgia" w:cs="Times New Roman"/>
+                <w:b/>
+                <w:bCs/>
+                <w:kern w:val="0"/>
+                <w:lang w:eastAsia="es-CO"/>
+                <w14:ligatures w14:val="none"/>
+              </w:rPr>
+            </w:pPr>
+            <w:proofErr w:type="spellStart"/>
+            <w:r>
+              <w:rPr>
+                <w:rFonts w:ascii="Georgia" w:eastAsia="Times New Roman" w:hAnsi="Georgia" w:cs="Times New Roman"/>
+                <w:b/>
+                <w:bCs/>
+                <w:kern w:val="0"/>
+                <w:lang w:eastAsia="es-CO"/>
+                <w14:ligatures w14:val="none"/>
+              </w:rPr>
+              <w:t>total_applications</w:t>
+            </w:r>
+            <w:proofErr w:type="spellEnd"/>
+          </w:p>
+        </w:tc>
+        <w:tc>
+          <w:tcPr>
+            <w:tcW w:w="1369" w:type="dxa"/>
+            <w:tcBorders>
+              <w:bottom w:val="single" w:sz="4" w:space="0" w:color="auto"/>
+            </w:tcBorders>
+            <w:vAlign w:val="center"/>
+            <w:hideMark/>
+          </w:tcPr>
+          <w:p>
+            <w:pPr>
+              <w:spacing w:before="100" w:beforeAutospacing="1" w:after="100" w:afterAutospacing="1" w:line="360" w:lineRule="auto"/>
+              <w:rPr>
+                <w:rFonts w:ascii="Georgia" w:eastAsia="Times New Roman" w:hAnsi="Georgia" w:cs="Times New Roman"/>
+                <w:b/>
+                <w:bCs/>
+                <w:kern w:val="0"/>
+                <w:lang w:eastAsia="es-CO"/>
+                <w14:ligatures w14:val="none"/>
+              </w:rPr>
+            </w:pPr>
+            <w:proofErr w:type="spellStart"/>
+            <w:r>
+              <w:rPr>
+                <w:rFonts w:ascii="Georgia" w:eastAsia="Times New Roman" w:hAnsi="Georgia" w:cs="Times New Roman"/>
+                <w:b/>
+                <w:bCs/>
+                <w:kern w:val="0"/>
+                <w:lang w:eastAsia="es-CO"/>
+                <w14:ligatures w14:val="none"/>
+              </w:rPr>
+              <w:t>total_hired</w:t>
+            </w:r>
+            <w:proofErr w:type="spellEnd"/>
+          </w:p>
+        </w:tc>
+        <w:tc>
+          <w:tcPr>
+            <w:tcW w:w="1846" w:type="dxa"/>
+            <w:tcBorders>
+              <w:bottom w:val="single" w:sz="4" w:space="0" w:color="auto"/>
+            </w:tcBorders>
+            <w:vAlign w:val="center"/>
+            <w:hideMark/>
+          </w:tcPr>
+          <w:p>
+            <w:pPr>
+              <w:spacing w:before="100" w:beforeAutospacing="1" w:after="100" w:afterAutospacing="1" w:line="360" w:lineRule="auto"/>
+              <w:rPr>
+                <w:rFonts w:ascii="Georgia" w:eastAsia="Times New Roman" w:hAnsi="Georgia" w:cs="Times New Roman"/>
+                <w:b/>
+                <w:bCs/>
+                <w:kern w:val="0"/>
+                <w:lang w:eastAsia="es-CO"/>
+                <w14:ligatures w14:val="none"/>
+              </w:rPr>
+            </w:pPr>
+            <w:proofErr w:type="spellStart"/>
+            <w:r>
+              <w:rPr>
+                <w:rFonts w:ascii="Georgia" w:eastAsia="Times New Roman" w:hAnsi="Georgia" w:cs="Times New Roman"/>
+                <w:b/>
+                <w:bCs/>
+                <w:kern w:val="0"/>
+                <w:lang w:eastAsia="es-CO"/>
+                <w14:ligatures w14:val="none"/>
+              </w:rPr>
+              <w:t>hiring_rate_pct</w:t>
+            </w:r>
+            <w:proofErr w:type="spellEnd"/>
+          </w:p>
+        </w:tc>
+      </w:tr>
+      <w:tr>
+        <w:trPr>
+          <w:tblCellSpacing w:w="15" w:type="dxa"/>
+        </w:trPr>
+        <w:tc>
+          <w:tcPr>
+            <w:tcW w:w="0" w:type="auto"/>
+            <w:vAlign w:val="center"/>
+            <w:hideMark/>
+          </w:tcPr>
+          <w:p>
+            <w:pPr>
+              <w:spacing w:before="100" w:beforeAutospacing="1" w:after="100" w:afterAutospacing="1" w:line="360" w:lineRule="auto"/>
+              <w:rPr>
+                <w:rFonts w:ascii="Georgia" w:eastAsia="Times New Roman" w:hAnsi="Georgia" w:cs="Times New Roman"/>
+                <w:kern w:val="0"/>
+                <w:lang w:eastAsia="es-CO"/>
+                <w14:ligatures w14:val="none"/>
+              </w:rPr>
+            </w:pPr>
+            <w:r>
+              <w:rPr>
+                <w:rFonts w:ascii="Georgia" w:eastAsia="Times New Roman" w:hAnsi="Georgia" w:cs="Times New Roman"/>
+                <w:kern w:val="0"/>
+                <w:lang w:eastAsia="es-CO"/>
+                <w14:ligatures w14:val="none"/>
+              </w:rPr>
+              <w:t>Malawi</w:t>
+            </w:r>
+          </w:p>
+        </w:tc>
+        <w:tc>
+          <w:tcPr>
+            <w:tcW w:w="2194" w:type="dxa"/>
+            <w:vAlign w:val="center"/>
+            <w:hideMark/>
+          </w:tcPr>
+          <w:p>
+            <w:pPr>
+              <w:spacing w:before="100" w:beforeAutospacing="1" w:after="100" w:afterAutospacing="1" w:line="360" w:lineRule="auto"/>
+              <w:rPr>
+                <w:rFonts w:ascii="Georgia" w:eastAsia="Times New Roman" w:hAnsi="Georgia" w:cs="Times New Roman"/>
+                <w:kern w:val="0"/>
+                <w:lang w:eastAsia="es-CO"/>
+                <w14:ligatures w14:val="none"/>
+              </w:rPr>
+            </w:pPr>
+            <w:r>
+              <w:rPr>
+                <w:rFonts w:ascii="Georgia" w:eastAsia="Times New Roman" w:hAnsi="Georgia" w:cs="Times New Roman"/>
+                <w:kern w:val="0"/>
+                <w:lang w:eastAsia="es-CO"/>
+                <w14:ligatures w14:val="none"/>
+              </w:rPr>
+              <w:t>242</w:t>
+            </w:r>
+          </w:p>
+        </w:tc>
+        <w:tc>
+          <w:tcPr>
+            <w:tcW w:w="1369" w:type="dxa"/>
+            <w:vAlign w:val="center"/>
+            <w:hideMark/>
+          </w:tcPr>
+          <w:p>
+            <w:pPr>
+              <w:spacing w:before="100" w:beforeAutospacing="1" w:after="100" w:afterAutospacing="1" w:line="360" w:lineRule="auto"/>
+              <w:rPr>
+                <w:rFonts w:ascii="Georgia" w:eastAsia="Times New Roman" w:hAnsi="Georgia" w:cs="Times New Roman"/>
+                <w:kern w:val="0"/>
+                <w:lang w:eastAsia="es-CO"/>
+                <w14:ligatures w14:val="none"/>
+              </w:rPr>
+            </w:pPr>
+            <w:r>
+              <w:rPr>
+                <w:rFonts w:ascii="Georgia" w:eastAsia="Times New Roman" w:hAnsi="Georgia" w:cs="Times New Roman"/>
+                <w:kern w:val="0"/>
+                <w:lang w:eastAsia="es-CO"/>
+                <w14:ligatures w14:val="none"/>
+              </w:rPr>
+              <w:t>23</w:t>
+            </w:r>
+          </w:p>
+        </w:tc>
+        <w:tc>
+          <w:tcPr>
+            <w:tcW w:w="1846" w:type="dxa"/>
+            <w:vAlign w:val="center"/>
+            <w:hideMark/>
+          </w:tcPr>
+          <w:p>
+            <w:pPr>
+              <w:spacing w:before="100" w:beforeAutospacing="1" w:after="100" w:afterAutospacing="1" w:line="360" w:lineRule="auto"/>
+              <w:rPr>
+                <w:rFonts w:ascii="Georgia" w:eastAsia="Times New Roman" w:hAnsi="Georgia" w:cs="Times New Roman"/>
+                <w:kern w:val="0"/>
+                <w:lang w:eastAsia="es-CO"/>
+                <w14:ligatures w14:val="none"/>
+              </w:rPr>
+            </w:pPr>
+            <w:r>
+              <w:rPr>
+                <w:rFonts w:ascii="Georgia" w:eastAsia="Times New Roman" w:hAnsi="Georgia" w:cs="Times New Roman"/>
+                <w:kern w:val="0"/>
+                <w:lang w:eastAsia="es-CO"/>
+                <w14:ligatures w14:val="none"/>
+              </w:rPr>
+              <w:t>9.50%</w:t>
+            </w:r>
+          </w:p>
+        </w:tc>
+      </w:tr>
+      <w:tr>
+        <w:trPr>
+          <w:tblCellSpacing w:w="15" w:type="dxa"/>
+        </w:trPr>
+        <w:tc>
+          <w:tcPr>
+            <w:tcW w:w="0" w:type="auto"/>
+            <w:vAlign w:val="center"/>
+            <w:hideMark/>
+          </w:tcPr>
+          <w:p>
+            <w:pPr>
+              <w:spacing w:before="100" w:beforeAutospacing="1" w:after="100" w:afterAutospacing="1" w:line="360" w:lineRule="auto"/>
+              <w:rPr>
+                <w:rFonts w:ascii="Georgia" w:eastAsia="Times New Roman" w:hAnsi="Georgia" w:cs="Times New Roman"/>
+                <w:kern w:val="0"/>
+                <w:lang w:eastAsia="es-CO"/>
+                <w14:ligatures w14:val="none"/>
+              </w:rPr>
+            </w:pPr>
+            <w:proofErr w:type="spellStart"/>
+            <w:r>
+              <w:rPr>
+                <w:rFonts w:ascii="Georgia" w:eastAsia="Times New Roman" w:hAnsi="Georgia" w:cs="Times New Roman"/>
+                <w:kern w:val="0"/>
+                <w:lang w:eastAsia="es-CO"/>
+                <w14:ligatures w14:val="none"/>
+              </w:rPr>
+              <w:t>Spain</w:t>
+            </w:r>
+            <w:proofErr w:type="spellEnd"/>
+          </w:p>
+        </w:tc>
+        <w:tc>
+          <w:tcPr>
+            <w:tcW w:w="2194" w:type="dxa"/>
+            <w:vAlign w:val="center"/>
+            <w:hideMark/>
+          </w:tcPr>
+          <w:p>
+            <w:pPr>
+              <w:spacing w:before="100" w:beforeAutospacing="1" w:after="100" w:afterAutospacing="1" w:line="360" w:lineRule="auto"/>
+              <w:rPr>
+                <w:rFonts w:ascii="Georgia" w:eastAsia="Times New Roman" w:hAnsi="Georgia" w:cs="Times New Roman"/>
+                <w:kern w:val="0"/>
+                <w:lang w:eastAsia="es-CO"/>
+                <w14:ligatures w14:val="none"/>
+              </w:rPr>
+            </w:pPr>
+            <w:r>
+              <w:rPr>
+                <w:rFonts w:ascii="Georgia" w:eastAsia="Times New Roman" w:hAnsi="Georgia" w:cs="Times New Roman"/>
+                <w:kern w:val="0"/>
+                <w:lang w:eastAsia="es-CO"/>
+                <w14:ligatures w14:val="none"/>
+              </w:rPr>
+              <w:t>238</w:t>
+            </w:r>
+          </w:p>
+        </w:tc>
+        <w:tc>
+          <w:tcPr>
+            <w:tcW w:w="1369" w:type="dxa"/>
+            <w:vAlign w:val="center"/>
+            <w:hideMark/>
+          </w:tcPr>
+          <w:p>
+            <w:pPr>
+              <w:spacing w:before="100" w:beforeAutospacing="1" w:after="100" w:afterAutospacing="1" w:line="360" w:lineRule="auto"/>
+              <w:rPr>
+                <w:rFonts w:ascii="Georgia" w:eastAsia="Times New Roman" w:hAnsi="Georgia" w:cs="Times New Roman"/>
+                <w:kern w:val="0"/>
+                <w:lang w:eastAsia="es-CO"/>
+                <w14:ligatures w14:val="none"/>
+              </w:rPr>
+            </w:pPr>
+            <w:r>
+              <w:rPr>
+                <w:rFonts w:ascii="Georgia" w:eastAsia="Times New Roman" w:hAnsi="Georgia" w:cs="Times New Roman"/>
+                <w:kern w:val="0"/>
+                <w:lang w:eastAsia="es-CO"/>
+                <w14:ligatures w14:val="none"/>
+              </w:rPr>
+              <w:t>31</w:t>
+            </w:r>
+          </w:p>
+        </w:tc>
+        <w:tc>
+          <w:tcPr>
+            <w:tcW w:w="1846" w:type="dxa"/>
+            <w:vAlign w:val="center"/>
+            <w:hideMark/>
+          </w:tcPr>
+          <w:p>
+            <w:pPr>
+              <w:spacing w:before="100" w:beforeAutospacing="1" w:after="100" w:afterAutospacing="1" w:line="360" w:lineRule="auto"/>
+              <w:rPr>
+                <w:rFonts w:ascii="Georgia" w:eastAsia="Times New Roman" w:hAnsi="Georgia" w:cs="Times New Roman"/>
+                <w:kern w:val="0"/>
+                <w:lang w:eastAsia="es-CO"/>
+                <w14:ligatures w14:val="none"/>
+              </w:rPr>
+            </w:pPr>
+            <w:r>
+              <w:rPr>
+                <w:rFonts w:ascii="Georgia" w:eastAsia="Times New Roman" w:hAnsi="Georgia" w:cs="Times New Roman"/>
+                <w:kern w:val="0"/>
+                <w:lang w:eastAsia="es-CO"/>
+                <w14:ligatures w14:val="none"/>
+              </w:rPr>
+              <w:t>13.03%</w:t>
+            </w:r>
+          </w:p>
+        </w:tc>
+      </w:tr>
+      <w:tr>
+        <w:trPr>
+          <w:tblCellSpacing w:w="15" w:type="dxa"/>
+        </w:trPr>
+        <w:tc>
+          <w:tcPr>
+            <w:tcW w:w="0" w:type="auto"/>
+            <w:vAlign w:val="center"/>
+            <w:hideMark/>
+          </w:tcPr>
+          <w:p>
+            <w:pPr>
+              <w:spacing w:before="100" w:beforeAutospacing="1" w:after="100" w:afterAutospacing="1" w:line="360" w:lineRule="auto"/>
+              <w:rPr>
+                <w:rFonts w:ascii="Georgia" w:eastAsia="Times New Roman" w:hAnsi="Georgia" w:cs="Times New Roman"/>
+                <w:kern w:val="0"/>
+                <w:lang w:eastAsia="es-CO"/>
+                <w14:ligatures w14:val="none"/>
+              </w:rPr>
+            </w:pPr>
+            <w:r>
+              <w:rPr>
+                <w:rFonts w:ascii="Georgia" w:eastAsia="Times New Roman" w:hAnsi="Georgia" w:cs="Times New Roman"/>
+                <w:kern w:val="0"/>
+                <w:lang w:eastAsia="es-CO"/>
+                <w14:ligatures w14:val="none"/>
+              </w:rPr>
+              <w:t xml:space="preserve">Cook </w:t>
+            </w:r>
+            <w:proofErr w:type="spellStart"/>
+            <w:r>
+              <w:rPr>
+                <w:rFonts w:ascii="Georgia" w:eastAsia="Times New Roman" w:hAnsi="Georgia" w:cs="Times New Roman"/>
+                <w:kern w:val="0"/>
+                <w:lang w:eastAsia="es-CO"/>
+                <w14:ligatures w14:val="none"/>
+              </w:rPr>
+              <w:t>Islands</w:t>
+            </w:r>
+            <w:proofErr w:type="spellEnd"/>
+          </w:p>
+        </w:tc>
+        <w:tc>
+          <w:tcPr>
+            <w:tcW w:w="2194" w:type="dxa"/>
+            <w:vAlign w:val="center"/>
+            <w:hideMark/>
+          </w:tcPr>
+          <w:p>
+            <w:pPr>
+              <w:spacing w:before="100" w:beforeAutospacing="1" w:after="100" w:afterAutospacing="1" w:line="360" w:lineRule="auto"/>
+              <w:rPr>
+                <w:rFonts w:ascii="Georgia" w:eastAsia="Times New Roman" w:hAnsi="Georgia" w:cs="Times New Roman"/>
+                <w:kern w:val="0"/>
+                <w:lang w:eastAsia="es-CO"/>
+                <w14:ligatures w14:val="none"/>
+              </w:rPr>
+            </w:pPr>
+            <w:r>
+              <w:rPr>
+                <w:rFonts w:ascii="Georgia" w:eastAsia="Times New Roman" w:hAnsi="Georgia" w:cs="Times New Roman"/>
+                <w:kern w:val="0"/>
+                <w:lang w:eastAsia="es-CO"/>
+                <w14:ligatures w14:val="none"/>
+              </w:rPr>
+              <w:t>234</w:t>
+            </w:r>
+          </w:p>
+        </w:tc>
+        <w:tc>
+          <w:tcPr>
+            <w:tcW w:w="1369" w:type="dxa"/>
+            <w:vAlign w:val="center"/>
+            <w:hideMark/>
+          </w:tcPr>
+          <w:p>
+            <w:pPr>
+              <w:spacing w:before="100" w:beforeAutospacing="1" w:after="100" w:afterAutospacing="1" w:line="360" w:lineRule="auto"/>
+              <w:rPr>
+                <w:rFonts w:ascii="Georgia" w:eastAsia="Times New Roman" w:hAnsi="Georgia" w:cs="Times New Roman"/>
+                <w:kern w:val="0"/>
+                <w:lang w:eastAsia="es-CO"/>
+                <w14:ligatures w14:val="none"/>
+              </w:rPr>
+            </w:pPr>
+            <w:r>
+              <w:rPr>
+                <w:rFonts w:ascii="Georgia" w:eastAsia="Times New Roman" w:hAnsi="Georgia" w:cs="Times New Roman"/>
+                <w:kern w:val="0"/>
+                <w:lang w:eastAsia="es-CO"/>
+                <w14:ligatures w14:val="none"/>
+              </w:rPr>
+              <w:t>28</w:t>
+            </w:r>
+          </w:p>
+        </w:tc>
+        <w:tc>
+          <w:tcPr>
+            <w:tcW w:w="1846" w:type="dxa"/>
+            <w:vAlign w:val="center"/>
+            <w:hideMark/>
+          </w:tcPr>
+          <w:p>
+            <w:pPr>
+              <w:spacing w:before="100" w:beforeAutospacing="1" w:after="100" w:afterAutospacing="1" w:line="360" w:lineRule="auto"/>
+              <w:rPr>
+                <w:rFonts w:ascii="Georgia" w:eastAsia="Times New Roman" w:hAnsi="Georgia" w:cs="Times New Roman"/>
+                <w:kern w:val="0"/>
+                <w:lang w:eastAsia="es-CO"/>
+                <w14:ligatures w14:val="none"/>
+              </w:rPr>
+            </w:pPr>
+            <w:r>
+              <w:rPr>
+                <w:rFonts w:ascii="Georgia" w:eastAsia="Times New Roman" w:hAnsi="Georgia" w:cs="Times New Roman"/>
+                <w:kern w:val="0"/>
+                <w:lang w:eastAsia="es-CO"/>
+                <w14:ligatures w14:val="none"/>
+              </w:rPr>
+              <w:t>11.97%</w:t>
+            </w:r>
+          </w:p>
+        </w:tc>
+      </w:tr>
+      <w:tr>
+        <w:trPr>
+          <w:tblCellSpacing w:w="15" w:type="dxa"/>
+        </w:trPr>
+        <w:tc>
+          <w:tcPr>
+            <w:tcW w:w="0" w:type="auto"/>
+            <w:vAlign w:val="center"/>
+            <w:hideMark/>
+          </w:tcPr>
+          <w:p>
+            <w:pPr>
+              <w:spacing w:before="100" w:beforeAutospacing="1" w:after="100" w:afterAutospacing="1" w:line="360" w:lineRule="auto"/>
+              <w:rPr>
+                <w:rFonts w:ascii="Georgia" w:eastAsia="Times New Roman" w:hAnsi="Georgia" w:cs="Times New Roman"/>
+                <w:kern w:val="0"/>
+                <w:lang w:eastAsia="es-CO"/>
+                <w14:ligatures w14:val="none"/>
+              </w:rPr>
+            </w:pPr>
+            <w:r>
+              <w:rPr>
+                <w:rFonts w:ascii="Georgia" w:eastAsia="Times New Roman" w:hAnsi="Georgia" w:cs="Times New Roman"/>
+                <w:kern w:val="0"/>
+                <w:lang w:eastAsia="es-CO"/>
+                <w14:ligatures w14:val="none"/>
+              </w:rPr>
+              <w:t xml:space="preserve">Svalbard &amp; Jan Mayen </w:t>
+            </w:r>
+            <w:proofErr w:type="spellStart"/>
+            <w:r>
+              <w:rPr>
+                <w:rFonts w:ascii="Georgia" w:eastAsia="Times New Roman" w:hAnsi="Georgia" w:cs="Times New Roman"/>
+                <w:kern w:val="0"/>
+                <w:lang w:eastAsia="es-CO"/>
+                <w14:ligatures w14:val="none"/>
+              </w:rPr>
+              <w:t>Islands</w:t>
+            </w:r>
+            <w:proofErr w:type="spellEnd"/>
+          </w:p>
+        </w:tc>
+        <w:tc>
+          <w:tcPr>
+            <w:tcW w:w="2194" w:type="dxa"/>
+            <w:vAlign w:val="center"/>
+            <w:hideMark/>
+          </w:tcPr>
+          <w:p>
+            <w:pPr>
+              <w:spacing w:before="100" w:beforeAutospacing="1" w:after="100" w:afterAutospacing="1" w:line="360" w:lineRule="auto"/>
+              <w:rPr>
+                <w:rFonts w:ascii="Georgia" w:eastAsia="Times New Roman" w:hAnsi="Georgia" w:cs="Times New Roman"/>
+                <w:kern w:val="0"/>
+                <w:lang w:eastAsia="es-CO"/>
+                <w14:ligatures w14:val="none"/>
+              </w:rPr>
+            </w:pPr>
+            <w:r>
+              <w:rPr>
+                <w:rFonts w:ascii="Georgia" w:eastAsia="Times New Roman" w:hAnsi="Georgia" w:cs="Times New Roman"/>
+                <w:kern w:val="0"/>
+                <w:lang w:eastAsia="es-CO"/>
+                <w14:ligatures w14:val="none"/>
+              </w:rPr>
+              <w:t>234</w:t>
+            </w:r>
+          </w:p>
+        </w:tc>
+        <w:tc>
+          <w:tcPr>
+            <w:tcW w:w="1369" w:type="dxa"/>
+            <w:vAlign w:val="center"/>
+            <w:hideMark/>
+          </w:tcPr>
+          <w:p>
+            <w:pPr>
+              <w:spacing w:before="100" w:beforeAutospacing="1" w:after="100" w:afterAutospacing="1" w:line="360" w:lineRule="auto"/>
+              <w:rPr>
+                <w:rFonts w:ascii="Georgia" w:eastAsia="Times New Roman" w:hAnsi="Georgia" w:cs="Times New Roman"/>
+                <w:kern w:val="0"/>
+                <w:lang w:eastAsia="es-CO"/>
+                <w14:ligatures w14:val="none"/>
+              </w:rPr>
+            </w:pPr>
+            <w:r>
+              <w:rPr>
+                <w:rFonts w:ascii="Georgia" w:eastAsia="Times New Roman" w:hAnsi="Georgia" w:cs="Times New Roman"/>
+                <w:kern w:val="0"/>
+                <w:lang w:eastAsia="es-CO"/>
+                <w14:ligatures w14:val="none"/>
+              </w:rPr>
+              <w:t>26</w:t>
+            </w:r>
+          </w:p>
+        </w:tc>
+        <w:tc>
+          <w:tcPr>
+            <w:tcW w:w="1846" w:type="dxa"/>
+            <w:vAlign w:val="center"/>
+            <w:hideMark/>
+          </w:tcPr>
+          <w:p>
+            <w:pPr>
+              <w:spacing w:before="100" w:beforeAutospacing="1" w:after="100" w:afterAutospacing="1" w:line="360" w:lineRule="auto"/>
+              <w:rPr>
+                <w:rFonts w:ascii="Georgia" w:eastAsia="Times New Roman" w:hAnsi="Georgia" w:cs="Times New Roman"/>
+                <w:kern w:val="0"/>
+                <w:lang w:eastAsia="es-CO"/>
+                <w14:ligatures w14:val="none"/>
+              </w:rPr>
+            </w:pPr>
+            <w:r>
+              <w:rPr>
+                <w:rFonts w:ascii="Georgia" w:eastAsia="Times New Roman" w:hAnsi="Georgia" w:cs="Times New Roman"/>
+                <w:kern w:val="0"/>
+                <w:lang w:eastAsia="es-CO"/>
+                <w14:ligatures w14:val="none"/>
+              </w:rPr>
+              <w:t>11.11%</w:t>
+            </w:r>
+          </w:p>
+        </w:tc>
+      </w:tr>
+      <w:tr>
+        <w:trPr>
+          <w:tblCellSpacing w:w="15" w:type="dxa"/>
+        </w:trPr>
+        <w:tc>
+          <w:tcPr>
+            <w:tcW w:w="0" w:type="auto"/>
+            <w:vAlign w:val="center"/>
+            <w:hideMark/>
+          </w:tcPr>
+          <w:p>
+            <w:pPr>
+              <w:spacing w:before="100" w:beforeAutospacing="1" w:after="100" w:afterAutospacing="1" w:line="360" w:lineRule="auto"/>
+              <w:rPr>
+                <w:rFonts w:ascii="Georgia" w:eastAsia="Times New Roman" w:hAnsi="Georgia" w:cs="Times New Roman"/>
+                <w:kern w:val="0"/>
+                <w:lang w:eastAsia="es-CO"/>
+                <w14:ligatures w14:val="none"/>
+              </w:rPr>
+            </w:pPr>
+            <w:proofErr w:type="spellStart"/>
+            <w:r>
+              <w:rPr>
+                <w:rFonts w:ascii="Georgia" w:eastAsia="Times New Roman" w:hAnsi="Georgia" w:cs="Times New Roman"/>
+                <w:kern w:val="0"/>
+                <w:lang w:eastAsia="es-CO"/>
+                <w14:ligatures w14:val="none"/>
+              </w:rPr>
+              <w:t>Netherlands</w:t>
+            </w:r>
+            <w:proofErr w:type="spellEnd"/>
+            <w:r>
+              <w:rPr>
+                <w:rFonts w:ascii="Georgia" w:eastAsia="Times New Roman" w:hAnsi="Georgia" w:cs="Times New Roman"/>
+                <w:kern w:val="0"/>
+                <w:lang w:eastAsia="es-CO"/>
+                <w14:ligatures w14:val="none"/>
+              </w:rPr>
+              <w:t xml:space="preserve"> </w:t>
+            </w:r>
+            <w:proofErr w:type="spellStart"/>
+            <w:r>
+              <w:rPr>
+                <w:rFonts w:ascii="Georgia" w:eastAsia="Times New Roman" w:hAnsi="Georgia" w:cs="Times New Roman"/>
+                <w:kern w:val="0"/>
+                <w:lang w:eastAsia="es-CO"/>
+                <w14:ligatures w14:val="none"/>
+              </w:rPr>
+              <w:t>Antilles</w:t>
+            </w:r>
+            <w:proofErr w:type="spellEnd"/>
+          </w:p>
+        </w:tc>
+        <w:tc>
+          <w:tcPr>
+            <w:tcW w:w="2194" w:type="dxa"/>
+            <w:vAlign w:val="center"/>
+            <w:hideMark/>
+          </w:tcPr>
+          <w:p>
+            <w:pPr>
+              <w:spacing w:before="100" w:beforeAutospacing="1" w:after="100" w:afterAutospacing="1" w:line="360" w:lineRule="auto"/>
+              <w:rPr>
+                <w:rFonts w:ascii="Georgia" w:eastAsia="Times New Roman" w:hAnsi="Georgia" w:cs="Times New Roman"/>
+                <w:kern w:val="0"/>
+                <w:lang w:eastAsia="es-CO"/>
+                <w14:ligatures w14:val="none"/>
+              </w:rPr>
+            </w:pPr>
+            <w:r>
+              <w:rPr>
+                <w:rFonts w:ascii="Georgia" w:eastAsia="Times New Roman" w:hAnsi="Georgia" w:cs="Times New Roman"/>
+                <w:kern w:val="0"/>
+                <w:lang w:eastAsia="es-CO"/>
+                <w14:ligatures w14:val="none"/>
+              </w:rPr>
+              <w:t>234</w:t>
+            </w:r>
+          </w:p>
+        </w:tc>
+        <w:tc>
+          <w:tcPr>
+            <w:tcW w:w="1369" w:type="dxa"/>
+            <w:vAlign w:val="center"/>
+            <w:hideMark/>
+          </w:tcPr>
+          <w:p>
+            <w:pPr>
+              <w:spacing w:before="100" w:beforeAutospacing="1" w:after="100" w:afterAutospacing="1" w:line="360" w:lineRule="auto"/>
+              <w:rPr>
+                <w:rFonts w:ascii="Georgia" w:eastAsia="Times New Roman" w:hAnsi="Georgia" w:cs="Times New Roman"/>
+                <w:kern w:val="0"/>
+                <w:lang w:eastAsia="es-CO"/>
+                <w14:ligatures w14:val="none"/>
+              </w:rPr>
+            </w:pPr>
+            <w:r>
+              <w:rPr>
+                <w:rFonts w:ascii="Georgia" w:eastAsia="Times New Roman" w:hAnsi="Georgia" w:cs="Times New Roman"/>
+                <w:kern w:val="0"/>
+                <w:lang w:eastAsia="es-CO"/>
+                <w14:ligatures w14:val="none"/>
+              </w:rPr>
+              <w:t>29</w:t>
+            </w:r>
+          </w:p>
+        </w:tc>
+        <w:tc>
+          <w:tcPr>
+            <w:tcW w:w="1846" w:type="dxa"/>
+            <w:vAlign w:val="center"/>
+            <w:hideMark/>
+          </w:tcPr>
+          <w:p>
+            <w:pPr>
+              <w:spacing w:before="100" w:beforeAutospacing="1" w:after="100" w:afterAutospacing="1" w:line="360" w:lineRule="auto"/>
+              <w:rPr>
+                <w:rFonts w:ascii="Georgia" w:eastAsia="Times New Roman" w:hAnsi="Georgia" w:cs="Times New Roman"/>
+                <w:kern w:val="0"/>
+                <w:lang w:eastAsia="es-CO"/>
+                <w14:ligatures w14:val="none"/>
+              </w:rPr>
+            </w:pPr>
+            <w:r>
+              <w:rPr>
+                <w:rFonts w:ascii="Georgia" w:eastAsia="Times New Roman" w:hAnsi="Georgia" w:cs="Times New Roman"/>
+                <w:kern w:val="0"/>
+                <w:lang w:eastAsia="es-CO"/>
+                <w14:ligatures w14:val="none"/>
+              </w:rPr>
+              <w:t>12.39%</w:t>
+            </w:r>
+          </w:p>
+        </w:tc>
+      </w:tr>
+    </w:tbl>
+    <w:p>
+      <w:pPr>
+        <w:spacing w:before="100" w:beforeAutospacing="1" w:after="100" w:afterAutospacing="1" w:line="360" w:lineRule="auto"/>
+        <w:rPr>
+          <w:rFonts w:ascii="Georgia" w:eastAsia="Times New Roman" w:hAnsi="Georgia" w:cs="Times New Roman"/>
+          <w:kern w:val="0"/>
+          <w:lang w:val="en-US" w:eastAsia="es-CO"/>
+          <w14:ligatures w14:val="none"/>
+        </w:rPr>
+      </w:pPr>
+      <w:r>
+        <w:rPr>
+          <w:rFonts w:ascii="Georgia" w:eastAsia="Times New Roman" w:hAnsi="Georgia" w:cs="Times New Roman"/>
+          <w:b/>
+          <w:bCs/>
+          <w:kern w:val="0"/>
+          <w:lang w:val="en-US" w:eastAsia="es-CO"/>
+          <w14:ligatures w14:val="none"/>
+        </w:rPr>
+        <w:lastRenderedPageBreak/>
+        <w:t>Interpretation:</w:t>
+      </w:r>
+      <w:r>
+        <w:rPr>
+          <w:rFonts w:ascii="Georgia" w:eastAsia="Times New Roman" w:hAnsi="Georgia" w:cs="Times New Roman"/>
+          <w:kern w:val="0"/>
+          <w:lang w:val="en-US" w:eastAsia="es-CO"/>
+          <w14:ligatures w14:val="none"/>
+        </w:rPr>
+        <w:t xml:space="preserve"> Application volume is spread </w:t>
+      </w:r>
+      <w:proofErr w:type="gramStart"/>
+      <w:r>
+        <w:rPr>
+          <w:rFonts w:ascii="Georgia" w:eastAsia="Times New Roman" w:hAnsi="Georgia" w:cs="Times New Roman"/>
+          <w:kern w:val="0"/>
+          <w:lang w:val="en-US" w:eastAsia="es-CO"/>
+          <w14:ligatures w14:val="none"/>
+        </w:rPr>
+        <w:t>fairly evenly</w:t>
+      </w:r>
+      <w:proofErr w:type="gramEnd"/>
+      <w:r>
+        <w:rPr>
+          <w:rFonts w:ascii="Georgia" w:eastAsia="Times New Roman" w:hAnsi="Georgia" w:cs="Times New Roman"/>
+          <w:kern w:val="0"/>
+          <w:lang w:val="en-US" w:eastAsia="es-CO"/>
+          <w14:ligatures w14:val="none"/>
+        </w:rPr>
+        <w:t xml:space="preserve"> across the 244 countries (ranging from 164 to 242 applications each), consistent with a near-uniformly distributed synthetic dataset. Despite this even volume, hiring rates vary meaningfully by country — from 9.5% in Malawi to over 13% in Spain — which could support a deeper investigation into country-specific recruitment strategies.</w:t>
+      </w:r>
+    </w:p>
+    <w:p>
+      <w:pPr>
+        <w:spacing w:before="100" w:beforeAutospacing="1" w:after="100" w:afterAutospacing="1" w:line="360" w:lineRule="auto"/>
+        <w:rPr>
+          <w:rFonts w:ascii="Georgia" w:eastAsia="Times New Roman" w:hAnsi="Georgia" w:cs="Times New Roman"/>
+          <w:b/>
+          <w:bCs/>
+          <w:kern w:val="0"/>
+          <w:lang w:val="en-US" w:eastAsia="es-CO"/>
+          <w14:ligatures w14:val="none"/>
+        </w:rPr>
+      </w:pPr>
+      <w:r>
+        <w:rPr>
+          <w:rFonts w:ascii="Georgia" w:eastAsia="Times New Roman" w:hAnsi="Georgia" w:cs="Times New Roman"/>
+          <w:b/>
+          <w:bCs/>
+          <w:kern w:val="0"/>
+          <w:lang w:val="en-US" w:eastAsia="es-CO"/>
+          <w14:ligatures w14:val="none"/>
+        </w:rPr>
+        <w:t>R5 — Technical Assessment Effectiveness</w:t>
+      </w:r>
+    </w:p>
+    <w:p>
+      <w:pPr>
+        <w:spacing w:before="100" w:beforeAutospacing="1" w:after="100" w:afterAutospacing="1" w:line="360" w:lineRule="auto"/>
+        <w:rPr>
+          <w:rFonts w:ascii="Georgia" w:eastAsia="Times New Roman" w:hAnsi="Georgia" w:cs="Times New Roman"/>
+          <w:kern w:val="0"/>
+          <w:lang w:val="en-US" w:eastAsia="es-CO"/>
+          <w14:ligatures w14:val="none"/>
+        </w:rPr>
+      </w:pPr>
+      <w:r>
+        <w:rPr>
+          <w:rFonts w:ascii="Georgia" w:eastAsia="Times New Roman" w:hAnsi="Georgia" w:cs="Times New Roman"/>
+          <w:b/>
+          <w:bCs/>
+          <w:kern w:val="0"/>
+          <w:lang w:val="en-US" w:eastAsia="es-CO"/>
+          <w14:ligatures w14:val="none"/>
+        </w:rPr>
+        <w:t>Business Question:</w:t>
+      </w:r>
+      <w:r>
+        <w:rPr>
+          <w:rFonts w:ascii="Georgia" w:eastAsia="Times New Roman" w:hAnsi="Georgia" w:cs="Times New Roman"/>
+          <w:kern w:val="0"/>
+          <w:lang w:val="en-US" w:eastAsia="es-CO"/>
+          <w14:ligatures w14:val="none"/>
+        </w:rPr>
+        <w:t xml:space="preserve"> Which of the two technical assessments better discriminates between HIRED and NOT HIRED candidates?</w:t>
+      </w:r>
+    </w:p>
+    <w:p>
+      <w:pPr>
+        <w:spacing w:before="100" w:beforeAutospacing="1" w:after="100" w:afterAutospacing="1" w:line="360" w:lineRule="auto"/>
+        <w:rPr>
+          <w:rFonts w:ascii="Georgia" w:eastAsia="Times New Roman" w:hAnsi="Georgia" w:cs="Times New Roman"/>
+          <w:kern w:val="0"/>
+          <w:lang w:val="en-US" w:eastAsia="es-CO"/>
+          <w14:ligatures w14:val="none"/>
+        </w:rPr>
+      </w:pPr>
+      <w:r>
+        <w:rPr>
+          <w:rFonts w:ascii="Georgia" w:eastAsia="Times New Roman" w:hAnsi="Georgia" w:cs="Times New Roman"/>
+          <w:b/>
+          <w:bCs/>
+          <w:kern w:val="0"/>
+          <w:lang w:val="en-US" w:eastAsia="es-CO"/>
+          <w14:ligatures w14:val="none"/>
+        </w:rPr>
+        <w:t>SQL Query:</w:t>
+      </w:r>
+    </w:p>
+    <w:p>
+      <w:pPr>
+        <w:spacing w:before="100" w:beforeAutospacing="1" w:after="100" w:afterAutospacing="1" w:line="360" w:lineRule="auto"/>
+        <w:rPr>
+          <w:rFonts w:ascii="Georgia" w:eastAsia="Times New Roman" w:hAnsi="Georgia" w:cs="Times New Roman"/>
+          <w:kern w:val="0"/>
+          <w:lang w:val="en-US" w:eastAsia="es-CO"/>
+          <w14:ligatures w14:val="none"/>
+        </w:rPr>
+      </w:pPr>
+      <w:proofErr w:type="spellStart"/>
+      <w:r>
+        <w:rPr>
+          <w:rFonts w:ascii="Georgia" w:eastAsia="Times New Roman" w:hAnsi="Georgia" w:cs="Times New Roman"/>
+          <w:kern w:val="0"/>
+          <w:lang w:val="en-US" w:eastAsia="es-CO"/>
+          <w14:ligatures w14:val="none"/>
+        </w:rPr>
+        <w:t>sql</w:t>
+      </w:r>
+      <w:proofErr w:type="spellEnd"/>
+    </w:p>
+    <w:p>
+      <w:pPr>
+        <w:spacing w:before="100" w:beforeAutospacing="1" w:after="100" w:afterAutospacing="1" w:line="360" w:lineRule="auto"/>
+        <w:rPr>
+          <w:rFonts w:ascii="Georgia" w:eastAsia="Times New Roman" w:hAnsi="Georgia" w:cs="Times New Roman"/>
+          <w:kern w:val="0"/>
+          <w:lang w:val="en-US" w:eastAsia="es-CO"/>
+          <w14:ligatures w14:val="none"/>
+        </w:rPr>
+      </w:pPr>
+      <w:r>
+        <w:rPr>
+          <w:rFonts w:ascii="Georgia" w:eastAsia="Times New Roman" w:hAnsi="Georgia" w:cs="Times New Roman"/>
+          <w:kern w:val="0"/>
+          <w:lang w:val="en-US" w:eastAsia="es-CO"/>
+          <w14:ligatures w14:val="none"/>
+        </w:rPr>
+        <w:t>SELECT</w:t>
+      </w:r>
+    </w:p>
+    <w:p>
+      <w:pPr>
+        <w:spacing w:before="100" w:beforeAutospacing="1" w:after="100" w:afterAutospacing="1" w:line="360" w:lineRule="auto"/>
+        <w:rPr>
+          <w:rFonts w:ascii="Georgia" w:eastAsia="Times New Roman" w:hAnsi="Georgia" w:cs="Times New Roman"/>
+          <w:kern w:val="0"/>
+          <w:lang w:val="en-US" w:eastAsia="es-CO"/>
+          <w14:ligatures w14:val="none"/>
+        </w:rPr>
+      </w:pPr>
+      <w:r>
+        <w:rPr>
+          <w:rFonts w:ascii="Georgia" w:eastAsia="Times New Roman" w:hAnsi="Georgia" w:cs="Times New Roman"/>
+          <w:kern w:val="0"/>
+          <w:lang w:val="en-US" w:eastAsia="es-CO"/>
+          <w14:ligatures w14:val="none"/>
+        </w:rPr>
+        <w:t xml:space="preserve">    </w:t>
+      </w:r>
+      <w:proofErr w:type="spellStart"/>
+      <w:r>
+        <w:rPr>
+          <w:rFonts w:ascii="Georgia" w:eastAsia="Times New Roman" w:hAnsi="Georgia" w:cs="Times New Roman"/>
+          <w:kern w:val="0"/>
+          <w:lang w:val="en-US" w:eastAsia="es-CO"/>
+          <w14:ligatures w14:val="none"/>
+        </w:rPr>
+        <w:t>hired_flag</w:t>
+      </w:r>
+      <w:proofErr w:type="spellEnd"/>
+      <w:r>
+        <w:rPr>
+          <w:rFonts w:ascii="Georgia" w:eastAsia="Times New Roman" w:hAnsi="Georgia" w:cs="Times New Roman"/>
+          <w:kern w:val="0"/>
+          <w:lang w:val="en-US" w:eastAsia="es-CO"/>
+          <w14:ligatures w14:val="none"/>
+        </w:rPr>
+        <w:t>,</w:t>
+      </w:r>
+    </w:p>
+    <w:p>
+      <w:pPr>
+        <w:spacing w:before="100" w:beforeAutospacing="1" w:after="100" w:afterAutospacing="1" w:line="360" w:lineRule="auto"/>
+        <w:rPr>
+          <w:rFonts w:ascii="Georgia" w:eastAsia="Times New Roman" w:hAnsi="Georgia" w:cs="Times New Roman"/>
+          <w:kern w:val="0"/>
+          <w:lang w:val="en-US" w:eastAsia="es-CO"/>
+          <w14:ligatures w14:val="none"/>
+        </w:rPr>
+      </w:pPr>
+      <w:r>
+        <w:rPr>
+          <w:rFonts w:ascii="Georgia" w:eastAsia="Times New Roman" w:hAnsi="Georgia" w:cs="Times New Roman"/>
+          <w:kern w:val="0"/>
+          <w:lang w:val="en-US" w:eastAsia="es-CO"/>
+          <w14:ligatures w14:val="none"/>
+        </w:rPr>
+        <w:t xml:space="preserve">    ROUND(</w:t>
+      </w:r>
+      <w:proofErr w:type="gramStart"/>
+      <w:r>
+        <w:rPr>
+          <w:rFonts w:ascii="Georgia" w:eastAsia="Times New Roman" w:hAnsi="Georgia" w:cs="Times New Roman"/>
+          <w:kern w:val="0"/>
+          <w:lang w:val="en-US" w:eastAsia="es-CO"/>
+          <w14:ligatures w14:val="none"/>
+        </w:rPr>
+        <w:t>AVG(</w:t>
+      </w:r>
+      <w:proofErr w:type="spellStart"/>
+      <w:proofErr w:type="gramEnd"/>
+      <w:r>
+        <w:rPr>
+          <w:rFonts w:ascii="Georgia" w:eastAsia="Times New Roman" w:hAnsi="Georgia" w:cs="Times New Roman"/>
+          <w:kern w:val="0"/>
+          <w:lang w:val="en-US" w:eastAsia="es-CO"/>
+          <w14:ligatures w14:val="none"/>
+        </w:rPr>
+        <w:t>code_challenge_score</w:t>
+      </w:r>
+      <w:proofErr w:type="spellEnd"/>
+      <w:r>
+        <w:rPr>
+          <w:rFonts w:ascii="Georgia" w:eastAsia="Times New Roman" w:hAnsi="Georgia" w:cs="Times New Roman"/>
+          <w:kern w:val="0"/>
+          <w:lang w:val="en-US" w:eastAsia="es-CO"/>
+          <w14:ligatures w14:val="none"/>
+        </w:rPr>
+        <w:t xml:space="preserve">), 2)      AS </w:t>
+      </w:r>
+      <w:proofErr w:type="spellStart"/>
+      <w:r>
+        <w:rPr>
+          <w:rFonts w:ascii="Georgia" w:eastAsia="Times New Roman" w:hAnsi="Georgia" w:cs="Times New Roman"/>
+          <w:kern w:val="0"/>
+          <w:lang w:val="en-US" w:eastAsia="es-CO"/>
+          <w14:ligatures w14:val="none"/>
+        </w:rPr>
+        <w:t>avg_code_challenge_score</w:t>
+      </w:r>
+      <w:proofErr w:type="spellEnd"/>
+      <w:r>
+        <w:rPr>
+          <w:rFonts w:ascii="Georgia" w:eastAsia="Times New Roman" w:hAnsi="Georgia" w:cs="Times New Roman"/>
+          <w:kern w:val="0"/>
+          <w:lang w:val="en-US" w:eastAsia="es-CO"/>
+          <w14:ligatures w14:val="none"/>
+        </w:rPr>
+        <w:t>,</w:t>
+      </w:r>
+    </w:p>
+    <w:p>
+      <w:pPr>
+        <w:spacing w:before="100" w:beforeAutospacing="1" w:after="100" w:afterAutospacing="1" w:line="360" w:lineRule="auto"/>
+        <w:rPr>
+          <w:rFonts w:ascii="Georgia" w:eastAsia="Times New Roman" w:hAnsi="Georgia" w:cs="Times New Roman"/>
+          <w:kern w:val="0"/>
+          <w:lang w:val="en-US" w:eastAsia="es-CO"/>
+          <w14:ligatures w14:val="none"/>
+        </w:rPr>
+      </w:pPr>
+      <w:r>
+        <w:rPr>
+          <w:rFonts w:ascii="Georgia" w:eastAsia="Times New Roman" w:hAnsi="Georgia" w:cs="Times New Roman"/>
+          <w:kern w:val="0"/>
+          <w:lang w:val="en-US" w:eastAsia="es-CO"/>
+          <w14:ligatures w14:val="none"/>
+        </w:rPr>
+        <w:t xml:space="preserve">    ROUND(</w:t>
+      </w:r>
+      <w:proofErr w:type="gramStart"/>
+      <w:r>
+        <w:rPr>
+          <w:rFonts w:ascii="Georgia" w:eastAsia="Times New Roman" w:hAnsi="Georgia" w:cs="Times New Roman"/>
+          <w:kern w:val="0"/>
+          <w:lang w:val="en-US" w:eastAsia="es-CO"/>
+          <w14:ligatures w14:val="none"/>
+        </w:rPr>
+        <w:t>AVG(</w:t>
+      </w:r>
+      <w:proofErr w:type="spellStart"/>
+      <w:proofErr w:type="gramEnd"/>
+      <w:r>
+        <w:rPr>
+          <w:rFonts w:ascii="Georgia" w:eastAsia="Times New Roman" w:hAnsi="Georgia" w:cs="Times New Roman"/>
+          <w:kern w:val="0"/>
+          <w:lang w:val="en-US" w:eastAsia="es-CO"/>
+          <w14:ligatures w14:val="none"/>
+        </w:rPr>
+        <w:t>technical_interview_score</w:t>
+      </w:r>
+      <w:proofErr w:type="spellEnd"/>
+      <w:r>
+        <w:rPr>
+          <w:rFonts w:ascii="Georgia" w:eastAsia="Times New Roman" w:hAnsi="Georgia" w:cs="Times New Roman"/>
+          <w:kern w:val="0"/>
+          <w:lang w:val="en-US" w:eastAsia="es-CO"/>
+          <w14:ligatures w14:val="none"/>
+        </w:rPr>
+        <w:t xml:space="preserve">), 2) AS </w:t>
+      </w:r>
+      <w:proofErr w:type="spellStart"/>
+      <w:r>
+        <w:rPr>
+          <w:rFonts w:ascii="Georgia" w:eastAsia="Times New Roman" w:hAnsi="Georgia" w:cs="Times New Roman"/>
+          <w:kern w:val="0"/>
+          <w:lang w:val="en-US" w:eastAsia="es-CO"/>
+          <w14:ligatures w14:val="none"/>
+        </w:rPr>
+        <w:t>avg_technical_interview_score</w:t>
+      </w:r>
+      <w:proofErr w:type="spellEnd"/>
+      <w:r>
+        <w:rPr>
+          <w:rFonts w:ascii="Georgia" w:eastAsia="Times New Roman" w:hAnsi="Georgia" w:cs="Times New Roman"/>
+          <w:kern w:val="0"/>
+          <w:lang w:val="en-US" w:eastAsia="es-CO"/>
+          <w14:ligatures w14:val="none"/>
+        </w:rPr>
+        <w:t>,</w:t>
+      </w:r>
+    </w:p>
+    <w:p>
+      <w:pPr>
+        <w:spacing w:before="100" w:beforeAutospacing="1" w:after="100" w:afterAutospacing="1" w:line="360" w:lineRule="auto"/>
+        <w:rPr>
+          <w:rFonts w:ascii="Georgia" w:eastAsia="Times New Roman" w:hAnsi="Georgia" w:cs="Times New Roman"/>
+          <w:kern w:val="0"/>
+          <w:lang w:val="en-US" w:eastAsia="es-CO"/>
+          <w14:ligatures w14:val="none"/>
+        </w:rPr>
+      </w:pPr>
+      <w:r>
+        <w:rPr>
+          <w:rFonts w:ascii="Georgia" w:eastAsia="Times New Roman" w:hAnsi="Georgia" w:cs="Times New Roman"/>
+          <w:kern w:val="0"/>
+          <w:lang w:val="en-US" w:eastAsia="es-CO"/>
+          <w14:ligatures w14:val="none"/>
+        </w:rPr>
+        <w:t xml:space="preserve">    </w:t>
+      </w:r>
+      <w:proofErr w:type="gramStart"/>
+      <w:r>
+        <w:rPr>
+          <w:rFonts w:ascii="Georgia" w:eastAsia="Times New Roman" w:hAnsi="Georgia" w:cs="Times New Roman"/>
+          <w:kern w:val="0"/>
+          <w:lang w:val="en-US" w:eastAsia="es-CO"/>
+          <w14:ligatures w14:val="none"/>
+        </w:rPr>
+        <w:t>SUM(</w:t>
+      </w:r>
+      <w:proofErr w:type="spellStart"/>
+      <w:proofErr w:type="gramEnd"/>
+      <w:r>
+        <w:rPr>
+          <w:rFonts w:ascii="Georgia" w:eastAsia="Times New Roman" w:hAnsi="Georgia" w:cs="Times New Roman"/>
+          <w:kern w:val="0"/>
+          <w:lang w:val="en-US" w:eastAsia="es-CO"/>
+          <w14:ligatures w14:val="none"/>
+        </w:rPr>
+        <w:t>application_count</w:t>
+      </w:r>
+      <w:proofErr w:type="spellEnd"/>
+      <w:r>
+        <w:rPr>
+          <w:rFonts w:ascii="Georgia" w:eastAsia="Times New Roman" w:hAnsi="Georgia" w:cs="Times New Roman"/>
+          <w:kern w:val="0"/>
+          <w:lang w:val="en-US" w:eastAsia="es-CO"/>
+          <w14:ligatures w14:val="none"/>
+        </w:rPr>
+        <w:t xml:space="preserve">)                   AS </w:t>
+      </w:r>
+      <w:proofErr w:type="spellStart"/>
+      <w:r>
+        <w:rPr>
+          <w:rFonts w:ascii="Georgia" w:eastAsia="Times New Roman" w:hAnsi="Georgia" w:cs="Times New Roman"/>
+          <w:kern w:val="0"/>
+          <w:lang w:val="en-US" w:eastAsia="es-CO"/>
+          <w14:ligatures w14:val="none"/>
+        </w:rPr>
+        <w:t>total_applications</w:t>
+      </w:r>
+      <w:proofErr w:type="spellEnd"/>
+    </w:p>
+    <w:p>
+      <w:pPr>
+        <w:spacing w:before="100" w:beforeAutospacing="1" w:after="100" w:afterAutospacing="1" w:line="360" w:lineRule="auto"/>
+        <w:rPr>
+          <w:rFonts w:ascii="Georgia" w:eastAsia="Times New Roman" w:hAnsi="Georgia" w:cs="Times New Roman"/>
+          <w:kern w:val="0"/>
+          <w:lang w:val="en-US" w:eastAsia="es-CO"/>
+          <w14:ligatures w14:val="none"/>
+        </w:rPr>
+      </w:pPr>
+      <w:r>
+        <w:rPr>
+          <w:rFonts w:ascii="Georgia" w:eastAsia="Times New Roman" w:hAnsi="Georgia" w:cs="Times New Roman"/>
+          <w:kern w:val="0"/>
+          <w:lang w:val="en-US" w:eastAsia="es-CO"/>
+          <w14:ligatures w14:val="none"/>
+        </w:rPr>
+        <w:t xml:space="preserve">FROM </w:t>
+      </w:r>
+      <w:proofErr w:type="spellStart"/>
+      <w:r>
+        <w:rPr>
+          <w:rFonts w:ascii="Georgia" w:eastAsia="Times New Roman" w:hAnsi="Georgia" w:cs="Times New Roman"/>
+          <w:kern w:val="0"/>
+          <w:lang w:val="en-US" w:eastAsia="es-CO"/>
+          <w14:ligatures w14:val="none"/>
+        </w:rPr>
+        <w:t>fact_application</w:t>
+      </w:r>
+      <w:proofErr w:type="spellEnd"/>
+    </w:p>
+    <w:p>
+      <w:pPr>
+        <w:spacing w:before="100" w:beforeAutospacing="1" w:after="100" w:afterAutospacing="1" w:line="360" w:lineRule="auto"/>
+        <w:rPr>
+          <w:rFonts w:ascii="Georgia" w:eastAsia="Times New Roman" w:hAnsi="Georgia" w:cs="Times New Roman"/>
+          <w:kern w:val="0"/>
+          <w:lang w:val="en-US" w:eastAsia="es-CO"/>
+          <w14:ligatures w14:val="none"/>
+        </w:rPr>
+      </w:pPr>
+      <w:r>
+        <w:rPr>
+          <w:rFonts w:ascii="Georgia" w:eastAsia="Times New Roman" w:hAnsi="Georgia" w:cs="Times New Roman"/>
+          <w:kern w:val="0"/>
+          <w:lang w:val="en-US" w:eastAsia="es-CO"/>
+          <w14:ligatures w14:val="none"/>
+        </w:rPr>
+        <w:t xml:space="preserve">GROUP BY </w:t>
+      </w:r>
+      <w:proofErr w:type="spellStart"/>
+      <w:r>
+        <w:rPr>
+          <w:rFonts w:ascii="Georgia" w:eastAsia="Times New Roman" w:hAnsi="Georgia" w:cs="Times New Roman"/>
+          <w:kern w:val="0"/>
+          <w:lang w:val="en-US" w:eastAsia="es-CO"/>
+          <w14:ligatures w14:val="none"/>
+        </w:rPr>
+        <w:t>hired_</w:t>
+      </w:r>
+      <w:proofErr w:type="gramStart"/>
+      <w:r>
+        <w:rPr>
+          <w:rFonts w:ascii="Georgia" w:eastAsia="Times New Roman" w:hAnsi="Georgia" w:cs="Times New Roman"/>
+          <w:kern w:val="0"/>
+          <w:lang w:val="en-US" w:eastAsia="es-CO"/>
+          <w14:ligatures w14:val="none"/>
+        </w:rPr>
+        <w:t>flag</w:t>
+      </w:r>
+      <w:proofErr w:type="spellEnd"/>
+      <w:proofErr w:type="gramEnd"/>
+    </w:p>
+    <w:p>
+      <w:pPr>
+        <w:spacing w:before="100" w:beforeAutospacing="1" w:after="100" w:afterAutospacing="1" w:line="360" w:lineRule="auto"/>
+        <w:rPr>
+          <w:rFonts w:ascii="Georgia" w:eastAsia="Times New Roman" w:hAnsi="Georgia" w:cs="Times New Roman"/>
+          <w:kern w:val="0"/>
+          <w:lang w:val="en-US" w:eastAsia="es-CO"/>
+          <w14:ligatures w14:val="none"/>
+        </w:rPr>
+      </w:pPr>
+      <w:r>
+        <w:rPr>
+          <w:rFonts w:ascii="Georgia" w:eastAsia="Times New Roman" w:hAnsi="Georgia" w:cs="Times New Roman"/>
+          <w:kern w:val="0"/>
+          <w:lang w:val="en-US" w:eastAsia="es-CO"/>
+          <w14:ligatures w14:val="none"/>
+        </w:rPr>
+        <w:t xml:space="preserve">ORDER BY </w:t>
+      </w:r>
+      <w:proofErr w:type="spellStart"/>
+      <w:r>
+        <w:rPr>
+          <w:rFonts w:ascii="Georgia" w:eastAsia="Times New Roman" w:hAnsi="Georgia" w:cs="Times New Roman"/>
+          <w:kern w:val="0"/>
+          <w:lang w:val="en-US" w:eastAsia="es-CO"/>
+          <w14:ligatures w14:val="none"/>
+        </w:rPr>
+        <w:t>hired_</w:t>
+      </w:r>
+      <w:proofErr w:type="gramStart"/>
+      <w:r>
+        <w:rPr>
+          <w:rFonts w:ascii="Georgia" w:eastAsia="Times New Roman" w:hAnsi="Georgia" w:cs="Times New Roman"/>
+          <w:kern w:val="0"/>
+          <w:lang w:val="en-US" w:eastAsia="es-CO"/>
+          <w14:ligatures w14:val="none"/>
+        </w:rPr>
+        <w:t>flag</w:t>
+      </w:r>
+      <w:proofErr w:type="spellEnd"/>
+      <w:r>
+        <w:rPr>
+          <w:rFonts w:ascii="Georgia" w:eastAsia="Times New Roman" w:hAnsi="Georgia" w:cs="Times New Roman"/>
+          <w:kern w:val="0"/>
+          <w:lang w:val="en-US" w:eastAsia="es-CO"/>
+          <w14:ligatures w14:val="none"/>
+        </w:rPr>
+        <w:t>;</w:t>
+      </w:r>
+      <w:proofErr w:type="gramEnd"/>
+    </w:p>
+    <w:p>
+      <w:pPr>
+        <w:spacing w:before="100" w:beforeAutospacing="1" w:after="100" w:afterAutospacing="1" w:line="360" w:lineRule="auto"/>
+        <w:rPr>
+          <w:rFonts w:ascii="Georgia" w:eastAsia="Times New Roman" w:hAnsi="Georgia" w:cs="Times New Roman"/>
+          <w:kern w:val="0"/>
+          <w:lang w:val="en-US" w:eastAsia="es-CO"/>
+          <w14:ligatures w14:val="none"/>
+        </w:rPr>
+      </w:pPr>
+      <w:r>
+        <w:rPr>
+          <w:rFonts w:ascii="Georgia" w:eastAsia="Times New Roman" w:hAnsi="Georgia" w:cs="Times New Roman"/>
+          <w:b/>
+          <w:bCs/>
+          <w:kern w:val="0"/>
+          <w:lang w:val="en-US" w:eastAsia="es-CO"/>
+          <w14:ligatures w14:val="none"/>
+        </w:rPr>
+        <w:t>Result:</w:t>
+      </w:r>
+    </w:p>
+    <w:tbl>
+      <w:tblPr>
+        <w:tblW w:w="0" w:type="auto"/>
+        <w:tblCellSpacing w:w="15" w:type="dxa"/>
+        <w:tblCellMar>
+          <w:top w:w="15" w:type="dxa"/>
+          <w:left w:w="15" w:type="dxa"/>
+          <w:bottom w:w="15" w:type="dxa"/>
+          <w:right w:w="15" w:type="dxa"/>
+        </w:tblCellMar>
+        <w:tblLook w:val="04A0" w:firstRow="1" w:lastRow="0" w:firstColumn="1" w:lastColumn="0" w:noHBand="0" w:noVBand="1"/>
+      </w:tblPr>
+      <w:tblGrid>
+        <w:gridCol w:w="1105"/>
+        <w:gridCol w:w="2716"/>
+        <w:gridCol w:w="3150"/>
+        <w:gridCol w:w="1867"/>
+      </w:tblGrid>
+      <w:tr>
+        <w:trPr>
+          <w:tblHeader/>
+          <w:tblCellSpacing w:w="15" w:type="dxa"/>
+        </w:trPr>
+        <w:tc>
+          <w:tcPr>
+            <w:tcW w:w="0" w:type="auto"/>
+            <w:tcBorders>
+              <w:bottom w:val="single" w:sz="4" w:space="0" w:color="auto"/>
+            </w:tcBorders>
+            <w:vAlign w:val="center"/>
+            <w:hideMark/>
+          </w:tcPr>
+          <w:p>
+            <w:pPr>
+              <w:spacing w:before="100" w:beforeAutospacing="1" w:after="100" w:afterAutospacing="1" w:line="360" w:lineRule="auto"/>
+              <w:rPr>
+                <w:rFonts w:ascii="Georgia" w:eastAsia="Times New Roman" w:hAnsi="Georgia" w:cs="Times New Roman"/>
+                <w:b/>
+                <w:bCs/>
+                <w:kern w:val="0"/>
+                <w:lang w:eastAsia="es-CO"/>
+                <w14:ligatures w14:val="none"/>
+              </w:rPr>
+            </w:pPr>
+            <w:proofErr w:type="spellStart"/>
+            <w:r>
+              <w:rPr>
+                <w:rFonts w:ascii="Georgia" w:eastAsia="Times New Roman" w:hAnsi="Georgia" w:cs="Times New Roman"/>
+                <w:b/>
+                <w:bCs/>
+                <w:kern w:val="0"/>
+                <w:lang w:eastAsia="es-CO"/>
+                <w14:ligatures w14:val="none"/>
+              </w:rPr>
+              <w:t>hired_flag</w:t>
+            </w:r>
+            <w:proofErr w:type="spellEnd"/>
+          </w:p>
+        </w:tc>
+        <w:tc>
+          <w:tcPr>
+            <w:tcW w:w="0" w:type="auto"/>
+            <w:tcBorders>
+              <w:bottom w:val="single" w:sz="4" w:space="0" w:color="auto"/>
+            </w:tcBorders>
+            <w:vAlign w:val="center"/>
+            <w:hideMark/>
+          </w:tcPr>
+          <w:p>
+            <w:pPr>
+              <w:spacing w:before="100" w:beforeAutospacing="1" w:after="100" w:afterAutospacing="1" w:line="360" w:lineRule="auto"/>
+              <w:rPr>
+                <w:rFonts w:ascii="Georgia" w:eastAsia="Times New Roman" w:hAnsi="Georgia" w:cs="Times New Roman"/>
+                <w:b/>
+                <w:bCs/>
+                <w:kern w:val="0"/>
+                <w:lang w:eastAsia="es-CO"/>
+                <w14:ligatures w14:val="none"/>
+              </w:rPr>
+            </w:pPr>
+            <w:proofErr w:type="spellStart"/>
+            <w:r>
+              <w:rPr>
+                <w:rFonts w:ascii="Georgia" w:eastAsia="Times New Roman" w:hAnsi="Georgia" w:cs="Times New Roman"/>
+                <w:b/>
+                <w:bCs/>
+                <w:kern w:val="0"/>
+                <w:lang w:eastAsia="es-CO"/>
+                <w14:ligatures w14:val="none"/>
+              </w:rPr>
+              <w:t>avg_code_challenge_score</w:t>
+            </w:r>
+            <w:proofErr w:type="spellEnd"/>
+          </w:p>
+        </w:tc>
+        <w:tc>
+          <w:tcPr>
+            <w:tcW w:w="2953" w:type="dxa"/>
+            <w:tcBorders>
+              <w:bottom w:val="single" w:sz="4" w:space="0" w:color="auto"/>
+            </w:tcBorders>
+            <w:vAlign w:val="center"/>
+            <w:hideMark/>
+          </w:tcPr>
+          <w:p>
+            <w:pPr>
+              <w:spacing w:before="100" w:beforeAutospacing="1" w:after="100" w:afterAutospacing="1" w:line="360" w:lineRule="auto"/>
+              <w:rPr>
+                <w:rFonts w:ascii="Georgia" w:eastAsia="Times New Roman" w:hAnsi="Georgia" w:cs="Times New Roman"/>
+                <w:b/>
+                <w:bCs/>
+                <w:kern w:val="0"/>
+                <w:lang w:eastAsia="es-CO"/>
+                <w14:ligatures w14:val="none"/>
+              </w:rPr>
+            </w:pPr>
+            <w:proofErr w:type="spellStart"/>
+            <w:r>
+              <w:rPr>
+                <w:rFonts w:ascii="Georgia" w:eastAsia="Times New Roman" w:hAnsi="Georgia" w:cs="Times New Roman"/>
+                <w:b/>
+                <w:bCs/>
+                <w:kern w:val="0"/>
+                <w:lang w:eastAsia="es-CO"/>
+                <w14:ligatures w14:val="none"/>
+              </w:rPr>
+              <w:t>avg_technical_interview_score</w:t>
+            </w:r>
+            <w:proofErr w:type="spellEnd"/>
+          </w:p>
+        </w:tc>
+        <w:tc>
+          <w:tcPr>
+            <w:tcW w:w="1989" w:type="dxa"/>
+            <w:tcBorders>
+              <w:bottom w:val="single" w:sz="4" w:space="0" w:color="auto"/>
+            </w:tcBorders>
+            <w:vAlign w:val="center"/>
+            <w:hideMark/>
+          </w:tcPr>
+          <w:p>
+            <w:pPr>
+              <w:spacing w:before="100" w:beforeAutospacing="1" w:after="100" w:afterAutospacing="1" w:line="360" w:lineRule="auto"/>
+              <w:rPr>
+                <w:rFonts w:ascii="Georgia" w:eastAsia="Times New Roman" w:hAnsi="Georgia" w:cs="Times New Roman"/>
+                <w:b/>
+                <w:bCs/>
+                <w:kern w:val="0"/>
+                <w:lang w:eastAsia="es-CO"/>
+                <w14:ligatures w14:val="none"/>
+              </w:rPr>
+            </w:pPr>
+            <w:proofErr w:type="spellStart"/>
+            <w:r>
+              <w:rPr>
+                <w:rFonts w:ascii="Georgia" w:eastAsia="Times New Roman" w:hAnsi="Georgia" w:cs="Times New Roman"/>
+                <w:b/>
+                <w:bCs/>
+                <w:kern w:val="0"/>
+                <w:lang w:eastAsia="es-CO"/>
+                <w14:ligatures w14:val="none"/>
+              </w:rPr>
+              <w:t>total_applications</w:t>
+            </w:r>
+            <w:proofErr w:type="spellEnd"/>
+          </w:p>
+        </w:tc>
+      </w:tr>
+      <w:tr>
+        <w:trPr>
+          <w:tblCellSpacing w:w="15" w:type="dxa"/>
+        </w:trPr>
+        <w:tc>
+          <w:tcPr>
+            <w:tcW w:w="0" w:type="auto"/>
+            <w:vAlign w:val="center"/>
+            <w:hideMark/>
+          </w:tcPr>
+          <w:p>
+            <w:pPr>
+              <w:spacing w:before="100" w:beforeAutospacing="1" w:after="100" w:afterAutospacing="1" w:line="360" w:lineRule="auto"/>
+              <w:rPr>
+                <w:rFonts w:ascii="Georgia" w:eastAsia="Times New Roman" w:hAnsi="Georgia" w:cs="Times New Roman"/>
+                <w:kern w:val="0"/>
+                <w:lang w:eastAsia="es-CO"/>
+                <w14:ligatures w14:val="none"/>
+              </w:rPr>
+            </w:pPr>
+            <w:r>
+              <w:rPr>
+                <w:rFonts w:ascii="Georgia" w:eastAsia="Times New Roman" w:hAnsi="Georgia" w:cs="Times New Roman"/>
+                <w:kern w:val="0"/>
+                <w:lang w:eastAsia="es-CO"/>
+                <w14:ligatures w14:val="none"/>
+              </w:rPr>
+              <w:t>0</w:t>
+            </w:r>
+            <w:r>
+              <w:rPr>
+                <w:rFonts w:ascii="Georgia" w:eastAsia="Times New Roman" w:hAnsi="Georgia" w:cs="Times New Roman"/>
+                <w:kern w:val="0"/>
+                <w:lang w:eastAsia="es-CO"/>
+                <w14:ligatures w14:val="none"/>
+              </w:rPr>
+              <w:t xml:space="preserve"> (NOT HIRED)</w:t>
+            </w:r>
+          </w:p>
+        </w:tc>
+        <w:tc>
+          <w:tcPr>
+            <w:tcW w:w="0" w:type="auto"/>
+            <w:vAlign w:val="center"/>
+            <w:hideMark/>
+          </w:tcPr>
+          <w:p>
+            <w:pPr>
+              <w:spacing w:before="100" w:beforeAutospacing="1" w:after="100" w:afterAutospacing="1" w:line="360" w:lineRule="auto"/>
+              <w:rPr>
+                <w:rFonts w:ascii="Georgia" w:eastAsia="Times New Roman" w:hAnsi="Georgia" w:cs="Times New Roman"/>
+                <w:kern w:val="0"/>
+                <w:lang w:eastAsia="es-CO"/>
+                <w14:ligatures w14:val="none"/>
+              </w:rPr>
+            </w:pPr>
+            <w:r>
+              <w:rPr>
+                <w:rFonts w:ascii="Georgia" w:eastAsia="Times New Roman" w:hAnsi="Georgia" w:cs="Times New Roman"/>
+                <w:kern w:val="0"/>
+                <w:lang w:eastAsia="es-CO"/>
+                <w14:ligatures w14:val="none"/>
+              </w:rPr>
+              <w:t>4.45</w:t>
+            </w:r>
+          </w:p>
+        </w:tc>
+        <w:tc>
+          <w:tcPr>
+            <w:tcW w:w="2953" w:type="dxa"/>
+            <w:vAlign w:val="center"/>
+            <w:hideMark/>
+          </w:tcPr>
+          <w:p>
+            <w:pPr>
+              <w:spacing w:before="100" w:beforeAutospacing="1" w:after="100" w:afterAutospacing="1" w:line="360" w:lineRule="auto"/>
+              <w:rPr>
+                <w:rFonts w:ascii="Georgia" w:eastAsia="Times New Roman" w:hAnsi="Georgia" w:cs="Times New Roman"/>
+                <w:kern w:val="0"/>
+                <w:lang w:eastAsia="es-CO"/>
+                <w14:ligatures w14:val="none"/>
+              </w:rPr>
+            </w:pPr>
+            <w:r>
+              <w:rPr>
+                <w:rFonts w:ascii="Georgia" w:eastAsia="Times New Roman" w:hAnsi="Georgia" w:cs="Times New Roman"/>
+                <w:kern w:val="0"/>
+                <w:lang w:eastAsia="es-CO"/>
+                <w14:ligatures w14:val="none"/>
+              </w:rPr>
+              <w:t>4.47</w:t>
+            </w:r>
+          </w:p>
+        </w:tc>
+        <w:tc>
+          <w:tcPr>
+            <w:tcW w:w="1989" w:type="dxa"/>
+            <w:vAlign w:val="center"/>
+            <w:hideMark/>
+          </w:tcPr>
+          <w:p>
+            <w:pPr>
+              <w:spacing w:before="100" w:beforeAutospacing="1" w:after="100" w:afterAutospacing="1" w:line="360" w:lineRule="auto"/>
+              <w:rPr>
+                <w:rFonts w:ascii="Georgia" w:eastAsia="Times New Roman" w:hAnsi="Georgia" w:cs="Times New Roman"/>
+                <w:kern w:val="0"/>
+                <w:lang w:eastAsia="es-CO"/>
+                <w14:ligatures w14:val="none"/>
+              </w:rPr>
+            </w:pPr>
+            <w:r>
+              <w:rPr>
+                <w:rFonts w:ascii="Georgia" w:eastAsia="Times New Roman" w:hAnsi="Georgia" w:cs="Times New Roman"/>
+                <w:kern w:val="0"/>
+                <w:lang w:eastAsia="es-CO"/>
+                <w14:ligatures w14:val="none"/>
+              </w:rPr>
+              <w:t>43,302</w:t>
+            </w:r>
+          </w:p>
+        </w:tc>
+      </w:tr>
+      <w:tr>
+        <w:trPr>
+          <w:tblCellSpacing w:w="15" w:type="dxa"/>
+        </w:trPr>
+        <w:tc>
+          <w:tcPr>
+            <w:tcW w:w="0" w:type="auto"/>
+            <w:vAlign w:val="center"/>
+            <w:hideMark/>
+          </w:tcPr>
+          <w:p>
+            <w:pPr>
+              <w:spacing w:before="100" w:beforeAutospacing="1" w:after="100" w:afterAutospacing="1" w:line="360" w:lineRule="auto"/>
+              <w:rPr>
+                <w:rFonts w:ascii="Georgia" w:eastAsia="Times New Roman" w:hAnsi="Georgia" w:cs="Times New Roman"/>
+                <w:kern w:val="0"/>
+                <w:lang w:eastAsia="es-CO"/>
+                <w14:ligatures w14:val="none"/>
+              </w:rPr>
+            </w:pPr>
+            <w:r>
+              <w:rPr>
+                <w:rFonts w:ascii="Georgia" w:eastAsia="Times New Roman" w:hAnsi="Georgia" w:cs="Times New Roman"/>
+                <w:kern w:val="0"/>
+                <w:lang w:eastAsia="es-CO"/>
+                <w14:ligatures w14:val="none"/>
+              </w:rPr>
+              <w:lastRenderedPageBreak/>
+              <w:t>1 (HIRED)</w:t>
+            </w:r>
+          </w:p>
+        </w:tc>
+        <w:tc>
+          <w:tcPr>
+            <w:tcW w:w="0" w:type="auto"/>
+            <w:vAlign w:val="center"/>
+            <w:hideMark/>
+          </w:tcPr>
+          <w:p>
+            <w:pPr>
+              <w:spacing w:before="100" w:beforeAutospacing="1" w:after="100" w:afterAutospacing="1" w:line="360" w:lineRule="auto"/>
+              <w:rPr>
+                <w:rFonts w:ascii="Georgia" w:eastAsia="Times New Roman" w:hAnsi="Georgia" w:cs="Times New Roman"/>
+                <w:kern w:val="0"/>
+                <w:lang w:eastAsia="es-CO"/>
+                <w14:ligatures w14:val="none"/>
+              </w:rPr>
+            </w:pPr>
+            <w:r>
+              <w:rPr>
+                <w:rFonts w:ascii="Georgia" w:eastAsia="Times New Roman" w:hAnsi="Georgia" w:cs="Times New Roman"/>
+                <w:kern w:val="0"/>
+                <w:lang w:eastAsia="es-CO"/>
+                <w14:ligatures w14:val="none"/>
+              </w:rPr>
+              <w:t>8.50</w:t>
+            </w:r>
+          </w:p>
+        </w:tc>
+        <w:tc>
+          <w:tcPr>
+            <w:tcW w:w="2953" w:type="dxa"/>
+            <w:vAlign w:val="center"/>
+            <w:hideMark/>
+          </w:tcPr>
+          <w:p>
+            <w:pPr>
+              <w:spacing w:before="100" w:beforeAutospacing="1" w:after="100" w:afterAutospacing="1" w:line="360" w:lineRule="auto"/>
+              <w:rPr>
+                <w:rFonts w:ascii="Georgia" w:eastAsia="Times New Roman" w:hAnsi="Georgia" w:cs="Times New Roman"/>
+                <w:kern w:val="0"/>
+                <w:lang w:eastAsia="es-CO"/>
+                <w14:ligatures w14:val="none"/>
+              </w:rPr>
+            </w:pPr>
+            <w:r>
+              <w:rPr>
+                <w:rFonts w:ascii="Georgia" w:eastAsia="Times New Roman" w:hAnsi="Georgia" w:cs="Times New Roman"/>
+                <w:kern w:val="0"/>
+                <w:lang w:eastAsia="es-CO"/>
+                <w14:ligatures w14:val="none"/>
+              </w:rPr>
+              <w:t>8.48</w:t>
+            </w:r>
+          </w:p>
+        </w:tc>
+        <w:tc>
+          <w:tcPr>
+            <w:tcW w:w="1989" w:type="dxa"/>
+            <w:vAlign w:val="center"/>
+            <w:hideMark/>
+          </w:tcPr>
+          <w:p>
+            <w:pPr>
+              <w:spacing w:before="100" w:beforeAutospacing="1" w:after="100" w:afterAutospacing="1" w:line="360" w:lineRule="auto"/>
+              <w:rPr>
+                <w:rFonts w:ascii="Georgia" w:eastAsia="Times New Roman" w:hAnsi="Georgia" w:cs="Times New Roman"/>
+                <w:kern w:val="0"/>
+                <w:lang w:eastAsia="es-CO"/>
+                <w14:ligatures w14:val="none"/>
+              </w:rPr>
+            </w:pPr>
+            <w:r>
+              <w:rPr>
+                <w:rFonts w:ascii="Georgia" w:eastAsia="Times New Roman" w:hAnsi="Georgia" w:cs="Times New Roman"/>
+                <w:kern w:val="0"/>
+                <w:lang w:eastAsia="es-CO"/>
+                <w14:ligatures w14:val="none"/>
+              </w:rPr>
+              <w:t>6,698</w:t>
+            </w:r>
+          </w:p>
+        </w:tc>
+      </w:tr>
+    </w:tbl>
+    <w:p>
+      <w:pPr>
+        <w:spacing w:before="100" w:beforeAutospacing="1" w:after="100" w:afterAutospacing="1" w:line="360" w:lineRule="auto"/>
+        <w:rPr>
+          <w:rFonts w:ascii="Georgia" w:eastAsia="Times New Roman" w:hAnsi="Georgia" w:cs="Times New Roman"/>
+          <w:kern w:val="0"/>
+          <w:lang w:val="en-US" w:eastAsia="es-CO"/>
+          <w14:ligatures w14:val="none"/>
+        </w:rPr>
+      </w:pPr>
+      <w:r>
+        <w:rPr>
+          <w:rFonts w:ascii="Georgia" w:eastAsia="Times New Roman" w:hAnsi="Georgia" w:cs="Times New Roman"/>
+          <w:b/>
+          <w:bCs/>
+          <w:kern w:val="0"/>
+          <w:lang w:val="en-US" w:eastAsia="es-CO"/>
+          <w14:ligatures w14:val="none"/>
+        </w:rPr>
+        <w:t>Interpretation:</w:t>
+      </w:r>
+      <w:r>
+        <w:rPr>
+          <w:rFonts w:ascii="Georgia" w:eastAsia="Times New Roman" w:hAnsi="Georgia" w:cs="Times New Roman"/>
+          <w:kern w:val="0"/>
+          <w:lang w:val="en-US" w:eastAsia="es-CO"/>
+          <w14:ligatures w14:val="none"/>
+        </w:rPr>
+        <w:t xml:space="preserve"> Both assessments show an almost identical gap between HIRED and NOT HIRED candidates (a difference of roughly 4 points each), and the average scores between the two tests differ by only 0.02 points within each group. This indicates neither assessment discriminates meaningfully better than the other — both carry similar weight in determining the hiring outcome.</w:t>
+      </w:r>
+    </w:p>
+    <w:p>
+      <w:pPr>
+        <w:spacing w:before="100" w:beforeAutospacing="1" w:after="100" w:afterAutospacing="1" w:line="360" w:lineRule="auto"/>
+        <w:rPr>
+          <w:rFonts w:ascii="Georgia" w:eastAsia="Times New Roman" w:hAnsi="Georgia" w:cs="Times New Roman"/>
+          <w:kern w:val="0"/>
+          <w:lang w:val="en-US" w:eastAsia="es-CO"/>
+          <w14:ligatures w14:val="none"/>
+        </w:rPr>
+      </w:pPr>
+    </w:p>
+    <w:p>
+      <w:pPr>
+        <w:spacing w:line="360" w:lineRule="auto"/>
+        <w:rPr>
+          <w:rFonts w:ascii="Georgia" w:hAnsi="Georgia"/>
+          <w:b/>
+          <w:bCs/>
+          <w:lang w:val="en-US"/>
+        </w:rPr>
+      </w:pPr>
     </w:p>
     <w:p>
       <w:pPr>
@@ -7623,6 +16462,119 @@
     </w:lvl>
   </w:abstractNum>
   <w:abstractNum w:abstractNumId="1" w15:restartNumberingAfterBreak="0">
+    <w:nsid w:val="1CBD445F"/>
+    <w:multiLevelType w:val="multilevel"/>
+    <w:tmpl w:val="7B980CD2"/>
+    <w:lvl w:ilvl="0">
+      <w:start w:val="1"/>
+      <w:numFmt w:val="decimal"/>
+      <w:lvlText w:val="%1."/>
+      <w:lvlJc w:val="left"/>
+      <w:pPr>
+        <w:tabs>
+          <w:tab w:val="num" w:pos="720"/>
+        </w:tabs>
+        <w:ind w:left="720" w:hanging="360"/>
+      </w:pPr>
+    </w:lvl>
+    <w:lvl w:ilvl="1" w:tentative="1">
+      <w:start w:val="1"/>
+      <w:numFmt w:val="decimal"/>
+      <w:lvlText w:val="%2."/>
+      <w:lvlJc w:val="left"/>
+      <w:pPr>
+        <w:tabs>
+          <w:tab w:val="num" w:pos="1440"/>
+        </w:tabs>
+        <w:ind w:left="1440" w:hanging="360"/>
+      </w:pPr>
+    </w:lvl>
+    <w:lvl w:ilvl="2" w:tentative="1">
+      <w:start w:val="1"/>
+      <w:numFmt w:val="decimal"/>
+      <w:lvlText w:val="%3."/>
+      <w:lvlJc w:val="left"/>
+      <w:pPr>
+        <w:tabs>
+          <w:tab w:val="num" w:pos="2160"/>
+        </w:tabs>
+        <w:ind w:left="2160" w:hanging="360"/>
+      </w:pPr>
+    </w:lvl>
+    <w:lvl w:ilvl="3" w:tentative="1">
+      <w:start w:val="1"/>
+      <w:numFmt w:val="decimal"/>
+      <w:lvlText w:val="%4."/>
+      <w:lvlJc w:val="left"/>
+      <w:pPr>
+        <w:tabs>
+          <w:tab w:val="num" w:pos="2880"/>
+        </w:tabs>
+        <w:ind w:left="2880" w:hanging="360"/>
+      </w:pPr>
+    </w:lvl>
+    <w:lvl w:ilvl="4" w:tentative="1">
+      <w:start w:val="1"/>
+      <w:numFmt w:val="decimal"/>
+      <w:lvlText w:val="%5."/>
+      <w:lvlJc w:val="left"/>
+      <w:pPr>
+        <w:tabs>
+          <w:tab w:val="num" w:pos="3600"/>
+        </w:tabs>
+        <w:ind w:left="3600" w:hanging="360"/>
+      </w:pPr>
+    </w:lvl>
+    <w:lvl w:ilvl="5" w:tentative="1">
+      <w:start w:val="1"/>
+      <w:numFmt w:val="decimal"/>
+      <w:lvlText w:val="%6."/>
+      <w:lvlJc w:val="left"/>
+      <w:pPr>
+        <w:tabs>
+          <w:tab w:val="num" w:pos="4320"/>
+        </w:tabs>
+        <w:ind w:left="4320" w:hanging="360"/>
+      </w:pPr>
+    </w:lvl>
+    <w:lvl w:ilvl="6" w:tentative="1">
+      <w:start w:val="1"/>
+      <w:numFmt w:val="decimal"/>
+      <w:lvlText w:val="%7."/>
+      <w:lvlJc w:val="left"/>
+      <w:pPr>
+        <w:tabs>
+          <w:tab w:val="num" w:pos="5040"/>
+        </w:tabs>
+        <w:ind w:left="5040" w:hanging="360"/>
+      </w:pPr>
+    </w:lvl>
+    <w:lvl w:ilvl="7" w:tentative="1">
+      <w:start w:val="1"/>
+      <w:numFmt w:val="decimal"/>
+      <w:lvlText w:val="%8."/>
+      <w:lvlJc w:val="left"/>
+      <w:pPr>
+        <w:tabs>
+          <w:tab w:val="num" w:pos="5760"/>
+        </w:tabs>
+        <w:ind w:left="5760" w:hanging="360"/>
+      </w:pPr>
+    </w:lvl>
+    <w:lvl w:ilvl="8" w:tentative="1">
+      <w:start w:val="1"/>
+      <w:numFmt w:val="decimal"/>
+      <w:lvlText w:val="%9."/>
+      <w:lvlJc w:val="left"/>
+      <w:pPr>
+        <w:tabs>
+          <w:tab w:val="num" w:pos="6480"/>
+        </w:tabs>
+        <w:ind w:left="6480" w:hanging="360"/>
+      </w:pPr>
+    </w:lvl>
+  </w:abstractNum>
+  <w:abstractNum w:abstractNumId="2" w15:restartNumberingAfterBreak="0">
     <w:nsid w:val="1D7957DD"/>
     <w:multiLevelType w:val="multilevel"/>
     <w:tmpl w:val="11EA850A"/>
@@ -7771,7 +16723,7 @@
       </w:rPr>
     </w:lvl>
   </w:abstractNum>
-  <w:abstractNum w:abstractNumId="2" w15:restartNumberingAfterBreak="0">
+  <w:abstractNum w:abstractNumId="3" w15:restartNumberingAfterBreak="0">
     <w:nsid w:val="219F0F6D"/>
     <w:multiLevelType w:val="multilevel"/>
     <w:tmpl w:val="036A71AC"/>
@@ -7920,7 +16872,7 @@
       </w:rPr>
     </w:lvl>
   </w:abstractNum>
-  <w:abstractNum w:abstractNumId="3" w15:restartNumberingAfterBreak="0">
+  <w:abstractNum w:abstractNumId="4" w15:restartNumberingAfterBreak="0">
     <w:nsid w:val="27B877BA"/>
     <w:multiLevelType w:val="multilevel"/>
     <w:tmpl w:val="F4447DD4"/>
@@ -8069,7 +17021,7 @@
       </w:rPr>
     </w:lvl>
   </w:abstractNum>
-  <w:abstractNum w:abstractNumId="4" w15:restartNumberingAfterBreak="0">
+  <w:abstractNum w:abstractNumId="5" w15:restartNumberingAfterBreak="0">
     <w:nsid w:val="28C01651"/>
     <w:multiLevelType w:val="multilevel"/>
     <w:tmpl w:val="97E6E81A"/>
@@ -8218,7 +17170,120 @@
       </w:rPr>
     </w:lvl>
   </w:abstractNum>
-  <w:abstractNum w:abstractNumId="5" w15:restartNumberingAfterBreak="0">
+  <w:abstractNum w:abstractNumId="6" w15:restartNumberingAfterBreak="0">
+    <w:nsid w:val="296370CA"/>
+    <w:multiLevelType w:val="multilevel"/>
+    <w:tmpl w:val="96F0E3A8"/>
+    <w:lvl w:ilvl="0">
+      <w:start w:val="1"/>
+      <w:numFmt w:val="decimal"/>
+      <w:lvlText w:val="%1."/>
+      <w:lvlJc w:val="left"/>
+      <w:pPr>
+        <w:tabs>
+          <w:tab w:val="num" w:pos="720"/>
+        </w:tabs>
+        <w:ind w:left="720" w:hanging="360"/>
+      </w:pPr>
+    </w:lvl>
+    <w:lvl w:ilvl="1" w:tentative="1">
+      <w:start w:val="1"/>
+      <w:numFmt w:val="decimal"/>
+      <w:lvlText w:val="%2."/>
+      <w:lvlJc w:val="left"/>
+      <w:pPr>
+        <w:tabs>
+          <w:tab w:val="num" w:pos="1440"/>
+        </w:tabs>
+        <w:ind w:left="1440" w:hanging="360"/>
+      </w:pPr>
+    </w:lvl>
+    <w:lvl w:ilvl="2" w:tentative="1">
+      <w:start w:val="1"/>
+      <w:numFmt w:val="decimal"/>
+      <w:lvlText w:val="%3."/>
+      <w:lvlJc w:val="left"/>
+      <w:pPr>
+        <w:tabs>
+          <w:tab w:val="num" w:pos="2160"/>
+        </w:tabs>
+        <w:ind w:left="2160" w:hanging="360"/>
+      </w:pPr>
+    </w:lvl>
+    <w:lvl w:ilvl="3" w:tentative="1">
+      <w:start w:val="1"/>
+      <w:numFmt w:val="decimal"/>
+      <w:lvlText w:val="%4."/>
+      <w:lvlJc w:val="left"/>
+      <w:pPr>
+        <w:tabs>
+          <w:tab w:val="num" w:pos="2880"/>
+        </w:tabs>
+        <w:ind w:left="2880" w:hanging="360"/>
+      </w:pPr>
+    </w:lvl>
+    <w:lvl w:ilvl="4" w:tentative="1">
+      <w:start w:val="1"/>
+      <w:numFmt w:val="decimal"/>
+      <w:lvlText w:val="%5."/>
+      <w:lvlJc w:val="left"/>
+      <w:pPr>
+        <w:tabs>
+          <w:tab w:val="num" w:pos="3600"/>
+        </w:tabs>
+        <w:ind w:left="3600" w:hanging="360"/>
+      </w:pPr>
+    </w:lvl>
+    <w:lvl w:ilvl="5" w:tentative="1">
+      <w:start w:val="1"/>
+      <w:numFmt w:val="decimal"/>
+      <w:lvlText w:val="%6."/>
+      <w:lvlJc w:val="left"/>
+      <w:pPr>
+        <w:tabs>
+          <w:tab w:val="num" w:pos="4320"/>
+        </w:tabs>
+        <w:ind w:left="4320" w:hanging="360"/>
+      </w:pPr>
+    </w:lvl>
+    <w:lvl w:ilvl="6" w:tentative="1">
+      <w:start w:val="1"/>
+      <w:numFmt w:val="decimal"/>
+      <w:lvlText w:val="%7."/>
+      <w:lvlJc w:val="left"/>
+      <w:pPr>
+        <w:tabs>
+          <w:tab w:val="num" w:pos="5040"/>
+        </w:tabs>
+        <w:ind w:left="5040" w:hanging="360"/>
+      </w:pPr>
+    </w:lvl>
+    <w:lvl w:ilvl="7" w:tentative="1">
+      <w:start w:val="1"/>
+      <w:numFmt w:val="decimal"/>
+      <w:lvlText w:val="%8."/>
+      <w:lvlJc w:val="left"/>
+      <w:pPr>
+        <w:tabs>
+          <w:tab w:val="num" w:pos="5760"/>
+        </w:tabs>
+        <w:ind w:left="5760" w:hanging="360"/>
+      </w:pPr>
+    </w:lvl>
+    <w:lvl w:ilvl="8" w:tentative="1">
+      <w:start w:val="1"/>
+      <w:numFmt w:val="decimal"/>
+      <w:lvlText w:val="%9."/>
+      <w:lvlJc w:val="left"/>
+      <w:pPr>
+        <w:tabs>
+          <w:tab w:val="num" w:pos="6480"/>
+        </w:tabs>
+        <w:ind w:left="6480" w:hanging="360"/>
+      </w:pPr>
+    </w:lvl>
+  </w:abstractNum>
+  <w:abstractNum w:abstractNumId="7" w15:restartNumberingAfterBreak="0">
     <w:nsid w:val="31F3662A"/>
     <w:multiLevelType w:val="multilevel"/>
     <w:tmpl w:val="6632E388"/>
@@ -8367,7 +17432,7 @@
       </w:rPr>
     </w:lvl>
   </w:abstractNum>
-  <w:abstractNum w:abstractNumId="6" w15:restartNumberingAfterBreak="0">
+  <w:abstractNum w:abstractNumId="8" w15:restartNumberingAfterBreak="0">
     <w:nsid w:val="35B76AA2"/>
     <w:multiLevelType w:val="multilevel"/>
     <w:tmpl w:val="1E40EB46"/>
@@ -8516,7 +17581,7 @@
       </w:rPr>
     </w:lvl>
   </w:abstractNum>
-  <w:abstractNum w:abstractNumId="7" w15:restartNumberingAfterBreak="0">
+  <w:abstractNum w:abstractNumId="9" w15:restartNumberingAfterBreak="0">
     <w:nsid w:val="39CC1073"/>
     <w:multiLevelType w:val="multilevel"/>
     <w:tmpl w:val="97D094E4"/>
@@ -8665,7 +17730,7 @@
       </w:rPr>
     </w:lvl>
   </w:abstractNum>
-  <w:abstractNum w:abstractNumId="8" w15:restartNumberingAfterBreak="0">
+  <w:abstractNum w:abstractNumId="10" w15:restartNumberingAfterBreak="0">
     <w:nsid w:val="4D143CBE"/>
     <w:multiLevelType w:val="multilevel"/>
     <w:tmpl w:val="2CF2B7FE"/>
@@ -8814,7 +17879,7 @@
       </w:rPr>
     </w:lvl>
   </w:abstractNum>
-  <w:abstractNum w:abstractNumId="9" w15:restartNumberingAfterBreak="0">
+  <w:abstractNum w:abstractNumId="11" w15:restartNumberingAfterBreak="0">
     <w:nsid w:val="64671D16"/>
     <w:multiLevelType w:val="multilevel"/>
     <w:tmpl w:val="354896E6"/>
@@ -8963,7 +18028,7 @@
       </w:rPr>
     </w:lvl>
   </w:abstractNum>
-  <w:abstractNum w:abstractNumId="10" w15:restartNumberingAfterBreak="0">
+  <w:abstractNum w:abstractNumId="12" w15:restartNumberingAfterBreak="0">
     <w:nsid w:val="781A3DA4"/>
     <w:multiLevelType w:val="multilevel"/>
     <w:tmpl w:val="01102B66"/>
@@ -9076,7 +18141,7 @@
       </w:pPr>
     </w:lvl>
   </w:abstractNum>
-  <w:abstractNum w:abstractNumId="11" w15:restartNumberingAfterBreak="0">
+  <w:abstractNum w:abstractNumId="13" w15:restartNumberingAfterBreak="0">
     <w:nsid w:val="7B3855AD"/>
     <w:multiLevelType w:val="multilevel"/>
     <w:tmpl w:val="1D88412C"/>
@@ -9226,40 +18291,46 @@
     </w:lvl>
   </w:abstractNum>
   <w:num w:numId="1" w16cid:durableId="1592928995">
-    <w:abstractNumId w:val="11"/>
+    <w:abstractNumId w:val="13"/>
   </w:num>
   <w:num w:numId="2" w16cid:durableId="753479153">
     <w:abstractNumId w:val="0"/>
   </w:num>
   <w:num w:numId="3" w16cid:durableId="1340548582">
-    <w:abstractNumId w:val="6"/>
+    <w:abstractNumId w:val="8"/>
   </w:num>
   <w:num w:numId="4" w16cid:durableId="823660989">
+    <w:abstractNumId w:val="7"/>
+  </w:num>
+  <w:num w:numId="5" w16cid:durableId="1270039875">
+    <w:abstractNumId w:val="4"/>
+  </w:num>
+  <w:num w:numId="6" w16cid:durableId="65346343">
+    <w:abstractNumId w:val="10"/>
+  </w:num>
+  <w:num w:numId="7" w16cid:durableId="982343805">
+    <w:abstractNumId w:val="11"/>
+  </w:num>
+  <w:num w:numId="8" w16cid:durableId="948119427">
+    <w:abstractNumId w:val="12"/>
+  </w:num>
+  <w:num w:numId="9" w16cid:durableId="1831368915">
     <w:abstractNumId w:val="5"/>
   </w:num>
-  <w:num w:numId="5" w16cid:durableId="1270039875">
+  <w:num w:numId="10" w16cid:durableId="1182158656">
+    <w:abstractNumId w:val="9"/>
+  </w:num>
+  <w:num w:numId="11" w16cid:durableId="1005090824">
+    <w:abstractNumId w:val="2"/>
+  </w:num>
+  <w:num w:numId="12" w16cid:durableId="542327428">
     <w:abstractNumId w:val="3"/>
   </w:num>
-  <w:num w:numId="6" w16cid:durableId="65346343">
-    <w:abstractNumId w:val="8"/>
-  </w:num>
-  <w:num w:numId="7" w16cid:durableId="982343805">
-    <w:abstractNumId w:val="9"/>
-  </w:num>
-  <w:num w:numId="8" w16cid:durableId="948119427">
-    <w:abstractNumId w:val="10"/>
-  </w:num>
-  <w:num w:numId="9" w16cid:durableId="1831368915">
-    <w:abstractNumId w:val="4"/>
-  </w:num>
-  <w:num w:numId="10" w16cid:durableId="1182158656">
-    <w:abstractNumId w:val="7"/>
-  </w:num>
-  <w:num w:numId="11" w16cid:durableId="1005090824">
+  <w:num w:numId="13" w16cid:durableId="259147334">
     <w:abstractNumId w:val="1"/>
   </w:num>
-  <w:num w:numId="12" w16cid:durableId="542327428">
-    <w:abstractNumId w:val="2"/>
+  <w:num w:numId="14" w16cid:durableId="810174854">
+    <w:abstractNumId w:val="6"/>
   </w:num>
 </w:numbering>
 </file>
@@ -9854,6 +18925,19 @@
     <w:uiPriority w:val="99"/>
     <w:rsid w:val="000B189D"/>
   </w:style>
+  <w:style w:type="character" w:styleId="CdigoHTML">
+    <w:name w:val="HTML Code"/>
+    <w:basedOn w:val="Fuentedeprrafopredeter"/>
+    <w:uiPriority w:val="99"/>
+    <w:semiHidden/>
+    <w:unhideWhenUsed/>
+    <w:rsid w:val="00DB7672"/>
+    <w:rPr>
+      <w:rFonts w:ascii="Courier New" w:eastAsia="Times New Roman" w:hAnsi="Courier New" w:cs="Courier New"/>
+      <w:sz w:val="20"/>
+      <w:szCs w:val="20"/>
+    </w:rPr>
+  </w:style>
 </w:styles>
 </file>
 
